--- a/manuscript/supplement.docx
+++ b/manuscript/supplement.docx
@@ -9,6 +9,7 @@
       <w:r>
         <w:rPr>
           <w:rFonts w:ascii="Times New Roman" w:hAnsi="Times New Roman" w:cs="Times New Roman" w:eastAsia="Times New Roman"/>
+          <w:color w:val="000000"/>
           <w:sz w:val="36"/>
           <w:szCs w:val="36"/>
         </w:rPr>
@@ -19,6 +20,7 @@
       <w:r>
         <w:rPr>
           <w:rFonts w:ascii="Times New Roman" w:hAnsi="Times New Roman" w:cs="Times New Roman" w:eastAsia="Times New Roman"/>
+          <w:color w:val="000000"/>
           <w:sz w:val="24"/>
           <w:szCs w:val="24"/>
         </w:rPr>
@@ -32,6 +34,7 @@
       <w:r>
         <w:rPr>
           <w:rFonts w:ascii="Times New Roman" w:hAnsi="Times New Roman" w:cs="Times New Roman" w:eastAsia="Times New Roman"/>
+          <w:color w:val="000000"/>
           <w:sz w:val="24"/>
           <w:szCs w:val="24"/>
         </w:rPr>
@@ -42,6 +45,7 @@
       <w:r>
         <w:rPr>
           <w:rFonts w:ascii="Times New Roman" w:hAnsi="Times New Roman" w:cs="Times New Roman" w:eastAsia="Times New Roman"/>
+          <w:color w:val="000000"/>
           <w:sz w:val="24"/>
           <w:szCs w:val="24"/>
         </w:rPr>
@@ -55,6 +59,7 @@
       <w:r>
         <w:rPr>
           <w:rFonts w:ascii="Times New Roman" w:hAnsi="Times New Roman" w:cs="Times New Roman" w:eastAsia="Times New Roman"/>
+          <w:color w:val="000000"/>
           <w:sz w:val="24"/>
           <w:szCs w:val="24"/>
         </w:rPr>
@@ -65,6 +70,7 @@
       <w:r>
         <w:rPr>
           <w:rFonts w:ascii="Times New Roman" w:hAnsi="Times New Roman" w:cs="Times New Roman" w:eastAsia="Times New Roman"/>
+          <w:color w:val="000000"/>
           <w:sz w:val="24"/>
           <w:szCs w:val="24"/>
         </w:rPr>
@@ -77,6 +83,7 @@
           </m:rPr>
           <w:rPr>
             <w:rFonts w:ascii="Times New Roman" w:hAnsi="Times New Roman" w:cs="Times New Roman" w:eastAsia="Times New Roman"/>
+            <w:color w:val="000000"/>
             <w:sz w:val="24"/>
             <w:szCs w:val="24"/>
           </w:rPr>
@@ -88,6 +95,7 @@
           </m:rPr>
           <w:rPr>
             <w:rFonts w:ascii="Times New Roman" w:hAnsi="Times New Roman" w:cs="Times New Roman" w:eastAsia="Times New Roman"/>
+            <w:color w:val="000000"/>
             <w:sz w:val="24"/>
             <w:szCs w:val="24"/>
           </w:rPr>
@@ -97,6 +105,7 @@
       <w:r>
         <w:rPr>
           <w:rFonts w:ascii="Times New Roman" w:hAnsi="Times New Roman" w:cs="Times New Roman" w:eastAsia="Times New Roman"/>
+          <w:color w:val="000000"/>
           <w:sz w:val="24"/>
           <w:szCs w:val="24"/>
         </w:rPr>
@@ -107,6 +116,7 @@
       <w:r>
         <w:rPr>
           <w:rFonts w:ascii="Times New Roman" w:hAnsi="Times New Roman" w:cs="Times New Roman" w:eastAsia="Times New Roman"/>
+          <w:color w:val="000000"/>
           <w:sz w:val="24"/>
           <w:szCs w:val="24"/>
         </w:rPr>
@@ -150,6 +160,7 @@
           <w:rFonts w:ascii="Times New Roman" w:hAnsi="Times New Roman" w:cs="Times New Roman" w:eastAsia="Times New Roman"/>
           <w:b/>
           <w:sz w:val="20"/>
+          <w:color w:val="000000"/>
           <w:szCs w:val="20"/>
         </w:rPr>
         <w:t xml:space="preserve">Figure 6. </w:t>
@@ -158,6 +169,7 @@
         <w:rPr>
           <w:rFonts w:ascii="Times New Roman" w:hAnsi="Times New Roman" w:cs="Times New Roman" w:eastAsia="Times New Roman"/>
           <w:sz w:val="20"/>
+          <w:color w:val="000000"/>
           <w:szCs w:val="20"/>
         </w:rPr>
         <w:t>Delay cascade from a single injected 45-min consultation.</w:t>
@@ -170,6 +182,7 @@
       <w:r>
         <w:rPr>
           <w:rFonts w:ascii="Times New Roman" w:hAnsi="Times New Roman" w:cs="Times New Roman" w:eastAsia="Times New Roman"/>
+          <w:color w:val="000000"/>
           <w:sz w:val="24"/>
           <w:szCs w:val="24"/>
         </w:rPr>
@@ -180,6 +193,7 @@
       <w:r>
         <w:rPr>
           <w:rFonts w:ascii="Times New Roman" w:hAnsi="Times New Roman" w:cs="Times New Roman" w:eastAsia="Times New Roman"/>
+          <w:color w:val="000000"/>
           <w:sz w:val="24"/>
           <w:szCs w:val="24"/>
         </w:rPr>
@@ -192,6 +206,7 @@
           </m:rPr>
           <w:rPr>
             <w:rFonts w:ascii="Times New Roman" w:hAnsi="Times New Roman" w:cs="Times New Roman" w:eastAsia="Times New Roman"/>
+            <w:color w:val="000000"/>
             <w:sz w:val="24"/>
             <w:szCs w:val="24"/>
           </w:rPr>
@@ -201,6 +216,7 @@
       <w:r>
         <w:rPr>
           <w:rFonts w:ascii="Times New Roman" w:hAnsi="Times New Roman" w:cs="Times New Roman" w:eastAsia="Times New Roman"/>
+          <w:color w:val="000000"/>
           <w:sz w:val="24"/>
           <w:szCs w:val="24"/>
         </w:rPr>
@@ -215,6 +231,7 @@
               </m:rPr>
               <w:rPr>
                 <w:rFonts w:ascii="Times New Roman" w:hAnsi="Times New Roman" w:cs="Times New Roman" w:eastAsia="Times New Roman"/>
+                <w:color w:val="000000"/>
                 <w:sz w:val="24"/>
                 <w:szCs w:val="24"/>
               </w:rPr>
@@ -228,6 +245,7 @@
               </m:rPr>
               <w:rPr>
                 <w:rFonts w:ascii="Times New Roman" w:hAnsi="Times New Roman" w:cs="Times New Roman" w:eastAsia="Times New Roman"/>
+                <w:color w:val="000000"/>
                 <w:sz w:val="24"/>
                 <w:szCs w:val="24"/>
               </w:rPr>
@@ -239,6 +257,7 @@
       <w:r>
         <w:rPr>
           <w:rFonts w:ascii="Times New Roman" w:hAnsi="Times New Roman" w:cs="Times New Roman" w:eastAsia="Times New Roman"/>
+          <w:color w:val="000000"/>
           <w:sz w:val="24"/>
           <w:szCs w:val="24"/>
         </w:rPr>
@@ -249,6 +268,7 @@
       <w:r>
         <w:rPr>
           <w:rFonts w:ascii="Times New Roman" w:hAnsi="Times New Roman" w:cs="Times New Roman" w:eastAsia="Times New Roman"/>
+          <w:color w:val="000000"/>
           <w:sz w:val="24"/>
           <w:szCs w:val="24"/>
         </w:rPr>
@@ -292,6 +312,7 @@
           <w:rFonts w:ascii="Times New Roman" w:hAnsi="Times New Roman" w:cs="Times New Roman" w:eastAsia="Times New Roman"/>
           <w:b/>
           <w:sz w:val="20"/>
+          <w:color w:val="000000"/>
           <w:szCs w:val="20"/>
         </w:rPr>
         <w:t xml:space="preserve">Figure S1. </w:t>
@@ -300,6 +321,7 @@
         <w:rPr>
           <w:rFonts w:ascii="Times New Roman" w:hAnsi="Times New Roman" w:cs="Times New Roman" w:eastAsia="Times New Roman"/>
           <w:sz w:val="20"/>
+          <w:color w:val="000000"/>
           <w:szCs w:val="20"/>
         </w:rPr>
         <w:t xml:space="preserve">Moment-fitted gamma design regret vs historical sample size </w:t>
@@ -311,6 +333,7 @@
           </m:rPr>
           <w:rPr>
             <w:rFonts w:ascii="Times New Roman" w:hAnsi="Times New Roman" w:cs="Times New Roman" w:eastAsia="Times New Roman"/>
+            <w:color w:val="000000"/>
             <w:sz w:val="20"/>
             <w:szCs w:val="20"/>
           </w:rPr>
@@ -321,6 +344,7 @@
         <w:rPr>
           <w:rFonts w:ascii="Times New Roman" w:hAnsi="Times New Roman" w:cs="Times New Roman" w:eastAsia="Times New Roman"/>
           <w:sz w:val="20"/>
+          <w:color w:val="000000"/>
           <w:szCs w:val="20"/>
         </w:rPr>
         <w:t>.</w:t>
@@ -333,6 +357,7 @@
       <w:r>
         <w:rPr>
           <w:rFonts w:ascii="Times New Roman" w:hAnsi="Times New Roman" w:cs="Times New Roman" w:eastAsia="Times New Roman"/>
+          <w:color w:val="000000"/>
           <w:sz w:val="24"/>
           <w:szCs w:val="24"/>
         </w:rPr>
@@ -343,6 +368,7 @@
       <w:r>
         <w:rPr>
           <w:rFonts w:ascii="Times New Roman" w:hAnsi="Times New Roman" w:cs="Times New Roman" w:eastAsia="Times New Roman"/>
+          <w:color w:val="000000"/>
           <w:sz w:val="24"/>
           <w:szCs w:val="24"/>
         </w:rPr>
@@ -355,6 +381,7 @@
           </m:rPr>
           <w:rPr>
             <w:rFonts w:ascii="Times New Roman" w:hAnsi="Times New Roman" w:cs="Times New Roman" w:eastAsia="Times New Roman"/>
+            <w:color w:val="000000"/>
             <w:sz w:val="24"/>
             <w:szCs w:val="24"/>
           </w:rPr>
@@ -366,6 +393,7 @@
           </m:rPr>
           <w:rPr>
             <w:rFonts w:ascii="Times New Roman" w:hAnsi="Times New Roman" w:cs="Times New Roman" w:eastAsia="Times New Roman"/>
+            <w:color w:val="000000"/>
             <w:sz w:val="24"/>
             <w:szCs w:val="24"/>
           </w:rPr>
@@ -377,6 +405,7 @@
           </m:rPr>
           <w:rPr>
             <w:rFonts w:ascii="Times New Roman" w:hAnsi="Times New Roman" w:cs="Times New Roman" w:eastAsia="Times New Roman"/>
+            <w:color w:val="000000"/>
             <w:sz w:val="24"/>
             <w:szCs w:val="24"/>
           </w:rPr>
@@ -388,6 +417,7 @@
           </m:rPr>
           <w:rPr>
             <w:rFonts w:ascii="Times New Roman" w:hAnsi="Times New Roman" w:cs="Times New Roman" w:eastAsia="Times New Roman"/>
+            <w:color w:val="000000"/>
             <w:sz w:val="24"/>
             <w:szCs w:val="24"/>
           </w:rPr>
@@ -399,6 +429,7 @@
           </m:rPr>
           <w:rPr>
             <w:rFonts w:ascii="Times New Roman" w:hAnsi="Times New Roman" w:cs="Times New Roman" w:eastAsia="Times New Roman"/>
+            <w:color w:val="000000"/>
             <w:sz w:val="24"/>
             <w:szCs w:val="24"/>
           </w:rPr>
@@ -410,6 +441,7 @@
           </m:rPr>
           <w:rPr>
             <w:rFonts w:ascii="Times New Roman" w:hAnsi="Times New Roman" w:cs="Times New Roman" w:eastAsia="Times New Roman"/>
+            <w:color w:val="000000"/>
             <w:sz w:val="24"/>
             <w:szCs w:val="24"/>
           </w:rPr>
@@ -421,6 +453,7 @@
           </m:rPr>
           <w:rPr>
             <w:rFonts w:ascii="Times New Roman" w:hAnsi="Times New Roman" w:cs="Times New Roman" w:eastAsia="Times New Roman"/>
+            <w:color w:val="000000"/>
             <w:sz w:val="24"/>
             <w:szCs w:val="24"/>
           </w:rPr>
@@ -432,6 +465,7 @@
           </m:rPr>
           <w:rPr>
             <w:rFonts w:ascii="Times New Roman" w:hAnsi="Times New Roman" w:cs="Times New Roman" w:eastAsia="Times New Roman"/>
+            <w:color w:val="000000"/>
             <w:sz w:val="24"/>
             <w:szCs w:val="24"/>
           </w:rPr>
@@ -443,6 +477,7 @@
           </m:rPr>
           <w:rPr>
             <w:rFonts w:ascii="Times New Roman" w:hAnsi="Times New Roman" w:cs="Times New Roman" w:eastAsia="Times New Roman"/>
+            <w:color w:val="000000"/>
             <w:sz w:val="24"/>
             <w:szCs w:val="24"/>
           </w:rPr>
@@ -454,6 +489,7 @@
           </m:rPr>
           <w:rPr>
             <w:rFonts w:ascii="Times New Roman" w:hAnsi="Times New Roman" w:cs="Times New Roman" w:eastAsia="Times New Roman"/>
+            <w:color w:val="000000"/>
             <w:sz w:val="24"/>
             <w:szCs w:val="24"/>
           </w:rPr>
@@ -465,6 +501,7 @@
           </m:rPr>
           <w:rPr>
             <w:rFonts w:ascii="Times New Roman" w:hAnsi="Times New Roman" w:cs="Times New Roman" w:eastAsia="Times New Roman"/>
+            <w:color w:val="000000"/>
             <w:sz w:val="24"/>
             <w:szCs w:val="24"/>
           </w:rPr>
@@ -474,6 +511,7 @@
       <w:r>
         <w:rPr>
           <w:rFonts w:ascii="Times New Roman" w:hAnsi="Times New Roman" w:cs="Times New Roman" w:eastAsia="Times New Roman"/>
+          <w:color w:val="000000"/>
           <w:sz w:val="24"/>
           <w:szCs w:val="24"/>
         </w:rPr>
@@ -579,6 +617,7 @@
       </w:pPr>
       <w:rPr>
         <w:rFonts w:ascii="Times New Roman" w:hAnsi="Times New Roman" w:hint="default" w:cs="Times New Roman" w:eastAsia="Times New Roman"/>
+        <w:color w:val="000000"/>
       </w:rPr>
     </w:lvl>
   </w:abstractNum>
@@ -600,6 +639,7 @@
       </w:pPr>
       <w:rPr>
         <w:rFonts w:ascii="Times New Roman" w:hAnsi="Times New Roman" w:hint="default" w:cs="Times New Roman" w:eastAsia="Times New Roman"/>
+        <w:color w:val="000000"/>
       </w:rPr>
     </w:lvl>
   </w:abstractNum>
@@ -621,6 +661,7 @@
       </w:pPr>
       <w:rPr>
         <w:rFonts w:ascii="Times New Roman" w:hAnsi="Times New Roman" w:hint="default" w:cs="Times New Roman" w:eastAsia="Times New Roman"/>
+        <w:color w:val="000000"/>
       </w:rPr>
     </w:lvl>
   </w:abstractNum>
@@ -660,6 +701,7 @@
       </w:pPr>
       <w:rPr>
         <w:rFonts w:ascii="Times New Roman" w:hAnsi="Times New Roman" w:hint="default" w:cs="Times New Roman" w:eastAsia="Times New Roman"/>
+        <w:color w:val="000000"/>
       </w:rPr>
     </w:lvl>
   </w:abstractNum>
@@ -702,6 +744,7 @@
         <w:sz w:val="24"/>
         <w:szCs w:val="24"/>
         <w:lang w:val="en-US" w:eastAsia="en-US" w:bidi="ar-SA"/>
+        <w:color w:val="000000"/>
       </w:rPr>
     </w:rPrDefault>
     <w:pPrDefault>
@@ -855,6 +898,7 @@
     <w:rsid w:val="00FC693F"/>
     <w:rPr>
       <w:rFonts w:ascii="Times New Roman" w:hAnsi="Times New Roman" w:cs="Times New Roman" w:eastAsia="Times New Roman"/>
+      <w:color w:val="000000"/>
       <w:sz w:val="24"/>
       <w:szCs w:val="24"/>
     </w:rPr>
@@ -875,6 +919,7 @@
     </w:pPr>
     <w:rPr>
       <w:rFonts w:ascii="Times New Roman" w:hAnsi="Times New Roman" w:cs="Times New Roman" w:eastAsia="Times New Roman"/>
+      <w:color w:val="000000"/>
       <w:sz w:val="24"/>
       <w:szCs w:val="24"/>
     </w:rPr>
@@ -887,6 +932,7 @@
     <w:rsid w:val="00E618BF"/>
     <w:rPr>
       <w:rFonts w:ascii="Times New Roman" w:hAnsi="Times New Roman" w:cs="Times New Roman" w:eastAsia="Times New Roman"/>
+      <w:color w:val="000000"/>
       <w:sz w:val="24"/>
       <w:szCs w:val="24"/>
     </w:rPr>
@@ -907,6 +953,7 @@
     </w:pPr>
     <w:rPr>
       <w:rFonts w:ascii="Times New Roman" w:hAnsi="Times New Roman" w:cs="Times New Roman" w:eastAsia="Times New Roman"/>
+      <w:color w:val="000000"/>
       <w:sz w:val="24"/>
       <w:szCs w:val="24"/>
     </w:rPr>
@@ -919,6 +966,7 @@
     <w:rsid w:val="00E618BF"/>
     <w:rPr>
       <w:rFonts w:ascii="Times New Roman" w:hAnsi="Times New Roman" w:cs="Times New Roman" w:eastAsia="Times New Roman"/>
+      <w:color w:val="000000"/>
       <w:sz w:val="24"/>
       <w:szCs w:val="24"/>
     </w:rPr>
@@ -941,7 +989,7 @@
       <w:rFonts w:ascii="Times New Roman" w:hAnsi="Times New Roman" w:cs="Times New Roman" w:eastAsia="Times New Roman"/>
       <w:b/>
       <w:bCs/>
-      <w:color w:val="365F91" w:themeColor="accent1" w:themeShade="BF"/>
+      <w:color w:val="000000"/>
       <w:sz w:val="24"/>
       <w:szCs w:val="24"/>
     </w:rPr>
@@ -965,7 +1013,7 @@
       <w:rFonts w:ascii="Times New Roman" w:hAnsi="Times New Roman" w:cs="Times New Roman" w:eastAsia="Times New Roman"/>
       <w:b/>
       <w:bCs/>
-      <w:color w:val="4F81BD" w:themeColor="accent1"/>
+      <w:color w:val="000000"/>
       <w:sz w:val="24"/>
       <w:szCs w:val="24"/>
     </w:rPr>
@@ -989,7 +1037,7 @@
       <w:rFonts w:ascii="Times New Roman" w:hAnsi="Times New Roman" w:cs="Times New Roman" w:eastAsia="Times New Roman"/>
       <w:b/>
       <w:bCs/>
-      <w:color w:val="4F81BD" w:themeColor="accent1"/>
+      <w:color w:val="000000"/>
       <w:sz w:val="24"/>
       <w:szCs w:val="24"/>
     </w:rPr>
@@ -1016,7 +1064,7 @@
       <w:bCs/>
       <w:i/>
       <w:iCs/>
-      <w:color w:val="4F81BD" w:themeColor="accent1"/>
+      <w:color w:val="000000"/>
       <w:sz w:val="24"/>
       <w:szCs w:val="24"/>
     </w:rPr>
@@ -1039,7 +1087,7 @@
     </w:pPr>
     <w:rPr>
       <w:rFonts w:ascii="Times New Roman" w:hAnsi="Times New Roman" w:cs="Times New Roman" w:eastAsia="Times New Roman"/>
-      <w:color w:val="243F60" w:themeColor="accent1" w:themeShade="7F"/>
+      <w:color w:val="000000"/>
       <w:sz w:val="24"/>
       <w:szCs w:val="24"/>
     </w:rPr>
@@ -1064,7 +1112,7 @@
       <w:rFonts w:ascii="Times New Roman" w:hAnsi="Times New Roman" w:cs="Times New Roman" w:eastAsia="Times New Roman"/>
       <w:i/>
       <w:iCs/>
-      <w:color w:val="243F60" w:themeColor="accent1" w:themeShade="7F"/>
+      <w:color w:val="000000"/>
       <w:sz w:val="24"/>
       <w:szCs w:val="24"/>
     </w:rPr>
@@ -1089,7 +1137,7 @@
       <w:rFonts w:ascii="Times New Roman" w:hAnsi="Times New Roman" w:cs="Times New Roman" w:eastAsia="Times New Roman"/>
       <w:i/>
       <w:iCs/>
-      <w:color w:val="404040" w:themeColor="text1" w:themeTint="BF"/>
+      <w:color w:val="000000"/>
       <w:sz w:val="24"/>
       <w:szCs w:val="24"/>
     </w:rPr>
@@ -1112,7 +1160,7 @@
     </w:pPr>
     <w:rPr>
       <w:rFonts w:ascii="Times New Roman" w:hAnsi="Times New Roman" w:cs="Times New Roman" w:eastAsia="Times New Roman"/>
-      <w:color w:val="4F81BD" w:themeColor="accent1"/>
+      <w:color w:val="000000"/>
       <w:sz w:val="24"/>
       <w:szCs w:val="24"/>
     </w:rPr>
@@ -1137,7 +1185,7 @@
       <w:rFonts w:ascii="Times New Roman" w:hAnsi="Times New Roman" w:cs="Times New Roman" w:eastAsia="Times New Roman"/>
       <w:i/>
       <w:iCs/>
-      <w:color w:val="404040" w:themeColor="text1" w:themeTint="BF"/>
+      <w:color w:val="000000"/>
       <w:sz w:val="24"/>
       <w:szCs w:val="24"/>
     </w:rPr>
@@ -1149,6 +1197,7 @@
     <w:unhideWhenUsed/>
     <w:rPr>
       <w:rFonts w:ascii="Times New Roman" w:hAnsi="Times New Roman" w:cs="Times New Roman" w:eastAsia="Times New Roman"/>
+      <w:color w:val="000000"/>
       <w:sz w:val="24"/>
       <w:szCs w:val="24"/>
     </w:rPr>
@@ -1160,6 +1209,7 @@
     <w:unhideWhenUsed/>
     <w:rPr>
       <w:rFonts w:ascii="Times New Roman" w:hAnsi="Times New Roman" w:cs="Times New Roman" w:eastAsia="Times New Roman"/>
+      <w:color w:val="000000"/>
       <w:sz w:val="24"/>
       <w:szCs w:val="24"/>
     </w:rPr>
@@ -1180,6 +1230,7 @@
     <w:unhideWhenUsed/>
     <w:rPr>
       <w:rFonts w:ascii="Times New Roman" w:hAnsi="Times New Roman" w:cs="Times New Roman" w:eastAsia="Times New Roman"/>
+      <w:color w:val="000000"/>
       <w:sz w:val="24"/>
       <w:szCs w:val="24"/>
     </w:rPr>
@@ -1194,6 +1245,7 @@
     </w:pPr>
     <w:rPr>
       <w:rFonts w:ascii="Times New Roman" w:hAnsi="Times New Roman" w:cs="Times New Roman" w:eastAsia="Times New Roman"/>
+      <w:color w:val="000000"/>
       <w:sz w:val="24"/>
       <w:szCs w:val="24"/>
     </w:rPr>
@@ -1208,7 +1260,7 @@
       <w:rFonts w:ascii="Times New Roman" w:hAnsi="Times New Roman" w:cs="Times New Roman" w:eastAsia="Times New Roman"/>
       <w:b/>
       <w:bCs/>
-      <w:color w:val="365F91" w:themeColor="accent1" w:themeShade="BF"/>
+      <w:color w:val="000000"/>
       <w:sz w:val="24"/>
       <w:szCs w:val="24"/>
     </w:rPr>
@@ -1223,7 +1275,7 @@
       <w:rFonts w:ascii="Times New Roman" w:hAnsi="Times New Roman" w:cs="Times New Roman" w:eastAsia="Times New Roman"/>
       <w:b/>
       <w:bCs/>
-      <w:color w:val="4F81BD" w:themeColor="accent1"/>
+      <w:color w:val="000000"/>
       <w:sz w:val="24"/>
       <w:szCs w:val="24"/>
     </w:rPr>
@@ -1238,7 +1290,7 @@
       <w:rFonts w:ascii="Times New Roman" w:hAnsi="Times New Roman" w:cs="Times New Roman" w:eastAsia="Times New Roman"/>
       <w:b/>
       <w:bCs/>
-      <w:color w:val="4F81BD" w:themeColor="accent1"/>
+      <w:color w:val="000000"/>
       <w:sz w:val="24"/>
       <w:szCs w:val="24"/>
     </w:rPr>
@@ -1260,7 +1312,7 @@
     </w:pPr>
     <w:rPr>
       <w:rFonts w:ascii="Times New Roman" w:hAnsi="Times New Roman" w:cs="Times New Roman" w:eastAsia="Times New Roman"/>
-      <w:color w:val="17365D" w:themeColor="text2" w:themeShade="BF"/>
+      <w:color w:val="000000"/>
       <w:spacing w:val="5"/>
       <w:kern w:val="28"/>
       <w:sz w:val="36"/>
@@ -1275,7 +1327,7 @@
     <w:rsid w:val="00FC693F"/>
     <w:rPr>
       <w:rFonts w:ascii="Times New Roman" w:hAnsi="Times New Roman" w:cs="Times New Roman" w:eastAsia="Times New Roman"/>
-      <w:color w:val="17365D" w:themeColor="text2" w:themeShade="BF"/>
+      <w:color w:val="000000"/>
       <w:spacing w:val="5"/>
       <w:kern w:val="28"/>
       <w:sz w:val="36"/>
@@ -1299,7 +1351,7 @@
       <w:rFonts w:ascii="Times New Roman" w:hAnsi="Times New Roman" w:cs="Times New Roman" w:eastAsia="Times New Roman"/>
       <w:i/>
       <w:iCs/>
-      <w:color w:val="4F81BD" w:themeColor="accent1"/>
+      <w:color w:val="000000"/>
       <w:spacing w:val="15"/>
       <w:sz w:val="24"/>
       <w:szCs w:val="24"/>
@@ -1315,7 +1367,7 @@
       <w:rFonts w:ascii="Times New Roman" w:hAnsi="Times New Roman" w:cs="Times New Roman" w:eastAsia="Times New Roman"/>
       <w:i/>
       <w:iCs/>
-      <w:color w:val="4F81BD" w:themeColor="accent1"/>
+      <w:color w:val="000000"/>
       <w:spacing w:val="15"/>
       <w:sz w:val="24"/>
       <w:szCs w:val="24"/>
@@ -1333,6 +1385,7 @@
     </w:pPr>
     <w:rPr>
       <w:rFonts w:ascii="Times New Roman" w:hAnsi="Times New Roman" w:cs="Times New Roman" w:eastAsia="Times New Roman"/>
+      <w:color w:val="000000"/>
       <w:sz w:val="24"/>
       <w:szCs w:val="24"/>
     </w:rPr>
@@ -1349,6 +1402,7 @@
     </w:pPr>
     <w:rPr>
       <w:rFonts w:ascii="Times New Roman" w:hAnsi="Times New Roman" w:cs="Times New Roman" w:eastAsia="Times New Roman"/>
+      <w:color w:val="000000"/>
       <w:sz w:val="24"/>
       <w:szCs w:val="24"/>
     </w:rPr>
@@ -1361,6 +1415,7 @@
     <w:rsid w:val="00AA1D8D"/>
     <w:rPr>
       <w:rFonts w:ascii="Times New Roman" w:hAnsi="Times New Roman" w:cs="Times New Roman" w:eastAsia="Times New Roman"/>
+      <w:color w:val="000000"/>
       <w:sz w:val="24"/>
       <w:szCs w:val="24"/>
     </w:rPr>
@@ -1377,6 +1432,7 @@
     </w:pPr>
     <w:rPr>
       <w:rFonts w:ascii="Times New Roman" w:hAnsi="Times New Roman" w:cs="Times New Roman" w:eastAsia="Times New Roman"/>
+      <w:color w:val="000000"/>
       <w:sz w:val="24"/>
       <w:szCs w:val="24"/>
     </w:rPr>
@@ -1389,6 +1445,7 @@
     <w:rsid w:val="00AA1D8D"/>
     <w:rPr>
       <w:rFonts w:ascii="Times New Roman" w:hAnsi="Times New Roman" w:cs="Times New Roman" w:eastAsia="Times New Roman"/>
+      <w:color w:val="000000"/>
       <w:sz w:val="24"/>
       <w:szCs w:val="24"/>
     </w:rPr>
@@ -1407,6 +1464,7 @@
       <w:rFonts w:ascii="Times New Roman" w:hAnsi="Times New Roman" w:cs="Times New Roman" w:eastAsia="Times New Roman"/>
       <w:sz w:val="24"/>
       <w:szCs w:val="24"/>
+      <w:color w:val="000000"/>
     </w:rPr>
   </w:style>
   <w:style w:type="character" w:customStyle="1" w:styleId="BodyText3Char">
@@ -1419,6 +1477,7 @@
       <w:rFonts w:ascii="Times New Roman" w:hAnsi="Times New Roman" w:cs="Times New Roman" w:eastAsia="Times New Roman"/>
       <w:sz w:val="24"/>
       <w:szCs w:val="24"/>
+      <w:color w:val="000000"/>
     </w:rPr>
   </w:style>
   <w:style w:type="paragraph" w:styleId="List">
@@ -1433,6 +1492,7 @@
     </w:pPr>
     <w:rPr>
       <w:rFonts w:ascii="Times New Roman" w:hAnsi="Times New Roman" w:cs="Times New Roman" w:eastAsia="Times New Roman"/>
+      <w:color w:val="000000"/>
       <w:sz w:val="24"/>
       <w:szCs w:val="24"/>
     </w:rPr>
@@ -1449,6 +1509,7 @@
     </w:pPr>
     <w:rPr>
       <w:rFonts w:ascii="Times New Roman" w:hAnsi="Times New Roman" w:cs="Times New Roman" w:eastAsia="Times New Roman"/>
+      <w:color w:val="000000"/>
       <w:sz w:val="24"/>
       <w:szCs w:val="24"/>
     </w:rPr>
@@ -1465,6 +1526,7 @@
     </w:pPr>
     <w:rPr>
       <w:rFonts w:ascii="Times New Roman" w:hAnsi="Times New Roman" w:cs="Times New Roman" w:eastAsia="Times New Roman"/>
+      <w:color w:val="000000"/>
       <w:sz w:val="24"/>
       <w:szCs w:val="24"/>
     </w:rPr>
@@ -1483,6 +1545,7 @@
     </w:pPr>
     <w:rPr>
       <w:rFonts w:ascii="Times New Roman" w:hAnsi="Times New Roman" w:cs="Times New Roman" w:eastAsia="Times New Roman"/>
+      <w:color w:val="000000"/>
       <w:sz w:val="24"/>
       <w:szCs w:val="24"/>
     </w:rPr>
@@ -1501,6 +1564,7 @@
     </w:pPr>
     <w:rPr>
       <w:rFonts w:ascii="Times New Roman" w:hAnsi="Times New Roman" w:cs="Times New Roman" w:eastAsia="Times New Roman"/>
+      <w:color w:val="000000"/>
       <w:sz w:val="24"/>
       <w:szCs w:val="24"/>
     </w:rPr>
@@ -1519,6 +1583,7 @@
     </w:pPr>
     <w:rPr>
       <w:rFonts w:ascii="Times New Roman" w:hAnsi="Times New Roman" w:cs="Times New Roman" w:eastAsia="Times New Roman"/>
+      <w:color w:val="000000"/>
       <w:sz w:val="24"/>
       <w:szCs w:val="24"/>
     </w:rPr>
@@ -1537,6 +1602,7 @@
     </w:pPr>
     <w:rPr>
       <w:rFonts w:ascii="Times New Roman" w:hAnsi="Times New Roman" w:cs="Times New Roman" w:eastAsia="Times New Roman"/>
+      <w:color w:val="000000"/>
       <w:sz w:val="24"/>
       <w:szCs w:val="24"/>
     </w:rPr>
@@ -1555,6 +1621,7 @@
     </w:pPr>
     <w:rPr>
       <w:rFonts w:ascii="Times New Roman" w:hAnsi="Times New Roman" w:cs="Times New Roman" w:eastAsia="Times New Roman"/>
+      <w:color w:val="000000"/>
       <w:sz w:val="24"/>
       <w:szCs w:val="24"/>
     </w:rPr>
@@ -1573,6 +1640,7 @@
     </w:pPr>
     <w:rPr>
       <w:rFonts w:ascii="Times New Roman" w:hAnsi="Times New Roman" w:cs="Times New Roman" w:eastAsia="Times New Roman"/>
+      <w:color w:val="000000"/>
       <w:sz w:val="24"/>
       <w:szCs w:val="24"/>
     </w:rPr>
@@ -1590,6 +1658,7 @@
     </w:pPr>
     <w:rPr>
       <w:rFonts w:ascii="Times New Roman" w:hAnsi="Times New Roman" w:cs="Times New Roman" w:eastAsia="Times New Roman"/>
+      <w:color w:val="000000"/>
       <w:sz w:val="24"/>
       <w:szCs w:val="24"/>
     </w:rPr>
@@ -1607,6 +1676,7 @@
     </w:pPr>
     <w:rPr>
       <w:rFonts w:ascii="Times New Roman" w:hAnsi="Times New Roman" w:cs="Times New Roman" w:eastAsia="Times New Roman"/>
+      <w:color w:val="000000"/>
       <w:sz w:val="24"/>
       <w:szCs w:val="24"/>
     </w:rPr>
@@ -1624,6 +1694,7 @@
     </w:pPr>
     <w:rPr>
       <w:rFonts w:ascii="Times New Roman" w:hAnsi="Times New Roman" w:cs="Times New Roman" w:eastAsia="Times New Roman"/>
+      <w:color w:val="000000"/>
       <w:sz w:val="24"/>
       <w:szCs w:val="24"/>
     </w:rPr>
@@ -1649,6 +1720,7 @@
       <w:rFonts w:ascii="Times New Roman" w:hAnsi="Times New Roman" w:cs="Times New Roman" w:eastAsia="Times New Roman"/>
       <w:sz w:val="24"/>
       <w:szCs w:val="24"/>
+      <w:color w:val="000000"/>
     </w:rPr>
   </w:style>
   <w:style w:type="character" w:customStyle="1" w:styleId="MacroTextChar">
@@ -1661,6 +1733,7 @@
       <w:rFonts w:ascii="Times New Roman" w:hAnsi="Times New Roman" w:cs="Times New Roman" w:eastAsia="Times New Roman"/>
       <w:sz w:val="24"/>
       <w:szCs w:val="24"/>
+      <w:color w:val="000000"/>
     </w:rPr>
   </w:style>
   <w:style w:type="paragraph" w:styleId="Quote">
@@ -1675,7 +1748,7 @@
       <w:rFonts w:ascii="Times New Roman" w:hAnsi="Times New Roman" w:cs="Times New Roman" w:eastAsia="Times New Roman"/>
       <w:i/>
       <w:iCs/>
-      <w:color w:val="000000" w:themeColor="text1"/>
+      <w:color w:val="000000"/>
       <w:sz w:val="24"/>
       <w:szCs w:val="24"/>
     </w:rPr>
@@ -1690,7 +1763,7 @@
       <w:rFonts w:ascii="Times New Roman" w:hAnsi="Times New Roman" w:cs="Times New Roman" w:eastAsia="Times New Roman"/>
       <w:i/>
       <w:iCs/>
-      <w:color w:val="000000" w:themeColor="text1"/>
+      <w:color w:val="000000"/>
       <w:sz w:val="24"/>
       <w:szCs w:val="24"/>
     </w:rPr>
@@ -1708,7 +1781,7 @@
       <w:bCs/>
       <w:i/>
       <w:iCs/>
-      <w:color w:val="4F81BD" w:themeColor="accent1"/>
+      <w:color w:val="000000"/>
       <w:sz w:val="24"/>
       <w:szCs w:val="24"/>
     </w:rPr>
@@ -1722,7 +1795,7 @@
     <w:rsid w:val="00FC693F"/>
     <w:rPr>
       <w:rFonts w:ascii="Times New Roman" w:hAnsi="Times New Roman" w:cs="Times New Roman" w:eastAsia="Times New Roman"/>
-      <w:color w:val="243F60" w:themeColor="accent1" w:themeShade="7F"/>
+      <w:color w:val="000000"/>
       <w:sz w:val="24"/>
       <w:szCs w:val="24"/>
     </w:rPr>
@@ -1738,7 +1811,7 @@
       <w:rFonts w:ascii="Times New Roman" w:hAnsi="Times New Roman" w:cs="Times New Roman" w:eastAsia="Times New Roman"/>
       <w:i/>
       <w:iCs/>
-      <w:color w:val="243F60" w:themeColor="accent1" w:themeShade="7F"/>
+      <w:color w:val="000000"/>
       <w:sz w:val="24"/>
       <w:szCs w:val="24"/>
     </w:rPr>
@@ -1754,7 +1827,7 @@
       <w:rFonts w:ascii="Times New Roman" w:hAnsi="Times New Roman" w:cs="Times New Roman" w:eastAsia="Times New Roman"/>
       <w:i/>
       <w:iCs/>
-      <w:color w:val="404040" w:themeColor="text1" w:themeTint="BF"/>
+      <w:color w:val="000000"/>
       <w:sz w:val="24"/>
       <w:szCs w:val="24"/>
     </w:rPr>
@@ -1768,7 +1841,7 @@
     <w:rsid w:val="00FC693F"/>
     <w:rPr>
       <w:rFonts w:ascii="Times New Roman" w:hAnsi="Times New Roman" w:cs="Times New Roman" w:eastAsia="Times New Roman"/>
-      <w:color w:val="4F81BD" w:themeColor="accent1"/>
+      <w:color w:val="000000"/>
       <w:sz w:val="24"/>
       <w:szCs w:val="24"/>
     </w:rPr>
@@ -1784,7 +1857,7 @@
       <w:rFonts w:ascii="Times New Roman" w:hAnsi="Times New Roman" w:cs="Times New Roman" w:eastAsia="Times New Roman"/>
       <w:i/>
       <w:iCs/>
-      <w:color w:val="404040" w:themeColor="text1" w:themeTint="BF"/>
+      <w:color w:val="000000"/>
       <w:sz w:val="24"/>
       <w:szCs w:val="24"/>
     </w:rPr>
@@ -1805,7 +1878,7 @@
       <w:rFonts w:ascii="Times New Roman" w:hAnsi="Times New Roman" w:cs="Times New Roman" w:eastAsia="Times New Roman"/>
       <w:b/>
       <w:bCs/>
-      <w:color w:val="4F81BD" w:themeColor="accent1"/>
+      <w:color w:val="000000"/>
       <w:sz w:val="24"/>
       <w:szCs w:val="24"/>
     </w:rPr>
@@ -1820,6 +1893,7 @@
       <w:rFonts w:ascii="Times New Roman" w:hAnsi="Times New Roman" w:cs="Times New Roman" w:eastAsia="Times New Roman"/>
       <w:b/>
       <w:bCs/>
+      <w:color w:val="000000"/>
       <w:sz w:val="24"/>
       <w:szCs w:val="24"/>
     </w:rPr>
@@ -1834,6 +1908,7 @@
       <w:rFonts w:ascii="Times New Roman" w:hAnsi="Times New Roman" w:cs="Times New Roman" w:eastAsia="Times New Roman"/>
       <w:i/>
       <w:iCs/>
+      <w:color w:val="000000"/>
       <w:sz w:val="24"/>
       <w:szCs w:val="24"/>
     </w:rPr>
@@ -1859,7 +1934,7 @@
       <w:bCs/>
       <w:i/>
       <w:iCs/>
-      <w:color w:val="4F81BD" w:themeColor="accent1"/>
+      <w:color w:val="000000"/>
       <w:sz w:val="24"/>
       <w:szCs w:val="24"/>
     </w:rPr>
@@ -1876,7 +1951,7 @@
       <w:bCs/>
       <w:i/>
       <w:iCs/>
-      <w:color w:val="4F81BD" w:themeColor="accent1"/>
+      <w:color w:val="000000"/>
       <w:sz w:val="24"/>
       <w:szCs w:val="24"/>
     </w:rPr>
@@ -1891,7 +1966,7 @@
       <w:rFonts w:ascii="Times New Roman" w:hAnsi="Times New Roman" w:cs="Times New Roman" w:eastAsia="Times New Roman"/>
       <w:i/>
       <w:iCs/>
-      <w:color w:val="808080" w:themeColor="text1" w:themeTint="7F"/>
+      <w:color w:val="000000"/>
       <w:sz w:val="24"/>
       <w:szCs w:val="24"/>
     </w:rPr>
@@ -1908,7 +1983,7 @@
       <w:bCs/>
       <w:i/>
       <w:iCs/>
-      <w:color w:val="4F81BD" w:themeColor="accent1"/>
+      <w:color w:val="000000"/>
       <w:sz w:val="24"/>
       <w:szCs w:val="24"/>
     </w:rPr>
@@ -1922,7 +1997,7 @@
     <w:rPr>
       <w:rFonts w:ascii="Times New Roman" w:hAnsi="Times New Roman" w:cs="Times New Roman" w:eastAsia="Times New Roman"/>
       <w:smallCaps/>
-      <w:color w:val="C0504D" w:themeColor="accent2"/>
+      <w:color w:val="000000"/>
       <w:u w:val="single"/>
       <w:sz w:val="24"/>
       <w:szCs w:val="24"/>
@@ -1939,7 +2014,7 @@
       <w:b/>
       <w:bCs/>
       <w:smallCaps/>
-      <w:color w:val="C0504D" w:themeColor="accent2"/>
+      <w:color w:val="000000"/>
       <w:spacing w:val="5"/>
       <w:u w:val="single"/>
       <w:sz w:val="24"/>
@@ -1958,6 +2033,7 @@
       <w:bCs/>
       <w:smallCaps/>
       <w:spacing w:val="5"/>
+      <w:color w:val="000000"/>
       <w:sz w:val="24"/>
       <w:szCs w:val="24"/>
     </w:rPr>
@@ -1976,6 +2052,7 @@
     </w:pPr>
     <w:rPr>
       <w:rFonts w:ascii="Times New Roman" w:hAnsi="Times New Roman" w:cs="Times New Roman" w:eastAsia="Times New Roman"/>
+      <w:color w:val="000000"/>
       <w:sz w:val="24"/>
       <w:szCs w:val="24"/>
     </w:rPr>
@@ -1990,6 +2067,7 @@
     </w:pPr>
     <w:rPr>
       <w:rFonts w:ascii="Times New Roman" w:hAnsi="Times New Roman" w:cs="Times New Roman" w:eastAsia="Times New Roman"/>
+      <w:color w:val="000000"/>
       <w:sz w:val="24"/>
       <w:szCs w:val="24"/>
     </w:rPr>
@@ -2021,7 +2099,7 @@
     </w:pPr>
     <w:rPr>
       <w:rFonts w:ascii="Times New Roman" w:hAnsi="Times New Roman" w:cs="Times New Roman" w:eastAsia="Times New Roman"/>
-      <w:color w:val="000000" w:themeColor="text1" w:themeShade="BF"/>
+      <w:color w:val="000000"/>
       <w:sz w:val="24"/>
       <w:szCs w:val="24"/>
     </w:rPr>
@@ -2048,6 +2126,7 @@
         <w:rFonts w:ascii="Times New Roman" w:hAnsi="Times New Roman" w:cs="Times New Roman" w:eastAsia="Times New Roman"/>
         <w:b/>
         <w:bCs/>
+        <w:color w:val="000000"/>
         <w:sz w:val="24"/>
         <w:szCs w:val="24"/>
       </w:rPr>
@@ -2071,6 +2150,7 @@
         <w:rFonts w:ascii="Times New Roman" w:hAnsi="Times New Roman" w:cs="Times New Roman" w:eastAsia="Times New Roman"/>
         <w:b/>
         <w:bCs/>
+        <w:color w:val="000000"/>
         <w:sz w:val="24"/>
         <w:szCs w:val="24"/>
       </w:rPr>
@@ -2091,6 +2171,7 @@
         <w:rFonts w:ascii="Times New Roman" w:hAnsi="Times New Roman" w:cs="Times New Roman" w:eastAsia="Times New Roman"/>
         <w:b/>
         <w:bCs/>
+        <w:color w:val="000000"/>
         <w:sz w:val="24"/>
         <w:szCs w:val="24"/>
       </w:rPr>
@@ -2100,6 +2181,7 @@
         <w:rFonts w:ascii="Times New Roman" w:hAnsi="Times New Roman" w:cs="Times New Roman" w:eastAsia="Times New Roman"/>
         <w:b/>
         <w:bCs/>
+        <w:color w:val="000000"/>
         <w:sz w:val="24"/>
         <w:szCs w:val="24"/>
       </w:rPr>
@@ -2139,7 +2221,7 @@
     </w:pPr>
     <w:rPr>
       <w:rFonts w:ascii="Times New Roman" w:hAnsi="Times New Roman" w:cs="Times New Roman" w:eastAsia="Times New Roman"/>
-      <w:color w:val="365F91" w:themeColor="accent1" w:themeShade="BF"/>
+      <w:color w:val="000000"/>
       <w:sz w:val="24"/>
       <w:szCs w:val="24"/>
     </w:rPr>
@@ -2166,6 +2248,7 @@
         <w:rFonts w:ascii="Times New Roman" w:hAnsi="Times New Roman" w:cs="Times New Roman" w:eastAsia="Times New Roman"/>
         <w:b/>
         <w:bCs/>
+        <w:color w:val="000000"/>
         <w:sz w:val="24"/>
         <w:szCs w:val="24"/>
       </w:rPr>
@@ -2189,6 +2272,7 @@
         <w:rFonts w:ascii="Times New Roman" w:hAnsi="Times New Roman" w:cs="Times New Roman" w:eastAsia="Times New Roman"/>
         <w:b/>
         <w:bCs/>
+        <w:color w:val="000000"/>
         <w:sz w:val="24"/>
         <w:szCs w:val="24"/>
       </w:rPr>
@@ -2209,6 +2293,7 @@
         <w:rFonts w:ascii="Times New Roman" w:hAnsi="Times New Roman" w:cs="Times New Roman" w:eastAsia="Times New Roman"/>
         <w:b/>
         <w:bCs/>
+        <w:color w:val="000000"/>
         <w:sz w:val="24"/>
         <w:szCs w:val="24"/>
       </w:rPr>
@@ -2218,6 +2303,7 @@
         <w:rFonts w:ascii="Times New Roman" w:hAnsi="Times New Roman" w:cs="Times New Roman" w:eastAsia="Times New Roman"/>
         <w:b/>
         <w:bCs/>
+        <w:color w:val="000000"/>
         <w:sz w:val="24"/>
         <w:szCs w:val="24"/>
       </w:rPr>
@@ -2257,7 +2343,7 @@
     </w:pPr>
     <w:rPr>
       <w:rFonts w:ascii="Times New Roman" w:hAnsi="Times New Roman" w:cs="Times New Roman" w:eastAsia="Times New Roman"/>
-      <w:color w:val="943634" w:themeColor="accent2" w:themeShade="BF"/>
+      <w:color w:val="000000"/>
       <w:sz w:val="24"/>
       <w:szCs w:val="24"/>
     </w:rPr>
@@ -2284,6 +2370,7 @@
         <w:rFonts w:ascii="Times New Roman" w:hAnsi="Times New Roman" w:cs="Times New Roman" w:eastAsia="Times New Roman"/>
         <w:b/>
         <w:bCs/>
+        <w:color w:val="000000"/>
         <w:sz w:val="24"/>
         <w:szCs w:val="24"/>
       </w:rPr>
@@ -2307,6 +2394,7 @@
         <w:rFonts w:ascii="Times New Roman" w:hAnsi="Times New Roman" w:cs="Times New Roman" w:eastAsia="Times New Roman"/>
         <w:b/>
         <w:bCs/>
+        <w:color w:val="000000"/>
         <w:sz w:val="24"/>
         <w:szCs w:val="24"/>
       </w:rPr>
@@ -2327,6 +2415,7 @@
         <w:rFonts w:ascii="Times New Roman" w:hAnsi="Times New Roman" w:cs="Times New Roman" w:eastAsia="Times New Roman"/>
         <w:b/>
         <w:bCs/>
+        <w:color w:val="000000"/>
         <w:sz w:val="24"/>
         <w:szCs w:val="24"/>
       </w:rPr>
@@ -2336,6 +2425,7 @@
         <w:rFonts w:ascii="Times New Roman" w:hAnsi="Times New Roman" w:cs="Times New Roman" w:eastAsia="Times New Roman"/>
         <w:b/>
         <w:bCs/>
+        <w:color w:val="000000"/>
         <w:sz w:val="24"/>
         <w:szCs w:val="24"/>
       </w:rPr>
@@ -2375,7 +2465,7 @@
     </w:pPr>
     <w:rPr>
       <w:rFonts w:ascii="Times New Roman" w:hAnsi="Times New Roman" w:cs="Times New Roman" w:eastAsia="Times New Roman"/>
-      <w:color w:val="76923C" w:themeColor="accent3" w:themeShade="BF"/>
+      <w:color w:val="000000"/>
       <w:sz w:val="24"/>
       <w:szCs w:val="24"/>
     </w:rPr>
@@ -2402,6 +2492,7 @@
         <w:rFonts w:ascii="Times New Roman" w:hAnsi="Times New Roman" w:cs="Times New Roman" w:eastAsia="Times New Roman"/>
         <w:b/>
         <w:bCs/>
+        <w:color w:val="000000"/>
         <w:sz w:val="24"/>
         <w:szCs w:val="24"/>
       </w:rPr>
@@ -2425,6 +2516,7 @@
         <w:rFonts w:ascii="Times New Roman" w:hAnsi="Times New Roman" w:cs="Times New Roman" w:eastAsia="Times New Roman"/>
         <w:b/>
         <w:bCs/>
+        <w:color w:val="000000"/>
         <w:sz w:val="24"/>
         <w:szCs w:val="24"/>
       </w:rPr>
@@ -2445,6 +2537,7 @@
         <w:rFonts w:ascii="Times New Roman" w:hAnsi="Times New Roman" w:cs="Times New Roman" w:eastAsia="Times New Roman"/>
         <w:b/>
         <w:bCs/>
+        <w:color w:val="000000"/>
         <w:sz w:val="24"/>
         <w:szCs w:val="24"/>
       </w:rPr>
@@ -2454,6 +2547,7 @@
         <w:rFonts w:ascii="Times New Roman" w:hAnsi="Times New Roman" w:cs="Times New Roman" w:eastAsia="Times New Roman"/>
         <w:b/>
         <w:bCs/>
+        <w:color w:val="000000"/>
         <w:sz w:val="24"/>
         <w:szCs w:val="24"/>
       </w:rPr>
@@ -2493,7 +2587,7 @@
     </w:pPr>
     <w:rPr>
       <w:rFonts w:ascii="Times New Roman" w:hAnsi="Times New Roman" w:cs="Times New Roman" w:eastAsia="Times New Roman"/>
-      <w:color w:val="5F497A" w:themeColor="accent4" w:themeShade="BF"/>
+      <w:color w:val="000000"/>
       <w:sz w:val="24"/>
       <w:szCs w:val="24"/>
     </w:rPr>
@@ -2520,6 +2614,7 @@
         <w:rFonts w:ascii="Times New Roman" w:hAnsi="Times New Roman" w:cs="Times New Roman" w:eastAsia="Times New Roman"/>
         <w:b/>
         <w:bCs/>
+        <w:color w:val="000000"/>
         <w:sz w:val="24"/>
         <w:szCs w:val="24"/>
       </w:rPr>
@@ -2543,6 +2638,7 @@
         <w:rFonts w:ascii="Times New Roman" w:hAnsi="Times New Roman" w:cs="Times New Roman" w:eastAsia="Times New Roman"/>
         <w:b/>
         <w:bCs/>
+        <w:color w:val="000000"/>
         <w:sz w:val="24"/>
         <w:szCs w:val="24"/>
       </w:rPr>
@@ -2563,6 +2659,7 @@
         <w:rFonts w:ascii="Times New Roman" w:hAnsi="Times New Roman" w:cs="Times New Roman" w:eastAsia="Times New Roman"/>
         <w:b/>
         <w:bCs/>
+        <w:color w:val="000000"/>
         <w:sz w:val="24"/>
         <w:szCs w:val="24"/>
       </w:rPr>
@@ -2572,6 +2669,7 @@
         <w:rFonts w:ascii="Times New Roman" w:hAnsi="Times New Roman" w:cs="Times New Roman" w:eastAsia="Times New Roman"/>
         <w:b/>
         <w:bCs/>
+        <w:color w:val="000000"/>
         <w:sz w:val="24"/>
         <w:szCs w:val="24"/>
       </w:rPr>
@@ -2611,7 +2709,7 @@
     </w:pPr>
     <w:rPr>
       <w:rFonts w:ascii="Times New Roman" w:hAnsi="Times New Roman" w:cs="Times New Roman" w:eastAsia="Times New Roman"/>
-      <w:color w:val="31849B" w:themeColor="accent5" w:themeShade="BF"/>
+      <w:color w:val="000000"/>
       <w:sz w:val="24"/>
       <w:szCs w:val="24"/>
     </w:rPr>
@@ -2638,6 +2736,7 @@
         <w:rFonts w:ascii="Times New Roman" w:hAnsi="Times New Roman" w:cs="Times New Roman" w:eastAsia="Times New Roman"/>
         <w:b/>
         <w:bCs/>
+        <w:color w:val="000000"/>
         <w:sz w:val="24"/>
         <w:szCs w:val="24"/>
       </w:rPr>
@@ -2661,6 +2760,7 @@
         <w:rFonts w:ascii="Times New Roman" w:hAnsi="Times New Roman" w:cs="Times New Roman" w:eastAsia="Times New Roman"/>
         <w:b/>
         <w:bCs/>
+        <w:color w:val="000000"/>
         <w:sz w:val="24"/>
         <w:szCs w:val="24"/>
       </w:rPr>
@@ -2681,6 +2781,7 @@
         <w:rFonts w:ascii="Times New Roman" w:hAnsi="Times New Roman" w:cs="Times New Roman" w:eastAsia="Times New Roman"/>
         <w:b/>
         <w:bCs/>
+        <w:color w:val="000000"/>
         <w:sz w:val="24"/>
         <w:szCs w:val="24"/>
       </w:rPr>
@@ -2690,6 +2791,7 @@
         <w:rFonts w:ascii="Times New Roman" w:hAnsi="Times New Roman" w:cs="Times New Roman" w:eastAsia="Times New Roman"/>
         <w:b/>
         <w:bCs/>
+        <w:color w:val="000000"/>
         <w:sz w:val="24"/>
         <w:szCs w:val="24"/>
       </w:rPr>
@@ -2729,7 +2831,7 @@
     </w:pPr>
     <w:rPr>
       <w:rFonts w:ascii="Times New Roman" w:hAnsi="Times New Roman" w:cs="Times New Roman" w:eastAsia="Times New Roman"/>
-      <w:color w:val="E36C0A" w:themeColor="accent6" w:themeShade="BF"/>
+      <w:color w:val="000000"/>
       <w:sz w:val="24"/>
       <w:szCs w:val="24"/>
     </w:rPr>
@@ -2756,6 +2858,7 @@
         <w:rFonts w:ascii="Times New Roman" w:hAnsi="Times New Roman" w:cs="Times New Roman" w:eastAsia="Times New Roman"/>
         <w:b/>
         <w:bCs/>
+        <w:color w:val="000000"/>
         <w:sz w:val="24"/>
         <w:szCs w:val="24"/>
       </w:rPr>
@@ -2779,6 +2882,7 @@
         <w:rFonts w:ascii="Times New Roman" w:hAnsi="Times New Roman" w:cs="Times New Roman" w:eastAsia="Times New Roman"/>
         <w:b/>
         <w:bCs/>
+        <w:color w:val="000000"/>
         <w:sz w:val="24"/>
         <w:szCs w:val="24"/>
       </w:rPr>
@@ -2799,6 +2903,7 @@
         <w:rFonts w:ascii="Times New Roman" w:hAnsi="Times New Roman" w:cs="Times New Roman" w:eastAsia="Times New Roman"/>
         <w:b/>
         <w:bCs/>
+        <w:color w:val="000000"/>
         <w:sz w:val="24"/>
         <w:szCs w:val="24"/>
       </w:rPr>
@@ -2808,6 +2913,7 @@
         <w:rFonts w:ascii="Times New Roman" w:hAnsi="Times New Roman" w:cs="Times New Roman" w:eastAsia="Times New Roman"/>
         <w:b/>
         <w:bCs/>
+        <w:color w:val="000000"/>
         <w:sz w:val="24"/>
         <w:szCs w:val="24"/>
       </w:rPr>
@@ -2847,6 +2953,7 @@
     </w:pPr>
     <w:rPr>
       <w:rFonts w:ascii="Times New Roman" w:hAnsi="Times New Roman" w:cs="Times New Roman" w:eastAsia="Times New Roman"/>
+      <w:color w:val="000000"/>
       <w:sz w:val="24"/>
       <w:szCs w:val="24"/>
     </w:rPr>
@@ -2875,7 +2982,7 @@
         <w:rFonts w:ascii="Times New Roman" w:hAnsi="Times New Roman" w:cs="Times New Roman" w:eastAsia="Times New Roman"/>
         <w:b/>
         <w:bCs/>
-        <w:color w:val="FFFFFF" w:themeColor="background1"/>
+        <w:color w:val="000000"/>
         <w:sz w:val="24"/>
         <w:szCs w:val="24"/>
       </w:rPr>
@@ -2892,6 +2999,7 @@
         <w:rFonts w:ascii="Times New Roman" w:hAnsi="Times New Roman" w:cs="Times New Roman" w:eastAsia="Times New Roman"/>
         <w:b/>
         <w:bCs/>
+        <w:color w:val="000000"/>
         <w:sz w:val="24"/>
         <w:szCs w:val="24"/>
       </w:rPr>
@@ -2910,6 +3018,7 @@
         <w:rFonts w:ascii="Times New Roman" w:hAnsi="Times New Roman" w:cs="Times New Roman" w:eastAsia="Times New Roman"/>
         <w:b/>
         <w:bCs/>
+        <w:color w:val="000000"/>
         <w:sz w:val="24"/>
         <w:szCs w:val="24"/>
       </w:rPr>
@@ -2919,6 +3028,7 @@
         <w:rFonts w:ascii="Times New Roman" w:hAnsi="Times New Roman" w:cs="Times New Roman" w:eastAsia="Times New Roman"/>
         <w:b/>
         <w:bCs/>
+        <w:color w:val="000000"/>
         <w:sz w:val="24"/>
         <w:szCs w:val="24"/>
       </w:rPr>
@@ -2956,6 +3066,7 @@
     </w:pPr>
     <w:rPr>
       <w:rFonts w:ascii="Times New Roman" w:hAnsi="Times New Roman" w:cs="Times New Roman" w:eastAsia="Times New Roman"/>
+      <w:color w:val="000000"/>
       <w:sz w:val="24"/>
       <w:szCs w:val="24"/>
     </w:rPr>
@@ -2984,7 +3095,7 @@
         <w:rFonts w:ascii="Times New Roman" w:hAnsi="Times New Roman" w:cs="Times New Roman" w:eastAsia="Times New Roman"/>
         <w:b/>
         <w:bCs/>
-        <w:color w:val="FFFFFF" w:themeColor="background1"/>
+        <w:color w:val="000000"/>
         <w:sz w:val="24"/>
         <w:szCs w:val="24"/>
       </w:rPr>
@@ -3001,6 +3112,7 @@
         <w:rFonts w:ascii="Times New Roman" w:hAnsi="Times New Roman" w:cs="Times New Roman" w:eastAsia="Times New Roman"/>
         <w:b/>
         <w:bCs/>
+        <w:color w:val="000000"/>
         <w:sz w:val="24"/>
         <w:szCs w:val="24"/>
       </w:rPr>
@@ -3019,6 +3131,7 @@
         <w:rFonts w:ascii="Times New Roman" w:hAnsi="Times New Roman" w:cs="Times New Roman" w:eastAsia="Times New Roman"/>
         <w:b/>
         <w:bCs/>
+        <w:color w:val="000000"/>
         <w:sz w:val="24"/>
         <w:szCs w:val="24"/>
       </w:rPr>
@@ -3028,6 +3141,7 @@
         <w:rFonts w:ascii="Times New Roman" w:hAnsi="Times New Roman" w:cs="Times New Roman" w:eastAsia="Times New Roman"/>
         <w:b/>
         <w:bCs/>
+        <w:color w:val="000000"/>
         <w:sz w:val="24"/>
         <w:szCs w:val="24"/>
       </w:rPr>
@@ -3065,6 +3179,7 @@
     </w:pPr>
     <w:rPr>
       <w:rFonts w:ascii="Times New Roman" w:hAnsi="Times New Roman" w:cs="Times New Roman" w:eastAsia="Times New Roman"/>
+      <w:color w:val="000000"/>
       <w:sz w:val="24"/>
       <w:szCs w:val="24"/>
     </w:rPr>
@@ -3093,7 +3208,7 @@
         <w:rFonts w:ascii="Times New Roman" w:hAnsi="Times New Roman" w:cs="Times New Roman" w:eastAsia="Times New Roman"/>
         <w:b/>
         <w:bCs/>
-        <w:color w:val="FFFFFF" w:themeColor="background1"/>
+        <w:color w:val="000000"/>
         <w:sz w:val="24"/>
         <w:szCs w:val="24"/>
       </w:rPr>
@@ -3110,6 +3225,7 @@
         <w:rFonts w:ascii="Times New Roman" w:hAnsi="Times New Roman" w:cs="Times New Roman" w:eastAsia="Times New Roman"/>
         <w:b/>
         <w:bCs/>
+        <w:color w:val="000000"/>
         <w:sz w:val="24"/>
         <w:szCs w:val="24"/>
       </w:rPr>
@@ -3128,6 +3244,7 @@
         <w:rFonts w:ascii="Times New Roman" w:hAnsi="Times New Roman" w:cs="Times New Roman" w:eastAsia="Times New Roman"/>
         <w:b/>
         <w:bCs/>
+        <w:color w:val="000000"/>
         <w:sz w:val="24"/>
         <w:szCs w:val="24"/>
       </w:rPr>
@@ -3137,6 +3254,7 @@
         <w:rFonts w:ascii="Times New Roman" w:hAnsi="Times New Roman" w:cs="Times New Roman" w:eastAsia="Times New Roman"/>
         <w:b/>
         <w:bCs/>
+        <w:color w:val="000000"/>
         <w:sz w:val="24"/>
         <w:szCs w:val="24"/>
       </w:rPr>
@@ -3174,6 +3292,7 @@
     </w:pPr>
     <w:rPr>
       <w:rFonts w:ascii="Times New Roman" w:hAnsi="Times New Roman" w:cs="Times New Roman" w:eastAsia="Times New Roman"/>
+      <w:color w:val="000000"/>
       <w:sz w:val="24"/>
       <w:szCs w:val="24"/>
     </w:rPr>
@@ -3202,7 +3321,7 @@
         <w:rFonts w:ascii="Times New Roman" w:hAnsi="Times New Roman" w:cs="Times New Roman" w:eastAsia="Times New Roman"/>
         <w:b/>
         <w:bCs/>
-        <w:color w:val="FFFFFF" w:themeColor="background1"/>
+        <w:color w:val="000000"/>
         <w:sz w:val="24"/>
         <w:szCs w:val="24"/>
       </w:rPr>
@@ -3219,6 +3338,7 @@
         <w:rFonts w:ascii="Times New Roman" w:hAnsi="Times New Roman" w:cs="Times New Roman" w:eastAsia="Times New Roman"/>
         <w:b/>
         <w:bCs/>
+        <w:color w:val="000000"/>
         <w:sz w:val="24"/>
         <w:szCs w:val="24"/>
       </w:rPr>
@@ -3237,6 +3357,7 @@
         <w:rFonts w:ascii="Times New Roman" w:hAnsi="Times New Roman" w:cs="Times New Roman" w:eastAsia="Times New Roman"/>
         <w:b/>
         <w:bCs/>
+        <w:color w:val="000000"/>
         <w:sz w:val="24"/>
         <w:szCs w:val="24"/>
       </w:rPr>
@@ -3246,6 +3367,7 @@
         <w:rFonts w:ascii="Times New Roman" w:hAnsi="Times New Roman" w:cs="Times New Roman" w:eastAsia="Times New Roman"/>
         <w:b/>
         <w:bCs/>
+        <w:color w:val="000000"/>
         <w:sz w:val="24"/>
         <w:szCs w:val="24"/>
       </w:rPr>
@@ -3283,6 +3405,7 @@
     </w:pPr>
     <w:rPr>
       <w:rFonts w:ascii="Times New Roman" w:hAnsi="Times New Roman" w:cs="Times New Roman" w:eastAsia="Times New Roman"/>
+      <w:color w:val="000000"/>
       <w:sz w:val="24"/>
       <w:szCs w:val="24"/>
     </w:rPr>
@@ -3311,7 +3434,7 @@
         <w:rFonts w:ascii="Times New Roman" w:hAnsi="Times New Roman" w:cs="Times New Roman" w:eastAsia="Times New Roman"/>
         <w:b/>
         <w:bCs/>
-        <w:color w:val="FFFFFF" w:themeColor="background1"/>
+        <w:color w:val="000000"/>
         <w:sz w:val="24"/>
         <w:szCs w:val="24"/>
       </w:rPr>
@@ -3328,6 +3451,7 @@
         <w:rFonts w:ascii="Times New Roman" w:hAnsi="Times New Roman" w:cs="Times New Roman" w:eastAsia="Times New Roman"/>
         <w:b/>
         <w:bCs/>
+        <w:color w:val="000000"/>
         <w:sz w:val="24"/>
         <w:szCs w:val="24"/>
       </w:rPr>
@@ -3346,6 +3470,7 @@
         <w:rFonts w:ascii="Times New Roman" w:hAnsi="Times New Roman" w:cs="Times New Roman" w:eastAsia="Times New Roman"/>
         <w:b/>
         <w:bCs/>
+        <w:color w:val="000000"/>
         <w:sz w:val="24"/>
         <w:szCs w:val="24"/>
       </w:rPr>
@@ -3355,6 +3480,7 @@
         <w:rFonts w:ascii="Times New Roman" w:hAnsi="Times New Roman" w:cs="Times New Roman" w:eastAsia="Times New Roman"/>
         <w:b/>
         <w:bCs/>
+        <w:color w:val="000000"/>
         <w:sz w:val="24"/>
         <w:szCs w:val="24"/>
       </w:rPr>
@@ -3392,6 +3518,7 @@
     </w:pPr>
     <w:rPr>
       <w:rFonts w:ascii="Times New Roman" w:hAnsi="Times New Roman" w:cs="Times New Roman" w:eastAsia="Times New Roman"/>
+      <w:color w:val="000000"/>
       <w:sz w:val="24"/>
       <w:szCs w:val="24"/>
     </w:rPr>
@@ -3420,7 +3547,7 @@
         <w:rFonts w:ascii="Times New Roman" w:hAnsi="Times New Roman" w:cs="Times New Roman" w:eastAsia="Times New Roman"/>
         <w:b/>
         <w:bCs/>
-        <w:color w:val="FFFFFF" w:themeColor="background1"/>
+        <w:color w:val="000000"/>
         <w:sz w:val="24"/>
         <w:szCs w:val="24"/>
       </w:rPr>
@@ -3437,6 +3564,7 @@
         <w:rFonts w:ascii="Times New Roman" w:hAnsi="Times New Roman" w:cs="Times New Roman" w:eastAsia="Times New Roman"/>
         <w:b/>
         <w:bCs/>
+        <w:color w:val="000000"/>
         <w:sz w:val="24"/>
         <w:szCs w:val="24"/>
       </w:rPr>
@@ -3455,6 +3583,7 @@
         <w:rFonts w:ascii="Times New Roman" w:hAnsi="Times New Roman" w:cs="Times New Roman" w:eastAsia="Times New Roman"/>
         <w:b/>
         <w:bCs/>
+        <w:color w:val="000000"/>
         <w:sz w:val="24"/>
         <w:szCs w:val="24"/>
       </w:rPr>
@@ -3464,6 +3593,7 @@
         <w:rFonts w:ascii="Times New Roman" w:hAnsi="Times New Roman" w:cs="Times New Roman" w:eastAsia="Times New Roman"/>
         <w:b/>
         <w:bCs/>
+        <w:color w:val="000000"/>
         <w:sz w:val="24"/>
         <w:szCs w:val="24"/>
       </w:rPr>
@@ -3501,6 +3631,7 @@
     </w:pPr>
     <w:rPr>
       <w:rFonts w:ascii="Times New Roman" w:hAnsi="Times New Roman" w:cs="Times New Roman" w:eastAsia="Times New Roman"/>
+      <w:color w:val="000000"/>
       <w:sz w:val="24"/>
       <w:szCs w:val="24"/>
     </w:rPr>
@@ -3529,7 +3660,7 @@
         <w:rFonts w:ascii="Times New Roman" w:hAnsi="Times New Roman" w:cs="Times New Roman" w:eastAsia="Times New Roman"/>
         <w:b/>
         <w:bCs/>
-        <w:color w:val="FFFFFF" w:themeColor="background1"/>
+        <w:color w:val="000000"/>
         <w:sz w:val="24"/>
         <w:szCs w:val="24"/>
       </w:rPr>
@@ -3546,6 +3677,7 @@
         <w:rFonts w:ascii="Times New Roman" w:hAnsi="Times New Roman" w:cs="Times New Roman" w:eastAsia="Times New Roman"/>
         <w:b/>
         <w:bCs/>
+        <w:color w:val="000000"/>
         <w:sz w:val="24"/>
         <w:szCs w:val="24"/>
       </w:rPr>
@@ -3564,6 +3696,7 @@
         <w:rFonts w:ascii="Times New Roman" w:hAnsi="Times New Roman" w:cs="Times New Roman" w:eastAsia="Times New Roman"/>
         <w:b/>
         <w:bCs/>
+        <w:color w:val="000000"/>
         <w:sz w:val="24"/>
         <w:szCs w:val="24"/>
       </w:rPr>
@@ -3573,6 +3706,7 @@
         <w:rFonts w:ascii="Times New Roman" w:hAnsi="Times New Roman" w:cs="Times New Roman" w:eastAsia="Times New Roman"/>
         <w:b/>
         <w:bCs/>
+        <w:color w:val="000000"/>
         <w:sz w:val="24"/>
         <w:szCs w:val="24"/>
       </w:rPr>
@@ -3610,6 +3744,7 @@
     </w:pPr>
     <w:rPr>
       <w:rFonts w:ascii="Times New Roman" w:hAnsi="Times New Roman" w:cs="Times New Roman" w:eastAsia="Times New Roman"/>
+      <w:color w:val="000000"/>
       <w:sz w:val="24"/>
       <w:szCs w:val="24"/>
     </w:rPr>
@@ -3640,6 +3775,7 @@
         <w:rFonts w:ascii="Times New Roman" w:hAnsi="Times New Roman" w:cs="Times New Roman" w:eastAsia="Times New Roman"/>
         <w:b/>
         <w:bCs/>
+        <w:color w:val="000000"/>
         <w:sz w:val="24"/>
         <w:szCs w:val="24"/>
       </w:rPr>
@@ -3663,6 +3799,7 @@
         <w:rFonts w:ascii="Times New Roman" w:hAnsi="Times New Roman" w:cs="Times New Roman" w:eastAsia="Times New Roman"/>
         <w:b/>
         <w:bCs/>
+        <w:color w:val="000000"/>
         <w:sz w:val="24"/>
         <w:szCs w:val="24"/>
       </w:rPr>
@@ -3683,6 +3820,7 @@
         <w:rFonts w:ascii="Times New Roman" w:hAnsi="Times New Roman" w:cs="Times New Roman" w:eastAsia="Times New Roman"/>
         <w:b/>
         <w:bCs/>
+        <w:color w:val="000000"/>
         <w:sz w:val="24"/>
         <w:szCs w:val="24"/>
       </w:rPr>
@@ -3692,6 +3830,7 @@
         <w:rFonts w:ascii="Times New Roman" w:hAnsi="Times New Roman" w:cs="Times New Roman" w:eastAsia="Times New Roman"/>
         <w:b/>
         <w:bCs/>
+        <w:color w:val="000000"/>
         <w:sz w:val="24"/>
         <w:szCs w:val="24"/>
       </w:rPr>
@@ -3753,6 +3892,7 @@
     </w:pPr>
     <w:rPr>
       <w:rFonts w:ascii="Times New Roman" w:hAnsi="Times New Roman" w:cs="Times New Roman" w:eastAsia="Times New Roman"/>
+      <w:color w:val="000000"/>
       <w:sz w:val="24"/>
       <w:szCs w:val="24"/>
     </w:rPr>
@@ -3783,6 +3923,7 @@
         <w:rFonts w:ascii="Times New Roman" w:hAnsi="Times New Roman" w:cs="Times New Roman" w:eastAsia="Times New Roman"/>
         <w:b/>
         <w:bCs/>
+        <w:color w:val="000000"/>
         <w:sz w:val="24"/>
         <w:szCs w:val="24"/>
       </w:rPr>
@@ -3806,6 +3947,7 @@
         <w:rFonts w:ascii="Times New Roman" w:hAnsi="Times New Roman" w:cs="Times New Roman" w:eastAsia="Times New Roman"/>
         <w:b/>
         <w:bCs/>
+        <w:color w:val="000000"/>
         <w:sz w:val="24"/>
         <w:szCs w:val="24"/>
       </w:rPr>
@@ -3826,6 +3968,7 @@
         <w:rFonts w:ascii="Times New Roman" w:hAnsi="Times New Roman" w:cs="Times New Roman" w:eastAsia="Times New Roman"/>
         <w:b/>
         <w:bCs/>
+        <w:color w:val="000000"/>
         <w:sz w:val="24"/>
         <w:szCs w:val="24"/>
       </w:rPr>
@@ -3835,6 +3978,7 @@
         <w:rFonts w:ascii="Times New Roman" w:hAnsi="Times New Roman" w:cs="Times New Roman" w:eastAsia="Times New Roman"/>
         <w:b/>
         <w:bCs/>
+        <w:color w:val="000000"/>
         <w:sz w:val="24"/>
         <w:szCs w:val="24"/>
       </w:rPr>
@@ -3896,6 +4040,7 @@
     </w:pPr>
     <w:rPr>
       <w:rFonts w:ascii="Times New Roman" w:hAnsi="Times New Roman" w:cs="Times New Roman" w:eastAsia="Times New Roman"/>
+      <w:color w:val="000000"/>
       <w:sz w:val="24"/>
       <w:szCs w:val="24"/>
     </w:rPr>
@@ -3926,6 +4071,7 @@
         <w:rFonts w:ascii="Times New Roman" w:hAnsi="Times New Roman" w:cs="Times New Roman" w:eastAsia="Times New Roman"/>
         <w:b/>
         <w:bCs/>
+        <w:color w:val="000000"/>
         <w:sz w:val="24"/>
         <w:szCs w:val="24"/>
       </w:rPr>
@@ -3949,6 +4095,7 @@
         <w:rFonts w:ascii="Times New Roman" w:hAnsi="Times New Roman" w:cs="Times New Roman" w:eastAsia="Times New Roman"/>
         <w:b/>
         <w:bCs/>
+        <w:color w:val="000000"/>
         <w:sz w:val="24"/>
         <w:szCs w:val="24"/>
       </w:rPr>
@@ -3969,6 +4116,7 @@
         <w:rFonts w:ascii="Times New Roman" w:hAnsi="Times New Roman" w:cs="Times New Roman" w:eastAsia="Times New Roman"/>
         <w:b/>
         <w:bCs/>
+        <w:color w:val="000000"/>
         <w:sz w:val="24"/>
         <w:szCs w:val="24"/>
       </w:rPr>
@@ -3978,6 +4126,7 @@
         <w:rFonts w:ascii="Times New Roman" w:hAnsi="Times New Roman" w:cs="Times New Roman" w:eastAsia="Times New Roman"/>
         <w:b/>
         <w:bCs/>
+        <w:color w:val="000000"/>
         <w:sz w:val="24"/>
         <w:szCs w:val="24"/>
       </w:rPr>
@@ -4039,6 +4188,7 @@
     </w:pPr>
     <w:rPr>
       <w:rFonts w:ascii="Times New Roman" w:hAnsi="Times New Roman" w:cs="Times New Roman" w:eastAsia="Times New Roman"/>
+      <w:color w:val="000000"/>
       <w:sz w:val="24"/>
       <w:szCs w:val="24"/>
     </w:rPr>
@@ -4069,6 +4219,7 @@
         <w:rFonts w:ascii="Times New Roman" w:hAnsi="Times New Roman" w:cs="Times New Roman" w:eastAsia="Times New Roman"/>
         <w:b/>
         <w:bCs/>
+        <w:color w:val="000000"/>
         <w:sz w:val="24"/>
         <w:szCs w:val="24"/>
       </w:rPr>
@@ -4092,6 +4243,7 @@
         <w:rFonts w:ascii="Times New Roman" w:hAnsi="Times New Roman" w:cs="Times New Roman" w:eastAsia="Times New Roman"/>
         <w:b/>
         <w:bCs/>
+        <w:color w:val="000000"/>
         <w:sz w:val="24"/>
         <w:szCs w:val="24"/>
       </w:rPr>
@@ -4112,6 +4264,7 @@
         <w:rFonts w:ascii="Times New Roman" w:hAnsi="Times New Roman" w:cs="Times New Roman" w:eastAsia="Times New Roman"/>
         <w:b/>
         <w:bCs/>
+        <w:color w:val="000000"/>
         <w:sz w:val="24"/>
         <w:szCs w:val="24"/>
       </w:rPr>
@@ -4121,6 +4274,7 @@
         <w:rFonts w:ascii="Times New Roman" w:hAnsi="Times New Roman" w:cs="Times New Roman" w:eastAsia="Times New Roman"/>
         <w:b/>
         <w:bCs/>
+        <w:color w:val="000000"/>
         <w:sz w:val="24"/>
         <w:szCs w:val="24"/>
       </w:rPr>
@@ -4182,6 +4336,7 @@
     </w:pPr>
     <w:rPr>
       <w:rFonts w:ascii="Times New Roman" w:hAnsi="Times New Roman" w:cs="Times New Roman" w:eastAsia="Times New Roman"/>
+      <w:color w:val="000000"/>
       <w:sz w:val="24"/>
       <w:szCs w:val="24"/>
     </w:rPr>
@@ -4212,6 +4367,7 @@
         <w:rFonts w:ascii="Times New Roman" w:hAnsi="Times New Roman" w:cs="Times New Roman" w:eastAsia="Times New Roman"/>
         <w:b/>
         <w:bCs/>
+        <w:color w:val="000000"/>
         <w:sz w:val="24"/>
         <w:szCs w:val="24"/>
       </w:rPr>
@@ -4235,6 +4391,7 @@
         <w:rFonts w:ascii="Times New Roman" w:hAnsi="Times New Roman" w:cs="Times New Roman" w:eastAsia="Times New Roman"/>
         <w:b/>
         <w:bCs/>
+        <w:color w:val="000000"/>
         <w:sz w:val="24"/>
         <w:szCs w:val="24"/>
       </w:rPr>
@@ -4255,6 +4412,7 @@
         <w:rFonts w:ascii="Times New Roman" w:hAnsi="Times New Roman" w:cs="Times New Roman" w:eastAsia="Times New Roman"/>
         <w:b/>
         <w:bCs/>
+        <w:color w:val="000000"/>
         <w:sz w:val="24"/>
         <w:szCs w:val="24"/>
       </w:rPr>
@@ -4264,6 +4422,7 @@
         <w:rFonts w:ascii="Times New Roman" w:hAnsi="Times New Roman" w:cs="Times New Roman" w:eastAsia="Times New Roman"/>
         <w:b/>
         <w:bCs/>
+        <w:color w:val="000000"/>
         <w:sz w:val="24"/>
         <w:szCs w:val="24"/>
       </w:rPr>
@@ -4325,6 +4484,7 @@
     </w:pPr>
     <w:rPr>
       <w:rFonts w:ascii="Times New Roman" w:hAnsi="Times New Roman" w:cs="Times New Roman" w:eastAsia="Times New Roman"/>
+      <w:color w:val="000000"/>
       <w:sz w:val="24"/>
       <w:szCs w:val="24"/>
     </w:rPr>
@@ -4355,6 +4515,7 @@
         <w:rFonts w:ascii="Times New Roman" w:hAnsi="Times New Roman" w:cs="Times New Roman" w:eastAsia="Times New Roman"/>
         <w:b/>
         <w:bCs/>
+        <w:color w:val="000000"/>
         <w:sz w:val="24"/>
         <w:szCs w:val="24"/>
       </w:rPr>
@@ -4378,6 +4539,7 @@
         <w:rFonts w:ascii="Times New Roman" w:hAnsi="Times New Roman" w:cs="Times New Roman" w:eastAsia="Times New Roman"/>
         <w:b/>
         <w:bCs/>
+        <w:color w:val="000000"/>
         <w:sz w:val="24"/>
         <w:szCs w:val="24"/>
       </w:rPr>
@@ -4398,6 +4560,7 @@
         <w:rFonts w:ascii="Times New Roman" w:hAnsi="Times New Roman" w:cs="Times New Roman" w:eastAsia="Times New Roman"/>
         <w:b/>
         <w:bCs/>
+        <w:color w:val="000000"/>
         <w:sz w:val="24"/>
         <w:szCs w:val="24"/>
       </w:rPr>
@@ -4407,6 +4570,7 @@
         <w:rFonts w:ascii="Times New Roman" w:hAnsi="Times New Roman" w:cs="Times New Roman" w:eastAsia="Times New Roman"/>
         <w:b/>
         <w:bCs/>
+        <w:color w:val="000000"/>
         <w:sz w:val="24"/>
         <w:szCs w:val="24"/>
       </w:rPr>
@@ -4468,6 +4632,7 @@
     </w:pPr>
     <w:rPr>
       <w:rFonts w:ascii="Times New Roman" w:hAnsi="Times New Roman" w:cs="Times New Roman" w:eastAsia="Times New Roman"/>
+      <w:color w:val="000000"/>
       <w:sz w:val="24"/>
       <w:szCs w:val="24"/>
     </w:rPr>
@@ -4498,6 +4663,7 @@
         <w:rFonts w:ascii="Times New Roman" w:hAnsi="Times New Roman" w:cs="Times New Roman" w:eastAsia="Times New Roman"/>
         <w:b/>
         <w:bCs/>
+        <w:color w:val="000000"/>
         <w:sz w:val="24"/>
         <w:szCs w:val="24"/>
       </w:rPr>
@@ -4521,6 +4687,7 @@
         <w:rFonts w:ascii="Times New Roman" w:hAnsi="Times New Roman" w:cs="Times New Roman" w:eastAsia="Times New Roman"/>
         <w:b/>
         <w:bCs/>
+        <w:color w:val="000000"/>
         <w:sz w:val="24"/>
         <w:szCs w:val="24"/>
       </w:rPr>
@@ -4541,6 +4708,7 @@
         <w:rFonts w:ascii="Times New Roman" w:hAnsi="Times New Roman" w:cs="Times New Roman" w:eastAsia="Times New Roman"/>
         <w:b/>
         <w:bCs/>
+        <w:color w:val="000000"/>
         <w:sz w:val="24"/>
         <w:szCs w:val="24"/>
       </w:rPr>
@@ -4550,6 +4718,7 @@
         <w:rFonts w:ascii="Times New Roman" w:hAnsi="Times New Roman" w:cs="Times New Roman" w:eastAsia="Times New Roman"/>
         <w:b/>
         <w:bCs/>
+        <w:color w:val="000000"/>
         <w:sz w:val="24"/>
         <w:szCs w:val="24"/>
       </w:rPr>
@@ -4611,6 +4780,7 @@
     </w:pPr>
     <w:rPr>
       <w:rFonts w:ascii="Times New Roman" w:hAnsi="Times New Roman" w:cs="Times New Roman" w:eastAsia="Times New Roman"/>
+      <w:color w:val="000000"/>
       <w:sz w:val="24"/>
       <w:szCs w:val="24"/>
     </w:rPr>
@@ -4640,7 +4810,7 @@
         <w:rFonts w:ascii="Times New Roman" w:hAnsi="Times New Roman" w:cs="Times New Roman" w:eastAsia="Times New Roman"/>
         <w:b/>
         <w:bCs/>
-        <w:color w:val="FFFFFF" w:themeColor="background1"/>
+        <w:color w:val="000000"/>
         <w:sz w:val="24"/>
         <w:szCs w:val="24"/>
       </w:rPr>
@@ -4665,6 +4835,7 @@
         <w:rFonts w:ascii="Times New Roman" w:hAnsi="Times New Roman" w:cs="Times New Roman" w:eastAsia="Times New Roman"/>
         <w:b/>
         <w:bCs/>
+        <w:color w:val="000000"/>
         <w:sz w:val="24"/>
         <w:szCs w:val="24"/>
       </w:rPr>
@@ -4685,6 +4856,7 @@
         <w:rFonts w:ascii="Times New Roman" w:hAnsi="Times New Roman" w:cs="Times New Roman" w:eastAsia="Times New Roman"/>
         <w:b/>
         <w:bCs/>
+        <w:color w:val="000000"/>
         <w:sz w:val="24"/>
         <w:szCs w:val="24"/>
       </w:rPr>
@@ -4694,6 +4866,7 @@
         <w:rFonts w:ascii="Times New Roman" w:hAnsi="Times New Roman" w:cs="Times New Roman" w:eastAsia="Times New Roman"/>
         <w:b/>
         <w:bCs/>
+        <w:color w:val="000000"/>
         <w:sz w:val="24"/>
         <w:szCs w:val="24"/>
       </w:rPr>
@@ -4734,6 +4907,7 @@
     </w:pPr>
     <w:rPr>
       <w:rFonts w:ascii="Times New Roman" w:hAnsi="Times New Roman" w:cs="Times New Roman" w:eastAsia="Times New Roman"/>
+      <w:color w:val="000000"/>
       <w:sz w:val="24"/>
       <w:szCs w:val="24"/>
     </w:rPr>
@@ -4763,7 +4937,7 @@
         <w:rFonts w:ascii="Times New Roman" w:hAnsi="Times New Roman" w:cs="Times New Roman" w:eastAsia="Times New Roman"/>
         <w:b/>
         <w:bCs/>
-        <w:color w:val="FFFFFF" w:themeColor="background1"/>
+        <w:color w:val="000000"/>
         <w:sz w:val="24"/>
         <w:szCs w:val="24"/>
       </w:rPr>
@@ -4788,6 +4962,7 @@
         <w:rFonts w:ascii="Times New Roman" w:hAnsi="Times New Roman" w:cs="Times New Roman" w:eastAsia="Times New Roman"/>
         <w:b/>
         <w:bCs/>
+        <w:color w:val="000000"/>
         <w:sz w:val="24"/>
         <w:szCs w:val="24"/>
       </w:rPr>
@@ -4808,6 +4983,7 @@
         <w:rFonts w:ascii="Times New Roman" w:hAnsi="Times New Roman" w:cs="Times New Roman" w:eastAsia="Times New Roman"/>
         <w:b/>
         <w:bCs/>
+        <w:color w:val="000000"/>
         <w:sz w:val="24"/>
         <w:szCs w:val="24"/>
       </w:rPr>
@@ -4817,6 +4993,7 @@
         <w:rFonts w:ascii="Times New Roman" w:hAnsi="Times New Roman" w:cs="Times New Roman" w:eastAsia="Times New Roman"/>
         <w:b/>
         <w:bCs/>
+        <w:color w:val="000000"/>
         <w:sz w:val="24"/>
         <w:szCs w:val="24"/>
       </w:rPr>
@@ -4857,6 +5034,7 @@
     </w:pPr>
     <w:rPr>
       <w:rFonts w:ascii="Times New Roman" w:hAnsi="Times New Roman" w:cs="Times New Roman" w:eastAsia="Times New Roman"/>
+      <w:color w:val="000000"/>
       <w:sz w:val="24"/>
       <w:szCs w:val="24"/>
     </w:rPr>
@@ -4886,7 +5064,7 @@
         <w:rFonts w:ascii="Times New Roman" w:hAnsi="Times New Roman" w:cs="Times New Roman" w:eastAsia="Times New Roman"/>
         <w:b/>
         <w:bCs/>
-        <w:color w:val="FFFFFF" w:themeColor="background1"/>
+        <w:color w:val="000000"/>
         <w:sz w:val="24"/>
         <w:szCs w:val="24"/>
       </w:rPr>
@@ -4911,6 +5089,7 @@
         <w:rFonts w:ascii="Times New Roman" w:hAnsi="Times New Roman" w:cs="Times New Roman" w:eastAsia="Times New Roman"/>
         <w:b/>
         <w:bCs/>
+        <w:color w:val="000000"/>
         <w:sz w:val="24"/>
         <w:szCs w:val="24"/>
       </w:rPr>
@@ -4931,6 +5110,7 @@
         <w:rFonts w:ascii="Times New Roman" w:hAnsi="Times New Roman" w:cs="Times New Roman" w:eastAsia="Times New Roman"/>
         <w:b/>
         <w:bCs/>
+        <w:color w:val="000000"/>
         <w:sz w:val="24"/>
         <w:szCs w:val="24"/>
       </w:rPr>
@@ -4940,6 +5120,7 @@
         <w:rFonts w:ascii="Times New Roman" w:hAnsi="Times New Roman" w:cs="Times New Roman" w:eastAsia="Times New Roman"/>
         <w:b/>
         <w:bCs/>
+        <w:color w:val="000000"/>
         <w:sz w:val="24"/>
         <w:szCs w:val="24"/>
       </w:rPr>
@@ -4980,6 +5161,7 @@
     </w:pPr>
     <w:rPr>
       <w:rFonts w:ascii="Times New Roman" w:hAnsi="Times New Roman" w:cs="Times New Roman" w:eastAsia="Times New Roman"/>
+      <w:color w:val="000000"/>
       <w:sz w:val="24"/>
       <w:szCs w:val="24"/>
     </w:rPr>
@@ -5009,7 +5191,7 @@
         <w:rFonts w:ascii="Times New Roman" w:hAnsi="Times New Roman" w:cs="Times New Roman" w:eastAsia="Times New Roman"/>
         <w:b/>
         <w:bCs/>
-        <w:color w:val="FFFFFF" w:themeColor="background1"/>
+        <w:color w:val="000000"/>
         <w:sz w:val="24"/>
         <w:szCs w:val="24"/>
       </w:rPr>
@@ -5034,6 +5216,7 @@
         <w:rFonts w:ascii="Times New Roman" w:hAnsi="Times New Roman" w:cs="Times New Roman" w:eastAsia="Times New Roman"/>
         <w:b/>
         <w:bCs/>
+        <w:color w:val="000000"/>
         <w:sz w:val="24"/>
         <w:szCs w:val="24"/>
       </w:rPr>
@@ -5054,6 +5237,7 @@
         <w:rFonts w:ascii="Times New Roman" w:hAnsi="Times New Roman" w:cs="Times New Roman" w:eastAsia="Times New Roman"/>
         <w:b/>
         <w:bCs/>
+        <w:color w:val="000000"/>
         <w:sz w:val="24"/>
         <w:szCs w:val="24"/>
       </w:rPr>
@@ -5063,6 +5247,7 @@
         <w:rFonts w:ascii="Times New Roman" w:hAnsi="Times New Roman" w:cs="Times New Roman" w:eastAsia="Times New Roman"/>
         <w:b/>
         <w:bCs/>
+        <w:color w:val="000000"/>
         <w:sz w:val="24"/>
         <w:szCs w:val="24"/>
       </w:rPr>
@@ -5103,6 +5288,7 @@
     </w:pPr>
     <w:rPr>
       <w:rFonts w:ascii="Times New Roman" w:hAnsi="Times New Roman" w:cs="Times New Roman" w:eastAsia="Times New Roman"/>
+      <w:color w:val="000000"/>
       <w:sz w:val="24"/>
       <w:szCs w:val="24"/>
     </w:rPr>
@@ -5132,7 +5318,7 @@
         <w:rFonts w:ascii="Times New Roman" w:hAnsi="Times New Roman" w:cs="Times New Roman" w:eastAsia="Times New Roman"/>
         <w:b/>
         <w:bCs/>
-        <w:color w:val="FFFFFF" w:themeColor="background1"/>
+        <w:color w:val="000000"/>
         <w:sz w:val="24"/>
         <w:szCs w:val="24"/>
       </w:rPr>
@@ -5157,6 +5343,7 @@
         <w:rFonts w:ascii="Times New Roman" w:hAnsi="Times New Roman" w:cs="Times New Roman" w:eastAsia="Times New Roman"/>
         <w:b/>
         <w:bCs/>
+        <w:color w:val="000000"/>
         <w:sz w:val="24"/>
         <w:szCs w:val="24"/>
       </w:rPr>
@@ -5177,6 +5364,7 @@
         <w:rFonts w:ascii="Times New Roman" w:hAnsi="Times New Roman" w:cs="Times New Roman" w:eastAsia="Times New Roman"/>
         <w:b/>
         <w:bCs/>
+        <w:color w:val="000000"/>
         <w:sz w:val="24"/>
         <w:szCs w:val="24"/>
       </w:rPr>
@@ -5186,6 +5374,7 @@
         <w:rFonts w:ascii="Times New Roman" w:hAnsi="Times New Roman" w:cs="Times New Roman" w:eastAsia="Times New Roman"/>
         <w:b/>
         <w:bCs/>
+        <w:color w:val="000000"/>
         <w:sz w:val="24"/>
         <w:szCs w:val="24"/>
       </w:rPr>
@@ -5226,6 +5415,7 @@
     </w:pPr>
     <w:rPr>
       <w:rFonts w:ascii="Times New Roman" w:hAnsi="Times New Roman" w:cs="Times New Roman" w:eastAsia="Times New Roman"/>
+      <w:color w:val="000000"/>
       <w:sz w:val="24"/>
       <w:szCs w:val="24"/>
     </w:rPr>
@@ -5255,7 +5445,7 @@
         <w:rFonts w:ascii="Times New Roman" w:hAnsi="Times New Roman" w:cs="Times New Roman" w:eastAsia="Times New Roman"/>
         <w:b/>
         <w:bCs/>
-        <w:color w:val="FFFFFF" w:themeColor="background1"/>
+        <w:color w:val="000000"/>
         <w:sz w:val="24"/>
         <w:szCs w:val="24"/>
       </w:rPr>
@@ -5280,6 +5470,7 @@
         <w:rFonts w:ascii="Times New Roman" w:hAnsi="Times New Roman" w:cs="Times New Roman" w:eastAsia="Times New Roman"/>
         <w:b/>
         <w:bCs/>
+        <w:color w:val="000000"/>
         <w:sz w:val="24"/>
         <w:szCs w:val="24"/>
       </w:rPr>
@@ -5300,6 +5491,7 @@
         <w:rFonts w:ascii="Times New Roman" w:hAnsi="Times New Roman" w:cs="Times New Roman" w:eastAsia="Times New Roman"/>
         <w:b/>
         <w:bCs/>
+        <w:color w:val="000000"/>
         <w:sz w:val="24"/>
         <w:szCs w:val="24"/>
       </w:rPr>
@@ -5309,6 +5501,7 @@
         <w:rFonts w:ascii="Times New Roman" w:hAnsi="Times New Roman" w:cs="Times New Roman" w:eastAsia="Times New Roman"/>
         <w:b/>
         <w:bCs/>
+        <w:color w:val="000000"/>
         <w:sz w:val="24"/>
         <w:szCs w:val="24"/>
       </w:rPr>
@@ -5349,6 +5542,7 @@
     </w:pPr>
     <w:rPr>
       <w:rFonts w:ascii="Times New Roman" w:hAnsi="Times New Roman" w:cs="Times New Roman" w:eastAsia="Times New Roman"/>
+      <w:color w:val="000000"/>
       <w:sz w:val="24"/>
       <w:szCs w:val="24"/>
     </w:rPr>
@@ -5378,7 +5572,7 @@
         <w:rFonts w:ascii="Times New Roman" w:hAnsi="Times New Roman" w:cs="Times New Roman" w:eastAsia="Times New Roman"/>
         <w:b/>
         <w:bCs/>
-        <w:color w:val="FFFFFF" w:themeColor="background1"/>
+        <w:color w:val="000000"/>
         <w:sz w:val="24"/>
         <w:szCs w:val="24"/>
       </w:rPr>
@@ -5403,6 +5597,7 @@
         <w:rFonts w:ascii="Times New Roman" w:hAnsi="Times New Roman" w:cs="Times New Roman" w:eastAsia="Times New Roman"/>
         <w:b/>
         <w:bCs/>
+        <w:color w:val="000000"/>
         <w:sz w:val="24"/>
         <w:szCs w:val="24"/>
       </w:rPr>
@@ -5423,6 +5618,7 @@
         <w:rFonts w:ascii="Times New Roman" w:hAnsi="Times New Roman" w:cs="Times New Roman" w:eastAsia="Times New Roman"/>
         <w:b/>
         <w:bCs/>
+        <w:color w:val="000000"/>
         <w:sz w:val="24"/>
         <w:szCs w:val="24"/>
       </w:rPr>
@@ -5432,6 +5628,7 @@
         <w:rFonts w:ascii="Times New Roman" w:hAnsi="Times New Roman" w:cs="Times New Roman" w:eastAsia="Times New Roman"/>
         <w:b/>
         <w:bCs/>
+        <w:color w:val="000000"/>
         <w:sz w:val="24"/>
         <w:szCs w:val="24"/>
       </w:rPr>
@@ -5472,6 +5669,7 @@
     </w:pPr>
     <w:rPr>
       <w:rFonts w:ascii="Times New Roman" w:hAnsi="Times New Roman" w:cs="Times New Roman" w:eastAsia="Times New Roman"/>
+      <w:color w:val="000000"/>
       <w:sz w:val="24"/>
       <w:szCs w:val="24"/>
     </w:rPr>
@@ -5498,7 +5696,7 @@
         <w:rFonts w:ascii="Times New Roman" w:hAnsi="Times New Roman" w:cs="Times New Roman" w:eastAsia="Times New Roman"/>
         <w:b/>
         <w:bCs/>
-        <w:color w:val="FFFFFF" w:themeColor="background1"/>
+        <w:color w:val="000000"/>
         <w:sz w:val="24"/>
         <w:szCs w:val="24"/>
       </w:rPr>
@@ -5521,7 +5719,7 @@
       </w:pPr>
       <w:rPr>
         <w:rFonts w:ascii="Times New Roman" w:hAnsi="Times New Roman" w:cs="Times New Roman" w:eastAsia="Times New Roman"/>
-        <w:color w:val="auto"/>
+        <w:color w:val="000000"/>
         <w:sz w:val="24"/>
         <w:szCs w:val="24"/>
       </w:rPr>
@@ -5543,7 +5741,7 @@
         <w:rFonts w:ascii="Times New Roman" w:hAnsi="Times New Roman" w:cs="Times New Roman" w:eastAsia="Times New Roman"/>
         <w:b/>
         <w:bCs/>
-        <w:color w:val="FFFFFF" w:themeColor="background1"/>
+        <w:color w:val="000000"/>
         <w:sz w:val="24"/>
         <w:szCs w:val="24"/>
       </w:rPr>
@@ -5565,7 +5763,7 @@
         <w:rFonts w:ascii="Times New Roman" w:hAnsi="Times New Roman" w:cs="Times New Roman" w:eastAsia="Times New Roman"/>
         <w:b/>
         <w:bCs/>
-        <w:color w:val="FFFFFF" w:themeColor="background1"/>
+        <w:color w:val="000000"/>
         <w:sz w:val="24"/>
         <w:szCs w:val="24"/>
       </w:rPr>
@@ -5614,7 +5812,7 @@
     <w:tblStylePr w:type="nwCell">
       <w:rPr>
         <w:rFonts w:ascii="Times New Roman" w:hAnsi="Times New Roman" w:cs="Times New Roman" w:eastAsia="Times New Roman"/>
-        <w:color w:val="FFFFFF" w:themeColor="background1"/>
+        <w:color w:val="000000"/>
         <w:sz w:val="24"/>
         <w:szCs w:val="24"/>
       </w:rPr>
@@ -5641,6 +5839,7 @@
     </w:pPr>
     <w:rPr>
       <w:rFonts w:ascii="Times New Roman" w:hAnsi="Times New Roman" w:cs="Times New Roman" w:eastAsia="Times New Roman"/>
+      <w:color w:val="000000"/>
       <w:sz w:val="24"/>
       <w:szCs w:val="24"/>
     </w:rPr>
@@ -5667,7 +5866,7 @@
         <w:rFonts w:ascii="Times New Roman" w:hAnsi="Times New Roman" w:cs="Times New Roman" w:eastAsia="Times New Roman"/>
         <w:b/>
         <w:bCs/>
-        <w:color w:val="FFFFFF" w:themeColor="background1"/>
+        <w:color w:val="000000"/>
         <w:sz w:val="24"/>
         <w:szCs w:val="24"/>
       </w:rPr>
@@ -5690,7 +5889,7 @@
       </w:pPr>
       <w:rPr>
         <w:rFonts w:ascii="Times New Roman" w:hAnsi="Times New Roman" w:cs="Times New Roman" w:eastAsia="Times New Roman"/>
-        <w:color w:val="auto"/>
+        <w:color w:val="000000"/>
         <w:sz w:val="24"/>
         <w:szCs w:val="24"/>
       </w:rPr>
@@ -5712,7 +5911,7 @@
         <w:rFonts w:ascii="Times New Roman" w:hAnsi="Times New Roman" w:cs="Times New Roman" w:eastAsia="Times New Roman"/>
         <w:b/>
         <w:bCs/>
-        <w:color w:val="FFFFFF" w:themeColor="background1"/>
+        <w:color w:val="000000"/>
         <w:sz w:val="24"/>
         <w:szCs w:val="24"/>
       </w:rPr>
@@ -5734,7 +5933,7 @@
         <w:rFonts w:ascii="Times New Roman" w:hAnsi="Times New Roman" w:cs="Times New Roman" w:eastAsia="Times New Roman"/>
         <w:b/>
         <w:bCs/>
-        <w:color w:val="FFFFFF" w:themeColor="background1"/>
+        <w:color w:val="000000"/>
         <w:sz w:val="24"/>
         <w:szCs w:val="24"/>
       </w:rPr>
@@ -5783,7 +5982,7 @@
     <w:tblStylePr w:type="nwCell">
       <w:rPr>
         <w:rFonts w:ascii="Times New Roman" w:hAnsi="Times New Roman" w:cs="Times New Roman" w:eastAsia="Times New Roman"/>
-        <w:color w:val="FFFFFF" w:themeColor="background1"/>
+        <w:color w:val="000000"/>
         <w:sz w:val="24"/>
         <w:szCs w:val="24"/>
       </w:rPr>
@@ -5810,6 +6009,7 @@
     </w:pPr>
     <w:rPr>
       <w:rFonts w:ascii="Times New Roman" w:hAnsi="Times New Roman" w:cs="Times New Roman" w:eastAsia="Times New Roman"/>
+      <w:color w:val="000000"/>
       <w:sz w:val="24"/>
       <w:szCs w:val="24"/>
     </w:rPr>
@@ -5836,7 +6036,7 @@
         <w:rFonts w:ascii="Times New Roman" w:hAnsi="Times New Roman" w:cs="Times New Roman" w:eastAsia="Times New Roman"/>
         <w:b/>
         <w:bCs/>
-        <w:color w:val="FFFFFF" w:themeColor="background1"/>
+        <w:color w:val="000000"/>
         <w:sz w:val="24"/>
         <w:szCs w:val="24"/>
       </w:rPr>
@@ -5859,7 +6059,7 @@
       </w:pPr>
       <w:rPr>
         <w:rFonts w:ascii="Times New Roman" w:hAnsi="Times New Roman" w:cs="Times New Roman" w:eastAsia="Times New Roman"/>
-        <w:color w:val="auto"/>
+        <w:color w:val="000000"/>
         <w:sz w:val="24"/>
         <w:szCs w:val="24"/>
       </w:rPr>
@@ -5881,7 +6081,7 @@
         <w:rFonts w:ascii="Times New Roman" w:hAnsi="Times New Roman" w:cs="Times New Roman" w:eastAsia="Times New Roman"/>
         <w:b/>
         <w:bCs/>
-        <w:color w:val="FFFFFF" w:themeColor="background1"/>
+        <w:color w:val="000000"/>
         <w:sz w:val="24"/>
         <w:szCs w:val="24"/>
       </w:rPr>
@@ -5903,7 +6103,7 @@
         <w:rFonts w:ascii="Times New Roman" w:hAnsi="Times New Roman" w:cs="Times New Roman" w:eastAsia="Times New Roman"/>
         <w:b/>
         <w:bCs/>
-        <w:color w:val="FFFFFF" w:themeColor="background1"/>
+        <w:color w:val="000000"/>
         <w:sz w:val="24"/>
         <w:szCs w:val="24"/>
       </w:rPr>
@@ -5952,7 +6152,7 @@
     <w:tblStylePr w:type="nwCell">
       <w:rPr>
         <w:rFonts w:ascii="Times New Roman" w:hAnsi="Times New Roman" w:cs="Times New Roman" w:eastAsia="Times New Roman"/>
-        <w:color w:val="FFFFFF" w:themeColor="background1"/>
+        <w:color w:val="000000"/>
         <w:sz w:val="24"/>
         <w:szCs w:val="24"/>
       </w:rPr>
@@ -5979,6 +6179,7 @@
     </w:pPr>
     <w:rPr>
       <w:rFonts w:ascii="Times New Roman" w:hAnsi="Times New Roman" w:cs="Times New Roman" w:eastAsia="Times New Roman"/>
+      <w:color w:val="000000"/>
       <w:sz w:val="24"/>
       <w:szCs w:val="24"/>
     </w:rPr>
@@ -6005,7 +6206,7 @@
         <w:rFonts w:ascii="Times New Roman" w:hAnsi="Times New Roman" w:cs="Times New Roman" w:eastAsia="Times New Roman"/>
         <w:b/>
         <w:bCs/>
-        <w:color w:val="FFFFFF" w:themeColor="background1"/>
+        <w:color w:val="000000"/>
         <w:sz w:val="24"/>
         <w:szCs w:val="24"/>
       </w:rPr>
@@ -6028,7 +6229,7 @@
       </w:pPr>
       <w:rPr>
         <w:rFonts w:ascii="Times New Roman" w:hAnsi="Times New Roman" w:cs="Times New Roman" w:eastAsia="Times New Roman"/>
-        <w:color w:val="auto"/>
+        <w:color w:val="000000"/>
         <w:sz w:val="24"/>
         <w:szCs w:val="24"/>
       </w:rPr>
@@ -6050,7 +6251,7 @@
         <w:rFonts w:ascii="Times New Roman" w:hAnsi="Times New Roman" w:cs="Times New Roman" w:eastAsia="Times New Roman"/>
         <w:b/>
         <w:bCs/>
-        <w:color w:val="FFFFFF" w:themeColor="background1"/>
+        <w:color w:val="000000"/>
         <w:sz w:val="24"/>
         <w:szCs w:val="24"/>
       </w:rPr>
@@ -6072,7 +6273,7 @@
         <w:rFonts w:ascii="Times New Roman" w:hAnsi="Times New Roman" w:cs="Times New Roman" w:eastAsia="Times New Roman"/>
         <w:b/>
         <w:bCs/>
-        <w:color w:val="FFFFFF" w:themeColor="background1"/>
+        <w:color w:val="000000"/>
         <w:sz w:val="24"/>
         <w:szCs w:val="24"/>
       </w:rPr>
@@ -6121,7 +6322,7 @@
     <w:tblStylePr w:type="nwCell">
       <w:rPr>
         <w:rFonts w:ascii="Times New Roman" w:hAnsi="Times New Roman" w:cs="Times New Roman" w:eastAsia="Times New Roman"/>
-        <w:color w:val="FFFFFF" w:themeColor="background1"/>
+        <w:color w:val="000000"/>
         <w:sz w:val="24"/>
         <w:szCs w:val="24"/>
       </w:rPr>
@@ -6148,6 +6349,7 @@
     </w:pPr>
     <w:rPr>
       <w:rFonts w:ascii="Times New Roman" w:hAnsi="Times New Roman" w:cs="Times New Roman" w:eastAsia="Times New Roman"/>
+      <w:color w:val="000000"/>
       <w:sz w:val="24"/>
       <w:szCs w:val="24"/>
     </w:rPr>
@@ -6174,7 +6376,7 @@
         <w:rFonts w:ascii="Times New Roman" w:hAnsi="Times New Roman" w:cs="Times New Roman" w:eastAsia="Times New Roman"/>
         <w:b/>
         <w:bCs/>
-        <w:color w:val="FFFFFF" w:themeColor="background1"/>
+        <w:color w:val="000000"/>
         <w:sz w:val="24"/>
         <w:szCs w:val="24"/>
       </w:rPr>
@@ -6197,7 +6399,7 @@
       </w:pPr>
       <w:rPr>
         <w:rFonts w:ascii="Times New Roman" w:hAnsi="Times New Roman" w:cs="Times New Roman" w:eastAsia="Times New Roman"/>
-        <w:color w:val="auto"/>
+        <w:color w:val="000000"/>
         <w:sz w:val="24"/>
         <w:szCs w:val="24"/>
       </w:rPr>
@@ -6219,7 +6421,7 @@
         <w:rFonts w:ascii="Times New Roman" w:hAnsi="Times New Roman" w:cs="Times New Roman" w:eastAsia="Times New Roman"/>
         <w:b/>
         <w:bCs/>
-        <w:color w:val="FFFFFF" w:themeColor="background1"/>
+        <w:color w:val="000000"/>
         <w:sz w:val="24"/>
         <w:szCs w:val="24"/>
       </w:rPr>
@@ -6241,7 +6443,7 @@
         <w:rFonts w:ascii="Times New Roman" w:hAnsi="Times New Roman" w:cs="Times New Roman" w:eastAsia="Times New Roman"/>
         <w:b/>
         <w:bCs/>
-        <w:color w:val="FFFFFF" w:themeColor="background1"/>
+        <w:color w:val="000000"/>
         <w:sz w:val="24"/>
         <w:szCs w:val="24"/>
       </w:rPr>
@@ -6290,7 +6492,7 @@
     <w:tblStylePr w:type="nwCell">
       <w:rPr>
         <w:rFonts w:ascii="Times New Roman" w:hAnsi="Times New Roman" w:cs="Times New Roman" w:eastAsia="Times New Roman"/>
-        <w:color w:val="FFFFFF" w:themeColor="background1"/>
+        <w:color w:val="000000"/>
         <w:sz w:val="24"/>
         <w:szCs w:val="24"/>
       </w:rPr>
@@ -6317,6 +6519,7 @@
     </w:pPr>
     <w:rPr>
       <w:rFonts w:ascii="Times New Roman" w:hAnsi="Times New Roman" w:cs="Times New Roman" w:eastAsia="Times New Roman"/>
+      <w:color w:val="000000"/>
       <w:sz w:val="24"/>
       <w:szCs w:val="24"/>
     </w:rPr>
@@ -6343,7 +6546,7 @@
         <w:rFonts w:ascii="Times New Roman" w:hAnsi="Times New Roman" w:cs="Times New Roman" w:eastAsia="Times New Roman"/>
         <w:b/>
         <w:bCs/>
-        <w:color w:val="FFFFFF" w:themeColor="background1"/>
+        <w:color w:val="000000"/>
         <w:sz w:val="24"/>
         <w:szCs w:val="24"/>
       </w:rPr>
@@ -6366,7 +6569,7 @@
       </w:pPr>
       <w:rPr>
         <w:rFonts w:ascii="Times New Roman" w:hAnsi="Times New Roman" w:cs="Times New Roman" w:eastAsia="Times New Roman"/>
-        <w:color w:val="auto"/>
+        <w:color w:val="000000"/>
         <w:sz w:val="24"/>
         <w:szCs w:val="24"/>
       </w:rPr>
@@ -6388,7 +6591,7 @@
         <w:rFonts w:ascii="Times New Roman" w:hAnsi="Times New Roman" w:cs="Times New Roman" w:eastAsia="Times New Roman"/>
         <w:b/>
         <w:bCs/>
-        <w:color w:val="FFFFFF" w:themeColor="background1"/>
+        <w:color w:val="000000"/>
         <w:sz w:val="24"/>
         <w:szCs w:val="24"/>
       </w:rPr>
@@ -6410,7 +6613,7 @@
         <w:rFonts w:ascii="Times New Roman" w:hAnsi="Times New Roman" w:cs="Times New Roman" w:eastAsia="Times New Roman"/>
         <w:b/>
         <w:bCs/>
-        <w:color w:val="FFFFFF" w:themeColor="background1"/>
+        <w:color w:val="000000"/>
         <w:sz w:val="24"/>
         <w:szCs w:val="24"/>
       </w:rPr>
@@ -6459,7 +6662,7 @@
     <w:tblStylePr w:type="nwCell">
       <w:rPr>
         <w:rFonts w:ascii="Times New Roman" w:hAnsi="Times New Roman" w:cs="Times New Roman" w:eastAsia="Times New Roman"/>
-        <w:color w:val="FFFFFF" w:themeColor="background1"/>
+        <w:color w:val="000000"/>
         <w:sz w:val="24"/>
         <w:szCs w:val="24"/>
       </w:rPr>
@@ -6486,6 +6689,7 @@
     </w:pPr>
     <w:rPr>
       <w:rFonts w:ascii="Times New Roman" w:hAnsi="Times New Roman" w:cs="Times New Roman" w:eastAsia="Times New Roman"/>
+      <w:color w:val="000000"/>
       <w:sz w:val="24"/>
       <w:szCs w:val="24"/>
     </w:rPr>
@@ -6512,7 +6716,7 @@
         <w:rFonts w:ascii="Times New Roman" w:hAnsi="Times New Roman" w:cs="Times New Roman" w:eastAsia="Times New Roman"/>
         <w:b/>
         <w:bCs/>
-        <w:color w:val="FFFFFF" w:themeColor="background1"/>
+        <w:color w:val="000000"/>
         <w:sz w:val="24"/>
         <w:szCs w:val="24"/>
       </w:rPr>
@@ -6535,7 +6739,7 @@
       </w:pPr>
       <w:rPr>
         <w:rFonts w:ascii="Times New Roman" w:hAnsi="Times New Roman" w:cs="Times New Roman" w:eastAsia="Times New Roman"/>
-        <w:color w:val="auto"/>
+        <w:color w:val="000000"/>
         <w:sz w:val="24"/>
         <w:szCs w:val="24"/>
       </w:rPr>
@@ -6557,7 +6761,7 @@
         <w:rFonts w:ascii="Times New Roman" w:hAnsi="Times New Roman" w:cs="Times New Roman" w:eastAsia="Times New Roman"/>
         <w:b/>
         <w:bCs/>
-        <w:color w:val="FFFFFF" w:themeColor="background1"/>
+        <w:color w:val="000000"/>
         <w:sz w:val="24"/>
         <w:szCs w:val="24"/>
       </w:rPr>
@@ -6579,7 +6783,7 @@
         <w:rFonts w:ascii="Times New Roman" w:hAnsi="Times New Roman" w:cs="Times New Roman" w:eastAsia="Times New Roman"/>
         <w:b/>
         <w:bCs/>
-        <w:color w:val="FFFFFF" w:themeColor="background1"/>
+        <w:color w:val="000000"/>
         <w:sz w:val="24"/>
         <w:szCs w:val="24"/>
       </w:rPr>
@@ -6628,7 +6832,7 @@
     <w:tblStylePr w:type="nwCell">
       <w:rPr>
         <w:rFonts w:ascii="Times New Roman" w:hAnsi="Times New Roman" w:cs="Times New Roman" w:eastAsia="Times New Roman"/>
-        <w:color w:val="FFFFFF" w:themeColor="background1"/>
+        <w:color w:val="000000"/>
         <w:sz w:val="24"/>
         <w:szCs w:val="24"/>
       </w:rPr>
@@ -6655,7 +6859,7 @@
     </w:pPr>
     <w:rPr>
       <w:rFonts w:ascii="Times New Roman" w:hAnsi="Times New Roman" w:cs="Times New Roman" w:eastAsia="Times New Roman"/>
-      <w:color w:val="000000" w:themeColor="text1"/>
+      <w:color w:val="000000"/>
       <w:sz w:val="24"/>
       <w:szCs w:val="24"/>
     </w:rPr>
@@ -6677,6 +6881,7 @@
     <w:tblStylePr w:type="firstRow">
       <w:rPr>
         <w:rFonts w:ascii="Times New Roman" w:hAnsi="Times New Roman" w:cs="Times New Roman" w:eastAsia="Times New Roman"/>
+        <w:color w:val="000000"/>
         <w:sz w:val="24"/>
         <w:szCs w:val="24"/>
       </w:rPr>
@@ -6693,7 +6898,7 @@
         <w:rFonts w:ascii="Times New Roman" w:hAnsi="Times New Roman" w:cs="Times New Roman" w:eastAsia="Times New Roman"/>
         <w:b/>
         <w:bCs/>
-        <w:color w:val="1F497D" w:themeColor="text2"/>
+        <w:color w:val="000000"/>
         <w:sz w:val="24"/>
         <w:szCs w:val="24"/>
       </w:rPr>
@@ -6710,6 +6915,7 @@
         <w:rFonts w:ascii="Times New Roman" w:hAnsi="Times New Roman" w:cs="Times New Roman" w:eastAsia="Times New Roman"/>
         <w:b/>
         <w:bCs/>
+        <w:color w:val="000000"/>
         <w:sz w:val="24"/>
         <w:szCs w:val="24"/>
       </w:rPr>
@@ -6719,6 +6925,7 @@
         <w:rFonts w:ascii="Times New Roman" w:hAnsi="Times New Roman" w:cs="Times New Roman" w:eastAsia="Times New Roman"/>
         <w:b/>
         <w:bCs/>
+        <w:color w:val="000000"/>
         <w:sz w:val="24"/>
         <w:szCs w:val="24"/>
       </w:rPr>
@@ -6753,7 +6960,7 @@
     </w:pPr>
     <w:rPr>
       <w:rFonts w:ascii="Times New Roman" w:hAnsi="Times New Roman" w:cs="Times New Roman" w:eastAsia="Times New Roman"/>
-      <w:color w:val="000000" w:themeColor="text1"/>
+      <w:color w:val="000000"/>
       <w:sz w:val="24"/>
       <w:szCs w:val="24"/>
     </w:rPr>
@@ -6775,6 +6982,7 @@
     <w:tblStylePr w:type="firstRow">
       <w:rPr>
         <w:rFonts w:ascii="Times New Roman" w:hAnsi="Times New Roman" w:cs="Times New Roman" w:eastAsia="Times New Roman"/>
+        <w:color w:val="000000"/>
         <w:sz w:val="24"/>
         <w:szCs w:val="24"/>
       </w:rPr>
@@ -6791,7 +6999,7 @@
         <w:rFonts w:ascii="Times New Roman" w:hAnsi="Times New Roman" w:cs="Times New Roman" w:eastAsia="Times New Roman"/>
         <w:b/>
         <w:bCs/>
-        <w:color w:val="1F497D" w:themeColor="text2"/>
+        <w:color w:val="000000"/>
         <w:sz w:val="24"/>
         <w:szCs w:val="24"/>
       </w:rPr>
@@ -6808,6 +7016,7 @@
         <w:rFonts w:ascii="Times New Roman" w:hAnsi="Times New Roman" w:cs="Times New Roman" w:eastAsia="Times New Roman"/>
         <w:b/>
         <w:bCs/>
+        <w:color w:val="000000"/>
         <w:sz w:val="24"/>
         <w:szCs w:val="24"/>
       </w:rPr>
@@ -6817,6 +7026,7 @@
         <w:rFonts w:ascii="Times New Roman" w:hAnsi="Times New Roman" w:cs="Times New Roman" w:eastAsia="Times New Roman"/>
         <w:b/>
         <w:bCs/>
+        <w:color w:val="000000"/>
         <w:sz w:val="24"/>
         <w:szCs w:val="24"/>
       </w:rPr>
@@ -6851,7 +7061,7 @@
     </w:pPr>
     <w:rPr>
       <w:rFonts w:ascii="Times New Roman" w:hAnsi="Times New Roman" w:cs="Times New Roman" w:eastAsia="Times New Roman"/>
-      <w:color w:val="000000" w:themeColor="text1"/>
+      <w:color w:val="000000"/>
       <w:sz w:val="24"/>
       <w:szCs w:val="24"/>
     </w:rPr>
@@ -6873,6 +7083,7 @@
     <w:tblStylePr w:type="firstRow">
       <w:rPr>
         <w:rFonts w:ascii="Times New Roman" w:hAnsi="Times New Roman" w:cs="Times New Roman" w:eastAsia="Times New Roman"/>
+        <w:color w:val="000000"/>
         <w:sz w:val="24"/>
         <w:szCs w:val="24"/>
       </w:rPr>
@@ -6889,7 +7100,7 @@
         <w:rFonts w:ascii="Times New Roman" w:hAnsi="Times New Roman" w:cs="Times New Roman" w:eastAsia="Times New Roman"/>
         <w:b/>
         <w:bCs/>
-        <w:color w:val="1F497D" w:themeColor="text2"/>
+        <w:color w:val="000000"/>
         <w:sz w:val="24"/>
         <w:szCs w:val="24"/>
       </w:rPr>
@@ -6906,6 +7117,7 @@
         <w:rFonts w:ascii="Times New Roman" w:hAnsi="Times New Roman" w:cs="Times New Roman" w:eastAsia="Times New Roman"/>
         <w:b/>
         <w:bCs/>
+        <w:color w:val="000000"/>
         <w:sz w:val="24"/>
         <w:szCs w:val="24"/>
       </w:rPr>
@@ -6915,6 +7127,7 @@
         <w:rFonts w:ascii="Times New Roman" w:hAnsi="Times New Roman" w:cs="Times New Roman" w:eastAsia="Times New Roman"/>
         <w:b/>
         <w:bCs/>
+        <w:color w:val="000000"/>
         <w:sz w:val="24"/>
         <w:szCs w:val="24"/>
       </w:rPr>
@@ -6949,7 +7162,7 @@
     </w:pPr>
     <w:rPr>
       <w:rFonts w:ascii="Times New Roman" w:hAnsi="Times New Roman" w:cs="Times New Roman" w:eastAsia="Times New Roman"/>
-      <w:color w:val="000000" w:themeColor="text1"/>
+      <w:color w:val="000000"/>
       <w:sz w:val="24"/>
       <w:szCs w:val="24"/>
     </w:rPr>
@@ -6971,6 +7184,7 @@
     <w:tblStylePr w:type="firstRow">
       <w:rPr>
         <w:rFonts w:ascii="Times New Roman" w:hAnsi="Times New Roman" w:cs="Times New Roman" w:eastAsia="Times New Roman"/>
+        <w:color w:val="000000"/>
         <w:sz w:val="24"/>
         <w:szCs w:val="24"/>
       </w:rPr>
@@ -6987,7 +7201,7 @@
         <w:rFonts w:ascii="Times New Roman" w:hAnsi="Times New Roman" w:cs="Times New Roman" w:eastAsia="Times New Roman"/>
         <w:b/>
         <w:bCs/>
-        <w:color w:val="1F497D" w:themeColor="text2"/>
+        <w:color w:val="000000"/>
         <w:sz w:val="24"/>
         <w:szCs w:val="24"/>
       </w:rPr>
@@ -7004,6 +7218,7 @@
         <w:rFonts w:ascii="Times New Roman" w:hAnsi="Times New Roman" w:cs="Times New Roman" w:eastAsia="Times New Roman"/>
         <w:b/>
         <w:bCs/>
+        <w:color w:val="000000"/>
         <w:sz w:val="24"/>
         <w:szCs w:val="24"/>
       </w:rPr>
@@ -7013,6 +7228,7 @@
         <w:rFonts w:ascii="Times New Roman" w:hAnsi="Times New Roman" w:cs="Times New Roman" w:eastAsia="Times New Roman"/>
         <w:b/>
         <w:bCs/>
+        <w:color w:val="000000"/>
         <w:sz w:val="24"/>
         <w:szCs w:val="24"/>
       </w:rPr>
@@ -7047,7 +7263,7 @@
     </w:pPr>
     <w:rPr>
       <w:rFonts w:ascii="Times New Roman" w:hAnsi="Times New Roman" w:cs="Times New Roman" w:eastAsia="Times New Roman"/>
-      <w:color w:val="000000" w:themeColor="text1"/>
+      <w:color w:val="000000"/>
       <w:sz w:val="24"/>
       <w:szCs w:val="24"/>
     </w:rPr>
@@ -7069,6 +7285,7 @@
     <w:tblStylePr w:type="firstRow">
       <w:rPr>
         <w:rFonts w:ascii="Times New Roman" w:hAnsi="Times New Roman" w:cs="Times New Roman" w:eastAsia="Times New Roman"/>
+        <w:color w:val="000000"/>
         <w:sz w:val="24"/>
         <w:szCs w:val="24"/>
       </w:rPr>
@@ -7085,7 +7302,7 @@
         <w:rFonts w:ascii="Times New Roman" w:hAnsi="Times New Roman" w:cs="Times New Roman" w:eastAsia="Times New Roman"/>
         <w:b/>
         <w:bCs/>
-        <w:color w:val="1F497D" w:themeColor="text2"/>
+        <w:color w:val="000000"/>
         <w:sz w:val="24"/>
         <w:szCs w:val="24"/>
       </w:rPr>
@@ -7102,6 +7319,7 @@
         <w:rFonts w:ascii="Times New Roman" w:hAnsi="Times New Roman" w:cs="Times New Roman" w:eastAsia="Times New Roman"/>
         <w:b/>
         <w:bCs/>
+        <w:color w:val="000000"/>
         <w:sz w:val="24"/>
         <w:szCs w:val="24"/>
       </w:rPr>
@@ -7111,6 +7329,7 @@
         <w:rFonts w:ascii="Times New Roman" w:hAnsi="Times New Roman" w:cs="Times New Roman" w:eastAsia="Times New Roman"/>
         <w:b/>
         <w:bCs/>
+        <w:color w:val="000000"/>
         <w:sz w:val="24"/>
         <w:szCs w:val="24"/>
       </w:rPr>
@@ -7145,7 +7364,7 @@
     </w:pPr>
     <w:rPr>
       <w:rFonts w:ascii="Times New Roman" w:hAnsi="Times New Roman" w:cs="Times New Roman" w:eastAsia="Times New Roman"/>
-      <w:color w:val="000000" w:themeColor="text1"/>
+      <w:color w:val="000000"/>
       <w:sz w:val="24"/>
       <w:szCs w:val="24"/>
     </w:rPr>
@@ -7167,6 +7386,7 @@
     <w:tblStylePr w:type="firstRow">
       <w:rPr>
         <w:rFonts w:ascii="Times New Roman" w:hAnsi="Times New Roman" w:cs="Times New Roman" w:eastAsia="Times New Roman"/>
+        <w:color w:val="000000"/>
         <w:sz w:val="24"/>
         <w:szCs w:val="24"/>
       </w:rPr>
@@ -7183,7 +7403,7 @@
         <w:rFonts w:ascii="Times New Roman" w:hAnsi="Times New Roman" w:cs="Times New Roman" w:eastAsia="Times New Roman"/>
         <w:b/>
         <w:bCs/>
-        <w:color w:val="1F497D" w:themeColor="text2"/>
+        <w:color w:val="000000"/>
         <w:sz w:val="24"/>
         <w:szCs w:val="24"/>
       </w:rPr>
@@ -7200,6 +7420,7 @@
         <w:rFonts w:ascii="Times New Roman" w:hAnsi="Times New Roman" w:cs="Times New Roman" w:eastAsia="Times New Roman"/>
         <w:b/>
         <w:bCs/>
+        <w:color w:val="000000"/>
         <w:sz w:val="24"/>
         <w:szCs w:val="24"/>
       </w:rPr>
@@ -7209,6 +7430,7 @@
         <w:rFonts w:ascii="Times New Roman" w:hAnsi="Times New Roman" w:cs="Times New Roman" w:eastAsia="Times New Roman"/>
         <w:b/>
         <w:bCs/>
+        <w:color w:val="000000"/>
         <w:sz w:val="24"/>
         <w:szCs w:val="24"/>
       </w:rPr>
@@ -7243,7 +7465,7 @@
     </w:pPr>
     <w:rPr>
       <w:rFonts w:ascii="Times New Roman" w:hAnsi="Times New Roman" w:cs="Times New Roman" w:eastAsia="Times New Roman"/>
-      <w:color w:val="000000" w:themeColor="text1"/>
+      <w:color w:val="000000"/>
       <w:sz w:val="24"/>
       <w:szCs w:val="24"/>
     </w:rPr>
@@ -7265,6 +7487,7 @@
     <w:tblStylePr w:type="firstRow">
       <w:rPr>
         <w:rFonts w:ascii="Times New Roman" w:hAnsi="Times New Roman" w:cs="Times New Roman" w:eastAsia="Times New Roman"/>
+        <w:color w:val="000000"/>
         <w:sz w:val="24"/>
         <w:szCs w:val="24"/>
       </w:rPr>
@@ -7281,7 +7504,7 @@
         <w:rFonts w:ascii="Times New Roman" w:hAnsi="Times New Roman" w:cs="Times New Roman" w:eastAsia="Times New Roman"/>
         <w:b/>
         <w:bCs/>
-        <w:color w:val="1F497D" w:themeColor="text2"/>
+        <w:color w:val="000000"/>
         <w:sz w:val="24"/>
         <w:szCs w:val="24"/>
       </w:rPr>
@@ -7298,6 +7521,7 @@
         <w:rFonts w:ascii="Times New Roman" w:hAnsi="Times New Roman" w:cs="Times New Roman" w:eastAsia="Times New Roman"/>
         <w:b/>
         <w:bCs/>
+        <w:color w:val="000000"/>
         <w:sz w:val="24"/>
         <w:szCs w:val="24"/>
       </w:rPr>
@@ -7307,6 +7531,7 @@
         <w:rFonts w:ascii="Times New Roman" w:hAnsi="Times New Roman" w:cs="Times New Roman" w:eastAsia="Times New Roman"/>
         <w:b/>
         <w:bCs/>
+        <w:color w:val="000000"/>
         <w:sz w:val="24"/>
         <w:szCs w:val="24"/>
       </w:rPr>
@@ -7341,7 +7566,7 @@
     </w:pPr>
     <w:rPr>
       <w:rFonts w:ascii="Times New Roman" w:hAnsi="Times New Roman" w:cs="Times New Roman" w:eastAsia="Times New Roman"/>
-      <w:color w:val="000000" w:themeColor="text1"/>
+      <w:color w:val="000000"/>
       <w:sz w:val="24"/>
       <w:szCs w:val="24"/>
     </w:rPr>
@@ -7367,6 +7592,7 @@
         <w:rFonts w:ascii="Times New Roman" w:hAnsi="Times New Roman" w:cs="Times New Roman" w:eastAsia="Times New Roman"/>
         <w:sz w:val="24"/>
         <w:szCs w:val="24"/>
+        <w:color w:val="000000"/>
       </w:rPr>
       <w:tblPr/>
       <w:tcPr>
@@ -7472,7 +7698,7 @@
     </w:pPr>
     <w:rPr>
       <w:rFonts w:ascii="Times New Roman" w:hAnsi="Times New Roman" w:cs="Times New Roman" w:eastAsia="Times New Roman"/>
-      <w:color w:val="000000" w:themeColor="text1"/>
+      <w:color w:val="000000"/>
       <w:sz w:val="24"/>
       <w:szCs w:val="24"/>
     </w:rPr>
@@ -7498,6 +7724,7 @@
         <w:rFonts w:ascii="Times New Roman" w:hAnsi="Times New Roman" w:cs="Times New Roman" w:eastAsia="Times New Roman"/>
         <w:sz w:val="24"/>
         <w:szCs w:val="24"/>
+        <w:color w:val="000000"/>
       </w:rPr>
       <w:tblPr/>
       <w:tcPr>
@@ -7603,7 +7830,7 @@
     </w:pPr>
     <w:rPr>
       <w:rFonts w:ascii="Times New Roman" w:hAnsi="Times New Roman" w:cs="Times New Roman" w:eastAsia="Times New Roman"/>
-      <w:color w:val="000000" w:themeColor="text1"/>
+      <w:color w:val="000000"/>
       <w:sz w:val="24"/>
       <w:szCs w:val="24"/>
     </w:rPr>
@@ -7629,6 +7856,7 @@
         <w:rFonts w:ascii="Times New Roman" w:hAnsi="Times New Roman" w:cs="Times New Roman" w:eastAsia="Times New Roman"/>
         <w:sz w:val="24"/>
         <w:szCs w:val="24"/>
+        <w:color w:val="000000"/>
       </w:rPr>
       <w:tblPr/>
       <w:tcPr>
@@ -7734,7 +7962,7 @@
     </w:pPr>
     <w:rPr>
       <w:rFonts w:ascii="Times New Roman" w:hAnsi="Times New Roman" w:cs="Times New Roman" w:eastAsia="Times New Roman"/>
-      <w:color w:val="000000" w:themeColor="text1"/>
+      <w:color w:val="000000"/>
       <w:sz w:val="24"/>
       <w:szCs w:val="24"/>
     </w:rPr>
@@ -7760,6 +7988,7 @@
         <w:rFonts w:ascii="Times New Roman" w:hAnsi="Times New Roman" w:cs="Times New Roman" w:eastAsia="Times New Roman"/>
         <w:sz w:val="24"/>
         <w:szCs w:val="24"/>
+        <w:color w:val="000000"/>
       </w:rPr>
       <w:tblPr/>
       <w:tcPr>
@@ -7865,7 +8094,7 @@
     </w:pPr>
     <w:rPr>
       <w:rFonts w:ascii="Times New Roman" w:hAnsi="Times New Roman" w:cs="Times New Roman" w:eastAsia="Times New Roman"/>
-      <w:color w:val="000000" w:themeColor="text1"/>
+      <w:color w:val="000000"/>
       <w:sz w:val="24"/>
       <w:szCs w:val="24"/>
     </w:rPr>
@@ -7891,6 +8120,7 @@
         <w:rFonts w:ascii="Times New Roman" w:hAnsi="Times New Roman" w:cs="Times New Roman" w:eastAsia="Times New Roman"/>
         <w:sz w:val="24"/>
         <w:szCs w:val="24"/>
+        <w:color w:val="000000"/>
       </w:rPr>
       <w:tblPr/>
       <w:tcPr>
@@ -7996,7 +8226,7 @@
     </w:pPr>
     <w:rPr>
       <w:rFonts w:ascii="Times New Roman" w:hAnsi="Times New Roman" w:cs="Times New Roman" w:eastAsia="Times New Roman"/>
-      <w:color w:val="000000" w:themeColor="text1"/>
+      <w:color w:val="000000"/>
       <w:sz w:val="24"/>
       <w:szCs w:val="24"/>
     </w:rPr>
@@ -8022,6 +8252,7 @@
         <w:rFonts w:ascii="Times New Roman" w:hAnsi="Times New Roman" w:cs="Times New Roman" w:eastAsia="Times New Roman"/>
         <w:sz w:val="24"/>
         <w:szCs w:val="24"/>
+        <w:color w:val="000000"/>
       </w:rPr>
       <w:tblPr/>
       <w:tcPr>
@@ -8127,7 +8358,7 @@
     </w:pPr>
     <w:rPr>
       <w:rFonts w:ascii="Times New Roman" w:hAnsi="Times New Roman" w:cs="Times New Roman" w:eastAsia="Times New Roman"/>
-      <w:color w:val="000000" w:themeColor="text1"/>
+      <w:color w:val="000000"/>
       <w:sz w:val="24"/>
       <w:szCs w:val="24"/>
     </w:rPr>
@@ -8153,6 +8384,7 @@
         <w:rFonts w:ascii="Times New Roman" w:hAnsi="Times New Roman" w:cs="Times New Roman" w:eastAsia="Times New Roman"/>
         <w:sz w:val="24"/>
         <w:szCs w:val="24"/>
+        <w:color w:val="000000"/>
       </w:rPr>
       <w:tblPr/>
       <w:tcPr>
@@ -8258,6 +8490,7 @@
     </w:pPr>
     <w:rPr>
       <w:rFonts w:ascii="Times New Roman" w:hAnsi="Times New Roman" w:cs="Times New Roman" w:eastAsia="Times New Roman"/>
+      <w:color w:val="000000"/>
       <w:sz w:val="24"/>
       <w:szCs w:val="24"/>
     </w:rPr>
@@ -8288,6 +8521,7 @@
         <w:rFonts w:ascii="Times New Roman" w:hAnsi="Times New Roman" w:cs="Times New Roman" w:eastAsia="Times New Roman"/>
         <w:b/>
         <w:bCs/>
+        <w:color w:val="000000"/>
         <w:sz w:val="24"/>
         <w:szCs w:val="24"/>
       </w:rPr>
@@ -8297,6 +8531,7 @@
         <w:rFonts w:ascii="Times New Roman" w:hAnsi="Times New Roman" w:cs="Times New Roman" w:eastAsia="Times New Roman"/>
         <w:b/>
         <w:bCs/>
+        <w:color w:val="000000"/>
         <w:sz w:val="24"/>
         <w:szCs w:val="24"/>
       </w:rPr>
@@ -8312,6 +8547,7 @@
         <w:rFonts w:ascii="Times New Roman" w:hAnsi="Times New Roman" w:cs="Times New Roman" w:eastAsia="Times New Roman"/>
         <w:b/>
         <w:bCs/>
+        <w:color w:val="000000"/>
         <w:sz w:val="24"/>
         <w:szCs w:val="24"/>
       </w:rPr>
@@ -8321,6 +8557,7 @@
         <w:rFonts w:ascii="Times New Roman" w:hAnsi="Times New Roman" w:cs="Times New Roman" w:eastAsia="Times New Roman"/>
         <w:b/>
         <w:bCs/>
+        <w:color w:val="000000"/>
         <w:sz w:val="24"/>
         <w:szCs w:val="24"/>
       </w:rPr>
@@ -8348,6 +8585,7 @@
     </w:pPr>
     <w:rPr>
       <w:rFonts w:ascii="Times New Roman" w:hAnsi="Times New Roman" w:cs="Times New Roman" w:eastAsia="Times New Roman"/>
+      <w:color w:val="000000"/>
       <w:sz w:val="24"/>
       <w:szCs w:val="24"/>
     </w:rPr>
@@ -8378,6 +8616,7 @@
         <w:rFonts w:ascii="Times New Roman" w:hAnsi="Times New Roman" w:cs="Times New Roman" w:eastAsia="Times New Roman"/>
         <w:b/>
         <w:bCs/>
+        <w:color w:val="000000"/>
         <w:sz w:val="24"/>
         <w:szCs w:val="24"/>
       </w:rPr>
@@ -8387,6 +8626,7 @@
         <w:rFonts w:ascii="Times New Roman" w:hAnsi="Times New Roman" w:cs="Times New Roman" w:eastAsia="Times New Roman"/>
         <w:b/>
         <w:bCs/>
+        <w:color w:val="000000"/>
         <w:sz w:val="24"/>
         <w:szCs w:val="24"/>
       </w:rPr>
@@ -8402,6 +8642,7 @@
         <w:rFonts w:ascii="Times New Roman" w:hAnsi="Times New Roman" w:cs="Times New Roman" w:eastAsia="Times New Roman"/>
         <w:b/>
         <w:bCs/>
+        <w:color w:val="000000"/>
         <w:sz w:val="24"/>
         <w:szCs w:val="24"/>
       </w:rPr>
@@ -8411,6 +8652,7 @@
         <w:rFonts w:ascii="Times New Roman" w:hAnsi="Times New Roman" w:cs="Times New Roman" w:eastAsia="Times New Roman"/>
         <w:b/>
         <w:bCs/>
+        <w:color w:val="000000"/>
         <w:sz w:val="24"/>
         <w:szCs w:val="24"/>
       </w:rPr>
@@ -8438,6 +8680,7 @@
     </w:pPr>
     <w:rPr>
       <w:rFonts w:ascii="Times New Roman" w:hAnsi="Times New Roman" w:cs="Times New Roman" w:eastAsia="Times New Roman"/>
+      <w:color w:val="000000"/>
       <w:sz w:val="24"/>
       <w:szCs w:val="24"/>
     </w:rPr>
@@ -8468,6 +8711,7 @@
         <w:rFonts w:ascii="Times New Roman" w:hAnsi="Times New Roman" w:cs="Times New Roman" w:eastAsia="Times New Roman"/>
         <w:b/>
         <w:bCs/>
+        <w:color w:val="000000"/>
         <w:sz w:val="24"/>
         <w:szCs w:val="24"/>
       </w:rPr>
@@ -8477,6 +8721,7 @@
         <w:rFonts w:ascii="Times New Roman" w:hAnsi="Times New Roman" w:cs="Times New Roman" w:eastAsia="Times New Roman"/>
         <w:b/>
         <w:bCs/>
+        <w:color w:val="000000"/>
         <w:sz w:val="24"/>
         <w:szCs w:val="24"/>
       </w:rPr>
@@ -8492,6 +8737,7 @@
         <w:rFonts w:ascii="Times New Roman" w:hAnsi="Times New Roman" w:cs="Times New Roman" w:eastAsia="Times New Roman"/>
         <w:b/>
         <w:bCs/>
+        <w:color w:val="000000"/>
         <w:sz w:val="24"/>
         <w:szCs w:val="24"/>
       </w:rPr>
@@ -8501,6 +8747,7 @@
         <w:rFonts w:ascii="Times New Roman" w:hAnsi="Times New Roman" w:cs="Times New Roman" w:eastAsia="Times New Roman"/>
         <w:b/>
         <w:bCs/>
+        <w:color w:val="000000"/>
         <w:sz w:val="24"/>
         <w:szCs w:val="24"/>
       </w:rPr>
@@ -8528,6 +8775,7 @@
     </w:pPr>
     <w:rPr>
       <w:rFonts w:ascii="Times New Roman" w:hAnsi="Times New Roman" w:cs="Times New Roman" w:eastAsia="Times New Roman"/>
+      <w:color w:val="000000"/>
       <w:sz w:val="24"/>
       <w:szCs w:val="24"/>
     </w:rPr>
@@ -8558,6 +8806,7 @@
         <w:rFonts w:ascii="Times New Roman" w:hAnsi="Times New Roman" w:cs="Times New Roman" w:eastAsia="Times New Roman"/>
         <w:b/>
         <w:bCs/>
+        <w:color w:val="000000"/>
         <w:sz w:val="24"/>
         <w:szCs w:val="24"/>
       </w:rPr>
@@ -8567,6 +8816,7 @@
         <w:rFonts w:ascii="Times New Roman" w:hAnsi="Times New Roman" w:cs="Times New Roman" w:eastAsia="Times New Roman"/>
         <w:b/>
         <w:bCs/>
+        <w:color w:val="000000"/>
         <w:sz w:val="24"/>
         <w:szCs w:val="24"/>
       </w:rPr>
@@ -8582,6 +8832,7 @@
         <w:rFonts w:ascii="Times New Roman" w:hAnsi="Times New Roman" w:cs="Times New Roman" w:eastAsia="Times New Roman"/>
         <w:b/>
         <w:bCs/>
+        <w:color w:val="000000"/>
         <w:sz w:val="24"/>
         <w:szCs w:val="24"/>
       </w:rPr>
@@ -8591,6 +8842,7 @@
         <w:rFonts w:ascii="Times New Roman" w:hAnsi="Times New Roman" w:cs="Times New Roman" w:eastAsia="Times New Roman"/>
         <w:b/>
         <w:bCs/>
+        <w:color w:val="000000"/>
         <w:sz w:val="24"/>
         <w:szCs w:val="24"/>
       </w:rPr>
@@ -8618,6 +8870,7 @@
     </w:pPr>
     <w:rPr>
       <w:rFonts w:ascii="Times New Roman" w:hAnsi="Times New Roman" w:cs="Times New Roman" w:eastAsia="Times New Roman"/>
+      <w:color w:val="000000"/>
       <w:sz w:val="24"/>
       <w:szCs w:val="24"/>
     </w:rPr>
@@ -8648,6 +8901,7 @@
         <w:rFonts w:ascii="Times New Roman" w:hAnsi="Times New Roman" w:cs="Times New Roman" w:eastAsia="Times New Roman"/>
         <w:b/>
         <w:bCs/>
+        <w:color w:val="000000"/>
         <w:sz w:val="24"/>
         <w:szCs w:val="24"/>
       </w:rPr>
@@ -8657,6 +8911,7 @@
         <w:rFonts w:ascii="Times New Roman" w:hAnsi="Times New Roman" w:cs="Times New Roman" w:eastAsia="Times New Roman"/>
         <w:b/>
         <w:bCs/>
+        <w:color w:val="000000"/>
         <w:sz w:val="24"/>
         <w:szCs w:val="24"/>
       </w:rPr>
@@ -8672,6 +8927,7 @@
         <w:rFonts w:ascii="Times New Roman" w:hAnsi="Times New Roman" w:cs="Times New Roman" w:eastAsia="Times New Roman"/>
         <w:b/>
         <w:bCs/>
+        <w:color w:val="000000"/>
         <w:sz w:val="24"/>
         <w:szCs w:val="24"/>
       </w:rPr>
@@ -8681,6 +8937,7 @@
         <w:rFonts w:ascii="Times New Roman" w:hAnsi="Times New Roman" w:cs="Times New Roman" w:eastAsia="Times New Roman"/>
         <w:b/>
         <w:bCs/>
+        <w:color w:val="000000"/>
         <w:sz w:val="24"/>
         <w:szCs w:val="24"/>
       </w:rPr>
@@ -8708,6 +8965,7 @@
     </w:pPr>
     <w:rPr>
       <w:rFonts w:ascii="Times New Roman" w:hAnsi="Times New Roman" w:cs="Times New Roman" w:eastAsia="Times New Roman"/>
+      <w:color w:val="000000"/>
       <w:sz w:val="24"/>
       <w:szCs w:val="24"/>
     </w:rPr>
@@ -8738,6 +8996,7 @@
         <w:rFonts w:ascii="Times New Roman" w:hAnsi="Times New Roman" w:cs="Times New Roman" w:eastAsia="Times New Roman"/>
         <w:b/>
         <w:bCs/>
+        <w:color w:val="000000"/>
         <w:sz w:val="24"/>
         <w:szCs w:val="24"/>
       </w:rPr>
@@ -8747,6 +9006,7 @@
         <w:rFonts w:ascii="Times New Roman" w:hAnsi="Times New Roman" w:cs="Times New Roman" w:eastAsia="Times New Roman"/>
         <w:b/>
         <w:bCs/>
+        <w:color w:val="000000"/>
         <w:sz w:val="24"/>
         <w:szCs w:val="24"/>
       </w:rPr>
@@ -8762,6 +9022,7 @@
         <w:rFonts w:ascii="Times New Roman" w:hAnsi="Times New Roman" w:cs="Times New Roman" w:eastAsia="Times New Roman"/>
         <w:b/>
         <w:bCs/>
+        <w:color w:val="000000"/>
         <w:sz w:val="24"/>
         <w:szCs w:val="24"/>
       </w:rPr>
@@ -8771,6 +9032,7 @@
         <w:rFonts w:ascii="Times New Roman" w:hAnsi="Times New Roman" w:cs="Times New Roman" w:eastAsia="Times New Roman"/>
         <w:b/>
         <w:bCs/>
+        <w:color w:val="000000"/>
         <w:sz w:val="24"/>
         <w:szCs w:val="24"/>
       </w:rPr>
@@ -8798,6 +9060,7 @@
     </w:pPr>
     <w:rPr>
       <w:rFonts w:ascii="Times New Roman" w:hAnsi="Times New Roman" w:cs="Times New Roman" w:eastAsia="Times New Roman"/>
+      <w:color w:val="000000"/>
       <w:sz w:val="24"/>
       <w:szCs w:val="24"/>
     </w:rPr>
@@ -8828,6 +9091,7 @@
         <w:rFonts w:ascii="Times New Roman" w:hAnsi="Times New Roman" w:cs="Times New Roman" w:eastAsia="Times New Roman"/>
         <w:b/>
         <w:bCs/>
+        <w:color w:val="000000"/>
         <w:sz w:val="24"/>
         <w:szCs w:val="24"/>
       </w:rPr>
@@ -8837,6 +9101,7 @@
         <w:rFonts w:ascii="Times New Roman" w:hAnsi="Times New Roman" w:cs="Times New Roman" w:eastAsia="Times New Roman"/>
         <w:b/>
         <w:bCs/>
+        <w:color w:val="000000"/>
         <w:sz w:val="24"/>
         <w:szCs w:val="24"/>
       </w:rPr>
@@ -8852,6 +9117,7 @@
         <w:rFonts w:ascii="Times New Roman" w:hAnsi="Times New Roman" w:cs="Times New Roman" w:eastAsia="Times New Roman"/>
         <w:b/>
         <w:bCs/>
+        <w:color w:val="000000"/>
         <w:sz w:val="24"/>
         <w:szCs w:val="24"/>
       </w:rPr>
@@ -8861,6 +9127,7 @@
         <w:rFonts w:ascii="Times New Roman" w:hAnsi="Times New Roman" w:cs="Times New Roman" w:eastAsia="Times New Roman"/>
         <w:b/>
         <w:bCs/>
+        <w:color w:val="000000"/>
         <w:sz w:val="24"/>
         <w:szCs w:val="24"/>
       </w:rPr>
@@ -8888,7 +9155,7 @@
     </w:pPr>
     <w:rPr>
       <w:rFonts w:ascii="Times New Roman" w:hAnsi="Times New Roman" w:cs="Times New Roman" w:eastAsia="Times New Roman"/>
-      <w:color w:val="000000" w:themeColor="text1"/>
+      <w:color w:val="000000"/>
       <w:sz w:val="24"/>
       <w:szCs w:val="24"/>
     </w:rPr>
@@ -8919,7 +9186,7 @@
         <w:rFonts w:ascii="Times New Roman" w:hAnsi="Times New Roman" w:cs="Times New Roman" w:eastAsia="Times New Roman"/>
         <w:b/>
         <w:bCs/>
-        <w:color w:val="000000" w:themeColor="text1"/>
+        <w:color w:val="000000"/>
         <w:sz w:val="24"/>
         <w:szCs w:val="24"/>
       </w:rPr>
@@ -8933,7 +9200,7 @@
         <w:rFonts w:ascii="Times New Roman" w:hAnsi="Times New Roman" w:cs="Times New Roman" w:eastAsia="Times New Roman"/>
         <w:b/>
         <w:bCs/>
-        <w:color w:val="000000" w:themeColor="text1"/>
+        <w:color w:val="000000"/>
         <w:sz w:val="24"/>
         <w:szCs w:val="24"/>
       </w:rPr>
@@ -8955,7 +9222,7 @@
         <w:rFonts w:ascii="Times New Roman" w:hAnsi="Times New Roman" w:cs="Times New Roman" w:eastAsia="Times New Roman"/>
         <w:b/>
         <w:bCs/>
-        <w:color w:val="000000" w:themeColor="text1"/>
+        <w:color w:val="000000"/>
         <w:sz w:val="24"/>
         <w:szCs w:val="24"/>
       </w:rPr>
@@ -8977,7 +9244,7 @@
         <w:rFonts w:ascii="Times New Roman" w:hAnsi="Times New Roman" w:cs="Times New Roman" w:eastAsia="Times New Roman"/>
         <w:b w:val="0"/>
         <w:bCs w:val="0"/>
-        <w:color w:val="000000" w:themeColor="text1"/>
+        <w:color w:val="000000"/>
         <w:sz w:val="24"/>
         <w:szCs w:val="24"/>
       </w:rPr>
@@ -9027,7 +9294,7 @@
     </w:pPr>
     <w:rPr>
       <w:rFonts w:ascii="Times New Roman" w:hAnsi="Times New Roman" w:cs="Times New Roman" w:eastAsia="Times New Roman"/>
-      <w:color w:val="000000" w:themeColor="text1"/>
+      <w:color w:val="000000"/>
       <w:sz w:val="24"/>
       <w:szCs w:val="24"/>
     </w:rPr>
@@ -9058,7 +9325,7 @@
         <w:rFonts w:ascii="Times New Roman" w:hAnsi="Times New Roman" w:cs="Times New Roman" w:eastAsia="Times New Roman"/>
         <w:b/>
         <w:bCs/>
-        <w:color w:val="000000" w:themeColor="text1"/>
+        <w:color w:val="000000"/>
         <w:sz w:val="24"/>
         <w:szCs w:val="24"/>
       </w:rPr>
@@ -9072,7 +9339,7 @@
         <w:rFonts w:ascii="Times New Roman" w:hAnsi="Times New Roman" w:cs="Times New Roman" w:eastAsia="Times New Roman"/>
         <w:b/>
         <w:bCs/>
-        <w:color w:val="000000" w:themeColor="text1"/>
+        <w:color w:val="000000"/>
         <w:sz w:val="24"/>
         <w:szCs w:val="24"/>
       </w:rPr>
@@ -9094,7 +9361,7 @@
         <w:rFonts w:ascii="Times New Roman" w:hAnsi="Times New Roman" w:cs="Times New Roman" w:eastAsia="Times New Roman"/>
         <w:b/>
         <w:bCs/>
-        <w:color w:val="000000" w:themeColor="text1"/>
+        <w:color w:val="000000"/>
         <w:sz w:val="24"/>
         <w:szCs w:val="24"/>
       </w:rPr>
@@ -9116,7 +9383,7 @@
         <w:rFonts w:ascii="Times New Roman" w:hAnsi="Times New Roman" w:cs="Times New Roman" w:eastAsia="Times New Roman"/>
         <w:b w:val="0"/>
         <w:bCs w:val="0"/>
-        <w:color w:val="000000" w:themeColor="text1"/>
+        <w:color w:val="000000"/>
         <w:sz w:val="24"/>
         <w:szCs w:val="24"/>
       </w:rPr>
@@ -9166,7 +9433,7 @@
     </w:pPr>
     <w:rPr>
       <w:rFonts w:ascii="Times New Roman" w:hAnsi="Times New Roman" w:cs="Times New Roman" w:eastAsia="Times New Roman"/>
-      <w:color w:val="000000" w:themeColor="text1"/>
+      <w:color w:val="000000"/>
       <w:sz w:val="24"/>
       <w:szCs w:val="24"/>
     </w:rPr>
@@ -9197,7 +9464,7 @@
         <w:rFonts w:ascii="Times New Roman" w:hAnsi="Times New Roman" w:cs="Times New Roman" w:eastAsia="Times New Roman"/>
         <w:b/>
         <w:bCs/>
-        <w:color w:val="000000" w:themeColor="text1"/>
+        <w:color w:val="000000"/>
         <w:sz w:val="24"/>
         <w:szCs w:val="24"/>
       </w:rPr>
@@ -9211,7 +9478,7 @@
         <w:rFonts w:ascii="Times New Roman" w:hAnsi="Times New Roman" w:cs="Times New Roman" w:eastAsia="Times New Roman"/>
         <w:b/>
         <w:bCs/>
-        <w:color w:val="000000" w:themeColor="text1"/>
+        <w:color w:val="000000"/>
         <w:sz w:val="24"/>
         <w:szCs w:val="24"/>
       </w:rPr>
@@ -9233,7 +9500,7 @@
         <w:rFonts w:ascii="Times New Roman" w:hAnsi="Times New Roman" w:cs="Times New Roman" w:eastAsia="Times New Roman"/>
         <w:b/>
         <w:bCs/>
-        <w:color w:val="000000" w:themeColor="text1"/>
+        <w:color w:val="000000"/>
         <w:sz w:val="24"/>
         <w:szCs w:val="24"/>
       </w:rPr>
@@ -9255,7 +9522,7 @@
         <w:rFonts w:ascii="Times New Roman" w:hAnsi="Times New Roman" w:cs="Times New Roman" w:eastAsia="Times New Roman"/>
         <w:b w:val="0"/>
         <w:bCs w:val="0"/>
-        <w:color w:val="000000" w:themeColor="text1"/>
+        <w:color w:val="000000"/>
         <w:sz w:val="24"/>
         <w:szCs w:val="24"/>
       </w:rPr>
@@ -9305,7 +9572,7 @@
     </w:pPr>
     <w:rPr>
       <w:rFonts w:ascii="Times New Roman" w:hAnsi="Times New Roman" w:cs="Times New Roman" w:eastAsia="Times New Roman"/>
-      <w:color w:val="000000" w:themeColor="text1"/>
+      <w:color w:val="000000"/>
       <w:sz w:val="24"/>
       <w:szCs w:val="24"/>
     </w:rPr>
@@ -9336,7 +9603,7 @@
         <w:rFonts w:ascii="Times New Roman" w:hAnsi="Times New Roman" w:cs="Times New Roman" w:eastAsia="Times New Roman"/>
         <w:b/>
         <w:bCs/>
-        <w:color w:val="000000" w:themeColor="text1"/>
+        <w:color w:val="000000"/>
         <w:sz w:val="24"/>
         <w:szCs w:val="24"/>
       </w:rPr>
@@ -9350,7 +9617,7 @@
         <w:rFonts w:ascii="Times New Roman" w:hAnsi="Times New Roman" w:cs="Times New Roman" w:eastAsia="Times New Roman"/>
         <w:b/>
         <w:bCs/>
-        <w:color w:val="000000" w:themeColor="text1"/>
+        <w:color w:val="000000"/>
         <w:sz w:val="24"/>
         <w:szCs w:val="24"/>
       </w:rPr>
@@ -9372,7 +9639,7 @@
         <w:rFonts w:ascii="Times New Roman" w:hAnsi="Times New Roman" w:cs="Times New Roman" w:eastAsia="Times New Roman"/>
         <w:b/>
         <w:bCs/>
-        <w:color w:val="000000" w:themeColor="text1"/>
+        <w:color w:val="000000"/>
         <w:sz w:val="24"/>
         <w:szCs w:val="24"/>
       </w:rPr>
@@ -9394,7 +9661,7 @@
         <w:rFonts w:ascii="Times New Roman" w:hAnsi="Times New Roman" w:cs="Times New Roman" w:eastAsia="Times New Roman"/>
         <w:b w:val="0"/>
         <w:bCs w:val="0"/>
-        <w:color w:val="000000" w:themeColor="text1"/>
+        <w:color w:val="000000"/>
         <w:sz w:val="24"/>
         <w:szCs w:val="24"/>
       </w:rPr>
@@ -9444,7 +9711,7 @@
     </w:pPr>
     <w:rPr>
       <w:rFonts w:ascii="Times New Roman" w:hAnsi="Times New Roman" w:cs="Times New Roman" w:eastAsia="Times New Roman"/>
-      <w:color w:val="000000" w:themeColor="text1"/>
+      <w:color w:val="000000"/>
       <w:sz w:val="24"/>
       <w:szCs w:val="24"/>
     </w:rPr>
@@ -9475,7 +9742,7 @@
         <w:rFonts w:ascii="Times New Roman" w:hAnsi="Times New Roman" w:cs="Times New Roman" w:eastAsia="Times New Roman"/>
         <w:b/>
         <w:bCs/>
-        <w:color w:val="000000" w:themeColor="text1"/>
+        <w:color w:val="000000"/>
         <w:sz w:val="24"/>
         <w:szCs w:val="24"/>
       </w:rPr>
@@ -9489,7 +9756,7 @@
         <w:rFonts w:ascii="Times New Roman" w:hAnsi="Times New Roman" w:cs="Times New Roman" w:eastAsia="Times New Roman"/>
         <w:b/>
         <w:bCs/>
-        <w:color w:val="000000" w:themeColor="text1"/>
+        <w:color w:val="000000"/>
         <w:sz w:val="24"/>
         <w:szCs w:val="24"/>
       </w:rPr>
@@ -9511,7 +9778,7 @@
         <w:rFonts w:ascii="Times New Roman" w:hAnsi="Times New Roman" w:cs="Times New Roman" w:eastAsia="Times New Roman"/>
         <w:b/>
         <w:bCs/>
-        <w:color w:val="000000" w:themeColor="text1"/>
+        <w:color w:val="000000"/>
         <w:sz w:val="24"/>
         <w:szCs w:val="24"/>
       </w:rPr>
@@ -9533,7 +9800,7 @@
         <w:rFonts w:ascii="Times New Roman" w:hAnsi="Times New Roman" w:cs="Times New Roman" w:eastAsia="Times New Roman"/>
         <w:b w:val="0"/>
         <w:bCs w:val="0"/>
-        <w:color w:val="000000" w:themeColor="text1"/>
+        <w:color w:val="000000"/>
         <w:sz w:val="24"/>
         <w:szCs w:val="24"/>
       </w:rPr>
@@ -9583,7 +9850,7 @@
     </w:pPr>
     <w:rPr>
       <w:rFonts w:ascii="Times New Roman" w:hAnsi="Times New Roman" w:cs="Times New Roman" w:eastAsia="Times New Roman"/>
-      <w:color w:val="000000" w:themeColor="text1"/>
+      <w:color w:val="000000"/>
       <w:sz w:val="24"/>
       <w:szCs w:val="24"/>
     </w:rPr>
@@ -9614,7 +9881,7 @@
         <w:rFonts w:ascii="Times New Roman" w:hAnsi="Times New Roman" w:cs="Times New Roman" w:eastAsia="Times New Roman"/>
         <w:b/>
         <w:bCs/>
-        <w:color w:val="000000" w:themeColor="text1"/>
+        <w:color w:val="000000"/>
         <w:sz w:val="24"/>
         <w:szCs w:val="24"/>
       </w:rPr>
@@ -9628,7 +9895,7 @@
         <w:rFonts w:ascii="Times New Roman" w:hAnsi="Times New Roman" w:cs="Times New Roman" w:eastAsia="Times New Roman"/>
         <w:b/>
         <w:bCs/>
-        <w:color w:val="000000" w:themeColor="text1"/>
+        <w:color w:val="000000"/>
         <w:sz w:val="24"/>
         <w:szCs w:val="24"/>
       </w:rPr>
@@ -9650,7 +9917,7 @@
         <w:rFonts w:ascii="Times New Roman" w:hAnsi="Times New Roman" w:cs="Times New Roman" w:eastAsia="Times New Roman"/>
         <w:b/>
         <w:bCs/>
-        <w:color w:val="000000" w:themeColor="text1"/>
+        <w:color w:val="000000"/>
         <w:sz w:val="24"/>
         <w:szCs w:val="24"/>
       </w:rPr>
@@ -9672,7 +9939,7 @@
         <w:rFonts w:ascii="Times New Roman" w:hAnsi="Times New Roman" w:cs="Times New Roman" w:eastAsia="Times New Roman"/>
         <w:b w:val="0"/>
         <w:bCs w:val="0"/>
-        <w:color w:val="000000" w:themeColor="text1"/>
+        <w:color w:val="000000"/>
         <w:sz w:val="24"/>
         <w:szCs w:val="24"/>
       </w:rPr>
@@ -9722,7 +9989,7 @@
     </w:pPr>
     <w:rPr>
       <w:rFonts w:ascii="Times New Roman" w:hAnsi="Times New Roman" w:cs="Times New Roman" w:eastAsia="Times New Roman"/>
-      <w:color w:val="000000" w:themeColor="text1"/>
+      <w:color w:val="000000"/>
       <w:sz w:val="24"/>
       <w:szCs w:val="24"/>
     </w:rPr>
@@ -9753,7 +10020,7 @@
         <w:rFonts w:ascii="Times New Roman" w:hAnsi="Times New Roman" w:cs="Times New Roman" w:eastAsia="Times New Roman"/>
         <w:b/>
         <w:bCs/>
-        <w:color w:val="000000" w:themeColor="text1"/>
+        <w:color w:val="000000"/>
         <w:sz w:val="24"/>
         <w:szCs w:val="24"/>
       </w:rPr>
@@ -9767,7 +10034,7 @@
         <w:rFonts w:ascii="Times New Roman" w:hAnsi="Times New Roman" w:cs="Times New Roman" w:eastAsia="Times New Roman"/>
         <w:b/>
         <w:bCs/>
-        <w:color w:val="000000" w:themeColor="text1"/>
+        <w:color w:val="000000"/>
         <w:sz w:val="24"/>
         <w:szCs w:val="24"/>
       </w:rPr>
@@ -9789,7 +10056,7 @@
         <w:rFonts w:ascii="Times New Roman" w:hAnsi="Times New Roman" w:cs="Times New Roman" w:eastAsia="Times New Roman"/>
         <w:b/>
         <w:bCs/>
-        <w:color w:val="000000" w:themeColor="text1"/>
+        <w:color w:val="000000"/>
         <w:sz w:val="24"/>
         <w:szCs w:val="24"/>
       </w:rPr>
@@ -9811,7 +10078,7 @@
         <w:rFonts w:ascii="Times New Roman" w:hAnsi="Times New Roman" w:cs="Times New Roman" w:eastAsia="Times New Roman"/>
         <w:b w:val="0"/>
         <w:bCs w:val="0"/>
-        <w:color w:val="000000" w:themeColor="text1"/>
+        <w:color w:val="000000"/>
         <w:sz w:val="24"/>
         <w:szCs w:val="24"/>
       </w:rPr>
@@ -9861,6 +10128,7 @@
     </w:pPr>
     <w:rPr>
       <w:rFonts w:ascii="Times New Roman" w:hAnsi="Times New Roman" w:cs="Times New Roman" w:eastAsia="Times New Roman"/>
+      <w:color w:val="000000"/>
       <w:sz w:val="24"/>
       <w:szCs w:val="24"/>
     </w:rPr>
@@ -9893,7 +10161,7 @@
         <w:bCs/>
         <w:i w:val="0"/>
         <w:iCs w:val="0"/>
-        <w:color w:val="FFFFFF" w:themeColor="background1"/>
+        <w:color w:val="000000"/>
         <w:sz w:val="24"/>
         <w:szCs w:val="24"/>
       </w:rPr>
@@ -9917,7 +10185,7 @@
         <w:bCs/>
         <w:i w:val="0"/>
         <w:iCs w:val="0"/>
-        <w:color w:val="FFFFFF" w:themeColor="background1"/>
+        <w:color w:val="000000"/>
         <w:sz w:val="24"/>
         <w:szCs w:val="24"/>
       </w:rPr>
@@ -9941,7 +10209,7 @@
         <w:bCs/>
         <w:i w:val="0"/>
         <w:iCs w:val="0"/>
-        <w:color w:val="FFFFFF" w:themeColor="background1"/>
+        <w:color w:val="000000"/>
         <w:sz w:val="24"/>
         <w:szCs w:val="24"/>
       </w:rPr>
@@ -9963,7 +10231,7 @@
         <w:bCs/>
         <w:i w:val="0"/>
         <w:iCs w:val="0"/>
-        <w:color w:val="FFFFFF" w:themeColor="background1"/>
+        <w:color w:val="000000"/>
         <w:sz w:val="24"/>
         <w:szCs w:val="24"/>
       </w:rPr>
@@ -10019,6 +10287,7 @@
     </w:pPr>
     <w:rPr>
       <w:rFonts w:ascii="Times New Roman" w:hAnsi="Times New Roman" w:cs="Times New Roman" w:eastAsia="Times New Roman"/>
+      <w:color w:val="000000"/>
       <w:sz w:val="24"/>
       <w:szCs w:val="24"/>
     </w:rPr>
@@ -10051,7 +10320,7 @@
         <w:bCs/>
         <w:i w:val="0"/>
         <w:iCs w:val="0"/>
-        <w:color w:val="FFFFFF" w:themeColor="background1"/>
+        <w:color w:val="000000"/>
         <w:sz w:val="24"/>
         <w:szCs w:val="24"/>
       </w:rPr>
@@ -10075,7 +10344,7 @@
         <w:bCs/>
         <w:i w:val="0"/>
         <w:iCs w:val="0"/>
-        <w:color w:val="FFFFFF" w:themeColor="background1"/>
+        <w:color w:val="000000"/>
         <w:sz w:val="24"/>
         <w:szCs w:val="24"/>
       </w:rPr>
@@ -10099,7 +10368,7 @@
         <w:bCs/>
         <w:i w:val="0"/>
         <w:iCs w:val="0"/>
-        <w:color w:val="FFFFFF" w:themeColor="background1"/>
+        <w:color w:val="000000"/>
         <w:sz w:val="24"/>
         <w:szCs w:val="24"/>
       </w:rPr>
@@ -10121,7 +10390,7 @@
         <w:bCs/>
         <w:i w:val="0"/>
         <w:iCs w:val="0"/>
-        <w:color w:val="FFFFFF" w:themeColor="background1"/>
+        <w:color w:val="000000"/>
         <w:sz w:val="24"/>
         <w:szCs w:val="24"/>
       </w:rPr>
@@ -10177,6 +10446,7 @@
     </w:pPr>
     <w:rPr>
       <w:rFonts w:ascii="Times New Roman" w:hAnsi="Times New Roman" w:cs="Times New Roman" w:eastAsia="Times New Roman"/>
+      <w:color w:val="000000"/>
       <w:sz w:val="24"/>
       <w:szCs w:val="24"/>
     </w:rPr>
@@ -10209,7 +10479,7 @@
         <w:bCs/>
         <w:i w:val="0"/>
         <w:iCs w:val="0"/>
-        <w:color w:val="FFFFFF" w:themeColor="background1"/>
+        <w:color w:val="000000"/>
         <w:sz w:val="24"/>
         <w:szCs w:val="24"/>
       </w:rPr>
@@ -10233,7 +10503,7 @@
         <w:bCs/>
         <w:i w:val="0"/>
         <w:iCs w:val="0"/>
-        <w:color w:val="FFFFFF" w:themeColor="background1"/>
+        <w:color w:val="000000"/>
         <w:sz w:val="24"/>
         <w:szCs w:val="24"/>
       </w:rPr>
@@ -10257,7 +10527,7 @@
         <w:bCs/>
         <w:i w:val="0"/>
         <w:iCs w:val="0"/>
-        <w:color w:val="FFFFFF" w:themeColor="background1"/>
+        <w:color w:val="000000"/>
         <w:sz w:val="24"/>
         <w:szCs w:val="24"/>
       </w:rPr>
@@ -10279,7 +10549,7 @@
         <w:bCs/>
         <w:i w:val="0"/>
         <w:iCs w:val="0"/>
-        <w:color w:val="FFFFFF" w:themeColor="background1"/>
+        <w:color w:val="000000"/>
         <w:sz w:val="24"/>
         <w:szCs w:val="24"/>
       </w:rPr>
@@ -10335,6 +10605,7 @@
     </w:pPr>
     <w:rPr>
       <w:rFonts w:ascii="Times New Roman" w:hAnsi="Times New Roman" w:cs="Times New Roman" w:eastAsia="Times New Roman"/>
+      <w:color w:val="000000"/>
       <w:sz w:val="24"/>
       <w:szCs w:val="24"/>
     </w:rPr>
@@ -10367,7 +10638,7 @@
         <w:bCs/>
         <w:i w:val="0"/>
         <w:iCs w:val="0"/>
-        <w:color w:val="FFFFFF" w:themeColor="background1"/>
+        <w:color w:val="000000"/>
         <w:sz w:val="24"/>
         <w:szCs w:val="24"/>
       </w:rPr>
@@ -10391,7 +10662,7 @@
         <w:bCs/>
         <w:i w:val="0"/>
         <w:iCs w:val="0"/>
-        <w:color w:val="FFFFFF" w:themeColor="background1"/>
+        <w:color w:val="000000"/>
         <w:sz w:val="24"/>
         <w:szCs w:val="24"/>
       </w:rPr>
@@ -10415,7 +10686,7 @@
         <w:bCs/>
         <w:i w:val="0"/>
         <w:iCs w:val="0"/>
-        <w:color w:val="FFFFFF" w:themeColor="background1"/>
+        <w:color w:val="000000"/>
         <w:sz w:val="24"/>
         <w:szCs w:val="24"/>
       </w:rPr>
@@ -10437,7 +10708,7 @@
         <w:bCs/>
         <w:i w:val="0"/>
         <w:iCs w:val="0"/>
-        <w:color w:val="FFFFFF" w:themeColor="background1"/>
+        <w:color w:val="000000"/>
         <w:sz w:val="24"/>
         <w:szCs w:val="24"/>
       </w:rPr>
@@ -10493,6 +10764,7 @@
     </w:pPr>
     <w:rPr>
       <w:rFonts w:ascii="Times New Roman" w:hAnsi="Times New Roman" w:cs="Times New Roman" w:eastAsia="Times New Roman"/>
+      <w:color w:val="000000"/>
       <w:sz w:val="24"/>
       <w:szCs w:val="24"/>
     </w:rPr>
@@ -10525,7 +10797,7 @@
         <w:bCs/>
         <w:i w:val="0"/>
         <w:iCs w:val="0"/>
-        <w:color w:val="FFFFFF" w:themeColor="background1"/>
+        <w:color w:val="000000"/>
         <w:sz w:val="24"/>
         <w:szCs w:val="24"/>
       </w:rPr>
@@ -10549,7 +10821,7 @@
         <w:bCs/>
         <w:i w:val="0"/>
         <w:iCs w:val="0"/>
-        <w:color w:val="FFFFFF" w:themeColor="background1"/>
+        <w:color w:val="000000"/>
         <w:sz w:val="24"/>
         <w:szCs w:val="24"/>
       </w:rPr>
@@ -10573,7 +10845,7 @@
         <w:bCs/>
         <w:i w:val="0"/>
         <w:iCs w:val="0"/>
-        <w:color w:val="FFFFFF" w:themeColor="background1"/>
+        <w:color w:val="000000"/>
         <w:sz w:val="24"/>
         <w:szCs w:val="24"/>
       </w:rPr>
@@ -10595,7 +10867,7 @@
         <w:bCs/>
         <w:i w:val="0"/>
         <w:iCs w:val="0"/>
-        <w:color w:val="FFFFFF" w:themeColor="background1"/>
+        <w:color w:val="000000"/>
         <w:sz w:val="24"/>
         <w:szCs w:val="24"/>
       </w:rPr>
@@ -10651,6 +10923,7 @@
     </w:pPr>
     <w:rPr>
       <w:rFonts w:ascii="Times New Roman" w:hAnsi="Times New Roman" w:cs="Times New Roman" w:eastAsia="Times New Roman"/>
+      <w:color w:val="000000"/>
       <w:sz w:val="24"/>
       <w:szCs w:val="24"/>
     </w:rPr>
@@ -10683,7 +10956,7 @@
         <w:bCs/>
         <w:i w:val="0"/>
         <w:iCs w:val="0"/>
-        <w:color w:val="FFFFFF" w:themeColor="background1"/>
+        <w:color w:val="000000"/>
         <w:sz w:val="24"/>
         <w:szCs w:val="24"/>
       </w:rPr>
@@ -10707,7 +10980,7 @@
         <w:bCs/>
         <w:i w:val="0"/>
         <w:iCs w:val="0"/>
-        <w:color w:val="FFFFFF" w:themeColor="background1"/>
+        <w:color w:val="000000"/>
         <w:sz w:val="24"/>
         <w:szCs w:val="24"/>
       </w:rPr>
@@ -10731,7 +11004,7 @@
         <w:bCs/>
         <w:i w:val="0"/>
         <w:iCs w:val="0"/>
-        <w:color w:val="FFFFFF" w:themeColor="background1"/>
+        <w:color w:val="000000"/>
         <w:sz w:val="24"/>
         <w:szCs w:val="24"/>
       </w:rPr>
@@ -10753,7 +11026,7 @@
         <w:bCs/>
         <w:i w:val="0"/>
         <w:iCs w:val="0"/>
-        <w:color w:val="FFFFFF" w:themeColor="background1"/>
+        <w:color w:val="000000"/>
         <w:sz w:val="24"/>
         <w:szCs w:val="24"/>
       </w:rPr>
@@ -10809,6 +11082,7 @@
     </w:pPr>
     <w:rPr>
       <w:rFonts w:ascii="Times New Roman" w:hAnsi="Times New Roman" w:cs="Times New Roman" w:eastAsia="Times New Roman"/>
+      <w:color w:val="000000"/>
       <w:sz w:val="24"/>
       <w:szCs w:val="24"/>
     </w:rPr>
@@ -10841,7 +11115,7 @@
         <w:bCs/>
         <w:i w:val="0"/>
         <w:iCs w:val="0"/>
-        <w:color w:val="FFFFFF" w:themeColor="background1"/>
+        <w:color w:val="000000"/>
         <w:sz w:val="24"/>
         <w:szCs w:val="24"/>
       </w:rPr>
@@ -10865,7 +11139,7 @@
         <w:bCs/>
         <w:i w:val="0"/>
         <w:iCs w:val="0"/>
-        <w:color w:val="FFFFFF" w:themeColor="background1"/>
+        <w:color w:val="000000"/>
         <w:sz w:val="24"/>
         <w:szCs w:val="24"/>
       </w:rPr>
@@ -10889,7 +11163,7 @@
         <w:bCs/>
         <w:i w:val="0"/>
         <w:iCs w:val="0"/>
-        <w:color w:val="FFFFFF" w:themeColor="background1"/>
+        <w:color w:val="000000"/>
         <w:sz w:val="24"/>
         <w:szCs w:val="24"/>
       </w:rPr>
@@ -10911,7 +11185,7 @@
         <w:bCs/>
         <w:i w:val="0"/>
         <w:iCs w:val="0"/>
-        <w:color w:val="FFFFFF" w:themeColor="background1"/>
+        <w:color w:val="000000"/>
         <w:sz w:val="24"/>
         <w:szCs w:val="24"/>
       </w:rPr>
@@ -10967,7 +11241,7 @@
     </w:pPr>
     <w:rPr>
       <w:rFonts w:ascii="Times New Roman" w:hAnsi="Times New Roman" w:cs="Times New Roman" w:eastAsia="Times New Roman"/>
-      <w:color w:val="FFFFFF" w:themeColor="background1"/>
+      <w:color w:val="000000"/>
       <w:sz w:val="24"/>
       <w:szCs w:val="24"/>
     </w:rPr>
@@ -10990,6 +11264,7 @@
         <w:rFonts w:ascii="Times New Roman" w:hAnsi="Times New Roman" w:cs="Times New Roman" w:eastAsia="Times New Roman"/>
         <w:b/>
         <w:bCs/>
+        <w:color w:val="000000"/>
         <w:sz w:val="24"/>
         <w:szCs w:val="24"/>
       </w:rPr>
@@ -11087,7 +11362,7 @@
     </w:pPr>
     <w:rPr>
       <w:rFonts w:ascii="Times New Roman" w:hAnsi="Times New Roman" w:cs="Times New Roman" w:eastAsia="Times New Roman"/>
-      <w:color w:val="FFFFFF" w:themeColor="background1"/>
+      <w:color w:val="000000"/>
       <w:sz w:val="24"/>
       <w:szCs w:val="24"/>
     </w:rPr>
@@ -11110,6 +11385,7 @@
         <w:rFonts w:ascii="Times New Roman" w:hAnsi="Times New Roman" w:cs="Times New Roman" w:eastAsia="Times New Roman"/>
         <w:b/>
         <w:bCs/>
+        <w:color w:val="000000"/>
         <w:sz w:val="24"/>
         <w:szCs w:val="24"/>
       </w:rPr>
@@ -11207,7 +11483,7 @@
     </w:pPr>
     <w:rPr>
       <w:rFonts w:ascii="Times New Roman" w:hAnsi="Times New Roman" w:cs="Times New Roman" w:eastAsia="Times New Roman"/>
-      <w:color w:val="FFFFFF" w:themeColor="background1"/>
+      <w:color w:val="000000"/>
       <w:sz w:val="24"/>
       <w:szCs w:val="24"/>
     </w:rPr>
@@ -11230,6 +11506,7 @@
         <w:rFonts w:ascii="Times New Roman" w:hAnsi="Times New Roman" w:cs="Times New Roman" w:eastAsia="Times New Roman"/>
         <w:b/>
         <w:bCs/>
+        <w:color w:val="000000"/>
         <w:sz w:val="24"/>
         <w:szCs w:val="24"/>
       </w:rPr>
@@ -11327,7 +11604,7 @@
     </w:pPr>
     <w:rPr>
       <w:rFonts w:ascii="Times New Roman" w:hAnsi="Times New Roman" w:cs="Times New Roman" w:eastAsia="Times New Roman"/>
-      <w:color w:val="FFFFFF" w:themeColor="background1"/>
+      <w:color w:val="000000"/>
       <w:sz w:val="24"/>
       <w:szCs w:val="24"/>
     </w:rPr>
@@ -11350,6 +11627,7 @@
         <w:rFonts w:ascii="Times New Roman" w:hAnsi="Times New Roman" w:cs="Times New Roman" w:eastAsia="Times New Roman"/>
         <w:b/>
         <w:bCs/>
+        <w:color w:val="000000"/>
         <w:sz w:val="24"/>
         <w:szCs w:val="24"/>
       </w:rPr>
@@ -11447,7 +11725,7 @@
     </w:pPr>
     <w:rPr>
       <w:rFonts w:ascii="Times New Roman" w:hAnsi="Times New Roman" w:cs="Times New Roman" w:eastAsia="Times New Roman"/>
-      <w:color w:val="FFFFFF" w:themeColor="background1"/>
+      <w:color w:val="000000"/>
       <w:sz w:val="24"/>
       <w:szCs w:val="24"/>
     </w:rPr>
@@ -11470,6 +11748,7 @@
         <w:rFonts w:ascii="Times New Roman" w:hAnsi="Times New Roman" w:cs="Times New Roman" w:eastAsia="Times New Roman"/>
         <w:b/>
         <w:bCs/>
+        <w:color w:val="000000"/>
         <w:sz w:val="24"/>
         <w:szCs w:val="24"/>
       </w:rPr>
@@ -11567,7 +11846,7 @@
     </w:pPr>
     <w:rPr>
       <w:rFonts w:ascii="Times New Roman" w:hAnsi="Times New Roman" w:cs="Times New Roman" w:eastAsia="Times New Roman"/>
-      <w:color w:val="FFFFFF" w:themeColor="background1"/>
+      <w:color w:val="000000"/>
       <w:sz w:val="24"/>
       <w:szCs w:val="24"/>
     </w:rPr>
@@ -11590,6 +11869,7 @@
         <w:rFonts w:ascii="Times New Roman" w:hAnsi="Times New Roman" w:cs="Times New Roman" w:eastAsia="Times New Roman"/>
         <w:b/>
         <w:bCs/>
+        <w:color w:val="000000"/>
         <w:sz w:val="24"/>
         <w:szCs w:val="24"/>
       </w:rPr>
@@ -11687,7 +11967,7 @@
     </w:pPr>
     <w:rPr>
       <w:rFonts w:ascii="Times New Roman" w:hAnsi="Times New Roman" w:cs="Times New Roman" w:eastAsia="Times New Roman"/>
-      <w:color w:val="FFFFFF" w:themeColor="background1"/>
+      <w:color w:val="000000"/>
       <w:sz w:val="24"/>
       <w:szCs w:val="24"/>
     </w:rPr>
@@ -11710,6 +11990,7 @@
         <w:rFonts w:ascii="Times New Roman" w:hAnsi="Times New Roman" w:cs="Times New Roman" w:eastAsia="Times New Roman"/>
         <w:b/>
         <w:bCs/>
+        <w:color w:val="000000"/>
         <w:sz w:val="24"/>
         <w:szCs w:val="24"/>
       </w:rPr>
@@ -11807,7 +12088,7 @@
     </w:pPr>
     <w:rPr>
       <w:rFonts w:ascii="Times New Roman" w:hAnsi="Times New Roman" w:cs="Times New Roman" w:eastAsia="Times New Roman"/>
-      <w:color w:val="000000" w:themeColor="text1"/>
+      <w:color w:val="000000"/>
       <w:sz w:val="24"/>
       <w:szCs w:val="24"/>
     </w:rPr>
@@ -11838,6 +12119,7 @@
         <w:rFonts w:ascii="Times New Roman" w:hAnsi="Times New Roman" w:cs="Times New Roman" w:eastAsia="Times New Roman"/>
         <w:b/>
         <w:bCs/>
+        <w:color w:val="000000"/>
         <w:sz w:val="24"/>
         <w:szCs w:val="24"/>
       </w:rPr>
@@ -11859,7 +12141,7 @@
         <w:rFonts w:ascii="Times New Roman" w:hAnsi="Times New Roman" w:cs="Times New Roman" w:eastAsia="Times New Roman"/>
         <w:b/>
         <w:bCs/>
-        <w:color w:val="FFFFFF" w:themeColor="background1"/>
+        <w:color w:val="000000"/>
         <w:sz w:val="24"/>
         <w:szCs w:val="24"/>
       </w:rPr>
@@ -11874,7 +12156,7 @@
     <w:tblStylePr w:type="firstCol">
       <w:rPr>
         <w:rFonts w:ascii="Times New Roman" w:hAnsi="Times New Roman" w:cs="Times New Roman" w:eastAsia="Times New Roman"/>
-        <w:color w:val="FFFFFF" w:themeColor="background1"/>
+        <w:color w:val="000000"/>
         <w:sz w:val="24"/>
         <w:szCs w:val="24"/>
       </w:rPr>
@@ -11894,7 +12176,7 @@
     <w:tblStylePr w:type="lastCol">
       <w:rPr>
         <w:rFonts w:ascii="Times New Roman" w:hAnsi="Times New Roman" w:cs="Times New Roman" w:eastAsia="Times New Roman"/>
-        <w:color w:val="FFFFFF" w:themeColor="background1"/>
+        <w:color w:val="000000"/>
         <w:sz w:val="24"/>
         <w:szCs w:val="24"/>
       </w:rPr>
@@ -11926,7 +12208,7 @@
     <w:tblStylePr w:type="neCell">
       <w:rPr>
         <w:rFonts w:ascii="Times New Roman" w:hAnsi="Times New Roman" w:cs="Times New Roman" w:eastAsia="Times New Roman"/>
-        <w:color w:val="000000" w:themeColor="text1"/>
+        <w:color w:val="000000"/>
         <w:sz w:val="24"/>
         <w:szCs w:val="24"/>
       </w:rPr>
@@ -11934,7 +12216,7 @@
     <w:tblStylePr w:type="nwCell">
       <w:rPr>
         <w:rFonts w:ascii="Times New Roman" w:hAnsi="Times New Roman" w:cs="Times New Roman" w:eastAsia="Times New Roman"/>
-        <w:color w:val="000000" w:themeColor="text1"/>
+        <w:color w:val="000000"/>
         <w:sz w:val="24"/>
         <w:szCs w:val="24"/>
       </w:rPr>
@@ -11950,7 +12232,7 @@
     </w:pPr>
     <w:rPr>
       <w:rFonts w:ascii="Times New Roman" w:hAnsi="Times New Roman" w:cs="Times New Roman" w:eastAsia="Times New Roman"/>
-      <w:color w:val="000000" w:themeColor="text1"/>
+      <w:color w:val="000000"/>
       <w:sz w:val="24"/>
       <w:szCs w:val="24"/>
     </w:rPr>
@@ -11981,6 +12263,7 @@
         <w:rFonts w:ascii="Times New Roman" w:hAnsi="Times New Roman" w:cs="Times New Roman" w:eastAsia="Times New Roman"/>
         <w:b/>
         <w:bCs/>
+        <w:color w:val="000000"/>
         <w:sz w:val="24"/>
         <w:szCs w:val="24"/>
       </w:rPr>
@@ -12002,7 +12285,7 @@
         <w:rFonts w:ascii="Times New Roman" w:hAnsi="Times New Roman" w:cs="Times New Roman" w:eastAsia="Times New Roman"/>
         <w:b/>
         <w:bCs/>
-        <w:color w:val="FFFFFF" w:themeColor="background1"/>
+        <w:color w:val="000000"/>
         <w:sz w:val="24"/>
         <w:szCs w:val="24"/>
       </w:rPr>
@@ -12017,7 +12300,7 @@
     <w:tblStylePr w:type="firstCol">
       <w:rPr>
         <w:rFonts w:ascii="Times New Roman" w:hAnsi="Times New Roman" w:cs="Times New Roman" w:eastAsia="Times New Roman"/>
-        <w:color w:val="FFFFFF" w:themeColor="background1"/>
+        <w:color w:val="000000"/>
         <w:sz w:val="24"/>
         <w:szCs w:val="24"/>
       </w:rPr>
@@ -12037,7 +12320,7 @@
     <w:tblStylePr w:type="lastCol">
       <w:rPr>
         <w:rFonts w:ascii="Times New Roman" w:hAnsi="Times New Roman" w:cs="Times New Roman" w:eastAsia="Times New Roman"/>
-        <w:color w:val="FFFFFF" w:themeColor="background1"/>
+        <w:color w:val="000000"/>
         <w:sz w:val="24"/>
         <w:szCs w:val="24"/>
       </w:rPr>
@@ -12069,7 +12352,7 @@
     <w:tblStylePr w:type="neCell">
       <w:rPr>
         <w:rFonts w:ascii="Times New Roman" w:hAnsi="Times New Roman" w:cs="Times New Roman" w:eastAsia="Times New Roman"/>
-        <w:color w:val="000000" w:themeColor="text1"/>
+        <w:color w:val="000000"/>
         <w:sz w:val="24"/>
         <w:szCs w:val="24"/>
       </w:rPr>
@@ -12077,7 +12360,7 @@
     <w:tblStylePr w:type="nwCell">
       <w:rPr>
         <w:rFonts w:ascii="Times New Roman" w:hAnsi="Times New Roman" w:cs="Times New Roman" w:eastAsia="Times New Roman"/>
-        <w:color w:val="000000" w:themeColor="text1"/>
+        <w:color w:val="000000"/>
         <w:sz w:val="24"/>
         <w:szCs w:val="24"/>
       </w:rPr>
@@ -12093,7 +12376,7 @@
     </w:pPr>
     <w:rPr>
       <w:rFonts w:ascii="Times New Roman" w:hAnsi="Times New Roman" w:cs="Times New Roman" w:eastAsia="Times New Roman"/>
-      <w:color w:val="000000" w:themeColor="text1"/>
+      <w:color w:val="000000"/>
       <w:sz w:val="24"/>
       <w:szCs w:val="24"/>
     </w:rPr>
@@ -12124,6 +12407,7 @@
         <w:rFonts w:ascii="Times New Roman" w:hAnsi="Times New Roman" w:cs="Times New Roman" w:eastAsia="Times New Roman"/>
         <w:b/>
         <w:bCs/>
+        <w:color w:val="000000"/>
         <w:sz w:val="24"/>
         <w:szCs w:val="24"/>
       </w:rPr>
@@ -12145,7 +12429,7 @@
         <w:rFonts w:ascii="Times New Roman" w:hAnsi="Times New Roman" w:cs="Times New Roman" w:eastAsia="Times New Roman"/>
         <w:b/>
         <w:bCs/>
-        <w:color w:val="FFFFFF" w:themeColor="background1"/>
+        <w:color w:val="000000"/>
         <w:sz w:val="24"/>
         <w:szCs w:val="24"/>
       </w:rPr>
@@ -12160,7 +12444,7 @@
     <w:tblStylePr w:type="firstCol">
       <w:rPr>
         <w:rFonts w:ascii="Times New Roman" w:hAnsi="Times New Roman" w:cs="Times New Roman" w:eastAsia="Times New Roman"/>
-        <w:color w:val="FFFFFF" w:themeColor="background1"/>
+        <w:color w:val="000000"/>
         <w:sz w:val="24"/>
         <w:szCs w:val="24"/>
       </w:rPr>
@@ -12180,7 +12464,7 @@
     <w:tblStylePr w:type="lastCol">
       <w:rPr>
         <w:rFonts w:ascii="Times New Roman" w:hAnsi="Times New Roman" w:cs="Times New Roman" w:eastAsia="Times New Roman"/>
-        <w:color w:val="FFFFFF" w:themeColor="background1"/>
+        <w:color w:val="000000"/>
         <w:sz w:val="24"/>
         <w:szCs w:val="24"/>
       </w:rPr>
@@ -12212,7 +12496,7 @@
     <w:tblStylePr w:type="neCell">
       <w:rPr>
         <w:rFonts w:ascii="Times New Roman" w:hAnsi="Times New Roman" w:cs="Times New Roman" w:eastAsia="Times New Roman"/>
-        <w:color w:val="000000" w:themeColor="text1"/>
+        <w:color w:val="000000"/>
         <w:sz w:val="24"/>
         <w:szCs w:val="24"/>
       </w:rPr>
@@ -12220,7 +12504,7 @@
     <w:tblStylePr w:type="nwCell">
       <w:rPr>
         <w:rFonts w:ascii="Times New Roman" w:hAnsi="Times New Roman" w:cs="Times New Roman" w:eastAsia="Times New Roman"/>
-        <w:color w:val="000000" w:themeColor="text1"/>
+        <w:color w:val="000000"/>
         <w:sz w:val="24"/>
         <w:szCs w:val="24"/>
       </w:rPr>
@@ -12236,7 +12520,7 @@
     </w:pPr>
     <w:rPr>
       <w:rFonts w:ascii="Times New Roman" w:hAnsi="Times New Roman" w:cs="Times New Roman" w:eastAsia="Times New Roman"/>
-      <w:color w:val="000000" w:themeColor="text1"/>
+      <w:color w:val="000000"/>
       <w:sz w:val="24"/>
       <w:szCs w:val="24"/>
     </w:rPr>
@@ -12267,6 +12551,7 @@
         <w:rFonts w:ascii="Times New Roman" w:hAnsi="Times New Roman" w:cs="Times New Roman" w:eastAsia="Times New Roman"/>
         <w:b/>
         <w:bCs/>
+        <w:color w:val="000000"/>
         <w:sz w:val="24"/>
         <w:szCs w:val="24"/>
       </w:rPr>
@@ -12288,7 +12573,7 @@
         <w:rFonts w:ascii="Times New Roman" w:hAnsi="Times New Roman" w:cs="Times New Roman" w:eastAsia="Times New Roman"/>
         <w:b/>
         <w:bCs/>
-        <w:color w:val="FFFFFF" w:themeColor="background1"/>
+        <w:color w:val="000000"/>
         <w:sz w:val="24"/>
         <w:szCs w:val="24"/>
       </w:rPr>
@@ -12303,7 +12588,7 @@
     <w:tblStylePr w:type="firstCol">
       <w:rPr>
         <w:rFonts w:ascii="Times New Roman" w:hAnsi="Times New Roman" w:cs="Times New Roman" w:eastAsia="Times New Roman"/>
-        <w:color w:val="FFFFFF" w:themeColor="background1"/>
+        <w:color w:val="000000"/>
         <w:sz w:val="24"/>
         <w:szCs w:val="24"/>
       </w:rPr>
@@ -12323,7 +12608,7 @@
     <w:tblStylePr w:type="lastCol">
       <w:rPr>
         <w:rFonts w:ascii="Times New Roman" w:hAnsi="Times New Roman" w:cs="Times New Roman" w:eastAsia="Times New Roman"/>
-        <w:color w:val="FFFFFF" w:themeColor="background1"/>
+        <w:color w:val="000000"/>
         <w:sz w:val="24"/>
         <w:szCs w:val="24"/>
       </w:rPr>
@@ -12363,7 +12648,7 @@
     </w:pPr>
     <w:rPr>
       <w:rFonts w:ascii="Times New Roman" w:hAnsi="Times New Roman" w:cs="Times New Roman" w:eastAsia="Times New Roman"/>
-      <w:color w:val="000000" w:themeColor="text1"/>
+      <w:color w:val="000000"/>
       <w:sz w:val="24"/>
       <w:szCs w:val="24"/>
     </w:rPr>
@@ -12394,6 +12679,7 @@
         <w:rFonts w:ascii="Times New Roman" w:hAnsi="Times New Roman" w:cs="Times New Roman" w:eastAsia="Times New Roman"/>
         <w:b/>
         <w:bCs/>
+        <w:color w:val="000000"/>
         <w:sz w:val="24"/>
         <w:szCs w:val="24"/>
       </w:rPr>
@@ -12415,7 +12701,7 @@
         <w:rFonts w:ascii="Times New Roman" w:hAnsi="Times New Roman" w:cs="Times New Roman" w:eastAsia="Times New Roman"/>
         <w:b/>
         <w:bCs/>
-        <w:color w:val="FFFFFF" w:themeColor="background1"/>
+        <w:color w:val="000000"/>
         <w:sz w:val="24"/>
         <w:szCs w:val="24"/>
       </w:rPr>
@@ -12430,7 +12716,7 @@
     <w:tblStylePr w:type="firstCol">
       <w:rPr>
         <w:rFonts w:ascii="Times New Roman" w:hAnsi="Times New Roman" w:cs="Times New Roman" w:eastAsia="Times New Roman"/>
-        <w:color w:val="FFFFFF" w:themeColor="background1"/>
+        <w:color w:val="000000"/>
         <w:sz w:val="24"/>
         <w:szCs w:val="24"/>
       </w:rPr>
@@ -12450,7 +12736,7 @@
     <w:tblStylePr w:type="lastCol">
       <w:rPr>
         <w:rFonts w:ascii="Times New Roman" w:hAnsi="Times New Roman" w:cs="Times New Roman" w:eastAsia="Times New Roman"/>
-        <w:color w:val="FFFFFF" w:themeColor="background1"/>
+        <w:color w:val="000000"/>
         <w:sz w:val="24"/>
         <w:szCs w:val="24"/>
       </w:rPr>
@@ -12482,7 +12768,7 @@
     <w:tblStylePr w:type="neCell">
       <w:rPr>
         <w:rFonts w:ascii="Times New Roman" w:hAnsi="Times New Roman" w:cs="Times New Roman" w:eastAsia="Times New Roman"/>
-        <w:color w:val="000000" w:themeColor="text1"/>
+        <w:color w:val="000000"/>
         <w:sz w:val="24"/>
         <w:szCs w:val="24"/>
       </w:rPr>
@@ -12490,7 +12776,7 @@
     <w:tblStylePr w:type="nwCell">
       <w:rPr>
         <w:rFonts w:ascii="Times New Roman" w:hAnsi="Times New Roman" w:cs="Times New Roman" w:eastAsia="Times New Roman"/>
-        <w:color w:val="000000" w:themeColor="text1"/>
+        <w:color w:val="000000"/>
         <w:sz w:val="24"/>
         <w:szCs w:val="24"/>
       </w:rPr>
@@ -12506,7 +12792,7 @@
     </w:pPr>
     <w:rPr>
       <w:rFonts w:ascii="Times New Roman" w:hAnsi="Times New Roman" w:cs="Times New Roman" w:eastAsia="Times New Roman"/>
-      <w:color w:val="000000" w:themeColor="text1"/>
+      <w:color w:val="000000"/>
       <w:sz w:val="24"/>
       <w:szCs w:val="24"/>
     </w:rPr>
@@ -12537,6 +12823,7 @@
         <w:rFonts w:ascii="Times New Roman" w:hAnsi="Times New Roman" w:cs="Times New Roman" w:eastAsia="Times New Roman"/>
         <w:b/>
         <w:bCs/>
+        <w:color w:val="000000"/>
         <w:sz w:val="24"/>
         <w:szCs w:val="24"/>
       </w:rPr>
@@ -12558,7 +12845,7 @@
         <w:rFonts w:ascii="Times New Roman" w:hAnsi="Times New Roman" w:cs="Times New Roman" w:eastAsia="Times New Roman"/>
         <w:b/>
         <w:bCs/>
-        <w:color w:val="FFFFFF" w:themeColor="background1"/>
+        <w:color w:val="000000"/>
         <w:sz w:val="24"/>
         <w:szCs w:val="24"/>
       </w:rPr>
@@ -12573,7 +12860,7 @@
     <w:tblStylePr w:type="firstCol">
       <w:rPr>
         <w:rFonts w:ascii="Times New Roman" w:hAnsi="Times New Roman" w:cs="Times New Roman" w:eastAsia="Times New Roman"/>
-        <w:color w:val="FFFFFF" w:themeColor="background1"/>
+        <w:color w:val="000000"/>
         <w:sz w:val="24"/>
         <w:szCs w:val="24"/>
       </w:rPr>
@@ -12593,7 +12880,7 @@
     <w:tblStylePr w:type="lastCol">
       <w:rPr>
         <w:rFonts w:ascii="Times New Roman" w:hAnsi="Times New Roman" w:cs="Times New Roman" w:eastAsia="Times New Roman"/>
-        <w:color w:val="FFFFFF" w:themeColor="background1"/>
+        <w:color w:val="000000"/>
         <w:sz w:val="24"/>
         <w:szCs w:val="24"/>
       </w:rPr>
@@ -12625,7 +12912,7 @@
     <w:tblStylePr w:type="neCell">
       <w:rPr>
         <w:rFonts w:ascii="Times New Roman" w:hAnsi="Times New Roman" w:cs="Times New Roman" w:eastAsia="Times New Roman"/>
-        <w:color w:val="000000" w:themeColor="text1"/>
+        <w:color w:val="000000"/>
         <w:sz w:val="24"/>
         <w:szCs w:val="24"/>
       </w:rPr>
@@ -12633,7 +12920,7 @@
     <w:tblStylePr w:type="nwCell">
       <w:rPr>
         <w:rFonts w:ascii="Times New Roman" w:hAnsi="Times New Roman" w:cs="Times New Roman" w:eastAsia="Times New Roman"/>
-        <w:color w:val="000000" w:themeColor="text1"/>
+        <w:color w:val="000000"/>
         <w:sz w:val="24"/>
         <w:szCs w:val="24"/>
       </w:rPr>
@@ -12649,7 +12936,7 @@
     </w:pPr>
     <w:rPr>
       <w:rFonts w:ascii="Times New Roman" w:hAnsi="Times New Roman" w:cs="Times New Roman" w:eastAsia="Times New Roman"/>
-      <w:color w:val="000000" w:themeColor="text1"/>
+      <w:color w:val="000000"/>
       <w:sz w:val="24"/>
       <w:szCs w:val="24"/>
     </w:rPr>
@@ -12680,6 +12967,7 @@
         <w:rFonts w:ascii="Times New Roman" w:hAnsi="Times New Roman" w:cs="Times New Roman" w:eastAsia="Times New Roman"/>
         <w:b/>
         <w:bCs/>
+        <w:color w:val="000000"/>
         <w:sz w:val="24"/>
         <w:szCs w:val="24"/>
       </w:rPr>
@@ -12701,7 +12989,7 @@
         <w:rFonts w:ascii="Times New Roman" w:hAnsi="Times New Roman" w:cs="Times New Roman" w:eastAsia="Times New Roman"/>
         <w:b/>
         <w:bCs/>
-        <w:color w:val="FFFFFF" w:themeColor="background1"/>
+        <w:color w:val="000000"/>
         <w:sz w:val="24"/>
         <w:szCs w:val="24"/>
       </w:rPr>
@@ -12716,7 +13004,7 @@
     <w:tblStylePr w:type="firstCol">
       <w:rPr>
         <w:rFonts w:ascii="Times New Roman" w:hAnsi="Times New Roman" w:cs="Times New Roman" w:eastAsia="Times New Roman"/>
-        <w:color w:val="FFFFFF" w:themeColor="background1"/>
+        <w:color w:val="000000"/>
         <w:sz w:val="24"/>
         <w:szCs w:val="24"/>
       </w:rPr>
@@ -12736,7 +13024,7 @@
     <w:tblStylePr w:type="lastCol">
       <w:rPr>
         <w:rFonts w:ascii="Times New Roman" w:hAnsi="Times New Roman" w:cs="Times New Roman" w:eastAsia="Times New Roman"/>
-        <w:color w:val="FFFFFF" w:themeColor="background1"/>
+        <w:color w:val="000000"/>
         <w:sz w:val="24"/>
         <w:szCs w:val="24"/>
       </w:rPr>
@@ -12768,7 +13056,7 @@
     <w:tblStylePr w:type="neCell">
       <w:rPr>
         <w:rFonts w:ascii="Times New Roman" w:hAnsi="Times New Roman" w:cs="Times New Roman" w:eastAsia="Times New Roman"/>
-        <w:color w:val="000000" w:themeColor="text1"/>
+        <w:color w:val="000000"/>
         <w:sz w:val="24"/>
         <w:szCs w:val="24"/>
       </w:rPr>
@@ -12776,7 +13064,7 @@
     <w:tblStylePr w:type="nwCell">
       <w:rPr>
         <w:rFonts w:ascii="Times New Roman" w:hAnsi="Times New Roman" w:cs="Times New Roman" w:eastAsia="Times New Roman"/>
-        <w:color w:val="000000" w:themeColor="text1"/>
+        <w:color w:val="000000"/>
         <w:sz w:val="24"/>
         <w:szCs w:val="24"/>
       </w:rPr>
@@ -12792,7 +13080,7 @@
     </w:pPr>
     <w:rPr>
       <w:rFonts w:ascii="Times New Roman" w:hAnsi="Times New Roman" w:cs="Times New Roman" w:eastAsia="Times New Roman"/>
-      <w:color w:val="000000" w:themeColor="text1"/>
+      <w:color w:val="000000"/>
       <w:sz w:val="24"/>
       <w:szCs w:val="24"/>
     </w:rPr>
@@ -12815,7 +13103,7 @@
         <w:rFonts w:ascii="Times New Roman" w:hAnsi="Times New Roman" w:cs="Times New Roman" w:eastAsia="Times New Roman"/>
         <w:b/>
         <w:bCs/>
-        <w:color w:val="FFFFFF" w:themeColor="background1"/>
+        <w:color w:val="000000"/>
         <w:sz w:val="24"/>
         <w:szCs w:val="24"/>
       </w:rPr>
@@ -12832,7 +13120,7 @@
         <w:rFonts w:ascii="Times New Roman" w:hAnsi="Times New Roman" w:cs="Times New Roman" w:eastAsia="Times New Roman"/>
         <w:b/>
         <w:bCs/>
-        <w:color w:val="9E3A38" w:themeColor="accent2" w:themeShade="CC"/>
+        <w:color w:val="000000"/>
         <w:sz w:val="24"/>
         <w:szCs w:val="24"/>
       </w:rPr>
@@ -12849,6 +13137,7 @@
         <w:rFonts w:ascii="Times New Roman" w:hAnsi="Times New Roman" w:cs="Times New Roman" w:eastAsia="Times New Roman"/>
         <w:b/>
         <w:bCs/>
+        <w:color w:val="000000"/>
         <w:sz w:val="24"/>
         <w:szCs w:val="24"/>
       </w:rPr>
@@ -12858,6 +13147,7 @@
         <w:rFonts w:ascii="Times New Roman" w:hAnsi="Times New Roman" w:cs="Times New Roman" w:eastAsia="Times New Roman"/>
         <w:b/>
         <w:bCs/>
+        <w:color w:val="000000"/>
         <w:sz w:val="24"/>
         <w:szCs w:val="24"/>
       </w:rPr>
@@ -12893,7 +13183,7 @@
     </w:pPr>
     <w:rPr>
       <w:rFonts w:ascii="Times New Roman" w:hAnsi="Times New Roman" w:cs="Times New Roman" w:eastAsia="Times New Roman"/>
-      <w:color w:val="000000" w:themeColor="text1"/>
+      <w:color w:val="000000"/>
       <w:sz w:val="24"/>
       <w:szCs w:val="24"/>
     </w:rPr>
@@ -12916,7 +13206,7 @@
         <w:rFonts w:ascii="Times New Roman" w:hAnsi="Times New Roman" w:cs="Times New Roman" w:eastAsia="Times New Roman"/>
         <w:b/>
         <w:bCs/>
-        <w:color w:val="FFFFFF" w:themeColor="background1"/>
+        <w:color w:val="000000"/>
         <w:sz w:val="24"/>
         <w:szCs w:val="24"/>
       </w:rPr>
@@ -12933,7 +13223,7 @@
         <w:rFonts w:ascii="Times New Roman" w:hAnsi="Times New Roman" w:cs="Times New Roman" w:eastAsia="Times New Roman"/>
         <w:b/>
         <w:bCs/>
-        <w:color w:val="9E3A38" w:themeColor="accent2" w:themeShade="CC"/>
+        <w:color w:val="000000"/>
         <w:sz w:val="24"/>
         <w:szCs w:val="24"/>
       </w:rPr>
@@ -12950,6 +13240,7 @@
         <w:rFonts w:ascii="Times New Roman" w:hAnsi="Times New Roman" w:cs="Times New Roman" w:eastAsia="Times New Roman"/>
         <w:b/>
         <w:bCs/>
+        <w:color w:val="000000"/>
         <w:sz w:val="24"/>
         <w:szCs w:val="24"/>
       </w:rPr>
@@ -12959,6 +13250,7 @@
         <w:rFonts w:ascii="Times New Roman" w:hAnsi="Times New Roman" w:cs="Times New Roman" w:eastAsia="Times New Roman"/>
         <w:b/>
         <w:bCs/>
+        <w:color w:val="000000"/>
         <w:sz w:val="24"/>
         <w:szCs w:val="24"/>
       </w:rPr>
@@ -12994,7 +13286,7 @@
     </w:pPr>
     <w:rPr>
       <w:rFonts w:ascii="Times New Roman" w:hAnsi="Times New Roman" w:cs="Times New Roman" w:eastAsia="Times New Roman"/>
-      <w:color w:val="000000" w:themeColor="text1"/>
+      <w:color w:val="000000"/>
       <w:sz w:val="24"/>
       <w:szCs w:val="24"/>
     </w:rPr>
@@ -13017,7 +13309,7 @@
         <w:rFonts w:ascii="Times New Roman" w:hAnsi="Times New Roman" w:cs="Times New Roman" w:eastAsia="Times New Roman"/>
         <w:b/>
         <w:bCs/>
-        <w:color w:val="FFFFFF" w:themeColor="background1"/>
+        <w:color w:val="000000"/>
         <w:sz w:val="24"/>
         <w:szCs w:val="24"/>
       </w:rPr>
@@ -13034,7 +13326,7 @@
         <w:rFonts w:ascii="Times New Roman" w:hAnsi="Times New Roman" w:cs="Times New Roman" w:eastAsia="Times New Roman"/>
         <w:b/>
         <w:bCs/>
-        <w:color w:val="9E3A38" w:themeColor="accent2" w:themeShade="CC"/>
+        <w:color w:val="000000"/>
         <w:sz w:val="24"/>
         <w:szCs w:val="24"/>
       </w:rPr>
@@ -13051,6 +13343,7 @@
         <w:rFonts w:ascii="Times New Roman" w:hAnsi="Times New Roman" w:cs="Times New Roman" w:eastAsia="Times New Roman"/>
         <w:b/>
         <w:bCs/>
+        <w:color w:val="000000"/>
         <w:sz w:val="24"/>
         <w:szCs w:val="24"/>
       </w:rPr>
@@ -13060,6 +13353,7 @@
         <w:rFonts w:ascii="Times New Roman" w:hAnsi="Times New Roman" w:cs="Times New Roman" w:eastAsia="Times New Roman"/>
         <w:b/>
         <w:bCs/>
+        <w:color w:val="000000"/>
         <w:sz w:val="24"/>
         <w:szCs w:val="24"/>
       </w:rPr>
@@ -13095,7 +13389,7 @@
     </w:pPr>
     <w:rPr>
       <w:rFonts w:ascii="Times New Roman" w:hAnsi="Times New Roman" w:cs="Times New Roman" w:eastAsia="Times New Roman"/>
-      <w:color w:val="000000" w:themeColor="text1"/>
+      <w:color w:val="000000"/>
       <w:sz w:val="24"/>
       <w:szCs w:val="24"/>
     </w:rPr>
@@ -13118,7 +13412,7 @@
         <w:rFonts w:ascii="Times New Roman" w:hAnsi="Times New Roman" w:cs="Times New Roman" w:eastAsia="Times New Roman"/>
         <w:b/>
         <w:bCs/>
-        <w:color w:val="FFFFFF" w:themeColor="background1"/>
+        <w:color w:val="000000"/>
         <w:sz w:val="24"/>
         <w:szCs w:val="24"/>
       </w:rPr>
@@ -13135,7 +13429,7 @@
         <w:rFonts w:ascii="Times New Roman" w:hAnsi="Times New Roman" w:cs="Times New Roman" w:eastAsia="Times New Roman"/>
         <w:b/>
         <w:bCs/>
-        <w:color w:val="664E82" w:themeColor="accent4" w:themeShade="CC"/>
+        <w:color w:val="000000"/>
         <w:sz w:val="24"/>
         <w:szCs w:val="24"/>
       </w:rPr>
@@ -13152,6 +13446,7 @@
         <w:rFonts w:ascii="Times New Roman" w:hAnsi="Times New Roman" w:cs="Times New Roman" w:eastAsia="Times New Roman"/>
         <w:b/>
         <w:bCs/>
+        <w:color w:val="000000"/>
         <w:sz w:val="24"/>
         <w:szCs w:val="24"/>
       </w:rPr>
@@ -13161,6 +13456,7 @@
         <w:rFonts w:ascii="Times New Roman" w:hAnsi="Times New Roman" w:cs="Times New Roman" w:eastAsia="Times New Roman"/>
         <w:b/>
         <w:bCs/>
+        <w:color w:val="000000"/>
         <w:sz w:val="24"/>
         <w:szCs w:val="24"/>
       </w:rPr>
@@ -13196,7 +13492,7 @@
     </w:pPr>
     <w:rPr>
       <w:rFonts w:ascii="Times New Roman" w:hAnsi="Times New Roman" w:cs="Times New Roman" w:eastAsia="Times New Roman"/>
-      <w:color w:val="000000" w:themeColor="text1"/>
+      <w:color w:val="000000"/>
       <w:sz w:val="24"/>
       <w:szCs w:val="24"/>
     </w:rPr>
@@ -13219,7 +13515,7 @@
         <w:rFonts w:ascii="Times New Roman" w:hAnsi="Times New Roman" w:cs="Times New Roman" w:eastAsia="Times New Roman"/>
         <w:b/>
         <w:bCs/>
-        <w:color w:val="FFFFFF" w:themeColor="background1"/>
+        <w:color w:val="000000"/>
         <w:sz w:val="24"/>
         <w:szCs w:val="24"/>
       </w:rPr>
@@ -13236,7 +13532,7 @@
         <w:rFonts w:ascii="Times New Roman" w:hAnsi="Times New Roman" w:cs="Times New Roman" w:eastAsia="Times New Roman"/>
         <w:b/>
         <w:bCs/>
-        <w:color w:val="7E9C40" w:themeColor="accent3" w:themeShade="CC"/>
+        <w:color w:val="000000"/>
         <w:sz w:val="24"/>
         <w:szCs w:val="24"/>
       </w:rPr>
@@ -13253,6 +13549,7 @@
         <w:rFonts w:ascii="Times New Roman" w:hAnsi="Times New Roman" w:cs="Times New Roman" w:eastAsia="Times New Roman"/>
         <w:b/>
         <w:bCs/>
+        <w:color w:val="000000"/>
         <w:sz w:val="24"/>
         <w:szCs w:val="24"/>
       </w:rPr>
@@ -13262,6 +13559,7 @@
         <w:rFonts w:ascii="Times New Roman" w:hAnsi="Times New Roman" w:cs="Times New Roman" w:eastAsia="Times New Roman"/>
         <w:b/>
         <w:bCs/>
+        <w:color w:val="000000"/>
         <w:sz w:val="24"/>
         <w:szCs w:val="24"/>
       </w:rPr>
@@ -13297,7 +13595,7 @@
     </w:pPr>
     <w:rPr>
       <w:rFonts w:ascii="Times New Roman" w:hAnsi="Times New Roman" w:cs="Times New Roman" w:eastAsia="Times New Roman"/>
-      <w:color w:val="000000" w:themeColor="text1"/>
+      <w:color w:val="000000"/>
       <w:sz w:val="24"/>
       <w:szCs w:val="24"/>
     </w:rPr>
@@ -13320,7 +13618,7 @@
         <w:rFonts w:ascii="Times New Roman" w:hAnsi="Times New Roman" w:cs="Times New Roman" w:eastAsia="Times New Roman"/>
         <w:b/>
         <w:bCs/>
-        <w:color w:val="FFFFFF" w:themeColor="background1"/>
+        <w:color w:val="000000"/>
         <w:sz w:val="24"/>
         <w:szCs w:val="24"/>
       </w:rPr>
@@ -13337,7 +13635,7 @@
         <w:rFonts w:ascii="Times New Roman" w:hAnsi="Times New Roman" w:cs="Times New Roman" w:eastAsia="Times New Roman"/>
         <w:b/>
         <w:bCs/>
-        <w:color w:val="F2730A" w:themeColor="accent6" w:themeShade="CC"/>
+        <w:color w:val="000000"/>
         <w:sz w:val="24"/>
         <w:szCs w:val="24"/>
       </w:rPr>
@@ -13354,6 +13652,7 @@
         <w:rFonts w:ascii="Times New Roman" w:hAnsi="Times New Roman" w:cs="Times New Roman" w:eastAsia="Times New Roman"/>
         <w:b/>
         <w:bCs/>
+        <w:color w:val="000000"/>
         <w:sz w:val="24"/>
         <w:szCs w:val="24"/>
       </w:rPr>
@@ -13363,6 +13662,7 @@
         <w:rFonts w:ascii="Times New Roman" w:hAnsi="Times New Roman" w:cs="Times New Roman" w:eastAsia="Times New Roman"/>
         <w:b/>
         <w:bCs/>
+        <w:color w:val="000000"/>
         <w:sz w:val="24"/>
         <w:szCs w:val="24"/>
       </w:rPr>
@@ -13398,7 +13698,7 @@
     </w:pPr>
     <w:rPr>
       <w:rFonts w:ascii="Times New Roman" w:hAnsi="Times New Roman" w:cs="Times New Roman" w:eastAsia="Times New Roman"/>
-      <w:color w:val="000000" w:themeColor="text1"/>
+      <w:color w:val="000000"/>
       <w:sz w:val="24"/>
       <w:szCs w:val="24"/>
     </w:rPr>
@@ -13421,7 +13721,7 @@
         <w:rFonts w:ascii="Times New Roman" w:hAnsi="Times New Roman" w:cs="Times New Roman" w:eastAsia="Times New Roman"/>
         <w:b/>
         <w:bCs/>
-        <w:color w:val="FFFFFF" w:themeColor="background1"/>
+        <w:color w:val="000000"/>
         <w:sz w:val="24"/>
         <w:szCs w:val="24"/>
       </w:rPr>
@@ -13438,7 +13738,7 @@
         <w:rFonts w:ascii="Times New Roman" w:hAnsi="Times New Roman" w:cs="Times New Roman" w:eastAsia="Times New Roman"/>
         <w:b/>
         <w:bCs/>
-        <w:color w:val="348DA5" w:themeColor="accent5" w:themeShade="CC"/>
+        <w:color w:val="000000"/>
         <w:sz w:val="24"/>
         <w:szCs w:val="24"/>
       </w:rPr>
@@ -13455,6 +13755,7 @@
         <w:rFonts w:ascii="Times New Roman" w:hAnsi="Times New Roman" w:cs="Times New Roman" w:eastAsia="Times New Roman"/>
         <w:b/>
         <w:bCs/>
+        <w:color w:val="000000"/>
         <w:sz w:val="24"/>
         <w:szCs w:val="24"/>
       </w:rPr>
@@ -13464,6 +13765,7 @@
         <w:rFonts w:ascii="Times New Roman" w:hAnsi="Times New Roman" w:cs="Times New Roman" w:eastAsia="Times New Roman"/>
         <w:b/>
         <w:bCs/>
+        <w:color w:val="000000"/>
         <w:sz w:val="24"/>
         <w:szCs w:val="24"/>
       </w:rPr>
@@ -13499,7 +13801,7 @@
     </w:pPr>
     <w:rPr>
       <w:rFonts w:ascii="Times New Roman" w:hAnsi="Times New Roman" w:cs="Times New Roman" w:eastAsia="Times New Roman"/>
-      <w:color w:val="000000" w:themeColor="text1"/>
+      <w:color w:val="000000"/>
       <w:sz w:val="24"/>
       <w:szCs w:val="24"/>
     </w:rPr>
@@ -13525,6 +13827,7 @@
         <w:rFonts w:ascii="Times New Roman" w:hAnsi="Times New Roman" w:cs="Times New Roman" w:eastAsia="Times New Roman"/>
         <w:b/>
         <w:bCs/>
+        <w:color w:val="000000"/>
         <w:sz w:val="24"/>
         <w:szCs w:val="24"/>
       </w:rPr>
@@ -13538,7 +13841,7 @@
         <w:rFonts w:ascii="Times New Roman" w:hAnsi="Times New Roman" w:cs="Times New Roman" w:eastAsia="Times New Roman"/>
         <w:b/>
         <w:bCs/>
-        <w:color w:val="000000" w:themeColor="text1"/>
+        <w:color w:val="000000"/>
         <w:sz w:val="24"/>
         <w:szCs w:val="24"/>
       </w:rPr>
@@ -13550,7 +13853,7 @@
     <w:tblStylePr w:type="firstCol">
       <w:rPr>
         <w:rFonts w:ascii="Times New Roman" w:hAnsi="Times New Roman" w:cs="Times New Roman" w:eastAsia="Times New Roman"/>
-        <w:color w:val="FFFFFF" w:themeColor="background1"/>
+        <w:color w:val="000000"/>
         <w:sz w:val="24"/>
         <w:szCs w:val="24"/>
       </w:rPr>
@@ -13562,7 +13865,7 @@
     <w:tblStylePr w:type="lastCol">
       <w:rPr>
         <w:rFonts w:ascii="Times New Roman" w:hAnsi="Times New Roman" w:cs="Times New Roman" w:eastAsia="Times New Roman"/>
-        <w:color w:val="FFFFFF" w:themeColor="background1"/>
+        <w:color w:val="000000"/>
         <w:sz w:val="24"/>
         <w:szCs w:val="24"/>
       </w:rPr>
@@ -13594,7 +13897,7 @@
     </w:pPr>
     <w:rPr>
       <w:rFonts w:ascii="Times New Roman" w:hAnsi="Times New Roman" w:cs="Times New Roman" w:eastAsia="Times New Roman"/>
-      <w:color w:val="000000" w:themeColor="text1"/>
+      <w:color w:val="000000"/>
       <w:sz w:val="24"/>
       <w:szCs w:val="24"/>
     </w:rPr>
@@ -13620,6 +13923,7 @@
         <w:rFonts w:ascii="Times New Roman" w:hAnsi="Times New Roman" w:cs="Times New Roman" w:eastAsia="Times New Roman"/>
         <w:b/>
         <w:bCs/>
+        <w:color w:val="000000"/>
         <w:sz w:val="24"/>
         <w:szCs w:val="24"/>
       </w:rPr>
@@ -13633,7 +13937,7 @@
         <w:rFonts w:ascii="Times New Roman" w:hAnsi="Times New Roman" w:cs="Times New Roman" w:eastAsia="Times New Roman"/>
         <w:b/>
         <w:bCs/>
-        <w:color w:val="000000" w:themeColor="text1"/>
+        <w:color w:val="000000"/>
         <w:sz w:val="24"/>
         <w:szCs w:val="24"/>
       </w:rPr>
@@ -13645,7 +13949,7 @@
     <w:tblStylePr w:type="firstCol">
       <w:rPr>
         <w:rFonts w:ascii="Times New Roman" w:hAnsi="Times New Roman" w:cs="Times New Roman" w:eastAsia="Times New Roman"/>
-        <w:color w:val="FFFFFF" w:themeColor="background1"/>
+        <w:color w:val="000000"/>
         <w:sz w:val="24"/>
         <w:szCs w:val="24"/>
       </w:rPr>
@@ -13657,7 +13961,7 @@
     <w:tblStylePr w:type="lastCol">
       <w:rPr>
         <w:rFonts w:ascii="Times New Roman" w:hAnsi="Times New Roman" w:cs="Times New Roman" w:eastAsia="Times New Roman"/>
-        <w:color w:val="FFFFFF" w:themeColor="background1"/>
+        <w:color w:val="000000"/>
         <w:sz w:val="24"/>
         <w:szCs w:val="24"/>
       </w:rPr>
@@ -13689,7 +13993,7 @@
     </w:pPr>
     <w:rPr>
       <w:rFonts w:ascii="Times New Roman" w:hAnsi="Times New Roman" w:cs="Times New Roman" w:eastAsia="Times New Roman"/>
-      <w:color w:val="000000" w:themeColor="text1"/>
+      <w:color w:val="000000"/>
       <w:sz w:val="24"/>
       <w:szCs w:val="24"/>
     </w:rPr>
@@ -13715,6 +14019,7 @@
         <w:rFonts w:ascii="Times New Roman" w:hAnsi="Times New Roman" w:cs="Times New Roman" w:eastAsia="Times New Roman"/>
         <w:b/>
         <w:bCs/>
+        <w:color w:val="000000"/>
         <w:sz w:val="24"/>
         <w:szCs w:val="24"/>
       </w:rPr>
@@ -13728,7 +14033,7 @@
         <w:rFonts w:ascii="Times New Roman" w:hAnsi="Times New Roman" w:cs="Times New Roman" w:eastAsia="Times New Roman"/>
         <w:b/>
         <w:bCs/>
-        <w:color w:val="000000" w:themeColor="text1"/>
+        <w:color w:val="000000"/>
         <w:sz w:val="24"/>
         <w:szCs w:val="24"/>
       </w:rPr>
@@ -13740,7 +14045,7 @@
     <w:tblStylePr w:type="firstCol">
       <w:rPr>
         <w:rFonts w:ascii="Times New Roman" w:hAnsi="Times New Roman" w:cs="Times New Roman" w:eastAsia="Times New Roman"/>
-        <w:color w:val="FFFFFF" w:themeColor="background1"/>
+        <w:color w:val="000000"/>
         <w:sz w:val="24"/>
         <w:szCs w:val="24"/>
       </w:rPr>
@@ -13752,7 +14057,7 @@
     <w:tblStylePr w:type="lastCol">
       <w:rPr>
         <w:rFonts w:ascii="Times New Roman" w:hAnsi="Times New Roman" w:cs="Times New Roman" w:eastAsia="Times New Roman"/>
-        <w:color w:val="FFFFFF" w:themeColor="background1"/>
+        <w:color w:val="000000"/>
         <w:sz w:val="24"/>
         <w:szCs w:val="24"/>
       </w:rPr>
@@ -13784,7 +14089,7 @@
     </w:pPr>
     <w:rPr>
       <w:rFonts w:ascii="Times New Roman" w:hAnsi="Times New Roman" w:cs="Times New Roman" w:eastAsia="Times New Roman"/>
-      <w:color w:val="000000" w:themeColor="text1"/>
+      <w:color w:val="000000"/>
       <w:sz w:val="24"/>
       <w:szCs w:val="24"/>
     </w:rPr>
@@ -13810,6 +14115,7 @@
         <w:rFonts w:ascii="Times New Roman" w:hAnsi="Times New Roman" w:cs="Times New Roman" w:eastAsia="Times New Roman"/>
         <w:b/>
         <w:bCs/>
+        <w:color w:val="000000"/>
         <w:sz w:val="24"/>
         <w:szCs w:val="24"/>
       </w:rPr>
@@ -13823,7 +14129,7 @@
         <w:rFonts w:ascii="Times New Roman" w:hAnsi="Times New Roman" w:cs="Times New Roman" w:eastAsia="Times New Roman"/>
         <w:b/>
         <w:bCs/>
-        <w:color w:val="000000" w:themeColor="text1"/>
+        <w:color w:val="000000"/>
         <w:sz w:val="24"/>
         <w:szCs w:val="24"/>
       </w:rPr>
@@ -13835,7 +14141,7 @@
     <w:tblStylePr w:type="firstCol">
       <w:rPr>
         <w:rFonts w:ascii="Times New Roman" w:hAnsi="Times New Roman" w:cs="Times New Roman" w:eastAsia="Times New Roman"/>
-        <w:color w:val="FFFFFF" w:themeColor="background1"/>
+        <w:color w:val="000000"/>
         <w:sz w:val="24"/>
         <w:szCs w:val="24"/>
       </w:rPr>
@@ -13847,7 +14153,7 @@
     <w:tblStylePr w:type="lastCol">
       <w:rPr>
         <w:rFonts w:ascii="Times New Roman" w:hAnsi="Times New Roman" w:cs="Times New Roman" w:eastAsia="Times New Roman"/>
-        <w:color w:val="FFFFFF" w:themeColor="background1"/>
+        <w:color w:val="000000"/>
         <w:sz w:val="24"/>
         <w:szCs w:val="24"/>
       </w:rPr>
@@ -13879,7 +14185,7 @@
     </w:pPr>
     <w:rPr>
       <w:rFonts w:ascii="Times New Roman" w:hAnsi="Times New Roman" w:cs="Times New Roman" w:eastAsia="Times New Roman"/>
-      <w:color w:val="000000" w:themeColor="text1"/>
+      <w:color w:val="000000"/>
       <w:sz w:val="24"/>
       <w:szCs w:val="24"/>
     </w:rPr>
@@ -13905,6 +14211,7 @@
         <w:rFonts w:ascii="Times New Roman" w:hAnsi="Times New Roman" w:cs="Times New Roman" w:eastAsia="Times New Roman"/>
         <w:b/>
         <w:bCs/>
+        <w:color w:val="000000"/>
         <w:sz w:val="24"/>
         <w:szCs w:val="24"/>
       </w:rPr>
@@ -13918,7 +14225,7 @@
         <w:rFonts w:ascii="Times New Roman" w:hAnsi="Times New Roman" w:cs="Times New Roman" w:eastAsia="Times New Roman"/>
         <w:b/>
         <w:bCs/>
-        <w:color w:val="000000" w:themeColor="text1"/>
+        <w:color w:val="000000"/>
         <w:sz w:val="24"/>
         <w:szCs w:val="24"/>
       </w:rPr>
@@ -13930,7 +14237,7 @@
     <w:tblStylePr w:type="firstCol">
       <w:rPr>
         <w:rFonts w:ascii="Times New Roman" w:hAnsi="Times New Roman" w:cs="Times New Roman" w:eastAsia="Times New Roman"/>
-        <w:color w:val="FFFFFF" w:themeColor="background1"/>
+        <w:color w:val="000000"/>
         <w:sz w:val="24"/>
         <w:szCs w:val="24"/>
       </w:rPr>
@@ -13942,7 +14249,7 @@
     <w:tblStylePr w:type="lastCol">
       <w:rPr>
         <w:rFonts w:ascii="Times New Roman" w:hAnsi="Times New Roman" w:cs="Times New Roman" w:eastAsia="Times New Roman"/>
-        <w:color w:val="FFFFFF" w:themeColor="background1"/>
+        <w:color w:val="000000"/>
         <w:sz w:val="24"/>
         <w:szCs w:val="24"/>
       </w:rPr>
@@ -13974,7 +14281,7 @@
     </w:pPr>
     <w:rPr>
       <w:rFonts w:ascii="Times New Roman" w:hAnsi="Times New Roman" w:cs="Times New Roman" w:eastAsia="Times New Roman"/>
-      <w:color w:val="000000" w:themeColor="text1"/>
+      <w:color w:val="000000"/>
       <w:sz w:val="24"/>
       <w:szCs w:val="24"/>
     </w:rPr>
@@ -14000,6 +14307,7 @@
         <w:rFonts w:ascii="Times New Roman" w:hAnsi="Times New Roman" w:cs="Times New Roman" w:eastAsia="Times New Roman"/>
         <w:b/>
         <w:bCs/>
+        <w:color w:val="000000"/>
         <w:sz w:val="24"/>
         <w:szCs w:val="24"/>
       </w:rPr>
@@ -14013,7 +14321,7 @@
         <w:rFonts w:ascii="Times New Roman" w:hAnsi="Times New Roman" w:cs="Times New Roman" w:eastAsia="Times New Roman"/>
         <w:b/>
         <w:bCs/>
-        <w:color w:val="000000" w:themeColor="text1"/>
+        <w:color w:val="000000"/>
         <w:sz w:val="24"/>
         <w:szCs w:val="24"/>
       </w:rPr>
@@ -14025,7 +14333,7 @@
     <w:tblStylePr w:type="firstCol">
       <w:rPr>
         <w:rFonts w:ascii="Times New Roman" w:hAnsi="Times New Roman" w:cs="Times New Roman" w:eastAsia="Times New Roman"/>
-        <w:color w:val="FFFFFF" w:themeColor="background1"/>
+        <w:color w:val="000000"/>
         <w:sz w:val="24"/>
         <w:szCs w:val="24"/>
       </w:rPr>
@@ -14037,7 +14345,7 @@
     <w:tblStylePr w:type="lastCol">
       <w:rPr>
         <w:rFonts w:ascii="Times New Roman" w:hAnsi="Times New Roman" w:cs="Times New Roman" w:eastAsia="Times New Roman"/>
-        <w:color w:val="FFFFFF" w:themeColor="background1"/>
+        <w:color w:val="000000"/>
         <w:sz w:val="24"/>
         <w:szCs w:val="24"/>
       </w:rPr>
@@ -14069,7 +14377,7 @@
     </w:pPr>
     <w:rPr>
       <w:rFonts w:ascii="Times New Roman" w:hAnsi="Times New Roman" w:cs="Times New Roman" w:eastAsia="Times New Roman"/>
-      <w:color w:val="000000" w:themeColor="text1"/>
+      <w:color w:val="000000"/>
       <w:sz w:val="24"/>
       <w:szCs w:val="24"/>
     </w:rPr>
@@ -14095,6 +14403,7 @@
         <w:rFonts w:ascii="Times New Roman" w:hAnsi="Times New Roman" w:cs="Times New Roman" w:eastAsia="Times New Roman"/>
         <w:b/>
         <w:bCs/>
+        <w:color w:val="000000"/>
         <w:sz w:val="24"/>
         <w:szCs w:val="24"/>
       </w:rPr>
@@ -14108,7 +14417,7 @@
         <w:rFonts w:ascii="Times New Roman" w:hAnsi="Times New Roman" w:cs="Times New Roman" w:eastAsia="Times New Roman"/>
         <w:b/>
         <w:bCs/>
-        <w:color w:val="000000" w:themeColor="text1"/>
+        <w:color w:val="000000"/>
         <w:sz w:val="24"/>
         <w:szCs w:val="24"/>
       </w:rPr>
@@ -14120,7 +14429,7 @@
     <w:tblStylePr w:type="firstCol">
       <w:rPr>
         <w:rFonts w:ascii="Times New Roman" w:hAnsi="Times New Roman" w:cs="Times New Roman" w:eastAsia="Times New Roman"/>
-        <w:color w:val="FFFFFF" w:themeColor="background1"/>
+        <w:color w:val="000000"/>
         <w:sz w:val="24"/>
         <w:szCs w:val="24"/>
       </w:rPr>
@@ -14132,7 +14441,7 @@
     <w:tblStylePr w:type="lastCol">
       <w:rPr>
         <w:rFonts w:ascii="Times New Roman" w:hAnsi="Times New Roman" w:cs="Times New Roman" w:eastAsia="Times New Roman"/>
-        <w:color w:val="FFFFFF" w:themeColor="background1"/>
+        <w:color w:val="000000"/>
         <w:sz w:val="24"/>
         <w:szCs w:val="24"/>
       </w:rPr>
@@ -14166,6 +14475,7 @@
         <w:sz w:val="24"/>
         <w:szCs w:val="24"/>
         <w:lang w:val="en-US" w:eastAsia="en-US" w:bidi="ar-SA"/>
+        <w:color w:val="000000"/>
       </w:rPr>
     </w:rPrDefault>
     <w:pPrDefault>
@@ -14336,7 +14646,7 @@
       <w:rFonts w:ascii="Times New Roman" w:hAnsi="Times New Roman" w:cs="Times New Roman" w:eastAsia="Times New Roman"/>
       <w:b/>
       <w:bCs/>
-      <w:color w:val="365F91" w:themeColor="accent1" w:themeShade="BF"/>
+      <w:color w:val="000000"/>
       <w:sz w:val="24"/>
       <w:szCs w:val="24"/>
     </w:rPr>
@@ -14360,7 +14670,7 @@
       <w:rFonts w:ascii="Times New Roman" w:hAnsi="Times New Roman" w:cs="Times New Roman" w:eastAsia="Times New Roman"/>
       <w:b/>
       <w:bCs/>
-      <w:color w:val="4F81BD" w:themeColor="accent1"/>
+      <w:color w:val="000000"/>
       <w:sz w:val="24"/>
       <w:szCs w:val="24"/>
     </w:rPr>
@@ -14384,7 +14694,7 @@
       <w:rFonts w:ascii="Times New Roman" w:hAnsi="Times New Roman" w:cs="Times New Roman" w:eastAsia="Times New Roman"/>
       <w:b/>
       <w:bCs/>
-      <w:color w:val="4F81BD" w:themeColor="accent1"/>
+      <w:color w:val="000000"/>
       <w:sz w:val="24"/>
       <w:szCs w:val="24"/>
     </w:rPr>
@@ -14411,7 +14721,7 @@
       <w:bCs/>
       <w:i/>
       <w:iCs/>
-      <w:color w:val="4F81BD" w:themeColor="accent1"/>
+      <w:color w:val="000000"/>
       <w:sz w:val="24"/>
       <w:szCs w:val="24"/>
     </w:rPr>
@@ -14434,7 +14744,7 @@
     </w:pPr>
     <w:rPr>
       <w:rFonts w:ascii="Times New Roman" w:hAnsi="Times New Roman" w:cs="Times New Roman" w:eastAsia="Times New Roman"/>
-      <w:color w:val="243F60" w:themeColor="accent1" w:themeShade="7F"/>
+      <w:color w:val="000000"/>
       <w:sz w:val="24"/>
       <w:szCs w:val="24"/>
     </w:rPr>
@@ -14459,7 +14769,7 @@
       <w:rFonts w:ascii="Times New Roman" w:hAnsi="Times New Roman" w:cs="Times New Roman" w:eastAsia="Times New Roman"/>
       <w:i/>
       <w:iCs/>
-      <w:color w:val="243F60" w:themeColor="accent1" w:themeShade="7F"/>
+      <w:color w:val="000000"/>
       <w:sz w:val="24"/>
       <w:szCs w:val="24"/>
     </w:rPr>
@@ -14484,7 +14794,7 @@
       <w:rFonts w:ascii="Times New Roman" w:hAnsi="Times New Roman" w:cs="Times New Roman" w:eastAsia="Times New Roman"/>
       <w:i/>
       <w:iCs/>
-      <w:color w:val="404040" w:themeColor="text1" w:themeTint="BF"/>
+      <w:color w:val="000000"/>
       <w:sz w:val="24"/>
       <w:szCs w:val="24"/>
     </w:rPr>
@@ -14507,7 +14817,7 @@
     </w:pPr>
     <w:rPr>
       <w:rFonts w:ascii="Times New Roman" w:hAnsi="Times New Roman" w:cs="Times New Roman" w:eastAsia="Times New Roman"/>
-      <w:color w:val="4F81BD" w:themeColor="accent1"/>
+      <w:color w:val="000000"/>
       <w:sz w:val="24"/>
       <w:szCs w:val="24"/>
     </w:rPr>
@@ -14532,7 +14842,7 @@
       <w:rFonts w:ascii="Times New Roman" w:hAnsi="Times New Roman" w:cs="Times New Roman" w:eastAsia="Times New Roman"/>
       <w:i/>
       <w:iCs/>
-      <w:color w:val="404040" w:themeColor="text1" w:themeTint="BF"/>
+      <w:color w:val="000000"/>
       <w:sz w:val="24"/>
       <w:szCs w:val="24"/>
     </w:rPr>
@@ -14583,7 +14893,7 @@
       <w:rFonts w:ascii="Times New Roman" w:hAnsi="Times New Roman" w:cs="Times New Roman" w:eastAsia="Times New Roman"/>
       <w:b/>
       <w:bCs/>
-      <w:color w:val="365F91" w:themeColor="accent1" w:themeShade="BF"/>
+      <w:color w:val="000000"/>
       <w:sz w:val="24"/>
       <w:szCs w:val="24"/>
     </w:rPr>
@@ -14598,7 +14908,7 @@
       <w:rFonts w:ascii="Times New Roman" w:hAnsi="Times New Roman" w:cs="Times New Roman" w:eastAsia="Times New Roman"/>
       <w:b/>
       <w:bCs/>
-      <w:color w:val="4F81BD" w:themeColor="accent1"/>
+      <w:color w:val="000000"/>
       <w:sz w:val="24"/>
       <w:szCs w:val="24"/>
     </w:rPr>
@@ -14613,7 +14923,7 @@
       <w:rFonts w:ascii="Times New Roman" w:hAnsi="Times New Roman" w:cs="Times New Roman" w:eastAsia="Times New Roman"/>
       <w:b/>
       <w:bCs/>
-      <w:color w:val="4F81BD" w:themeColor="accent1"/>
+      <w:color w:val="000000"/>
       <w:sz w:val="24"/>
       <w:szCs w:val="24"/>
     </w:rPr>
@@ -14635,7 +14945,7 @@
     </w:pPr>
     <w:rPr>
       <w:rFonts w:ascii="Times New Roman" w:hAnsi="Times New Roman" w:cs="Times New Roman" w:eastAsia="Times New Roman"/>
-      <w:color w:val="17365D" w:themeColor="text2" w:themeShade="BF"/>
+      <w:color w:val="000000"/>
       <w:spacing w:val="5"/>
       <w:kern w:val="28"/>
       <w:sz w:val="36"/>
@@ -14650,7 +14960,7 @@
     <w:rsid w:val="00FC693F"/>
     <w:rPr>
       <w:rFonts w:ascii="Times New Roman" w:hAnsi="Times New Roman" w:cs="Times New Roman" w:eastAsia="Times New Roman"/>
-      <w:color w:val="17365D" w:themeColor="text2" w:themeShade="BF"/>
+      <w:color w:val="000000"/>
       <w:spacing w:val="5"/>
       <w:kern w:val="28"/>
       <w:sz w:val="36"/>
@@ -14674,7 +14984,7 @@
       <w:rFonts w:ascii="Times New Roman" w:hAnsi="Times New Roman" w:cs="Times New Roman" w:eastAsia="Times New Roman"/>
       <w:i/>
       <w:iCs/>
-      <w:color w:val="4F81BD" w:themeColor="accent1"/>
+      <w:color w:val="000000"/>
       <w:spacing w:val="15"/>
       <w:sz w:val="24"/>
       <w:szCs w:val="24"/>
@@ -14690,7 +15000,7 @@
       <w:rFonts w:ascii="Times New Roman" w:hAnsi="Times New Roman" w:cs="Times New Roman" w:eastAsia="Times New Roman"/>
       <w:i/>
       <w:iCs/>
-      <w:color w:val="4F81BD" w:themeColor="accent1"/>
+      <w:color w:val="000000"/>
       <w:spacing w:val="15"/>
       <w:sz w:val="24"/>
       <w:szCs w:val="24"/>
@@ -14757,6 +15067,7 @@
       <w:rFonts w:ascii="Times New Roman" w:hAnsi="Times New Roman" w:cs="Times New Roman" w:eastAsia="Times New Roman"/>
       <w:sz w:val="24"/>
       <w:szCs w:val="24"/>
+      <w:color w:val="000000"/>
     </w:rPr>
   </w:style>
   <w:style w:type="character" w:customStyle="1" w:styleId="BodyText3Char">
@@ -14769,6 +15080,7 @@
       <w:rFonts w:ascii="Times New Roman" w:hAnsi="Times New Roman" w:cs="Times New Roman" w:eastAsia="Times New Roman"/>
       <w:sz w:val="24"/>
       <w:szCs w:val="24"/>
+      <w:color w:val="000000"/>
     </w:rPr>
   </w:style>
   <w:style w:type="paragraph" w:styleId="List">
@@ -14939,6 +15251,7 @@
       <w:rFonts w:ascii="Times New Roman" w:hAnsi="Times New Roman" w:cs="Times New Roman" w:eastAsia="Times New Roman"/>
       <w:sz w:val="24"/>
       <w:szCs w:val="24"/>
+      <w:color w:val="000000"/>
     </w:rPr>
   </w:style>
   <w:style w:type="character" w:customStyle="1" w:styleId="MacroTextChar">
@@ -14951,6 +15264,7 @@
       <w:rFonts w:ascii="Times New Roman" w:hAnsi="Times New Roman" w:cs="Times New Roman" w:eastAsia="Times New Roman"/>
       <w:sz w:val="24"/>
       <w:szCs w:val="24"/>
+      <w:color w:val="000000"/>
     </w:rPr>
   </w:style>
   <w:style w:type="paragraph" w:styleId="Quote">
@@ -14965,7 +15279,7 @@
       <w:rFonts w:ascii="Times New Roman" w:hAnsi="Times New Roman" w:cs="Times New Roman" w:eastAsia="Times New Roman"/>
       <w:i/>
       <w:iCs/>
-      <w:color w:val="000000" w:themeColor="text1"/>
+      <w:color w:val="000000"/>
       <w:sz w:val="24"/>
       <w:szCs w:val="24"/>
     </w:rPr>
@@ -14980,7 +15294,7 @@
       <w:rFonts w:ascii="Times New Roman" w:hAnsi="Times New Roman" w:cs="Times New Roman" w:eastAsia="Times New Roman"/>
       <w:i/>
       <w:iCs/>
-      <w:color w:val="000000" w:themeColor="text1"/>
+      <w:color w:val="000000"/>
       <w:sz w:val="24"/>
       <w:szCs w:val="24"/>
     </w:rPr>
@@ -14998,7 +15312,7 @@
       <w:bCs/>
       <w:i/>
       <w:iCs/>
-      <w:color w:val="4F81BD" w:themeColor="accent1"/>
+      <w:color w:val="000000"/>
       <w:sz w:val="24"/>
       <w:szCs w:val="24"/>
     </w:rPr>
@@ -15012,7 +15326,7 @@
     <w:rsid w:val="00FC693F"/>
     <w:rPr>
       <w:rFonts w:ascii="Times New Roman" w:hAnsi="Times New Roman" w:cs="Times New Roman" w:eastAsia="Times New Roman"/>
-      <w:color w:val="243F60" w:themeColor="accent1" w:themeShade="7F"/>
+      <w:color w:val="000000"/>
       <w:sz w:val="24"/>
       <w:szCs w:val="24"/>
     </w:rPr>
@@ -15028,7 +15342,7 @@
       <w:rFonts w:ascii="Times New Roman" w:hAnsi="Times New Roman" w:cs="Times New Roman" w:eastAsia="Times New Roman"/>
       <w:i/>
       <w:iCs/>
-      <w:color w:val="243F60" w:themeColor="accent1" w:themeShade="7F"/>
+      <w:color w:val="000000"/>
       <w:sz w:val="24"/>
       <w:szCs w:val="24"/>
     </w:rPr>
@@ -15044,7 +15358,7 @@
       <w:rFonts w:ascii="Times New Roman" w:hAnsi="Times New Roman" w:cs="Times New Roman" w:eastAsia="Times New Roman"/>
       <w:i/>
       <w:iCs/>
-      <w:color w:val="404040" w:themeColor="text1" w:themeTint="BF"/>
+      <w:color w:val="000000"/>
       <w:sz w:val="24"/>
       <w:szCs w:val="24"/>
     </w:rPr>
@@ -15058,7 +15372,7 @@
     <w:rsid w:val="00FC693F"/>
     <w:rPr>
       <w:rFonts w:ascii="Times New Roman" w:hAnsi="Times New Roman" w:cs="Times New Roman" w:eastAsia="Times New Roman"/>
-      <w:color w:val="4F81BD" w:themeColor="accent1"/>
+      <w:color w:val="000000"/>
       <w:sz w:val="24"/>
       <w:szCs w:val="24"/>
     </w:rPr>
@@ -15074,7 +15388,7 @@
       <w:rFonts w:ascii="Times New Roman" w:hAnsi="Times New Roman" w:cs="Times New Roman" w:eastAsia="Times New Roman"/>
       <w:i/>
       <w:iCs/>
-      <w:color w:val="404040" w:themeColor="text1" w:themeTint="BF"/>
+      <w:color w:val="000000"/>
       <w:sz w:val="24"/>
       <w:szCs w:val="24"/>
     </w:rPr>
@@ -15095,7 +15409,7 @@
       <w:rFonts w:ascii="Times New Roman" w:hAnsi="Times New Roman" w:cs="Times New Roman" w:eastAsia="Times New Roman"/>
       <w:b/>
       <w:bCs/>
-      <w:color w:val="4F81BD" w:themeColor="accent1"/>
+      <w:color w:val="000000"/>
       <w:sz w:val="24"/>
       <w:szCs w:val="24"/>
     </w:rPr>
@@ -15110,6 +15424,7 @@
       <w:rFonts w:ascii="Times New Roman" w:hAnsi="Times New Roman" w:cs="Times New Roman" w:eastAsia="Times New Roman"/>
       <w:b/>
       <w:bCs/>
+      <w:color w:val="000000"/>
       <w:sz w:val="24"/>
       <w:szCs w:val="24"/>
     </w:rPr>
@@ -15124,6 +15439,7 @@
       <w:rFonts w:ascii="Times New Roman" w:hAnsi="Times New Roman" w:cs="Times New Roman" w:eastAsia="Times New Roman"/>
       <w:i/>
       <w:iCs/>
+      <w:color w:val="000000"/>
       <w:sz w:val="24"/>
       <w:szCs w:val="24"/>
     </w:rPr>
@@ -15149,7 +15465,7 @@
       <w:bCs/>
       <w:i/>
       <w:iCs/>
-      <w:color w:val="4F81BD" w:themeColor="accent1"/>
+      <w:color w:val="000000"/>
       <w:sz w:val="24"/>
       <w:szCs w:val="24"/>
     </w:rPr>
@@ -15166,7 +15482,7 @@
       <w:bCs/>
       <w:i/>
       <w:iCs/>
-      <w:color w:val="4F81BD" w:themeColor="accent1"/>
+      <w:color w:val="000000"/>
       <w:sz w:val="24"/>
       <w:szCs w:val="24"/>
     </w:rPr>
@@ -15181,7 +15497,7 @@
       <w:rFonts w:ascii="Times New Roman" w:hAnsi="Times New Roman" w:cs="Times New Roman" w:eastAsia="Times New Roman"/>
       <w:i/>
       <w:iCs/>
-      <w:color w:val="808080" w:themeColor="text1" w:themeTint="7F"/>
+      <w:color w:val="000000"/>
       <w:sz w:val="24"/>
       <w:szCs w:val="24"/>
     </w:rPr>
@@ -15198,7 +15514,7 @@
       <w:bCs/>
       <w:i/>
       <w:iCs/>
-      <w:color w:val="4F81BD" w:themeColor="accent1"/>
+      <w:color w:val="000000"/>
       <w:sz w:val="24"/>
       <w:szCs w:val="24"/>
     </w:rPr>
@@ -15212,7 +15528,7 @@
     <w:rPr>
       <w:rFonts w:ascii="Times New Roman" w:hAnsi="Times New Roman" w:cs="Times New Roman" w:eastAsia="Times New Roman"/>
       <w:smallCaps/>
-      <w:color w:val="C0504D" w:themeColor="accent2"/>
+      <w:color w:val="000000"/>
       <w:u w:val="single"/>
       <w:sz w:val="24"/>
       <w:szCs w:val="24"/>
@@ -15229,7 +15545,7 @@
       <w:b/>
       <w:bCs/>
       <w:smallCaps/>
-      <w:color w:val="C0504D" w:themeColor="accent2"/>
+      <w:color w:val="000000"/>
       <w:spacing w:val="5"/>
       <w:u w:val="single"/>
       <w:sz w:val="24"/>
@@ -15248,6 +15564,7 @@
       <w:bCs/>
       <w:smallCaps/>
       <w:spacing w:val="5"/>
+      <w:color w:val="000000"/>
       <w:sz w:val="24"/>
       <w:szCs w:val="24"/>
     </w:rPr>
@@ -15301,7 +15618,7 @@
     </w:pPr>
     <w:rPr>
       <w:rFonts w:ascii="Times New Roman" w:hAnsi="Times New Roman" w:cs="Times New Roman" w:eastAsia="Times New Roman"/>
-      <w:color w:val="000000" w:themeColor="text1" w:themeShade="BF"/>
+      <w:color w:val="000000"/>
       <w:sz w:val="24"/>
       <w:szCs w:val="24"/>
     </w:rPr>
@@ -15328,6 +15645,7 @@
         <w:rFonts w:ascii="Times New Roman" w:hAnsi="Times New Roman" w:cs="Times New Roman" w:eastAsia="Times New Roman"/>
         <w:b/>
         <w:bCs/>
+        <w:color w:val="000000"/>
         <w:sz w:val="24"/>
         <w:szCs w:val="24"/>
       </w:rPr>
@@ -15351,6 +15669,7 @@
         <w:rFonts w:ascii="Times New Roman" w:hAnsi="Times New Roman" w:cs="Times New Roman" w:eastAsia="Times New Roman"/>
         <w:b/>
         <w:bCs/>
+        <w:color w:val="000000"/>
         <w:sz w:val="24"/>
         <w:szCs w:val="24"/>
       </w:rPr>
@@ -15371,6 +15690,7 @@
         <w:rFonts w:ascii="Times New Roman" w:hAnsi="Times New Roman" w:cs="Times New Roman" w:eastAsia="Times New Roman"/>
         <w:b/>
         <w:bCs/>
+        <w:color w:val="000000"/>
         <w:sz w:val="24"/>
         <w:szCs w:val="24"/>
       </w:rPr>
@@ -15380,6 +15700,7 @@
         <w:rFonts w:ascii="Times New Roman" w:hAnsi="Times New Roman" w:cs="Times New Roman" w:eastAsia="Times New Roman"/>
         <w:b/>
         <w:bCs/>
+        <w:color w:val="000000"/>
         <w:sz w:val="24"/>
         <w:szCs w:val="24"/>
       </w:rPr>
@@ -15419,7 +15740,7 @@
     </w:pPr>
     <w:rPr>
       <w:rFonts w:ascii="Times New Roman" w:hAnsi="Times New Roman" w:cs="Times New Roman" w:eastAsia="Times New Roman"/>
-      <w:color w:val="365F91" w:themeColor="accent1" w:themeShade="BF"/>
+      <w:color w:val="000000"/>
       <w:sz w:val="24"/>
       <w:szCs w:val="24"/>
     </w:rPr>
@@ -15446,6 +15767,7 @@
         <w:rFonts w:ascii="Times New Roman" w:hAnsi="Times New Roman" w:cs="Times New Roman" w:eastAsia="Times New Roman"/>
         <w:b/>
         <w:bCs/>
+        <w:color w:val="000000"/>
         <w:sz w:val="24"/>
         <w:szCs w:val="24"/>
       </w:rPr>
@@ -15469,6 +15791,7 @@
         <w:rFonts w:ascii="Times New Roman" w:hAnsi="Times New Roman" w:cs="Times New Roman" w:eastAsia="Times New Roman"/>
         <w:b/>
         <w:bCs/>
+        <w:color w:val="000000"/>
         <w:sz w:val="24"/>
         <w:szCs w:val="24"/>
       </w:rPr>
@@ -15489,6 +15812,7 @@
         <w:rFonts w:ascii="Times New Roman" w:hAnsi="Times New Roman" w:cs="Times New Roman" w:eastAsia="Times New Roman"/>
         <w:b/>
         <w:bCs/>
+        <w:color w:val="000000"/>
         <w:sz w:val="24"/>
         <w:szCs w:val="24"/>
       </w:rPr>
@@ -15498,6 +15822,7 @@
         <w:rFonts w:ascii="Times New Roman" w:hAnsi="Times New Roman" w:cs="Times New Roman" w:eastAsia="Times New Roman"/>
         <w:b/>
         <w:bCs/>
+        <w:color w:val="000000"/>
         <w:sz w:val="24"/>
         <w:szCs w:val="24"/>
       </w:rPr>
@@ -15537,7 +15862,7 @@
     </w:pPr>
     <w:rPr>
       <w:rFonts w:ascii="Times New Roman" w:hAnsi="Times New Roman" w:cs="Times New Roman" w:eastAsia="Times New Roman"/>
-      <w:color w:val="943634" w:themeColor="accent2" w:themeShade="BF"/>
+      <w:color w:val="000000"/>
       <w:sz w:val="24"/>
       <w:szCs w:val="24"/>
     </w:rPr>
@@ -15564,6 +15889,7 @@
         <w:rFonts w:ascii="Times New Roman" w:hAnsi="Times New Roman" w:cs="Times New Roman" w:eastAsia="Times New Roman"/>
         <w:b/>
         <w:bCs/>
+        <w:color w:val="000000"/>
         <w:sz w:val="24"/>
         <w:szCs w:val="24"/>
       </w:rPr>
@@ -15587,6 +15913,7 @@
         <w:rFonts w:ascii="Times New Roman" w:hAnsi="Times New Roman" w:cs="Times New Roman" w:eastAsia="Times New Roman"/>
         <w:b/>
         <w:bCs/>
+        <w:color w:val="000000"/>
         <w:sz w:val="24"/>
         <w:szCs w:val="24"/>
       </w:rPr>
@@ -15607,6 +15934,7 @@
         <w:rFonts w:ascii="Times New Roman" w:hAnsi="Times New Roman" w:cs="Times New Roman" w:eastAsia="Times New Roman"/>
         <w:b/>
         <w:bCs/>
+        <w:color w:val="000000"/>
         <w:sz w:val="24"/>
         <w:szCs w:val="24"/>
       </w:rPr>
@@ -15616,6 +15944,7 @@
         <w:rFonts w:ascii="Times New Roman" w:hAnsi="Times New Roman" w:cs="Times New Roman" w:eastAsia="Times New Roman"/>
         <w:b/>
         <w:bCs/>
+        <w:color w:val="000000"/>
         <w:sz w:val="24"/>
         <w:szCs w:val="24"/>
       </w:rPr>
@@ -15655,7 +15984,7 @@
     </w:pPr>
     <w:rPr>
       <w:rFonts w:ascii="Times New Roman" w:hAnsi="Times New Roman" w:cs="Times New Roman" w:eastAsia="Times New Roman"/>
-      <w:color w:val="76923C" w:themeColor="accent3" w:themeShade="BF"/>
+      <w:color w:val="000000"/>
       <w:sz w:val="24"/>
       <w:szCs w:val="24"/>
     </w:rPr>
@@ -15682,6 +16011,7 @@
         <w:rFonts w:ascii="Times New Roman" w:hAnsi="Times New Roman" w:cs="Times New Roman" w:eastAsia="Times New Roman"/>
         <w:b/>
         <w:bCs/>
+        <w:color w:val="000000"/>
         <w:sz w:val="24"/>
         <w:szCs w:val="24"/>
       </w:rPr>
@@ -15705,6 +16035,7 @@
         <w:rFonts w:ascii="Times New Roman" w:hAnsi="Times New Roman" w:cs="Times New Roman" w:eastAsia="Times New Roman"/>
         <w:b/>
         <w:bCs/>
+        <w:color w:val="000000"/>
         <w:sz w:val="24"/>
         <w:szCs w:val="24"/>
       </w:rPr>
@@ -15725,6 +16056,7 @@
         <w:rFonts w:ascii="Times New Roman" w:hAnsi="Times New Roman" w:cs="Times New Roman" w:eastAsia="Times New Roman"/>
         <w:b/>
         <w:bCs/>
+        <w:color w:val="000000"/>
         <w:sz w:val="24"/>
         <w:szCs w:val="24"/>
       </w:rPr>
@@ -15734,6 +16066,7 @@
         <w:rFonts w:ascii="Times New Roman" w:hAnsi="Times New Roman" w:cs="Times New Roman" w:eastAsia="Times New Roman"/>
         <w:b/>
         <w:bCs/>
+        <w:color w:val="000000"/>
         <w:sz w:val="24"/>
         <w:szCs w:val="24"/>
       </w:rPr>
@@ -15773,7 +16106,7 @@
     </w:pPr>
     <w:rPr>
       <w:rFonts w:ascii="Times New Roman" w:hAnsi="Times New Roman" w:cs="Times New Roman" w:eastAsia="Times New Roman"/>
-      <w:color w:val="5F497A" w:themeColor="accent4" w:themeShade="BF"/>
+      <w:color w:val="000000"/>
       <w:sz w:val="24"/>
       <w:szCs w:val="24"/>
     </w:rPr>
@@ -15800,6 +16133,7 @@
         <w:rFonts w:ascii="Times New Roman" w:hAnsi="Times New Roman" w:cs="Times New Roman" w:eastAsia="Times New Roman"/>
         <w:b/>
         <w:bCs/>
+        <w:color w:val="000000"/>
         <w:sz w:val="24"/>
         <w:szCs w:val="24"/>
       </w:rPr>
@@ -15823,6 +16157,7 @@
         <w:rFonts w:ascii="Times New Roman" w:hAnsi="Times New Roman" w:cs="Times New Roman" w:eastAsia="Times New Roman"/>
         <w:b/>
         <w:bCs/>
+        <w:color w:val="000000"/>
         <w:sz w:val="24"/>
         <w:szCs w:val="24"/>
       </w:rPr>
@@ -15843,6 +16178,7 @@
         <w:rFonts w:ascii="Times New Roman" w:hAnsi="Times New Roman" w:cs="Times New Roman" w:eastAsia="Times New Roman"/>
         <w:b/>
         <w:bCs/>
+        <w:color w:val="000000"/>
         <w:sz w:val="24"/>
         <w:szCs w:val="24"/>
       </w:rPr>
@@ -15852,6 +16188,7 @@
         <w:rFonts w:ascii="Times New Roman" w:hAnsi="Times New Roman" w:cs="Times New Roman" w:eastAsia="Times New Roman"/>
         <w:b/>
         <w:bCs/>
+        <w:color w:val="000000"/>
         <w:sz w:val="24"/>
         <w:szCs w:val="24"/>
       </w:rPr>
@@ -15891,7 +16228,7 @@
     </w:pPr>
     <w:rPr>
       <w:rFonts w:ascii="Times New Roman" w:hAnsi="Times New Roman" w:cs="Times New Roman" w:eastAsia="Times New Roman"/>
-      <w:color w:val="31849B" w:themeColor="accent5" w:themeShade="BF"/>
+      <w:color w:val="000000"/>
       <w:sz w:val="24"/>
       <w:szCs w:val="24"/>
     </w:rPr>
@@ -15918,6 +16255,7 @@
         <w:rFonts w:ascii="Times New Roman" w:hAnsi="Times New Roman" w:cs="Times New Roman" w:eastAsia="Times New Roman"/>
         <w:b/>
         <w:bCs/>
+        <w:color w:val="000000"/>
         <w:sz w:val="24"/>
         <w:szCs w:val="24"/>
       </w:rPr>
@@ -15941,6 +16279,7 @@
         <w:rFonts w:ascii="Times New Roman" w:hAnsi="Times New Roman" w:cs="Times New Roman" w:eastAsia="Times New Roman"/>
         <w:b/>
         <w:bCs/>
+        <w:color w:val="000000"/>
         <w:sz w:val="24"/>
         <w:szCs w:val="24"/>
       </w:rPr>
@@ -15961,6 +16300,7 @@
         <w:rFonts w:ascii="Times New Roman" w:hAnsi="Times New Roman" w:cs="Times New Roman" w:eastAsia="Times New Roman"/>
         <w:b/>
         <w:bCs/>
+        <w:color w:val="000000"/>
         <w:sz w:val="24"/>
         <w:szCs w:val="24"/>
       </w:rPr>
@@ -15970,6 +16310,7 @@
         <w:rFonts w:ascii="Times New Roman" w:hAnsi="Times New Roman" w:cs="Times New Roman" w:eastAsia="Times New Roman"/>
         <w:b/>
         <w:bCs/>
+        <w:color w:val="000000"/>
         <w:sz w:val="24"/>
         <w:szCs w:val="24"/>
       </w:rPr>
@@ -16009,7 +16350,7 @@
     </w:pPr>
     <w:rPr>
       <w:rFonts w:ascii="Times New Roman" w:hAnsi="Times New Roman" w:cs="Times New Roman" w:eastAsia="Times New Roman"/>
-      <w:color w:val="E36C0A" w:themeColor="accent6" w:themeShade="BF"/>
+      <w:color w:val="000000"/>
       <w:sz w:val="24"/>
       <w:szCs w:val="24"/>
     </w:rPr>
@@ -16036,6 +16377,7 @@
         <w:rFonts w:ascii="Times New Roman" w:hAnsi="Times New Roman" w:cs="Times New Roman" w:eastAsia="Times New Roman"/>
         <w:b/>
         <w:bCs/>
+        <w:color w:val="000000"/>
         <w:sz w:val="24"/>
         <w:szCs w:val="24"/>
       </w:rPr>
@@ -16059,6 +16401,7 @@
         <w:rFonts w:ascii="Times New Roman" w:hAnsi="Times New Roman" w:cs="Times New Roman" w:eastAsia="Times New Roman"/>
         <w:b/>
         <w:bCs/>
+        <w:color w:val="000000"/>
         <w:sz w:val="24"/>
         <w:szCs w:val="24"/>
       </w:rPr>
@@ -16079,6 +16422,7 @@
         <w:rFonts w:ascii="Times New Roman" w:hAnsi="Times New Roman" w:cs="Times New Roman" w:eastAsia="Times New Roman"/>
         <w:b/>
         <w:bCs/>
+        <w:color w:val="000000"/>
         <w:sz w:val="24"/>
         <w:szCs w:val="24"/>
       </w:rPr>
@@ -16088,6 +16432,7 @@
         <w:rFonts w:ascii="Times New Roman" w:hAnsi="Times New Roman" w:cs="Times New Roman" w:eastAsia="Times New Roman"/>
         <w:b/>
         <w:bCs/>
+        <w:color w:val="000000"/>
         <w:sz w:val="24"/>
         <w:szCs w:val="24"/>
       </w:rPr>
@@ -16150,7 +16495,7 @@
         <w:rFonts w:ascii="Times New Roman" w:hAnsi="Times New Roman" w:cs="Times New Roman" w:eastAsia="Times New Roman"/>
         <w:b/>
         <w:bCs/>
-        <w:color w:val="FFFFFF" w:themeColor="background1"/>
+        <w:color w:val="000000"/>
         <w:sz w:val="24"/>
         <w:szCs w:val="24"/>
       </w:rPr>
@@ -16167,6 +16512,7 @@
         <w:rFonts w:ascii="Times New Roman" w:hAnsi="Times New Roman" w:cs="Times New Roman" w:eastAsia="Times New Roman"/>
         <w:b/>
         <w:bCs/>
+        <w:color w:val="000000"/>
         <w:sz w:val="24"/>
         <w:szCs w:val="24"/>
       </w:rPr>
@@ -16185,6 +16531,7 @@
         <w:rFonts w:ascii="Times New Roman" w:hAnsi="Times New Roman" w:cs="Times New Roman" w:eastAsia="Times New Roman"/>
         <w:b/>
         <w:bCs/>
+        <w:color w:val="000000"/>
         <w:sz w:val="24"/>
         <w:szCs w:val="24"/>
       </w:rPr>
@@ -16194,6 +16541,7 @@
         <w:rFonts w:ascii="Times New Roman" w:hAnsi="Times New Roman" w:cs="Times New Roman" w:eastAsia="Times New Roman"/>
         <w:b/>
         <w:bCs/>
+        <w:color w:val="000000"/>
         <w:sz w:val="24"/>
         <w:szCs w:val="24"/>
       </w:rPr>
@@ -16254,7 +16602,7 @@
         <w:rFonts w:ascii="Times New Roman" w:hAnsi="Times New Roman" w:cs="Times New Roman" w:eastAsia="Times New Roman"/>
         <w:b/>
         <w:bCs/>
-        <w:color w:val="FFFFFF" w:themeColor="background1"/>
+        <w:color w:val="000000"/>
         <w:sz w:val="24"/>
         <w:szCs w:val="24"/>
       </w:rPr>
@@ -16271,6 +16619,7 @@
         <w:rFonts w:ascii="Times New Roman" w:hAnsi="Times New Roman" w:cs="Times New Roman" w:eastAsia="Times New Roman"/>
         <w:b/>
         <w:bCs/>
+        <w:color w:val="000000"/>
         <w:sz w:val="24"/>
         <w:szCs w:val="24"/>
       </w:rPr>
@@ -16289,6 +16638,7 @@
         <w:rFonts w:ascii="Times New Roman" w:hAnsi="Times New Roman" w:cs="Times New Roman" w:eastAsia="Times New Roman"/>
         <w:b/>
         <w:bCs/>
+        <w:color w:val="000000"/>
         <w:sz w:val="24"/>
         <w:szCs w:val="24"/>
       </w:rPr>
@@ -16298,6 +16648,7 @@
         <w:rFonts w:ascii="Times New Roman" w:hAnsi="Times New Roman" w:cs="Times New Roman" w:eastAsia="Times New Roman"/>
         <w:b/>
         <w:bCs/>
+        <w:color w:val="000000"/>
         <w:sz w:val="24"/>
         <w:szCs w:val="24"/>
       </w:rPr>
@@ -16358,7 +16709,7 @@
         <w:rFonts w:ascii="Times New Roman" w:hAnsi="Times New Roman" w:cs="Times New Roman" w:eastAsia="Times New Roman"/>
         <w:b/>
         <w:bCs/>
-        <w:color w:val="FFFFFF" w:themeColor="background1"/>
+        <w:color w:val="000000"/>
         <w:sz w:val="24"/>
         <w:szCs w:val="24"/>
       </w:rPr>
@@ -16375,6 +16726,7 @@
         <w:rFonts w:ascii="Times New Roman" w:hAnsi="Times New Roman" w:cs="Times New Roman" w:eastAsia="Times New Roman"/>
         <w:b/>
         <w:bCs/>
+        <w:color w:val="000000"/>
         <w:sz w:val="24"/>
         <w:szCs w:val="24"/>
       </w:rPr>
@@ -16393,6 +16745,7 @@
         <w:rFonts w:ascii="Times New Roman" w:hAnsi="Times New Roman" w:cs="Times New Roman" w:eastAsia="Times New Roman"/>
         <w:b/>
         <w:bCs/>
+        <w:color w:val="000000"/>
         <w:sz w:val="24"/>
         <w:szCs w:val="24"/>
       </w:rPr>
@@ -16402,6 +16755,7 @@
         <w:rFonts w:ascii="Times New Roman" w:hAnsi="Times New Roman" w:cs="Times New Roman" w:eastAsia="Times New Roman"/>
         <w:b/>
         <w:bCs/>
+        <w:color w:val="000000"/>
         <w:sz w:val="24"/>
         <w:szCs w:val="24"/>
       </w:rPr>
@@ -16462,7 +16816,7 @@
         <w:rFonts w:ascii="Times New Roman" w:hAnsi="Times New Roman" w:cs="Times New Roman" w:eastAsia="Times New Roman"/>
         <w:b/>
         <w:bCs/>
-        <w:color w:val="FFFFFF" w:themeColor="background1"/>
+        <w:color w:val="000000"/>
         <w:sz w:val="24"/>
         <w:szCs w:val="24"/>
       </w:rPr>
@@ -16479,6 +16833,7 @@
         <w:rFonts w:ascii="Times New Roman" w:hAnsi="Times New Roman" w:cs="Times New Roman" w:eastAsia="Times New Roman"/>
         <w:b/>
         <w:bCs/>
+        <w:color w:val="000000"/>
         <w:sz w:val="24"/>
         <w:szCs w:val="24"/>
       </w:rPr>
@@ -16497,6 +16852,7 @@
         <w:rFonts w:ascii="Times New Roman" w:hAnsi="Times New Roman" w:cs="Times New Roman" w:eastAsia="Times New Roman"/>
         <w:b/>
         <w:bCs/>
+        <w:color w:val="000000"/>
         <w:sz w:val="24"/>
         <w:szCs w:val="24"/>
       </w:rPr>
@@ -16506,6 +16862,7 @@
         <w:rFonts w:ascii="Times New Roman" w:hAnsi="Times New Roman" w:cs="Times New Roman" w:eastAsia="Times New Roman"/>
         <w:b/>
         <w:bCs/>
+        <w:color w:val="000000"/>
         <w:sz w:val="24"/>
         <w:szCs w:val="24"/>
       </w:rPr>
@@ -16566,7 +16923,7 @@
         <w:rFonts w:ascii="Times New Roman" w:hAnsi="Times New Roman" w:cs="Times New Roman" w:eastAsia="Times New Roman"/>
         <w:b/>
         <w:bCs/>
-        <w:color w:val="FFFFFF" w:themeColor="background1"/>
+        <w:color w:val="000000"/>
         <w:sz w:val="24"/>
         <w:szCs w:val="24"/>
       </w:rPr>
@@ -16583,6 +16940,7 @@
         <w:rFonts w:ascii="Times New Roman" w:hAnsi="Times New Roman" w:cs="Times New Roman" w:eastAsia="Times New Roman"/>
         <w:b/>
         <w:bCs/>
+        <w:color w:val="000000"/>
         <w:sz w:val="24"/>
         <w:szCs w:val="24"/>
       </w:rPr>
@@ -16601,6 +16959,7 @@
         <w:rFonts w:ascii="Times New Roman" w:hAnsi="Times New Roman" w:cs="Times New Roman" w:eastAsia="Times New Roman"/>
         <w:b/>
         <w:bCs/>
+        <w:color w:val="000000"/>
         <w:sz w:val="24"/>
         <w:szCs w:val="24"/>
       </w:rPr>
@@ -16610,6 +16969,7 @@
         <w:rFonts w:ascii="Times New Roman" w:hAnsi="Times New Roman" w:cs="Times New Roman" w:eastAsia="Times New Roman"/>
         <w:b/>
         <w:bCs/>
+        <w:color w:val="000000"/>
         <w:sz w:val="24"/>
         <w:szCs w:val="24"/>
       </w:rPr>
@@ -16670,7 +17030,7 @@
         <w:rFonts w:ascii="Times New Roman" w:hAnsi="Times New Roman" w:cs="Times New Roman" w:eastAsia="Times New Roman"/>
         <w:b/>
         <w:bCs/>
-        <w:color w:val="FFFFFF" w:themeColor="background1"/>
+        <w:color w:val="000000"/>
         <w:sz w:val="24"/>
         <w:szCs w:val="24"/>
       </w:rPr>
@@ -16687,6 +17047,7 @@
         <w:rFonts w:ascii="Times New Roman" w:hAnsi="Times New Roman" w:cs="Times New Roman" w:eastAsia="Times New Roman"/>
         <w:b/>
         <w:bCs/>
+        <w:color w:val="000000"/>
         <w:sz w:val="24"/>
         <w:szCs w:val="24"/>
       </w:rPr>
@@ -16705,6 +17066,7 @@
         <w:rFonts w:ascii="Times New Roman" w:hAnsi="Times New Roman" w:cs="Times New Roman" w:eastAsia="Times New Roman"/>
         <w:b/>
         <w:bCs/>
+        <w:color w:val="000000"/>
         <w:sz w:val="24"/>
         <w:szCs w:val="24"/>
       </w:rPr>
@@ -16714,6 +17076,7 @@
         <w:rFonts w:ascii="Times New Roman" w:hAnsi="Times New Roman" w:cs="Times New Roman" w:eastAsia="Times New Roman"/>
         <w:b/>
         <w:bCs/>
+        <w:color w:val="000000"/>
         <w:sz w:val="24"/>
         <w:szCs w:val="24"/>
       </w:rPr>
@@ -16774,7 +17137,7 @@
         <w:rFonts w:ascii="Times New Roman" w:hAnsi="Times New Roman" w:cs="Times New Roman" w:eastAsia="Times New Roman"/>
         <w:b/>
         <w:bCs/>
-        <w:color w:val="FFFFFF" w:themeColor="background1"/>
+        <w:color w:val="000000"/>
         <w:sz w:val="24"/>
         <w:szCs w:val="24"/>
       </w:rPr>
@@ -16791,6 +17154,7 @@
         <w:rFonts w:ascii="Times New Roman" w:hAnsi="Times New Roman" w:cs="Times New Roman" w:eastAsia="Times New Roman"/>
         <w:b/>
         <w:bCs/>
+        <w:color w:val="000000"/>
         <w:sz w:val="24"/>
         <w:szCs w:val="24"/>
       </w:rPr>
@@ -16809,6 +17173,7 @@
         <w:rFonts w:ascii="Times New Roman" w:hAnsi="Times New Roman" w:cs="Times New Roman" w:eastAsia="Times New Roman"/>
         <w:b/>
         <w:bCs/>
+        <w:color w:val="000000"/>
         <w:sz w:val="24"/>
         <w:szCs w:val="24"/>
       </w:rPr>
@@ -16818,6 +17183,7 @@
         <w:rFonts w:ascii="Times New Roman" w:hAnsi="Times New Roman" w:cs="Times New Roman" w:eastAsia="Times New Roman"/>
         <w:b/>
         <w:bCs/>
+        <w:color w:val="000000"/>
         <w:sz w:val="24"/>
         <w:szCs w:val="24"/>
       </w:rPr>
@@ -16880,6 +17246,7 @@
         <w:rFonts w:ascii="Times New Roman" w:hAnsi="Times New Roman" w:cs="Times New Roman" w:eastAsia="Times New Roman"/>
         <w:b/>
         <w:bCs/>
+        <w:color w:val="000000"/>
         <w:sz w:val="24"/>
         <w:szCs w:val="24"/>
       </w:rPr>
@@ -16903,6 +17270,7 @@
         <w:rFonts w:ascii="Times New Roman" w:hAnsi="Times New Roman" w:cs="Times New Roman" w:eastAsia="Times New Roman"/>
         <w:b/>
         <w:bCs/>
+        <w:color w:val="000000"/>
         <w:sz w:val="24"/>
         <w:szCs w:val="24"/>
       </w:rPr>
@@ -16923,6 +17291,7 @@
         <w:rFonts w:ascii="Times New Roman" w:hAnsi="Times New Roman" w:cs="Times New Roman" w:eastAsia="Times New Roman"/>
         <w:b/>
         <w:bCs/>
+        <w:color w:val="000000"/>
         <w:sz w:val="24"/>
         <w:szCs w:val="24"/>
       </w:rPr>
@@ -16932,6 +17301,7 @@
         <w:rFonts w:ascii="Times New Roman" w:hAnsi="Times New Roman" w:cs="Times New Roman" w:eastAsia="Times New Roman"/>
         <w:b/>
         <w:bCs/>
+        <w:color w:val="000000"/>
         <w:sz w:val="24"/>
         <w:szCs w:val="24"/>
       </w:rPr>
@@ -17018,6 +17388,7 @@
         <w:rFonts w:ascii="Times New Roman" w:hAnsi="Times New Roman" w:cs="Times New Roman" w:eastAsia="Times New Roman"/>
         <w:b/>
         <w:bCs/>
+        <w:color w:val="000000"/>
         <w:sz w:val="24"/>
         <w:szCs w:val="24"/>
       </w:rPr>
@@ -17041,6 +17412,7 @@
         <w:rFonts w:ascii="Times New Roman" w:hAnsi="Times New Roman" w:cs="Times New Roman" w:eastAsia="Times New Roman"/>
         <w:b/>
         <w:bCs/>
+        <w:color w:val="000000"/>
         <w:sz w:val="24"/>
         <w:szCs w:val="24"/>
       </w:rPr>
@@ -17061,6 +17433,7 @@
         <w:rFonts w:ascii="Times New Roman" w:hAnsi="Times New Roman" w:cs="Times New Roman" w:eastAsia="Times New Roman"/>
         <w:b/>
         <w:bCs/>
+        <w:color w:val="000000"/>
         <w:sz w:val="24"/>
         <w:szCs w:val="24"/>
       </w:rPr>
@@ -17070,6 +17443,7 @@
         <w:rFonts w:ascii="Times New Roman" w:hAnsi="Times New Roman" w:cs="Times New Roman" w:eastAsia="Times New Roman"/>
         <w:b/>
         <w:bCs/>
+        <w:color w:val="000000"/>
         <w:sz w:val="24"/>
         <w:szCs w:val="24"/>
       </w:rPr>
@@ -17156,6 +17530,7 @@
         <w:rFonts w:ascii="Times New Roman" w:hAnsi="Times New Roman" w:cs="Times New Roman" w:eastAsia="Times New Roman"/>
         <w:b/>
         <w:bCs/>
+        <w:color w:val="000000"/>
         <w:sz w:val="24"/>
         <w:szCs w:val="24"/>
       </w:rPr>
@@ -17179,6 +17554,7 @@
         <w:rFonts w:ascii="Times New Roman" w:hAnsi="Times New Roman" w:cs="Times New Roman" w:eastAsia="Times New Roman"/>
         <w:b/>
         <w:bCs/>
+        <w:color w:val="000000"/>
         <w:sz w:val="24"/>
         <w:szCs w:val="24"/>
       </w:rPr>
@@ -17199,6 +17575,7 @@
         <w:rFonts w:ascii="Times New Roman" w:hAnsi="Times New Roman" w:cs="Times New Roman" w:eastAsia="Times New Roman"/>
         <w:b/>
         <w:bCs/>
+        <w:color w:val="000000"/>
         <w:sz w:val="24"/>
         <w:szCs w:val="24"/>
       </w:rPr>
@@ -17208,6 +17585,7 @@
         <w:rFonts w:ascii="Times New Roman" w:hAnsi="Times New Roman" w:cs="Times New Roman" w:eastAsia="Times New Roman"/>
         <w:b/>
         <w:bCs/>
+        <w:color w:val="000000"/>
         <w:sz w:val="24"/>
         <w:szCs w:val="24"/>
       </w:rPr>
@@ -17294,6 +17672,7 @@
         <w:rFonts w:ascii="Times New Roman" w:hAnsi="Times New Roman" w:cs="Times New Roman" w:eastAsia="Times New Roman"/>
         <w:b/>
         <w:bCs/>
+        <w:color w:val="000000"/>
         <w:sz w:val="24"/>
         <w:szCs w:val="24"/>
       </w:rPr>
@@ -17317,6 +17696,7 @@
         <w:rFonts w:ascii="Times New Roman" w:hAnsi="Times New Roman" w:cs="Times New Roman" w:eastAsia="Times New Roman"/>
         <w:b/>
         <w:bCs/>
+        <w:color w:val="000000"/>
         <w:sz w:val="24"/>
         <w:szCs w:val="24"/>
       </w:rPr>
@@ -17337,6 +17717,7 @@
         <w:rFonts w:ascii="Times New Roman" w:hAnsi="Times New Roman" w:cs="Times New Roman" w:eastAsia="Times New Roman"/>
         <w:b/>
         <w:bCs/>
+        <w:color w:val="000000"/>
         <w:sz w:val="24"/>
         <w:szCs w:val="24"/>
       </w:rPr>
@@ -17346,6 +17727,7 @@
         <w:rFonts w:ascii="Times New Roman" w:hAnsi="Times New Roman" w:cs="Times New Roman" w:eastAsia="Times New Roman"/>
         <w:b/>
         <w:bCs/>
+        <w:color w:val="000000"/>
         <w:sz w:val="24"/>
         <w:szCs w:val="24"/>
       </w:rPr>
@@ -17432,6 +17814,7 @@
         <w:rFonts w:ascii="Times New Roman" w:hAnsi="Times New Roman" w:cs="Times New Roman" w:eastAsia="Times New Roman"/>
         <w:b/>
         <w:bCs/>
+        <w:color w:val="000000"/>
         <w:sz w:val="24"/>
         <w:szCs w:val="24"/>
       </w:rPr>
@@ -17455,6 +17838,7 @@
         <w:rFonts w:ascii="Times New Roman" w:hAnsi="Times New Roman" w:cs="Times New Roman" w:eastAsia="Times New Roman"/>
         <w:b/>
         <w:bCs/>
+        <w:color w:val="000000"/>
         <w:sz w:val="24"/>
         <w:szCs w:val="24"/>
       </w:rPr>
@@ -17475,6 +17859,7 @@
         <w:rFonts w:ascii="Times New Roman" w:hAnsi="Times New Roman" w:cs="Times New Roman" w:eastAsia="Times New Roman"/>
         <w:b/>
         <w:bCs/>
+        <w:color w:val="000000"/>
         <w:sz w:val="24"/>
         <w:szCs w:val="24"/>
       </w:rPr>
@@ -17484,6 +17869,7 @@
         <w:rFonts w:ascii="Times New Roman" w:hAnsi="Times New Roman" w:cs="Times New Roman" w:eastAsia="Times New Roman"/>
         <w:b/>
         <w:bCs/>
+        <w:color w:val="000000"/>
         <w:sz w:val="24"/>
         <w:szCs w:val="24"/>
       </w:rPr>
@@ -17570,6 +17956,7 @@
         <w:rFonts w:ascii="Times New Roman" w:hAnsi="Times New Roman" w:cs="Times New Roman" w:eastAsia="Times New Roman"/>
         <w:b/>
         <w:bCs/>
+        <w:color w:val="000000"/>
         <w:sz w:val="24"/>
         <w:szCs w:val="24"/>
       </w:rPr>
@@ -17593,6 +17980,7 @@
         <w:rFonts w:ascii="Times New Roman" w:hAnsi="Times New Roman" w:cs="Times New Roman" w:eastAsia="Times New Roman"/>
         <w:b/>
         <w:bCs/>
+        <w:color w:val="000000"/>
         <w:sz w:val="24"/>
         <w:szCs w:val="24"/>
       </w:rPr>
@@ -17613,6 +18001,7 @@
         <w:rFonts w:ascii="Times New Roman" w:hAnsi="Times New Roman" w:cs="Times New Roman" w:eastAsia="Times New Roman"/>
         <w:b/>
         <w:bCs/>
+        <w:color w:val="000000"/>
         <w:sz w:val="24"/>
         <w:szCs w:val="24"/>
       </w:rPr>
@@ -17622,6 +18011,7 @@
         <w:rFonts w:ascii="Times New Roman" w:hAnsi="Times New Roman" w:cs="Times New Roman" w:eastAsia="Times New Roman"/>
         <w:b/>
         <w:bCs/>
+        <w:color w:val="000000"/>
         <w:sz w:val="24"/>
         <w:szCs w:val="24"/>
       </w:rPr>
@@ -17708,6 +18098,7 @@
         <w:rFonts w:ascii="Times New Roman" w:hAnsi="Times New Roman" w:cs="Times New Roman" w:eastAsia="Times New Roman"/>
         <w:b/>
         <w:bCs/>
+        <w:color w:val="000000"/>
         <w:sz w:val="24"/>
         <w:szCs w:val="24"/>
       </w:rPr>
@@ -17731,6 +18122,7 @@
         <w:rFonts w:ascii="Times New Roman" w:hAnsi="Times New Roman" w:cs="Times New Roman" w:eastAsia="Times New Roman"/>
         <w:b/>
         <w:bCs/>
+        <w:color w:val="000000"/>
         <w:sz w:val="24"/>
         <w:szCs w:val="24"/>
       </w:rPr>
@@ -17751,6 +18143,7 @@
         <w:rFonts w:ascii="Times New Roman" w:hAnsi="Times New Roman" w:cs="Times New Roman" w:eastAsia="Times New Roman"/>
         <w:b/>
         <w:bCs/>
+        <w:color w:val="000000"/>
         <w:sz w:val="24"/>
         <w:szCs w:val="24"/>
       </w:rPr>
@@ -17760,6 +18153,7 @@
         <w:rFonts w:ascii="Times New Roman" w:hAnsi="Times New Roman" w:cs="Times New Roman" w:eastAsia="Times New Roman"/>
         <w:b/>
         <w:bCs/>
+        <w:color w:val="000000"/>
         <w:sz w:val="24"/>
         <w:szCs w:val="24"/>
       </w:rPr>
@@ -17845,7 +18239,7 @@
         <w:rFonts w:ascii="Times New Roman" w:hAnsi="Times New Roman" w:cs="Times New Roman" w:eastAsia="Times New Roman"/>
         <w:b/>
         <w:bCs/>
-        <w:color w:val="FFFFFF" w:themeColor="background1"/>
+        <w:color w:val="000000"/>
         <w:sz w:val="24"/>
         <w:szCs w:val="24"/>
       </w:rPr>
@@ -17870,6 +18264,7 @@
         <w:rFonts w:ascii="Times New Roman" w:hAnsi="Times New Roman" w:cs="Times New Roman" w:eastAsia="Times New Roman"/>
         <w:b/>
         <w:bCs/>
+        <w:color w:val="000000"/>
         <w:sz w:val="24"/>
         <w:szCs w:val="24"/>
       </w:rPr>
@@ -17890,6 +18285,7 @@
         <w:rFonts w:ascii="Times New Roman" w:hAnsi="Times New Roman" w:cs="Times New Roman" w:eastAsia="Times New Roman"/>
         <w:b/>
         <w:bCs/>
+        <w:color w:val="000000"/>
         <w:sz w:val="24"/>
         <w:szCs w:val="24"/>
       </w:rPr>
@@ -17899,6 +18295,7 @@
         <w:rFonts w:ascii="Times New Roman" w:hAnsi="Times New Roman" w:cs="Times New Roman" w:eastAsia="Times New Roman"/>
         <w:b/>
         <w:bCs/>
+        <w:color w:val="000000"/>
         <w:sz w:val="24"/>
         <w:szCs w:val="24"/>
       </w:rPr>
@@ -17963,7 +18360,7 @@
         <w:rFonts w:ascii="Times New Roman" w:hAnsi="Times New Roman" w:cs="Times New Roman" w:eastAsia="Times New Roman"/>
         <w:b/>
         <w:bCs/>
-        <w:color w:val="FFFFFF" w:themeColor="background1"/>
+        <w:color w:val="000000"/>
         <w:sz w:val="24"/>
         <w:szCs w:val="24"/>
       </w:rPr>
@@ -17988,6 +18385,7 @@
         <w:rFonts w:ascii="Times New Roman" w:hAnsi="Times New Roman" w:cs="Times New Roman" w:eastAsia="Times New Roman"/>
         <w:b/>
         <w:bCs/>
+        <w:color w:val="000000"/>
         <w:sz w:val="24"/>
         <w:szCs w:val="24"/>
       </w:rPr>
@@ -18008,6 +18406,7 @@
         <w:rFonts w:ascii="Times New Roman" w:hAnsi="Times New Roman" w:cs="Times New Roman" w:eastAsia="Times New Roman"/>
         <w:b/>
         <w:bCs/>
+        <w:color w:val="000000"/>
         <w:sz w:val="24"/>
         <w:szCs w:val="24"/>
       </w:rPr>
@@ -18017,6 +18416,7 @@
         <w:rFonts w:ascii="Times New Roman" w:hAnsi="Times New Roman" w:cs="Times New Roman" w:eastAsia="Times New Roman"/>
         <w:b/>
         <w:bCs/>
+        <w:color w:val="000000"/>
         <w:sz w:val="24"/>
         <w:szCs w:val="24"/>
       </w:rPr>
@@ -18081,7 +18481,7 @@
         <w:rFonts w:ascii="Times New Roman" w:hAnsi="Times New Roman" w:cs="Times New Roman" w:eastAsia="Times New Roman"/>
         <w:b/>
         <w:bCs/>
-        <w:color w:val="FFFFFF" w:themeColor="background1"/>
+        <w:color w:val="000000"/>
         <w:sz w:val="24"/>
         <w:szCs w:val="24"/>
       </w:rPr>
@@ -18106,6 +18506,7 @@
         <w:rFonts w:ascii="Times New Roman" w:hAnsi="Times New Roman" w:cs="Times New Roman" w:eastAsia="Times New Roman"/>
         <w:b/>
         <w:bCs/>
+        <w:color w:val="000000"/>
         <w:sz w:val="24"/>
         <w:szCs w:val="24"/>
       </w:rPr>
@@ -18126,6 +18527,7 @@
         <w:rFonts w:ascii="Times New Roman" w:hAnsi="Times New Roman" w:cs="Times New Roman" w:eastAsia="Times New Roman"/>
         <w:b/>
         <w:bCs/>
+        <w:color w:val="000000"/>
         <w:sz w:val="24"/>
         <w:szCs w:val="24"/>
       </w:rPr>
@@ -18135,6 +18537,7 @@
         <w:rFonts w:ascii="Times New Roman" w:hAnsi="Times New Roman" w:cs="Times New Roman" w:eastAsia="Times New Roman"/>
         <w:b/>
         <w:bCs/>
+        <w:color w:val="000000"/>
         <w:sz w:val="24"/>
         <w:szCs w:val="24"/>
       </w:rPr>
@@ -18199,7 +18602,7 @@
         <w:rFonts w:ascii="Times New Roman" w:hAnsi="Times New Roman" w:cs="Times New Roman" w:eastAsia="Times New Roman"/>
         <w:b/>
         <w:bCs/>
-        <w:color w:val="FFFFFF" w:themeColor="background1"/>
+        <w:color w:val="000000"/>
         <w:sz w:val="24"/>
         <w:szCs w:val="24"/>
       </w:rPr>
@@ -18224,6 +18627,7 @@
         <w:rFonts w:ascii="Times New Roman" w:hAnsi="Times New Roman" w:cs="Times New Roman" w:eastAsia="Times New Roman"/>
         <w:b/>
         <w:bCs/>
+        <w:color w:val="000000"/>
         <w:sz w:val="24"/>
         <w:szCs w:val="24"/>
       </w:rPr>
@@ -18244,6 +18648,7 @@
         <w:rFonts w:ascii="Times New Roman" w:hAnsi="Times New Roman" w:cs="Times New Roman" w:eastAsia="Times New Roman"/>
         <w:b/>
         <w:bCs/>
+        <w:color w:val="000000"/>
         <w:sz w:val="24"/>
         <w:szCs w:val="24"/>
       </w:rPr>
@@ -18253,6 +18658,7 @@
         <w:rFonts w:ascii="Times New Roman" w:hAnsi="Times New Roman" w:cs="Times New Roman" w:eastAsia="Times New Roman"/>
         <w:b/>
         <w:bCs/>
+        <w:color w:val="000000"/>
         <w:sz w:val="24"/>
         <w:szCs w:val="24"/>
       </w:rPr>
@@ -18317,7 +18723,7 @@
         <w:rFonts w:ascii="Times New Roman" w:hAnsi="Times New Roman" w:cs="Times New Roman" w:eastAsia="Times New Roman"/>
         <w:b/>
         <w:bCs/>
-        <w:color w:val="FFFFFF" w:themeColor="background1"/>
+        <w:color w:val="000000"/>
         <w:sz w:val="24"/>
         <w:szCs w:val="24"/>
       </w:rPr>
@@ -18342,6 +18748,7 @@
         <w:rFonts w:ascii="Times New Roman" w:hAnsi="Times New Roman" w:cs="Times New Roman" w:eastAsia="Times New Roman"/>
         <w:b/>
         <w:bCs/>
+        <w:color w:val="000000"/>
         <w:sz w:val="24"/>
         <w:szCs w:val="24"/>
       </w:rPr>
@@ -18362,6 +18769,7 @@
         <w:rFonts w:ascii="Times New Roman" w:hAnsi="Times New Roman" w:cs="Times New Roman" w:eastAsia="Times New Roman"/>
         <w:b/>
         <w:bCs/>
+        <w:color w:val="000000"/>
         <w:sz w:val="24"/>
         <w:szCs w:val="24"/>
       </w:rPr>
@@ -18371,6 +18779,7 @@
         <w:rFonts w:ascii="Times New Roman" w:hAnsi="Times New Roman" w:cs="Times New Roman" w:eastAsia="Times New Roman"/>
         <w:b/>
         <w:bCs/>
+        <w:color w:val="000000"/>
         <w:sz w:val="24"/>
         <w:szCs w:val="24"/>
       </w:rPr>
@@ -18435,7 +18844,7 @@
         <w:rFonts w:ascii="Times New Roman" w:hAnsi="Times New Roman" w:cs="Times New Roman" w:eastAsia="Times New Roman"/>
         <w:b/>
         <w:bCs/>
-        <w:color w:val="FFFFFF" w:themeColor="background1"/>
+        <w:color w:val="000000"/>
         <w:sz w:val="24"/>
         <w:szCs w:val="24"/>
       </w:rPr>
@@ -18460,6 +18869,7 @@
         <w:rFonts w:ascii="Times New Roman" w:hAnsi="Times New Roman" w:cs="Times New Roman" w:eastAsia="Times New Roman"/>
         <w:b/>
         <w:bCs/>
+        <w:color w:val="000000"/>
         <w:sz w:val="24"/>
         <w:szCs w:val="24"/>
       </w:rPr>
@@ -18480,6 +18890,7 @@
         <w:rFonts w:ascii="Times New Roman" w:hAnsi="Times New Roman" w:cs="Times New Roman" w:eastAsia="Times New Roman"/>
         <w:b/>
         <w:bCs/>
+        <w:color w:val="000000"/>
         <w:sz w:val="24"/>
         <w:szCs w:val="24"/>
       </w:rPr>
@@ -18489,6 +18900,7 @@
         <w:rFonts w:ascii="Times New Roman" w:hAnsi="Times New Roman" w:cs="Times New Roman" w:eastAsia="Times New Roman"/>
         <w:b/>
         <w:bCs/>
+        <w:color w:val="000000"/>
         <w:sz w:val="24"/>
         <w:szCs w:val="24"/>
       </w:rPr>
@@ -18553,7 +18965,7 @@
         <w:rFonts w:ascii="Times New Roman" w:hAnsi="Times New Roman" w:cs="Times New Roman" w:eastAsia="Times New Roman"/>
         <w:b/>
         <w:bCs/>
-        <w:color w:val="FFFFFF" w:themeColor="background1"/>
+        <w:color w:val="000000"/>
         <w:sz w:val="24"/>
         <w:szCs w:val="24"/>
       </w:rPr>
@@ -18578,6 +18990,7 @@
         <w:rFonts w:ascii="Times New Roman" w:hAnsi="Times New Roman" w:cs="Times New Roman" w:eastAsia="Times New Roman"/>
         <w:b/>
         <w:bCs/>
+        <w:color w:val="000000"/>
         <w:sz w:val="24"/>
         <w:szCs w:val="24"/>
       </w:rPr>
@@ -18598,6 +19011,7 @@
         <w:rFonts w:ascii="Times New Roman" w:hAnsi="Times New Roman" w:cs="Times New Roman" w:eastAsia="Times New Roman"/>
         <w:b/>
         <w:bCs/>
+        <w:color w:val="000000"/>
         <w:sz w:val="24"/>
         <w:szCs w:val="24"/>
       </w:rPr>
@@ -18607,6 +19021,7 @@
         <w:rFonts w:ascii="Times New Roman" w:hAnsi="Times New Roman" w:cs="Times New Roman" w:eastAsia="Times New Roman"/>
         <w:b/>
         <w:bCs/>
+        <w:color w:val="000000"/>
         <w:sz w:val="24"/>
         <w:szCs w:val="24"/>
       </w:rPr>
@@ -18668,7 +19083,7 @@
         <w:rFonts w:ascii="Times New Roman" w:hAnsi="Times New Roman" w:cs="Times New Roman" w:eastAsia="Times New Roman"/>
         <w:b/>
         <w:bCs/>
-        <w:color w:val="FFFFFF" w:themeColor="background1"/>
+        <w:color w:val="000000"/>
         <w:sz w:val="24"/>
         <w:szCs w:val="24"/>
       </w:rPr>
@@ -18691,7 +19106,7 @@
       </w:pPr>
       <w:rPr>
         <w:rFonts w:ascii="Times New Roman" w:hAnsi="Times New Roman" w:cs="Times New Roman" w:eastAsia="Times New Roman"/>
-        <w:color w:val="auto"/>
+        <w:color w:val="000000"/>
         <w:sz w:val="24"/>
         <w:szCs w:val="24"/>
       </w:rPr>
@@ -18713,7 +19128,7 @@
         <w:rFonts w:ascii="Times New Roman" w:hAnsi="Times New Roman" w:cs="Times New Roman" w:eastAsia="Times New Roman"/>
         <w:b/>
         <w:bCs/>
-        <w:color w:val="FFFFFF" w:themeColor="background1"/>
+        <w:color w:val="000000"/>
         <w:sz w:val="24"/>
         <w:szCs w:val="24"/>
       </w:rPr>
@@ -18735,7 +19150,7 @@
         <w:rFonts w:ascii="Times New Roman" w:hAnsi="Times New Roman" w:cs="Times New Roman" w:eastAsia="Times New Roman"/>
         <w:b/>
         <w:bCs/>
-        <w:color w:val="FFFFFF" w:themeColor="background1"/>
+        <w:color w:val="000000"/>
         <w:sz w:val="24"/>
         <w:szCs w:val="24"/>
       </w:rPr>
@@ -18784,7 +19199,7 @@
     <w:tblStylePr w:type="nwCell">
       <w:rPr>
         <w:rFonts w:ascii="Times New Roman" w:hAnsi="Times New Roman" w:cs="Times New Roman" w:eastAsia="Times New Roman"/>
-        <w:color w:val="FFFFFF" w:themeColor="background1"/>
+        <w:color w:val="000000"/>
         <w:sz w:val="24"/>
         <w:szCs w:val="24"/>
       </w:rPr>
@@ -18832,7 +19247,7 @@
         <w:rFonts w:ascii="Times New Roman" w:hAnsi="Times New Roman" w:cs="Times New Roman" w:eastAsia="Times New Roman"/>
         <w:b/>
         <w:bCs/>
-        <w:color w:val="FFFFFF" w:themeColor="background1"/>
+        <w:color w:val="000000"/>
         <w:sz w:val="24"/>
         <w:szCs w:val="24"/>
       </w:rPr>
@@ -18855,7 +19270,7 @@
       </w:pPr>
       <w:rPr>
         <w:rFonts w:ascii="Times New Roman" w:hAnsi="Times New Roman" w:cs="Times New Roman" w:eastAsia="Times New Roman"/>
-        <w:color w:val="auto"/>
+        <w:color w:val="000000"/>
         <w:sz w:val="24"/>
         <w:szCs w:val="24"/>
       </w:rPr>
@@ -18877,7 +19292,7 @@
         <w:rFonts w:ascii="Times New Roman" w:hAnsi="Times New Roman" w:cs="Times New Roman" w:eastAsia="Times New Roman"/>
         <w:b/>
         <w:bCs/>
-        <w:color w:val="FFFFFF" w:themeColor="background1"/>
+        <w:color w:val="000000"/>
         <w:sz w:val="24"/>
         <w:szCs w:val="24"/>
       </w:rPr>
@@ -18899,7 +19314,7 @@
         <w:rFonts w:ascii="Times New Roman" w:hAnsi="Times New Roman" w:cs="Times New Roman" w:eastAsia="Times New Roman"/>
         <w:b/>
         <w:bCs/>
-        <w:color w:val="FFFFFF" w:themeColor="background1"/>
+        <w:color w:val="000000"/>
         <w:sz w:val="24"/>
         <w:szCs w:val="24"/>
       </w:rPr>
@@ -18948,7 +19363,7 @@
     <w:tblStylePr w:type="nwCell">
       <w:rPr>
         <w:rFonts w:ascii="Times New Roman" w:hAnsi="Times New Roman" w:cs="Times New Roman" w:eastAsia="Times New Roman"/>
-        <w:color w:val="FFFFFF" w:themeColor="background1"/>
+        <w:color w:val="000000"/>
         <w:sz w:val="24"/>
         <w:szCs w:val="24"/>
       </w:rPr>
@@ -18996,7 +19411,7 @@
         <w:rFonts w:ascii="Times New Roman" w:hAnsi="Times New Roman" w:cs="Times New Roman" w:eastAsia="Times New Roman"/>
         <w:b/>
         <w:bCs/>
-        <w:color w:val="FFFFFF" w:themeColor="background1"/>
+        <w:color w:val="000000"/>
         <w:sz w:val="24"/>
         <w:szCs w:val="24"/>
       </w:rPr>
@@ -19019,7 +19434,7 @@
       </w:pPr>
       <w:rPr>
         <w:rFonts w:ascii="Times New Roman" w:hAnsi="Times New Roman" w:cs="Times New Roman" w:eastAsia="Times New Roman"/>
-        <w:color w:val="auto"/>
+        <w:color w:val="000000"/>
         <w:sz w:val="24"/>
         <w:szCs w:val="24"/>
       </w:rPr>
@@ -19041,7 +19456,7 @@
         <w:rFonts w:ascii="Times New Roman" w:hAnsi="Times New Roman" w:cs="Times New Roman" w:eastAsia="Times New Roman"/>
         <w:b/>
         <w:bCs/>
-        <w:color w:val="FFFFFF" w:themeColor="background1"/>
+        <w:color w:val="000000"/>
         <w:sz w:val="24"/>
         <w:szCs w:val="24"/>
       </w:rPr>
@@ -19063,7 +19478,7 @@
         <w:rFonts w:ascii="Times New Roman" w:hAnsi="Times New Roman" w:cs="Times New Roman" w:eastAsia="Times New Roman"/>
         <w:b/>
         <w:bCs/>
-        <w:color w:val="FFFFFF" w:themeColor="background1"/>
+        <w:color w:val="000000"/>
         <w:sz w:val="24"/>
         <w:szCs w:val="24"/>
       </w:rPr>
@@ -19112,7 +19527,7 @@
     <w:tblStylePr w:type="nwCell">
       <w:rPr>
         <w:rFonts w:ascii="Times New Roman" w:hAnsi="Times New Roman" w:cs="Times New Roman" w:eastAsia="Times New Roman"/>
-        <w:color w:val="FFFFFF" w:themeColor="background1"/>
+        <w:color w:val="000000"/>
         <w:sz w:val="24"/>
         <w:szCs w:val="24"/>
       </w:rPr>
@@ -19160,7 +19575,7 @@
         <w:rFonts w:ascii="Times New Roman" w:hAnsi="Times New Roman" w:cs="Times New Roman" w:eastAsia="Times New Roman"/>
         <w:b/>
         <w:bCs/>
-        <w:color w:val="FFFFFF" w:themeColor="background1"/>
+        <w:color w:val="000000"/>
         <w:sz w:val="24"/>
         <w:szCs w:val="24"/>
       </w:rPr>
@@ -19183,7 +19598,7 @@
       </w:pPr>
       <w:rPr>
         <w:rFonts w:ascii="Times New Roman" w:hAnsi="Times New Roman" w:cs="Times New Roman" w:eastAsia="Times New Roman"/>
-        <w:color w:val="auto"/>
+        <w:color w:val="000000"/>
         <w:sz w:val="24"/>
         <w:szCs w:val="24"/>
       </w:rPr>
@@ -19205,7 +19620,7 @@
         <w:rFonts w:ascii="Times New Roman" w:hAnsi="Times New Roman" w:cs="Times New Roman" w:eastAsia="Times New Roman"/>
         <w:b/>
         <w:bCs/>
-        <w:color w:val="FFFFFF" w:themeColor="background1"/>
+        <w:color w:val="000000"/>
         <w:sz w:val="24"/>
         <w:szCs w:val="24"/>
       </w:rPr>
@@ -19227,7 +19642,7 @@
         <w:rFonts w:ascii="Times New Roman" w:hAnsi="Times New Roman" w:cs="Times New Roman" w:eastAsia="Times New Roman"/>
         <w:b/>
         <w:bCs/>
-        <w:color w:val="FFFFFF" w:themeColor="background1"/>
+        <w:color w:val="000000"/>
         <w:sz w:val="24"/>
         <w:szCs w:val="24"/>
       </w:rPr>
@@ -19276,7 +19691,7 @@
     <w:tblStylePr w:type="nwCell">
       <w:rPr>
         <w:rFonts w:ascii="Times New Roman" w:hAnsi="Times New Roman" w:cs="Times New Roman" w:eastAsia="Times New Roman"/>
-        <w:color w:val="FFFFFF" w:themeColor="background1"/>
+        <w:color w:val="000000"/>
         <w:sz w:val="24"/>
         <w:szCs w:val="24"/>
       </w:rPr>
@@ -19324,7 +19739,7 @@
         <w:rFonts w:ascii="Times New Roman" w:hAnsi="Times New Roman" w:cs="Times New Roman" w:eastAsia="Times New Roman"/>
         <w:b/>
         <w:bCs/>
-        <w:color w:val="FFFFFF" w:themeColor="background1"/>
+        <w:color w:val="000000"/>
         <w:sz w:val="24"/>
         <w:szCs w:val="24"/>
       </w:rPr>
@@ -19347,7 +19762,7 @@
       </w:pPr>
       <w:rPr>
         <w:rFonts w:ascii="Times New Roman" w:hAnsi="Times New Roman" w:cs="Times New Roman" w:eastAsia="Times New Roman"/>
-        <w:color w:val="auto"/>
+        <w:color w:val="000000"/>
         <w:sz w:val="24"/>
         <w:szCs w:val="24"/>
       </w:rPr>
@@ -19369,7 +19784,7 @@
         <w:rFonts w:ascii="Times New Roman" w:hAnsi="Times New Roman" w:cs="Times New Roman" w:eastAsia="Times New Roman"/>
         <w:b/>
         <w:bCs/>
-        <w:color w:val="FFFFFF" w:themeColor="background1"/>
+        <w:color w:val="000000"/>
         <w:sz w:val="24"/>
         <w:szCs w:val="24"/>
       </w:rPr>
@@ -19391,7 +19806,7 @@
         <w:rFonts w:ascii="Times New Roman" w:hAnsi="Times New Roman" w:cs="Times New Roman" w:eastAsia="Times New Roman"/>
         <w:b/>
         <w:bCs/>
-        <w:color w:val="FFFFFF" w:themeColor="background1"/>
+        <w:color w:val="000000"/>
         <w:sz w:val="24"/>
         <w:szCs w:val="24"/>
       </w:rPr>
@@ -19440,7 +19855,7 @@
     <w:tblStylePr w:type="nwCell">
       <w:rPr>
         <w:rFonts w:ascii="Times New Roman" w:hAnsi="Times New Roman" w:cs="Times New Roman" w:eastAsia="Times New Roman"/>
-        <w:color w:val="FFFFFF" w:themeColor="background1"/>
+        <w:color w:val="000000"/>
         <w:sz w:val="24"/>
         <w:szCs w:val="24"/>
       </w:rPr>
@@ -19488,7 +19903,7 @@
         <w:rFonts w:ascii="Times New Roman" w:hAnsi="Times New Roman" w:cs="Times New Roman" w:eastAsia="Times New Roman"/>
         <w:b/>
         <w:bCs/>
-        <w:color w:val="FFFFFF" w:themeColor="background1"/>
+        <w:color w:val="000000"/>
         <w:sz w:val="24"/>
         <w:szCs w:val="24"/>
       </w:rPr>
@@ -19511,7 +19926,7 @@
       </w:pPr>
       <w:rPr>
         <w:rFonts w:ascii="Times New Roman" w:hAnsi="Times New Roman" w:cs="Times New Roman" w:eastAsia="Times New Roman"/>
-        <w:color w:val="auto"/>
+        <w:color w:val="000000"/>
         <w:sz w:val="24"/>
         <w:szCs w:val="24"/>
       </w:rPr>
@@ -19533,7 +19948,7 @@
         <w:rFonts w:ascii="Times New Roman" w:hAnsi="Times New Roman" w:cs="Times New Roman" w:eastAsia="Times New Roman"/>
         <w:b/>
         <w:bCs/>
-        <w:color w:val="FFFFFF" w:themeColor="background1"/>
+        <w:color w:val="000000"/>
         <w:sz w:val="24"/>
         <w:szCs w:val="24"/>
       </w:rPr>
@@ -19555,7 +19970,7 @@
         <w:rFonts w:ascii="Times New Roman" w:hAnsi="Times New Roman" w:cs="Times New Roman" w:eastAsia="Times New Roman"/>
         <w:b/>
         <w:bCs/>
-        <w:color w:val="FFFFFF" w:themeColor="background1"/>
+        <w:color w:val="000000"/>
         <w:sz w:val="24"/>
         <w:szCs w:val="24"/>
       </w:rPr>
@@ -19604,7 +20019,7 @@
     <w:tblStylePr w:type="nwCell">
       <w:rPr>
         <w:rFonts w:ascii="Times New Roman" w:hAnsi="Times New Roman" w:cs="Times New Roman" w:eastAsia="Times New Roman"/>
-        <w:color w:val="FFFFFF" w:themeColor="background1"/>
+        <w:color w:val="000000"/>
         <w:sz w:val="24"/>
         <w:szCs w:val="24"/>
       </w:rPr>
@@ -19652,7 +20067,7 @@
         <w:rFonts w:ascii="Times New Roman" w:hAnsi="Times New Roman" w:cs="Times New Roman" w:eastAsia="Times New Roman"/>
         <w:b/>
         <w:bCs/>
-        <w:color w:val="FFFFFF" w:themeColor="background1"/>
+        <w:color w:val="000000"/>
         <w:sz w:val="24"/>
         <w:szCs w:val="24"/>
       </w:rPr>
@@ -19675,7 +20090,7 @@
       </w:pPr>
       <w:rPr>
         <w:rFonts w:ascii="Times New Roman" w:hAnsi="Times New Roman" w:cs="Times New Roman" w:eastAsia="Times New Roman"/>
-        <w:color w:val="auto"/>
+        <w:color w:val="000000"/>
         <w:sz w:val="24"/>
         <w:szCs w:val="24"/>
       </w:rPr>
@@ -19697,7 +20112,7 @@
         <w:rFonts w:ascii="Times New Roman" w:hAnsi="Times New Roman" w:cs="Times New Roman" w:eastAsia="Times New Roman"/>
         <w:b/>
         <w:bCs/>
-        <w:color w:val="FFFFFF" w:themeColor="background1"/>
+        <w:color w:val="000000"/>
         <w:sz w:val="24"/>
         <w:szCs w:val="24"/>
       </w:rPr>
@@ -19719,7 +20134,7 @@
         <w:rFonts w:ascii="Times New Roman" w:hAnsi="Times New Roman" w:cs="Times New Roman" w:eastAsia="Times New Roman"/>
         <w:b/>
         <w:bCs/>
-        <w:color w:val="FFFFFF" w:themeColor="background1"/>
+        <w:color w:val="000000"/>
         <w:sz w:val="24"/>
         <w:szCs w:val="24"/>
       </w:rPr>
@@ -19768,7 +20183,7 @@
     <w:tblStylePr w:type="nwCell">
       <w:rPr>
         <w:rFonts w:ascii="Times New Roman" w:hAnsi="Times New Roman" w:cs="Times New Roman" w:eastAsia="Times New Roman"/>
-        <w:color w:val="FFFFFF" w:themeColor="background1"/>
+        <w:color w:val="000000"/>
         <w:sz w:val="24"/>
         <w:szCs w:val="24"/>
       </w:rPr>
@@ -19795,7 +20210,7 @@
     </w:pPr>
     <w:rPr>
       <w:rFonts w:ascii="Times New Roman" w:hAnsi="Times New Roman" w:cs="Times New Roman" w:eastAsia="Times New Roman"/>
-      <w:color w:val="000000" w:themeColor="text1"/>
+      <w:color w:val="000000"/>
       <w:sz w:val="24"/>
       <w:szCs w:val="24"/>
     </w:rPr>
@@ -19817,6 +20232,7 @@
     <w:tblStylePr w:type="firstRow">
       <w:rPr>
         <w:rFonts w:ascii="Times New Roman" w:hAnsi="Times New Roman" w:cs="Times New Roman" w:eastAsia="Times New Roman"/>
+        <w:color w:val="000000"/>
         <w:sz w:val="24"/>
         <w:szCs w:val="24"/>
       </w:rPr>
@@ -19833,7 +20249,7 @@
         <w:rFonts w:ascii="Times New Roman" w:hAnsi="Times New Roman" w:cs="Times New Roman" w:eastAsia="Times New Roman"/>
         <w:b/>
         <w:bCs/>
-        <w:color w:val="1F497D" w:themeColor="text2"/>
+        <w:color w:val="000000"/>
         <w:sz w:val="24"/>
         <w:szCs w:val="24"/>
       </w:rPr>
@@ -19850,6 +20266,7 @@
         <w:rFonts w:ascii="Times New Roman" w:hAnsi="Times New Roman" w:cs="Times New Roman" w:eastAsia="Times New Roman"/>
         <w:b/>
         <w:bCs/>
+        <w:color w:val="000000"/>
         <w:sz w:val="24"/>
         <w:szCs w:val="24"/>
       </w:rPr>
@@ -19859,6 +20276,7 @@
         <w:rFonts w:ascii="Times New Roman" w:hAnsi="Times New Roman" w:cs="Times New Roman" w:eastAsia="Times New Roman"/>
         <w:b/>
         <w:bCs/>
+        <w:color w:val="000000"/>
         <w:sz w:val="24"/>
         <w:szCs w:val="24"/>
       </w:rPr>
@@ -19893,7 +20311,7 @@
     </w:pPr>
     <w:rPr>
       <w:rFonts w:ascii="Times New Roman" w:hAnsi="Times New Roman" w:cs="Times New Roman" w:eastAsia="Times New Roman"/>
-      <w:color w:val="000000" w:themeColor="text1"/>
+      <w:color w:val="000000"/>
       <w:sz w:val="24"/>
       <w:szCs w:val="24"/>
     </w:rPr>
@@ -19915,6 +20333,7 @@
     <w:tblStylePr w:type="firstRow">
       <w:rPr>
         <w:rFonts w:ascii="Times New Roman" w:hAnsi="Times New Roman" w:cs="Times New Roman" w:eastAsia="Times New Roman"/>
+        <w:color w:val="000000"/>
         <w:sz w:val="24"/>
         <w:szCs w:val="24"/>
       </w:rPr>
@@ -19931,7 +20350,7 @@
         <w:rFonts w:ascii="Times New Roman" w:hAnsi="Times New Roman" w:cs="Times New Roman" w:eastAsia="Times New Roman"/>
         <w:b/>
         <w:bCs/>
-        <w:color w:val="1F497D" w:themeColor="text2"/>
+        <w:color w:val="000000"/>
         <w:sz w:val="24"/>
         <w:szCs w:val="24"/>
       </w:rPr>
@@ -19948,6 +20367,7 @@
         <w:rFonts w:ascii="Times New Roman" w:hAnsi="Times New Roman" w:cs="Times New Roman" w:eastAsia="Times New Roman"/>
         <w:b/>
         <w:bCs/>
+        <w:color w:val="000000"/>
         <w:sz w:val="24"/>
         <w:szCs w:val="24"/>
       </w:rPr>
@@ -19957,6 +20377,7 @@
         <w:rFonts w:ascii="Times New Roman" w:hAnsi="Times New Roman" w:cs="Times New Roman" w:eastAsia="Times New Roman"/>
         <w:b/>
         <w:bCs/>
+        <w:color w:val="000000"/>
         <w:sz w:val="24"/>
         <w:szCs w:val="24"/>
       </w:rPr>
@@ -19991,7 +20412,7 @@
     </w:pPr>
     <w:rPr>
       <w:rFonts w:ascii="Times New Roman" w:hAnsi="Times New Roman" w:cs="Times New Roman" w:eastAsia="Times New Roman"/>
-      <w:color w:val="000000" w:themeColor="text1"/>
+      <w:color w:val="000000"/>
       <w:sz w:val="24"/>
       <w:szCs w:val="24"/>
     </w:rPr>
@@ -20013,6 +20434,7 @@
     <w:tblStylePr w:type="firstRow">
       <w:rPr>
         <w:rFonts w:ascii="Times New Roman" w:hAnsi="Times New Roman" w:cs="Times New Roman" w:eastAsia="Times New Roman"/>
+        <w:color w:val="000000"/>
         <w:sz w:val="24"/>
         <w:szCs w:val="24"/>
       </w:rPr>
@@ -20029,7 +20451,7 @@
         <w:rFonts w:ascii="Times New Roman" w:hAnsi="Times New Roman" w:cs="Times New Roman" w:eastAsia="Times New Roman"/>
         <w:b/>
         <w:bCs/>
-        <w:color w:val="1F497D" w:themeColor="text2"/>
+        <w:color w:val="000000"/>
         <w:sz w:val="24"/>
         <w:szCs w:val="24"/>
       </w:rPr>
@@ -20046,6 +20468,7 @@
         <w:rFonts w:ascii="Times New Roman" w:hAnsi="Times New Roman" w:cs="Times New Roman" w:eastAsia="Times New Roman"/>
         <w:b/>
         <w:bCs/>
+        <w:color w:val="000000"/>
         <w:sz w:val="24"/>
         <w:szCs w:val="24"/>
       </w:rPr>
@@ -20055,6 +20478,7 @@
         <w:rFonts w:ascii="Times New Roman" w:hAnsi="Times New Roman" w:cs="Times New Roman" w:eastAsia="Times New Roman"/>
         <w:b/>
         <w:bCs/>
+        <w:color w:val="000000"/>
         <w:sz w:val="24"/>
         <w:szCs w:val="24"/>
       </w:rPr>
@@ -20089,7 +20513,7 @@
     </w:pPr>
     <w:rPr>
       <w:rFonts w:ascii="Times New Roman" w:hAnsi="Times New Roman" w:cs="Times New Roman" w:eastAsia="Times New Roman"/>
-      <w:color w:val="000000" w:themeColor="text1"/>
+      <w:color w:val="000000"/>
       <w:sz w:val="24"/>
       <w:szCs w:val="24"/>
     </w:rPr>
@@ -20111,6 +20535,7 @@
     <w:tblStylePr w:type="firstRow">
       <w:rPr>
         <w:rFonts w:ascii="Times New Roman" w:hAnsi="Times New Roman" w:cs="Times New Roman" w:eastAsia="Times New Roman"/>
+        <w:color w:val="000000"/>
         <w:sz w:val="24"/>
         <w:szCs w:val="24"/>
       </w:rPr>
@@ -20127,7 +20552,7 @@
         <w:rFonts w:ascii="Times New Roman" w:hAnsi="Times New Roman" w:cs="Times New Roman" w:eastAsia="Times New Roman"/>
         <w:b/>
         <w:bCs/>
-        <w:color w:val="1F497D" w:themeColor="text2"/>
+        <w:color w:val="000000"/>
         <w:sz w:val="24"/>
         <w:szCs w:val="24"/>
       </w:rPr>
@@ -20144,6 +20569,7 @@
         <w:rFonts w:ascii="Times New Roman" w:hAnsi="Times New Roman" w:cs="Times New Roman" w:eastAsia="Times New Roman"/>
         <w:b/>
         <w:bCs/>
+        <w:color w:val="000000"/>
         <w:sz w:val="24"/>
         <w:szCs w:val="24"/>
       </w:rPr>
@@ -20153,6 +20579,7 @@
         <w:rFonts w:ascii="Times New Roman" w:hAnsi="Times New Roman" w:cs="Times New Roman" w:eastAsia="Times New Roman"/>
         <w:b/>
         <w:bCs/>
+        <w:color w:val="000000"/>
         <w:sz w:val="24"/>
         <w:szCs w:val="24"/>
       </w:rPr>
@@ -20187,7 +20614,7 @@
     </w:pPr>
     <w:rPr>
       <w:rFonts w:ascii="Times New Roman" w:hAnsi="Times New Roman" w:cs="Times New Roman" w:eastAsia="Times New Roman"/>
-      <w:color w:val="000000" w:themeColor="text1"/>
+      <w:color w:val="000000"/>
       <w:sz w:val="24"/>
       <w:szCs w:val="24"/>
     </w:rPr>
@@ -20209,6 +20636,7 @@
     <w:tblStylePr w:type="firstRow">
       <w:rPr>
         <w:rFonts w:ascii="Times New Roman" w:hAnsi="Times New Roman" w:cs="Times New Roman" w:eastAsia="Times New Roman"/>
+        <w:color w:val="000000"/>
         <w:sz w:val="24"/>
         <w:szCs w:val="24"/>
       </w:rPr>
@@ -20225,7 +20653,7 @@
         <w:rFonts w:ascii="Times New Roman" w:hAnsi="Times New Roman" w:cs="Times New Roman" w:eastAsia="Times New Roman"/>
         <w:b/>
         <w:bCs/>
-        <w:color w:val="1F497D" w:themeColor="text2"/>
+        <w:color w:val="000000"/>
         <w:sz w:val="24"/>
         <w:szCs w:val="24"/>
       </w:rPr>
@@ -20242,6 +20670,7 @@
         <w:rFonts w:ascii="Times New Roman" w:hAnsi="Times New Roman" w:cs="Times New Roman" w:eastAsia="Times New Roman"/>
         <w:b/>
         <w:bCs/>
+        <w:color w:val="000000"/>
         <w:sz w:val="24"/>
         <w:szCs w:val="24"/>
       </w:rPr>
@@ -20251,6 +20680,7 @@
         <w:rFonts w:ascii="Times New Roman" w:hAnsi="Times New Roman" w:cs="Times New Roman" w:eastAsia="Times New Roman"/>
         <w:b/>
         <w:bCs/>
+        <w:color w:val="000000"/>
         <w:sz w:val="24"/>
         <w:szCs w:val="24"/>
       </w:rPr>
@@ -20285,7 +20715,7 @@
     </w:pPr>
     <w:rPr>
       <w:rFonts w:ascii="Times New Roman" w:hAnsi="Times New Roman" w:cs="Times New Roman" w:eastAsia="Times New Roman"/>
-      <w:color w:val="000000" w:themeColor="text1"/>
+      <w:color w:val="000000"/>
       <w:sz w:val="24"/>
       <w:szCs w:val="24"/>
     </w:rPr>
@@ -20307,6 +20737,7 @@
     <w:tblStylePr w:type="firstRow">
       <w:rPr>
         <w:rFonts w:ascii="Times New Roman" w:hAnsi="Times New Roman" w:cs="Times New Roman" w:eastAsia="Times New Roman"/>
+        <w:color w:val="000000"/>
         <w:sz w:val="24"/>
         <w:szCs w:val="24"/>
       </w:rPr>
@@ -20323,7 +20754,7 @@
         <w:rFonts w:ascii="Times New Roman" w:hAnsi="Times New Roman" w:cs="Times New Roman" w:eastAsia="Times New Roman"/>
         <w:b/>
         <w:bCs/>
-        <w:color w:val="1F497D" w:themeColor="text2"/>
+        <w:color w:val="000000"/>
         <w:sz w:val="24"/>
         <w:szCs w:val="24"/>
       </w:rPr>
@@ -20340,6 +20771,7 @@
         <w:rFonts w:ascii="Times New Roman" w:hAnsi="Times New Roman" w:cs="Times New Roman" w:eastAsia="Times New Roman"/>
         <w:b/>
         <w:bCs/>
+        <w:color w:val="000000"/>
         <w:sz w:val="24"/>
         <w:szCs w:val="24"/>
       </w:rPr>
@@ -20349,6 +20781,7 @@
         <w:rFonts w:ascii="Times New Roman" w:hAnsi="Times New Roman" w:cs="Times New Roman" w:eastAsia="Times New Roman"/>
         <w:b/>
         <w:bCs/>
+        <w:color w:val="000000"/>
         <w:sz w:val="24"/>
         <w:szCs w:val="24"/>
       </w:rPr>
@@ -20383,7 +20816,7 @@
     </w:pPr>
     <w:rPr>
       <w:rFonts w:ascii="Times New Roman" w:hAnsi="Times New Roman" w:cs="Times New Roman" w:eastAsia="Times New Roman"/>
-      <w:color w:val="000000" w:themeColor="text1"/>
+      <w:color w:val="000000"/>
       <w:sz w:val="24"/>
       <w:szCs w:val="24"/>
     </w:rPr>
@@ -20405,6 +20838,7 @@
     <w:tblStylePr w:type="firstRow">
       <w:rPr>
         <w:rFonts w:ascii="Times New Roman" w:hAnsi="Times New Roman" w:cs="Times New Roman" w:eastAsia="Times New Roman"/>
+        <w:color w:val="000000"/>
         <w:sz w:val="24"/>
         <w:szCs w:val="24"/>
       </w:rPr>
@@ -20421,7 +20855,7 @@
         <w:rFonts w:ascii="Times New Roman" w:hAnsi="Times New Roman" w:cs="Times New Roman" w:eastAsia="Times New Roman"/>
         <w:b/>
         <w:bCs/>
-        <w:color w:val="1F497D" w:themeColor="text2"/>
+        <w:color w:val="000000"/>
         <w:sz w:val="24"/>
         <w:szCs w:val="24"/>
       </w:rPr>
@@ -20438,6 +20872,7 @@
         <w:rFonts w:ascii="Times New Roman" w:hAnsi="Times New Roman" w:cs="Times New Roman" w:eastAsia="Times New Roman"/>
         <w:b/>
         <w:bCs/>
+        <w:color w:val="000000"/>
         <w:sz w:val="24"/>
         <w:szCs w:val="24"/>
       </w:rPr>
@@ -20447,6 +20882,7 @@
         <w:rFonts w:ascii="Times New Roman" w:hAnsi="Times New Roman" w:cs="Times New Roman" w:eastAsia="Times New Roman"/>
         <w:b/>
         <w:bCs/>
+        <w:color w:val="000000"/>
         <w:sz w:val="24"/>
         <w:szCs w:val="24"/>
       </w:rPr>
@@ -20481,7 +20917,7 @@
     </w:pPr>
     <w:rPr>
       <w:rFonts w:ascii="Times New Roman" w:hAnsi="Times New Roman" w:cs="Times New Roman" w:eastAsia="Times New Roman"/>
-      <w:color w:val="000000" w:themeColor="text1"/>
+      <w:color w:val="000000"/>
       <w:sz w:val="24"/>
       <w:szCs w:val="24"/>
     </w:rPr>
@@ -20507,6 +20943,7 @@
         <w:rFonts w:ascii="Times New Roman" w:hAnsi="Times New Roman" w:cs="Times New Roman" w:eastAsia="Times New Roman"/>
         <w:sz w:val="24"/>
         <w:szCs w:val="24"/>
+        <w:color w:val="000000"/>
       </w:rPr>
       <w:tblPr/>
       <w:tcPr>
@@ -20612,7 +21049,7 @@
     </w:pPr>
     <w:rPr>
       <w:rFonts w:ascii="Times New Roman" w:hAnsi="Times New Roman" w:cs="Times New Roman" w:eastAsia="Times New Roman"/>
-      <w:color w:val="000000" w:themeColor="text1"/>
+      <w:color w:val="000000"/>
       <w:sz w:val="24"/>
       <w:szCs w:val="24"/>
     </w:rPr>
@@ -20638,6 +21075,7 @@
         <w:rFonts w:ascii="Times New Roman" w:hAnsi="Times New Roman" w:cs="Times New Roman" w:eastAsia="Times New Roman"/>
         <w:sz w:val="24"/>
         <w:szCs w:val="24"/>
+        <w:color w:val="000000"/>
       </w:rPr>
       <w:tblPr/>
       <w:tcPr>
@@ -20743,7 +21181,7 @@
     </w:pPr>
     <w:rPr>
       <w:rFonts w:ascii="Times New Roman" w:hAnsi="Times New Roman" w:cs="Times New Roman" w:eastAsia="Times New Roman"/>
-      <w:color w:val="000000" w:themeColor="text1"/>
+      <w:color w:val="000000"/>
       <w:sz w:val="24"/>
       <w:szCs w:val="24"/>
     </w:rPr>
@@ -20769,6 +21207,7 @@
         <w:rFonts w:ascii="Times New Roman" w:hAnsi="Times New Roman" w:cs="Times New Roman" w:eastAsia="Times New Roman"/>
         <w:sz w:val="24"/>
         <w:szCs w:val="24"/>
+        <w:color w:val="000000"/>
       </w:rPr>
       <w:tblPr/>
       <w:tcPr>
@@ -20874,7 +21313,7 @@
     </w:pPr>
     <w:rPr>
       <w:rFonts w:ascii="Times New Roman" w:hAnsi="Times New Roman" w:cs="Times New Roman" w:eastAsia="Times New Roman"/>
-      <w:color w:val="000000" w:themeColor="text1"/>
+      <w:color w:val="000000"/>
       <w:sz w:val="24"/>
       <w:szCs w:val="24"/>
     </w:rPr>
@@ -20900,6 +21339,7 @@
         <w:rFonts w:ascii="Times New Roman" w:hAnsi="Times New Roman" w:cs="Times New Roman" w:eastAsia="Times New Roman"/>
         <w:sz w:val="24"/>
         <w:szCs w:val="24"/>
+        <w:color w:val="000000"/>
       </w:rPr>
       <w:tblPr/>
       <w:tcPr>
@@ -21005,7 +21445,7 @@
     </w:pPr>
     <w:rPr>
       <w:rFonts w:ascii="Times New Roman" w:hAnsi="Times New Roman" w:cs="Times New Roman" w:eastAsia="Times New Roman"/>
-      <w:color w:val="000000" w:themeColor="text1"/>
+      <w:color w:val="000000"/>
       <w:sz w:val="24"/>
       <w:szCs w:val="24"/>
     </w:rPr>
@@ -21031,6 +21471,7 @@
         <w:rFonts w:ascii="Times New Roman" w:hAnsi="Times New Roman" w:cs="Times New Roman" w:eastAsia="Times New Roman"/>
         <w:sz w:val="24"/>
         <w:szCs w:val="24"/>
+        <w:color w:val="000000"/>
       </w:rPr>
       <w:tblPr/>
       <w:tcPr>
@@ -21136,7 +21577,7 @@
     </w:pPr>
     <w:rPr>
       <w:rFonts w:ascii="Times New Roman" w:hAnsi="Times New Roman" w:cs="Times New Roman" w:eastAsia="Times New Roman"/>
-      <w:color w:val="000000" w:themeColor="text1"/>
+      <w:color w:val="000000"/>
       <w:sz w:val="24"/>
       <w:szCs w:val="24"/>
     </w:rPr>
@@ -21162,6 +21603,7 @@
         <w:rFonts w:ascii="Times New Roman" w:hAnsi="Times New Roman" w:cs="Times New Roman" w:eastAsia="Times New Roman"/>
         <w:sz w:val="24"/>
         <w:szCs w:val="24"/>
+        <w:color w:val="000000"/>
       </w:rPr>
       <w:tblPr/>
       <w:tcPr>
@@ -21267,7 +21709,7 @@
     </w:pPr>
     <w:rPr>
       <w:rFonts w:ascii="Times New Roman" w:hAnsi="Times New Roman" w:cs="Times New Roman" w:eastAsia="Times New Roman"/>
-      <w:color w:val="000000" w:themeColor="text1"/>
+      <w:color w:val="000000"/>
       <w:sz w:val="24"/>
       <w:szCs w:val="24"/>
     </w:rPr>
@@ -21293,6 +21735,7 @@
         <w:rFonts w:ascii="Times New Roman" w:hAnsi="Times New Roman" w:cs="Times New Roman" w:eastAsia="Times New Roman"/>
         <w:sz w:val="24"/>
         <w:szCs w:val="24"/>
+        <w:color w:val="000000"/>
       </w:rPr>
       <w:tblPr/>
       <w:tcPr>
@@ -21423,6 +21866,7 @@
         <w:rFonts w:ascii="Times New Roman" w:hAnsi="Times New Roman" w:cs="Times New Roman" w:eastAsia="Times New Roman"/>
         <w:b/>
         <w:bCs/>
+        <w:color w:val="000000"/>
         <w:sz w:val="24"/>
         <w:szCs w:val="24"/>
       </w:rPr>
@@ -21432,6 +21876,7 @@
         <w:rFonts w:ascii="Times New Roman" w:hAnsi="Times New Roman" w:cs="Times New Roman" w:eastAsia="Times New Roman"/>
         <w:b/>
         <w:bCs/>
+        <w:color w:val="000000"/>
         <w:sz w:val="24"/>
         <w:szCs w:val="24"/>
       </w:rPr>
@@ -21447,6 +21892,7 @@
         <w:rFonts w:ascii="Times New Roman" w:hAnsi="Times New Roman" w:cs="Times New Roman" w:eastAsia="Times New Roman"/>
         <w:b/>
         <w:bCs/>
+        <w:color w:val="000000"/>
         <w:sz w:val="24"/>
         <w:szCs w:val="24"/>
       </w:rPr>
@@ -21456,6 +21902,7 @@
         <w:rFonts w:ascii="Times New Roman" w:hAnsi="Times New Roman" w:cs="Times New Roman" w:eastAsia="Times New Roman"/>
         <w:b/>
         <w:bCs/>
+        <w:color w:val="000000"/>
         <w:sz w:val="24"/>
         <w:szCs w:val="24"/>
       </w:rPr>
@@ -21508,6 +21955,7 @@
         <w:rFonts w:ascii="Times New Roman" w:hAnsi="Times New Roman" w:cs="Times New Roman" w:eastAsia="Times New Roman"/>
         <w:b/>
         <w:bCs/>
+        <w:color w:val="000000"/>
         <w:sz w:val="24"/>
         <w:szCs w:val="24"/>
       </w:rPr>
@@ -21517,6 +21965,7 @@
         <w:rFonts w:ascii="Times New Roman" w:hAnsi="Times New Roman" w:cs="Times New Roman" w:eastAsia="Times New Roman"/>
         <w:b/>
         <w:bCs/>
+        <w:color w:val="000000"/>
         <w:sz w:val="24"/>
         <w:szCs w:val="24"/>
       </w:rPr>
@@ -21532,6 +21981,7 @@
         <w:rFonts w:ascii="Times New Roman" w:hAnsi="Times New Roman" w:cs="Times New Roman" w:eastAsia="Times New Roman"/>
         <w:b/>
         <w:bCs/>
+        <w:color w:val="000000"/>
         <w:sz w:val="24"/>
         <w:szCs w:val="24"/>
       </w:rPr>
@@ -21541,6 +21991,7 @@
         <w:rFonts w:ascii="Times New Roman" w:hAnsi="Times New Roman" w:cs="Times New Roman" w:eastAsia="Times New Roman"/>
         <w:b/>
         <w:bCs/>
+        <w:color w:val="000000"/>
         <w:sz w:val="24"/>
         <w:szCs w:val="24"/>
       </w:rPr>
@@ -21593,6 +22044,7 @@
         <w:rFonts w:ascii="Times New Roman" w:hAnsi="Times New Roman" w:cs="Times New Roman" w:eastAsia="Times New Roman"/>
         <w:b/>
         <w:bCs/>
+        <w:color w:val="000000"/>
         <w:sz w:val="24"/>
         <w:szCs w:val="24"/>
       </w:rPr>
@@ -21602,6 +22054,7 @@
         <w:rFonts w:ascii="Times New Roman" w:hAnsi="Times New Roman" w:cs="Times New Roman" w:eastAsia="Times New Roman"/>
         <w:b/>
         <w:bCs/>
+        <w:color w:val="000000"/>
         <w:sz w:val="24"/>
         <w:szCs w:val="24"/>
       </w:rPr>
@@ -21617,6 +22070,7 @@
         <w:rFonts w:ascii="Times New Roman" w:hAnsi="Times New Roman" w:cs="Times New Roman" w:eastAsia="Times New Roman"/>
         <w:b/>
         <w:bCs/>
+        <w:color w:val="000000"/>
         <w:sz w:val="24"/>
         <w:szCs w:val="24"/>
       </w:rPr>
@@ -21626,6 +22080,7 @@
         <w:rFonts w:ascii="Times New Roman" w:hAnsi="Times New Roman" w:cs="Times New Roman" w:eastAsia="Times New Roman"/>
         <w:b/>
         <w:bCs/>
+        <w:color w:val="000000"/>
         <w:sz w:val="24"/>
         <w:szCs w:val="24"/>
       </w:rPr>
@@ -21678,6 +22133,7 @@
         <w:rFonts w:ascii="Times New Roman" w:hAnsi="Times New Roman" w:cs="Times New Roman" w:eastAsia="Times New Roman"/>
         <w:b/>
         <w:bCs/>
+        <w:color w:val="000000"/>
         <w:sz w:val="24"/>
         <w:szCs w:val="24"/>
       </w:rPr>
@@ -21687,6 +22143,7 @@
         <w:rFonts w:ascii="Times New Roman" w:hAnsi="Times New Roman" w:cs="Times New Roman" w:eastAsia="Times New Roman"/>
         <w:b/>
         <w:bCs/>
+        <w:color w:val="000000"/>
         <w:sz w:val="24"/>
         <w:szCs w:val="24"/>
       </w:rPr>
@@ -21702,6 +22159,7 @@
         <w:rFonts w:ascii="Times New Roman" w:hAnsi="Times New Roman" w:cs="Times New Roman" w:eastAsia="Times New Roman"/>
         <w:b/>
         <w:bCs/>
+        <w:color w:val="000000"/>
         <w:sz w:val="24"/>
         <w:szCs w:val="24"/>
       </w:rPr>
@@ -21711,6 +22169,7 @@
         <w:rFonts w:ascii="Times New Roman" w:hAnsi="Times New Roman" w:cs="Times New Roman" w:eastAsia="Times New Roman"/>
         <w:b/>
         <w:bCs/>
+        <w:color w:val="000000"/>
         <w:sz w:val="24"/>
         <w:szCs w:val="24"/>
       </w:rPr>
@@ -21763,6 +22222,7 @@
         <w:rFonts w:ascii="Times New Roman" w:hAnsi="Times New Roman" w:cs="Times New Roman" w:eastAsia="Times New Roman"/>
         <w:b/>
         <w:bCs/>
+        <w:color w:val="000000"/>
         <w:sz w:val="24"/>
         <w:szCs w:val="24"/>
       </w:rPr>
@@ -21772,6 +22232,7 @@
         <w:rFonts w:ascii="Times New Roman" w:hAnsi="Times New Roman" w:cs="Times New Roman" w:eastAsia="Times New Roman"/>
         <w:b/>
         <w:bCs/>
+        <w:color w:val="000000"/>
         <w:sz w:val="24"/>
         <w:szCs w:val="24"/>
       </w:rPr>
@@ -21787,6 +22248,7 @@
         <w:rFonts w:ascii="Times New Roman" w:hAnsi="Times New Roman" w:cs="Times New Roman" w:eastAsia="Times New Roman"/>
         <w:b/>
         <w:bCs/>
+        <w:color w:val="000000"/>
         <w:sz w:val="24"/>
         <w:szCs w:val="24"/>
       </w:rPr>
@@ -21796,6 +22258,7 @@
         <w:rFonts w:ascii="Times New Roman" w:hAnsi="Times New Roman" w:cs="Times New Roman" w:eastAsia="Times New Roman"/>
         <w:b/>
         <w:bCs/>
+        <w:color w:val="000000"/>
         <w:sz w:val="24"/>
         <w:szCs w:val="24"/>
       </w:rPr>
@@ -21848,6 +22311,7 @@
         <w:rFonts w:ascii="Times New Roman" w:hAnsi="Times New Roman" w:cs="Times New Roman" w:eastAsia="Times New Roman"/>
         <w:b/>
         <w:bCs/>
+        <w:color w:val="000000"/>
         <w:sz w:val="24"/>
         <w:szCs w:val="24"/>
       </w:rPr>
@@ -21857,6 +22321,7 @@
         <w:rFonts w:ascii="Times New Roman" w:hAnsi="Times New Roman" w:cs="Times New Roman" w:eastAsia="Times New Roman"/>
         <w:b/>
         <w:bCs/>
+        <w:color w:val="000000"/>
         <w:sz w:val="24"/>
         <w:szCs w:val="24"/>
       </w:rPr>
@@ -21872,6 +22337,7 @@
         <w:rFonts w:ascii="Times New Roman" w:hAnsi="Times New Roman" w:cs="Times New Roman" w:eastAsia="Times New Roman"/>
         <w:b/>
         <w:bCs/>
+        <w:color w:val="000000"/>
         <w:sz w:val="24"/>
         <w:szCs w:val="24"/>
       </w:rPr>
@@ -21881,6 +22347,7 @@
         <w:rFonts w:ascii="Times New Roman" w:hAnsi="Times New Roman" w:cs="Times New Roman" w:eastAsia="Times New Roman"/>
         <w:b/>
         <w:bCs/>
+        <w:color w:val="000000"/>
         <w:sz w:val="24"/>
         <w:szCs w:val="24"/>
       </w:rPr>
@@ -21933,6 +22400,7 @@
         <w:rFonts w:ascii="Times New Roman" w:hAnsi="Times New Roman" w:cs="Times New Roman" w:eastAsia="Times New Roman"/>
         <w:b/>
         <w:bCs/>
+        <w:color w:val="000000"/>
         <w:sz w:val="24"/>
         <w:szCs w:val="24"/>
       </w:rPr>
@@ -21942,6 +22410,7 @@
         <w:rFonts w:ascii="Times New Roman" w:hAnsi="Times New Roman" w:cs="Times New Roman" w:eastAsia="Times New Roman"/>
         <w:b/>
         <w:bCs/>
+        <w:color w:val="000000"/>
         <w:sz w:val="24"/>
         <w:szCs w:val="24"/>
       </w:rPr>
@@ -21957,6 +22426,7 @@
         <w:rFonts w:ascii="Times New Roman" w:hAnsi="Times New Roman" w:cs="Times New Roman" w:eastAsia="Times New Roman"/>
         <w:b/>
         <w:bCs/>
+        <w:color w:val="000000"/>
         <w:sz w:val="24"/>
         <w:szCs w:val="24"/>
       </w:rPr>
@@ -21966,6 +22436,7 @@
         <w:rFonts w:ascii="Times New Roman" w:hAnsi="Times New Roman" w:cs="Times New Roman" w:eastAsia="Times New Roman"/>
         <w:b/>
         <w:bCs/>
+        <w:color w:val="000000"/>
         <w:sz w:val="24"/>
         <w:szCs w:val="24"/>
       </w:rPr>
@@ -21993,7 +22464,7 @@
     </w:pPr>
     <w:rPr>
       <w:rFonts w:ascii="Times New Roman" w:hAnsi="Times New Roman" w:cs="Times New Roman" w:eastAsia="Times New Roman"/>
-      <w:color w:val="000000" w:themeColor="text1"/>
+      <w:color w:val="000000"/>
       <w:sz w:val="24"/>
       <w:szCs w:val="24"/>
     </w:rPr>
@@ -22024,7 +22495,7 @@
         <w:rFonts w:ascii="Times New Roman" w:hAnsi="Times New Roman" w:cs="Times New Roman" w:eastAsia="Times New Roman"/>
         <w:b/>
         <w:bCs/>
-        <w:color w:val="000000" w:themeColor="text1"/>
+        <w:color w:val="000000"/>
         <w:sz w:val="24"/>
         <w:szCs w:val="24"/>
       </w:rPr>
@@ -22038,7 +22509,7 @@
         <w:rFonts w:ascii="Times New Roman" w:hAnsi="Times New Roman" w:cs="Times New Roman" w:eastAsia="Times New Roman"/>
         <w:b/>
         <w:bCs/>
-        <w:color w:val="000000" w:themeColor="text1"/>
+        <w:color w:val="000000"/>
         <w:sz w:val="24"/>
         <w:szCs w:val="24"/>
       </w:rPr>
@@ -22060,7 +22531,7 @@
         <w:rFonts w:ascii="Times New Roman" w:hAnsi="Times New Roman" w:cs="Times New Roman" w:eastAsia="Times New Roman"/>
         <w:b/>
         <w:bCs/>
-        <w:color w:val="000000" w:themeColor="text1"/>
+        <w:color w:val="000000"/>
         <w:sz w:val="24"/>
         <w:szCs w:val="24"/>
       </w:rPr>
@@ -22082,7 +22553,7 @@
         <w:rFonts w:ascii="Times New Roman" w:hAnsi="Times New Roman" w:cs="Times New Roman" w:eastAsia="Times New Roman"/>
         <w:b w:val="0"/>
         <w:bCs w:val="0"/>
-        <w:color w:val="000000" w:themeColor="text1"/>
+        <w:color w:val="000000"/>
         <w:sz w:val="24"/>
         <w:szCs w:val="24"/>
       </w:rPr>
@@ -22132,7 +22603,7 @@
     </w:pPr>
     <w:rPr>
       <w:rFonts w:ascii="Times New Roman" w:hAnsi="Times New Roman" w:cs="Times New Roman" w:eastAsia="Times New Roman"/>
-      <w:color w:val="000000" w:themeColor="text1"/>
+      <w:color w:val="000000"/>
       <w:sz w:val="24"/>
       <w:szCs w:val="24"/>
     </w:rPr>
@@ -22163,7 +22634,7 @@
         <w:rFonts w:ascii="Times New Roman" w:hAnsi="Times New Roman" w:cs="Times New Roman" w:eastAsia="Times New Roman"/>
         <w:b/>
         <w:bCs/>
-        <w:color w:val="000000" w:themeColor="text1"/>
+        <w:color w:val="000000"/>
         <w:sz w:val="24"/>
         <w:szCs w:val="24"/>
       </w:rPr>
@@ -22177,7 +22648,7 @@
         <w:rFonts w:ascii="Times New Roman" w:hAnsi="Times New Roman" w:cs="Times New Roman" w:eastAsia="Times New Roman"/>
         <w:b/>
         <w:bCs/>
-        <w:color w:val="000000" w:themeColor="text1"/>
+        <w:color w:val="000000"/>
         <w:sz w:val="24"/>
         <w:szCs w:val="24"/>
       </w:rPr>
@@ -22199,7 +22670,7 @@
         <w:rFonts w:ascii="Times New Roman" w:hAnsi="Times New Roman" w:cs="Times New Roman" w:eastAsia="Times New Roman"/>
         <w:b/>
         <w:bCs/>
-        <w:color w:val="000000" w:themeColor="text1"/>
+        <w:color w:val="000000"/>
         <w:sz w:val="24"/>
         <w:szCs w:val="24"/>
       </w:rPr>
@@ -22221,7 +22692,7 @@
         <w:rFonts w:ascii="Times New Roman" w:hAnsi="Times New Roman" w:cs="Times New Roman" w:eastAsia="Times New Roman"/>
         <w:b w:val="0"/>
         <w:bCs w:val="0"/>
-        <w:color w:val="000000" w:themeColor="text1"/>
+        <w:color w:val="000000"/>
         <w:sz w:val="24"/>
         <w:szCs w:val="24"/>
       </w:rPr>
@@ -22271,7 +22742,7 @@
     </w:pPr>
     <w:rPr>
       <w:rFonts w:ascii="Times New Roman" w:hAnsi="Times New Roman" w:cs="Times New Roman" w:eastAsia="Times New Roman"/>
-      <w:color w:val="000000" w:themeColor="text1"/>
+      <w:color w:val="000000"/>
       <w:sz w:val="24"/>
       <w:szCs w:val="24"/>
     </w:rPr>
@@ -22302,7 +22773,7 @@
         <w:rFonts w:ascii="Times New Roman" w:hAnsi="Times New Roman" w:cs="Times New Roman" w:eastAsia="Times New Roman"/>
         <w:b/>
         <w:bCs/>
-        <w:color w:val="000000" w:themeColor="text1"/>
+        <w:color w:val="000000"/>
         <w:sz w:val="24"/>
         <w:szCs w:val="24"/>
       </w:rPr>
@@ -22316,7 +22787,7 @@
         <w:rFonts w:ascii="Times New Roman" w:hAnsi="Times New Roman" w:cs="Times New Roman" w:eastAsia="Times New Roman"/>
         <w:b/>
         <w:bCs/>
-        <w:color w:val="000000" w:themeColor="text1"/>
+        <w:color w:val="000000"/>
         <w:sz w:val="24"/>
         <w:szCs w:val="24"/>
       </w:rPr>
@@ -22338,7 +22809,7 @@
         <w:rFonts w:ascii="Times New Roman" w:hAnsi="Times New Roman" w:cs="Times New Roman" w:eastAsia="Times New Roman"/>
         <w:b/>
         <w:bCs/>
-        <w:color w:val="000000" w:themeColor="text1"/>
+        <w:color w:val="000000"/>
         <w:sz w:val="24"/>
         <w:szCs w:val="24"/>
       </w:rPr>
@@ -22360,7 +22831,7 @@
         <w:rFonts w:ascii="Times New Roman" w:hAnsi="Times New Roman" w:cs="Times New Roman" w:eastAsia="Times New Roman"/>
         <w:b w:val="0"/>
         <w:bCs w:val="0"/>
-        <w:color w:val="000000" w:themeColor="text1"/>
+        <w:color w:val="000000"/>
         <w:sz w:val="24"/>
         <w:szCs w:val="24"/>
       </w:rPr>
@@ -22410,7 +22881,7 @@
     </w:pPr>
     <w:rPr>
       <w:rFonts w:ascii="Times New Roman" w:hAnsi="Times New Roman" w:cs="Times New Roman" w:eastAsia="Times New Roman"/>
-      <w:color w:val="000000" w:themeColor="text1"/>
+      <w:color w:val="000000"/>
       <w:sz w:val="24"/>
       <w:szCs w:val="24"/>
     </w:rPr>
@@ -22441,7 +22912,7 @@
         <w:rFonts w:ascii="Times New Roman" w:hAnsi="Times New Roman" w:cs="Times New Roman" w:eastAsia="Times New Roman"/>
         <w:b/>
         <w:bCs/>
-        <w:color w:val="000000" w:themeColor="text1"/>
+        <w:color w:val="000000"/>
         <w:sz w:val="24"/>
         <w:szCs w:val="24"/>
       </w:rPr>
@@ -22455,7 +22926,7 @@
         <w:rFonts w:ascii="Times New Roman" w:hAnsi="Times New Roman" w:cs="Times New Roman" w:eastAsia="Times New Roman"/>
         <w:b/>
         <w:bCs/>
-        <w:color w:val="000000" w:themeColor="text1"/>
+        <w:color w:val="000000"/>
         <w:sz w:val="24"/>
         <w:szCs w:val="24"/>
       </w:rPr>
@@ -22477,7 +22948,7 @@
         <w:rFonts w:ascii="Times New Roman" w:hAnsi="Times New Roman" w:cs="Times New Roman" w:eastAsia="Times New Roman"/>
         <w:b/>
         <w:bCs/>
-        <w:color w:val="000000" w:themeColor="text1"/>
+        <w:color w:val="000000"/>
         <w:sz w:val="24"/>
         <w:szCs w:val="24"/>
       </w:rPr>
@@ -22499,7 +22970,7 @@
         <w:rFonts w:ascii="Times New Roman" w:hAnsi="Times New Roman" w:cs="Times New Roman" w:eastAsia="Times New Roman"/>
         <w:b w:val="0"/>
         <w:bCs w:val="0"/>
-        <w:color w:val="000000" w:themeColor="text1"/>
+        <w:color w:val="000000"/>
         <w:sz w:val="24"/>
         <w:szCs w:val="24"/>
       </w:rPr>
@@ -22549,7 +23020,7 @@
     </w:pPr>
     <w:rPr>
       <w:rFonts w:ascii="Times New Roman" w:hAnsi="Times New Roman" w:cs="Times New Roman" w:eastAsia="Times New Roman"/>
-      <w:color w:val="000000" w:themeColor="text1"/>
+      <w:color w:val="000000"/>
       <w:sz w:val="24"/>
       <w:szCs w:val="24"/>
     </w:rPr>
@@ -22580,7 +23051,7 @@
         <w:rFonts w:ascii="Times New Roman" w:hAnsi="Times New Roman" w:cs="Times New Roman" w:eastAsia="Times New Roman"/>
         <w:b/>
         <w:bCs/>
-        <w:color w:val="000000" w:themeColor="text1"/>
+        <w:color w:val="000000"/>
         <w:sz w:val="24"/>
         <w:szCs w:val="24"/>
       </w:rPr>
@@ -22594,7 +23065,7 @@
         <w:rFonts w:ascii="Times New Roman" w:hAnsi="Times New Roman" w:cs="Times New Roman" w:eastAsia="Times New Roman"/>
         <w:b/>
         <w:bCs/>
-        <w:color w:val="000000" w:themeColor="text1"/>
+        <w:color w:val="000000"/>
         <w:sz w:val="24"/>
         <w:szCs w:val="24"/>
       </w:rPr>
@@ -22616,7 +23087,7 @@
         <w:rFonts w:ascii="Times New Roman" w:hAnsi="Times New Roman" w:cs="Times New Roman" w:eastAsia="Times New Roman"/>
         <w:b/>
         <w:bCs/>
-        <w:color w:val="000000" w:themeColor="text1"/>
+        <w:color w:val="000000"/>
         <w:sz w:val="24"/>
         <w:szCs w:val="24"/>
       </w:rPr>
@@ -22638,7 +23109,7 @@
         <w:rFonts w:ascii="Times New Roman" w:hAnsi="Times New Roman" w:cs="Times New Roman" w:eastAsia="Times New Roman"/>
         <w:b w:val="0"/>
         <w:bCs w:val="0"/>
-        <w:color w:val="000000" w:themeColor="text1"/>
+        <w:color w:val="000000"/>
         <w:sz w:val="24"/>
         <w:szCs w:val="24"/>
       </w:rPr>
@@ -22688,7 +23159,7 @@
     </w:pPr>
     <w:rPr>
       <w:rFonts w:ascii="Times New Roman" w:hAnsi="Times New Roman" w:cs="Times New Roman" w:eastAsia="Times New Roman"/>
-      <w:color w:val="000000" w:themeColor="text1"/>
+      <w:color w:val="000000"/>
       <w:sz w:val="24"/>
       <w:szCs w:val="24"/>
     </w:rPr>
@@ -22719,7 +23190,7 @@
         <w:rFonts w:ascii="Times New Roman" w:hAnsi="Times New Roman" w:cs="Times New Roman" w:eastAsia="Times New Roman"/>
         <w:b/>
         <w:bCs/>
-        <w:color w:val="000000" w:themeColor="text1"/>
+        <w:color w:val="000000"/>
         <w:sz w:val="24"/>
         <w:szCs w:val="24"/>
       </w:rPr>
@@ -22733,7 +23204,7 @@
         <w:rFonts w:ascii="Times New Roman" w:hAnsi="Times New Roman" w:cs="Times New Roman" w:eastAsia="Times New Roman"/>
         <w:b/>
         <w:bCs/>
-        <w:color w:val="000000" w:themeColor="text1"/>
+        <w:color w:val="000000"/>
         <w:sz w:val="24"/>
         <w:szCs w:val="24"/>
       </w:rPr>
@@ -22755,7 +23226,7 @@
         <w:rFonts w:ascii="Times New Roman" w:hAnsi="Times New Roman" w:cs="Times New Roman" w:eastAsia="Times New Roman"/>
         <w:b/>
         <w:bCs/>
-        <w:color w:val="000000" w:themeColor="text1"/>
+        <w:color w:val="000000"/>
         <w:sz w:val="24"/>
         <w:szCs w:val="24"/>
       </w:rPr>
@@ -22777,7 +23248,7 @@
         <w:rFonts w:ascii="Times New Roman" w:hAnsi="Times New Roman" w:cs="Times New Roman" w:eastAsia="Times New Roman"/>
         <w:b w:val="0"/>
         <w:bCs w:val="0"/>
-        <w:color w:val="000000" w:themeColor="text1"/>
+        <w:color w:val="000000"/>
         <w:sz w:val="24"/>
         <w:szCs w:val="24"/>
       </w:rPr>
@@ -22827,7 +23298,7 @@
     </w:pPr>
     <w:rPr>
       <w:rFonts w:ascii="Times New Roman" w:hAnsi="Times New Roman" w:cs="Times New Roman" w:eastAsia="Times New Roman"/>
-      <w:color w:val="000000" w:themeColor="text1"/>
+      <w:color w:val="000000"/>
       <w:sz w:val="24"/>
       <w:szCs w:val="24"/>
     </w:rPr>
@@ -22858,7 +23329,7 @@
         <w:rFonts w:ascii="Times New Roman" w:hAnsi="Times New Roman" w:cs="Times New Roman" w:eastAsia="Times New Roman"/>
         <w:b/>
         <w:bCs/>
-        <w:color w:val="000000" w:themeColor="text1"/>
+        <w:color w:val="000000"/>
         <w:sz w:val="24"/>
         <w:szCs w:val="24"/>
       </w:rPr>
@@ -22872,7 +23343,7 @@
         <w:rFonts w:ascii="Times New Roman" w:hAnsi="Times New Roman" w:cs="Times New Roman" w:eastAsia="Times New Roman"/>
         <w:b/>
         <w:bCs/>
-        <w:color w:val="000000" w:themeColor="text1"/>
+        <w:color w:val="000000"/>
         <w:sz w:val="24"/>
         <w:szCs w:val="24"/>
       </w:rPr>
@@ -22894,7 +23365,7 @@
         <w:rFonts w:ascii="Times New Roman" w:hAnsi="Times New Roman" w:cs="Times New Roman" w:eastAsia="Times New Roman"/>
         <w:b/>
         <w:bCs/>
-        <w:color w:val="000000" w:themeColor="text1"/>
+        <w:color w:val="000000"/>
         <w:sz w:val="24"/>
         <w:szCs w:val="24"/>
       </w:rPr>
@@ -22916,7 +23387,7 @@
         <w:rFonts w:ascii="Times New Roman" w:hAnsi="Times New Roman" w:cs="Times New Roman" w:eastAsia="Times New Roman"/>
         <w:b w:val="0"/>
         <w:bCs w:val="0"/>
-        <w:color w:val="000000" w:themeColor="text1"/>
+        <w:color w:val="000000"/>
         <w:sz w:val="24"/>
         <w:szCs w:val="24"/>
       </w:rPr>
@@ -22993,7 +23464,7 @@
         <w:bCs/>
         <w:i w:val="0"/>
         <w:iCs w:val="0"/>
-        <w:color w:val="FFFFFF" w:themeColor="background1"/>
+        <w:color w:val="000000"/>
         <w:sz w:val="24"/>
         <w:szCs w:val="24"/>
       </w:rPr>
@@ -23017,7 +23488,7 @@
         <w:bCs/>
         <w:i w:val="0"/>
         <w:iCs w:val="0"/>
-        <w:color w:val="FFFFFF" w:themeColor="background1"/>
+        <w:color w:val="000000"/>
         <w:sz w:val="24"/>
         <w:szCs w:val="24"/>
       </w:rPr>
@@ -23041,7 +23512,7 @@
         <w:bCs/>
         <w:i w:val="0"/>
         <w:iCs w:val="0"/>
-        <w:color w:val="FFFFFF" w:themeColor="background1"/>
+        <w:color w:val="000000"/>
         <w:sz w:val="24"/>
         <w:szCs w:val="24"/>
       </w:rPr>
@@ -23063,7 +23534,7 @@
         <w:bCs/>
         <w:i w:val="0"/>
         <w:iCs w:val="0"/>
-        <w:color w:val="FFFFFF" w:themeColor="background1"/>
+        <w:color w:val="000000"/>
         <w:sz w:val="24"/>
         <w:szCs w:val="24"/>
       </w:rPr>
@@ -23146,7 +23617,7 @@
         <w:bCs/>
         <w:i w:val="0"/>
         <w:iCs w:val="0"/>
-        <w:color w:val="FFFFFF" w:themeColor="background1"/>
+        <w:color w:val="000000"/>
         <w:sz w:val="24"/>
         <w:szCs w:val="24"/>
       </w:rPr>
@@ -23170,7 +23641,7 @@
         <w:bCs/>
         <w:i w:val="0"/>
         <w:iCs w:val="0"/>
-        <w:color w:val="FFFFFF" w:themeColor="background1"/>
+        <w:color w:val="000000"/>
         <w:sz w:val="24"/>
         <w:szCs w:val="24"/>
       </w:rPr>
@@ -23194,7 +23665,7 @@
         <w:bCs/>
         <w:i w:val="0"/>
         <w:iCs w:val="0"/>
-        <w:color w:val="FFFFFF" w:themeColor="background1"/>
+        <w:color w:val="000000"/>
         <w:sz w:val="24"/>
         <w:szCs w:val="24"/>
       </w:rPr>
@@ -23216,7 +23687,7 @@
         <w:bCs/>
         <w:i w:val="0"/>
         <w:iCs w:val="0"/>
-        <w:color w:val="FFFFFF" w:themeColor="background1"/>
+        <w:color w:val="000000"/>
         <w:sz w:val="24"/>
         <w:szCs w:val="24"/>
       </w:rPr>
@@ -23299,7 +23770,7 @@
         <w:bCs/>
         <w:i w:val="0"/>
         <w:iCs w:val="0"/>
-        <w:color w:val="FFFFFF" w:themeColor="background1"/>
+        <w:color w:val="000000"/>
         <w:sz w:val="24"/>
         <w:szCs w:val="24"/>
       </w:rPr>
@@ -23323,7 +23794,7 @@
         <w:bCs/>
         <w:i w:val="0"/>
         <w:iCs w:val="0"/>
-        <w:color w:val="FFFFFF" w:themeColor="background1"/>
+        <w:color w:val="000000"/>
         <w:sz w:val="24"/>
         <w:szCs w:val="24"/>
       </w:rPr>
@@ -23347,7 +23818,7 @@
         <w:bCs/>
         <w:i w:val="0"/>
         <w:iCs w:val="0"/>
-        <w:color w:val="FFFFFF" w:themeColor="background1"/>
+        <w:color w:val="000000"/>
         <w:sz w:val="24"/>
         <w:szCs w:val="24"/>
       </w:rPr>
@@ -23369,7 +23840,7 @@
         <w:bCs/>
         <w:i w:val="0"/>
         <w:iCs w:val="0"/>
-        <w:color w:val="FFFFFF" w:themeColor="background1"/>
+        <w:color w:val="000000"/>
         <w:sz w:val="24"/>
         <w:szCs w:val="24"/>
       </w:rPr>
@@ -23452,7 +23923,7 @@
         <w:bCs/>
         <w:i w:val="0"/>
         <w:iCs w:val="0"/>
-        <w:color w:val="FFFFFF" w:themeColor="background1"/>
+        <w:color w:val="000000"/>
         <w:sz w:val="24"/>
         <w:szCs w:val="24"/>
       </w:rPr>
@@ -23476,7 +23947,7 @@
         <w:bCs/>
         <w:i w:val="0"/>
         <w:iCs w:val="0"/>
-        <w:color w:val="FFFFFF" w:themeColor="background1"/>
+        <w:color w:val="000000"/>
         <w:sz w:val="24"/>
         <w:szCs w:val="24"/>
       </w:rPr>
@@ -23500,7 +23971,7 @@
         <w:bCs/>
         <w:i w:val="0"/>
         <w:iCs w:val="0"/>
-        <w:color w:val="FFFFFF" w:themeColor="background1"/>
+        <w:color w:val="000000"/>
         <w:sz w:val="24"/>
         <w:szCs w:val="24"/>
       </w:rPr>
@@ -23522,7 +23993,7 @@
         <w:bCs/>
         <w:i w:val="0"/>
         <w:iCs w:val="0"/>
-        <w:color w:val="FFFFFF" w:themeColor="background1"/>
+        <w:color w:val="000000"/>
         <w:sz w:val="24"/>
         <w:szCs w:val="24"/>
       </w:rPr>
@@ -23605,7 +24076,7 @@
         <w:bCs/>
         <w:i w:val="0"/>
         <w:iCs w:val="0"/>
-        <w:color w:val="FFFFFF" w:themeColor="background1"/>
+        <w:color w:val="000000"/>
         <w:sz w:val="24"/>
         <w:szCs w:val="24"/>
       </w:rPr>
@@ -23629,7 +24100,7 @@
         <w:bCs/>
         <w:i w:val="0"/>
         <w:iCs w:val="0"/>
-        <w:color w:val="FFFFFF" w:themeColor="background1"/>
+        <w:color w:val="000000"/>
         <w:sz w:val="24"/>
         <w:szCs w:val="24"/>
       </w:rPr>
@@ -23653,7 +24124,7 @@
         <w:bCs/>
         <w:i w:val="0"/>
         <w:iCs w:val="0"/>
-        <w:color w:val="FFFFFF" w:themeColor="background1"/>
+        <w:color w:val="000000"/>
         <w:sz w:val="24"/>
         <w:szCs w:val="24"/>
       </w:rPr>
@@ -23675,7 +24146,7 @@
         <w:bCs/>
         <w:i w:val="0"/>
         <w:iCs w:val="0"/>
-        <w:color w:val="FFFFFF" w:themeColor="background1"/>
+        <w:color w:val="000000"/>
         <w:sz w:val="24"/>
         <w:szCs w:val="24"/>
       </w:rPr>
@@ -23758,7 +24229,7 @@
         <w:bCs/>
         <w:i w:val="0"/>
         <w:iCs w:val="0"/>
-        <w:color w:val="FFFFFF" w:themeColor="background1"/>
+        <w:color w:val="000000"/>
         <w:sz w:val="24"/>
         <w:szCs w:val="24"/>
       </w:rPr>
@@ -23782,7 +24253,7 @@
         <w:bCs/>
         <w:i w:val="0"/>
         <w:iCs w:val="0"/>
-        <w:color w:val="FFFFFF" w:themeColor="background1"/>
+        <w:color w:val="000000"/>
         <w:sz w:val="24"/>
         <w:szCs w:val="24"/>
       </w:rPr>
@@ -23806,7 +24277,7 @@
         <w:bCs/>
         <w:i w:val="0"/>
         <w:iCs w:val="0"/>
-        <w:color w:val="FFFFFF" w:themeColor="background1"/>
+        <w:color w:val="000000"/>
         <w:sz w:val="24"/>
         <w:szCs w:val="24"/>
       </w:rPr>
@@ -23828,7 +24299,7 @@
         <w:bCs/>
         <w:i w:val="0"/>
         <w:iCs w:val="0"/>
-        <w:color w:val="FFFFFF" w:themeColor="background1"/>
+        <w:color w:val="000000"/>
         <w:sz w:val="24"/>
         <w:szCs w:val="24"/>
       </w:rPr>
@@ -23911,7 +24382,7 @@
         <w:bCs/>
         <w:i w:val="0"/>
         <w:iCs w:val="0"/>
-        <w:color w:val="FFFFFF" w:themeColor="background1"/>
+        <w:color w:val="000000"/>
         <w:sz w:val="24"/>
         <w:szCs w:val="24"/>
       </w:rPr>
@@ -23935,7 +24406,7 @@
         <w:bCs/>
         <w:i w:val="0"/>
         <w:iCs w:val="0"/>
-        <w:color w:val="FFFFFF" w:themeColor="background1"/>
+        <w:color w:val="000000"/>
         <w:sz w:val="24"/>
         <w:szCs w:val="24"/>
       </w:rPr>
@@ -23959,7 +24430,7 @@
         <w:bCs/>
         <w:i w:val="0"/>
         <w:iCs w:val="0"/>
-        <w:color w:val="FFFFFF" w:themeColor="background1"/>
+        <w:color w:val="000000"/>
         <w:sz w:val="24"/>
         <w:szCs w:val="24"/>
       </w:rPr>
@@ -23981,7 +24452,7 @@
         <w:bCs/>
         <w:i w:val="0"/>
         <w:iCs w:val="0"/>
-        <w:color w:val="FFFFFF" w:themeColor="background1"/>
+        <w:color w:val="000000"/>
         <w:sz w:val="24"/>
         <w:szCs w:val="24"/>
       </w:rPr>
@@ -24037,7 +24508,7 @@
     </w:pPr>
     <w:rPr>
       <w:rFonts w:ascii="Times New Roman" w:hAnsi="Times New Roman" w:cs="Times New Roman" w:eastAsia="Times New Roman"/>
-      <w:color w:val="FFFFFF" w:themeColor="background1"/>
+      <w:color w:val="000000"/>
       <w:sz w:val="24"/>
       <w:szCs w:val="24"/>
     </w:rPr>
@@ -24060,6 +24531,7 @@
         <w:rFonts w:ascii="Times New Roman" w:hAnsi="Times New Roman" w:cs="Times New Roman" w:eastAsia="Times New Roman"/>
         <w:b/>
         <w:bCs/>
+        <w:color w:val="000000"/>
         <w:sz w:val="24"/>
         <w:szCs w:val="24"/>
       </w:rPr>
@@ -24157,7 +24629,7 @@
     </w:pPr>
     <w:rPr>
       <w:rFonts w:ascii="Times New Roman" w:hAnsi="Times New Roman" w:cs="Times New Roman" w:eastAsia="Times New Roman"/>
-      <w:color w:val="FFFFFF" w:themeColor="background1"/>
+      <w:color w:val="000000"/>
       <w:sz w:val="24"/>
       <w:szCs w:val="24"/>
     </w:rPr>
@@ -24180,6 +24652,7 @@
         <w:rFonts w:ascii="Times New Roman" w:hAnsi="Times New Roman" w:cs="Times New Roman" w:eastAsia="Times New Roman"/>
         <w:b/>
         <w:bCs/>
+        <w:color w:val="000000"/>
         <w:sz w:val="24"/>
         <w:szCs w:val="24"/>
       </w:rPr>
@@ -24277,7 +24750,7 @@
     </w:pPr>
     <w:rPr>
       <w:rFonts w:ascii="Times New Roman" w:hAnsi="Times New Roman" w:cs="Times New Roman" w:eastAsia="Times New Roman"/>
-      <w:color w:val="FFFFFF" w:themeColor="background1"/>
+      <w:color w:val="000000"/>
       <w:sz w:val="24"/>
       <w:szCs w:val="24"/>
     </w:rPr>
@@ -24300,6 +24773,7 @@
         <w:rFonts w:ascii="Times New Roman" w:hAnsi="Times New Roman" w:cs="Times New Roman" w:eastAsia="Times New Roman"/>
         <w:b/>
         <w:bCs/>
+        <w:color w:val="000000"/>
         <w:sz w:val="24"/>
         <w:szCs w:val="24"/>
       </w:rPr>
@@ -24397,7 +24871,7 @@
     </w:pPr>
     <w:rPr>
       <w:rFonts w:ascii="Times New Roman" w:hAnsi="Times New Roman" w:cs="Times New Roman" w:eastAsia="Times New Roman"/>
-      <w:color w:val="FFFFFF" w:themeColor="background1"/>
+      <w:color w:val="000000"/>
       <w:sz w:val="24"/>
       <w:szCs w:val="24"/>
     </w:rPr>
@@ -24420,6 +24894,7 @@
         <w:rFonts w:ascii="Times New Roman" w:hAnsi="Times New Roman" w:cs="Times New Roman" w:eastAsia="Times New Roman"/>
         <w:b/>
         <w:bCs/>
+        <w:color w:val="000000"/>
         <w:sz w:val="24"/>
         <w:szCs w:val="24"/>
       </w:rPr>
@@ -24517,7 +24992,7 @@
     </w:pPr>
     <w:rPr>
       <w:rFonts w:ascii="Times New Roman" w:hAnsi="Times New Roman" w:cs="Times New Roman" w:eastAsia="Times New Roman"/>
-      <w:color w:val="FFFFFF" w:themeColor="background1"/>
+      <w:color w:val="000000"/>
       <w:sz w:val="24"/>
       <w:szCs w:val="24"/>
     </w:rPr>
@@ -24540,6 +25015,7 @@
         <w:rFonts w:ascii="Times New Roman" w:hAnsi="Times New Roman" w:cs="Times New Roman" w:eastAsia="Times New Roman"/>
         <w:b/>
         <w:bCs/>
+        <w:color w:val="000000"/>
         <w:sz w:val="24"/>
         <w:szCs w:val="24"/>
       </w:rPr>
@@ -24637,7 +25113,7 @@
     </w:pPr>
     <w:rPr>
       <w:rFonts w:ascii="Times New Roman" w:hAnsi="Times New Roman" w:cs="Times New Roman" w:eastAsia="Times New Roman"/>
-      <w:color w:val="FFFFFF" w:themeColor="background1"/>
+      <w:color w:val="000000"/>
       <w:sz w:val="24"/>
       <w:szCs w:val="24"/>
     </w:rPr>
@@ -24660,6 +25136,7 @@
         <w:rFonts w:ascii="Times New Roman" w:hAnsi="Times New Roman" w:cs="Times New Roman" w:eastAsia="Times New Roman"/>
         <w:b/>
         <w:bCs/>
+        <w:color w:val="000000"/>
         <w:sz w:val="24"/>
         <w:szCs w:val="24"/>
       </w:rPr>
@@ -24757,7 +25234,7 @@
     </w:pPr>
     <w:rPr>
       <w:rFonts w:ascii="Times New Roman" w:hAnsi="Times New Roman" w:cs="Times New Roman" w:eastAsia="Times New Roman"/>
-      <w:color w:val="FFFFFF" w:themeColor="background1"/>
+      <w:color w:val="000000"/>
       <w:sz w:val="24"/>
       <w:szCs w:val="24"/>
     </w:rPr>
@@ -24780,6 +25257,7 @@
         <w:rFonts w:ascii="Times New Roman" w:hAnsi="Times New Roman" w:cs="Times New Roman" w:eastAsia="Times New Roman"/>
         <w:b/>
         <w:bCs/>
+        <w:color w:val="000000"/>
         <w:sz w:val="24"/>
         <w:szCs w:val="24"/>
       </w:rPr>
@@ -24877,7 +25355,7 @@
     </w:pPr>
     <w:rPr>
       <w:rFonts w:ascii="Times New Roman" w:hAnsi="Times New Roman" w:cs="Times New Roman" w:eastAsia="Times New Roman"/>
-      <w:color w:val="000000" w:themeColor="text1"/>
+      <w:color w:val="000000"/>
       <w:sz w:val="24"/>
       <w:szCs w:val="24"/>
     </w:rPr>
@@ -24908,6 +25386,7 @@
         <w:rFonts w:ascii="Times New Roman" w:hAnsi="Times New Roman" w:cs="Times New Roman" w:eastAsia="Times New Roman"/>
         <w:b/>
         <w:bCs/>
+        <w:color w:val="000000"/>
         <w:sz w:val="24"/>
         <w:szCs w:val="24"/>
       </w:rPr>
@@ -24929,7 +25408,7 @@
         <w:rFonts w:ascii="Times New Roman" w:hAnsi="Times New Roman" w:cs="Times New Roman" w:eastAsia="Times New Roman"/>
         <w:b/>
         <w:bCs/>
-        <w:color w:val="FFFFFF" w:themeColor="background1"/>
+        <w:color w:val="000000"/>
         <w:sz w:val="24"/>
         <w:szCs w:val="24"/>
       </w:rPr>
@@ -24944,7 +25423,7 @@
     <w:tblStylePr w:type="firstCol">
       <w:rPr>
         <w:rFonts w:ascii="Times New Roman" w:hAnsi="Times New Roman" w:cs="Times New Roman" w:eastAsia="Times New Roman"/>
-        <w:color w:val="FFFFFF" w:themeColor="background1"/>
+        <w:color w:val="000000"/>
         <w:sz w:val="24"/>
         <w:szCs w:val="24"/>
       </w:rPr>
@@ -24964,7 +25443,7 @@
     <w:tblStylePr w:type="lastCol">
       <w:rPr>
         <w:rFonts w:ascii="Times New Roman" w:hAnsi="Times New Roman" w:cs="Times New Roman" w:eastAsia="Times New Roman"/>
-        <w:color w:val="FFFFFF" w:themeColor="background1"/>
+        <w:color w:val="000000"/>
         <w:sz w:val="24"/>
         <w:szCs w:val="24"/>
       </w:rPr>
@@ -24996,7 +25475,7 @@
     <w:tblStylePr w:type="neCell">
       <w:rPr>
         <w:rFonts w:ascii="Times New Roman" w:hAnsi="Times New Roman" w:cs="Times New Roman" w:eastAsia="Times New Roman"/>
-        <w:color w:val="000000" w:themeColor="text1"/>
+        <w:color w:val="000000"/>
         <w:sz w:val="24"/>
         <w:szCs w:val="24"/>
       </w:rPr>
@@ -25004,7 +25483,7 @@
     <w:tblStylePr w:type="nwCell">
       <w:rPr>
         <w:rFonts w:ascii="Times New Roman" w:hAnsi="Times New Roman" w:cs="Times New Roman" w:eastAsia="Times New Roman"/>
-        <w:color w:val="000000" w:themeColor="text1"/>
+        <w:color w:val="000000"/>
         <w:sz w:val="24"/>
         <w:szCs w:val="24"/>
       </w:rPr>
@@ -25020,7 +25499,7 @@
     </w:pPr>
     <w:rPr>
       <w:rFonts w:ascii="Times New Roman" w:hAnsi="Times New Roman" w:cs="Times New Roman" w:eastAsia="Times New Roman"/>
-      <w:color w:val="000000" w:themeColor="text1"/>
+      <w:color w:val="000000"/>
       <w:sz w:val="24"/>
       <w:szCs w:val="24"/>
     </w:rPr>
@@ -25051,6 +25530,7 @@
         <w:rFonts w:ascii="Times New Roman" w:hAnsi="Times New Roman" w:cs="Times New Roman" w:eastAsia="Times New Roman"/>
         <w:b/>
         <w:bCs/>
+        <w:color w:val="000000"/>
         <w:sz w:val="24"/>
         <w:szCs w:val="24"/>
       </w:rPr>
@@ -25072,7 +25552,7 @@
         <w:rFonts w:ascii="Times New Roman" w:hAnsi="Times New Roman" w:cs="Times New Roman" w:eastAsia="Times New Roman"/>
         <w:b/>
         <w:bCs/>
-        <w:color w:val="FFFFFF" w:themeColor="background1"/>
+        <w:color w:val="000000"/>
         <w:sz w:val="24"/>
         <w:szCs w:val="24"/>
       </w:rPr>
@@ -25087,7 +25567,7 @@
     <w:tblStylePr w:type="firstCol">
       <w:rPr>
         <w:rFonts w:ascii="Times New Roman" w:hAnsi="Times New Roman" w:cs="Times New Roman" w:eastAsia="Times New Roman"/>
-        <w:color w:val="FFFFFF" w:themeColor="background1"/>
+        <w:color w:val="000000"/>
         <w:sz w:val="24"/>
         <w:szCs w:val="24"/>
       </w:rPr>
@@ -25107,7 +25587,7 @@
     <w:tblStylePr w:type="lastCol">
       <w:rPr>
         <w:rFonts w:ascii="Times New Roman" w:hAnsi="Times New Roman" w:cs="Times New Roman" w:eastAsia="Times New Roman"/>
-        <w:color w:val="FFFFFF" w:themeColor="background1"/>
+        <w:color w:val="000000"/>
         <w:sz w:val="24"/>
         <w:szCs w:val="24"/>
       </w:rPr>
@@ -25139,7 +25619,7 @@
     <w:tblStylePr w:type="neCell">
       <w:rPr>
         <w:rFonts w:ascii="Times New Roman" w:hAnsi="Times New Roman" w:cs="Times New Roman" w:eastAsia="Times New Roman"/>
-        <w:color w:val="000000" w:themeColor="text1"/>
+        <w:color w:val="000000"/>
         <w:sz w:val="24"/>
         <w:szCs w:val="24"/>
       </w:rPr>
@@ -25147,7 +25627,7 @@
     <w:tblStylePr w:type="nwCell">
       <w:rPr>
         <w:rFonts w:ascii="Times New Roman" w:hAnsi="Times New Roman" w:cs="Times New Roman" w:eastAsia="Times New Roman"/>
-        <w:color w:val="000000" w:themeColor="text1"/>
+        <w:color w:val="000000"/>
         <w:sz w:val="24"/>
         <w:szCs w:val="24"/>
       </w:rPr>
@@ -25163,7 +25643,7 @@
     </w:pPr>
     <w:rPr>
       <w:rFonts w:ascii="Times New Roman" w:hAnsi="Times New Roman" w:cs="Times New Roman" w:eastAsia="Times New Roman"/>
-      <w:color w:val="000000" w:themeColor="text1"/>
+      <w:color w:val="000000"/>
       <w:sz w:val="24"/>
       <w:szCs w:val="24"/>
     </w:rPr>
@@ -25194,6 +25674,7 @@
         <w:rFonts w:ascii="Times New Roman" w:hAnsi="Times New Roman" w:cs="Times New Roman" w:eastAsia="Times New Roman"/>
         <w:b/>
         <w:bCs/>
+        <w:color w:val="000000"/>
         <w:sz w:val="24"/>
         <w:szCs w:val="24"/>
       </w:rPr>
@@ -25215,7 +25696,7 @@
         <w:rFonts w:ascii="Times New Roman" w:hAnsi="Times New Roman" w:cs="Times New Roman" w:eastAsia="Times New Roman"/>
         <w:b/>
         <w:bCs/>
-        <w:color w:val="FFFFFF" w:themeColor="background1"/>
+        <w:color w:val="000000"/>
         <w:sz w:val="24"/>
         <w:szCs w:val="24"/>
       </w:rPr>
@@ -25230,7 +25711,7 @@
     <w:tblStylePr w:type="firstCol">
       <w:rPr>
         <w:rFonts w:ascii="Times New Roman" w:hAnsi="Times New Roman" w:cs="Times New Roman" w:eastAsia="Times New Roman"/>
-        <w:color w:val="FFFFFF" w:themeColor="background1"/>
+        <w:color w:val="000000"/>
         <w:sz w:val="24"/>
         <w:szCs w:val="24"/>
       </w:rPr>
@@ -25250,7 +25731,7 @@
     <w:tblStylePr w:type="lastCol">
       <w:rPr>
         <w:rFonts w:ascii="Times New Roman" w:hAnsi="Times New Roman" w:cs="Times New Roman" w:eastAsia="Times New Roman"/>
-        <w:color w:val="FFFFFF" w:themeColor="background1"/>
+        <w:color w:val="000000"/>
         <w:sz w:val="24"/>
         <w:szCs w:val="24"/>
       </w:rPr>
@@ -25282,7 +25763,7 @@
     <w:tblStylePr w:type="neCell">
       <w:rPr>
         <w:rFonts w:ascii="Times New Roman" w:hAnsi="Times New Roman" w:cs="Times New Roman" w:eastAsia="Times New Roman"/>
-        <w:color w:val="000000" w:themeColor="text1"/>
+        <w:color w:val="000000"/>
         <w:sz w:val="24"/>
         <w:szCs w:val="24"/>
       </w:rPr>
@@ -25290,7 +25771,7 @@
     <w:tblStylePr w:type="nwCell">
       <w:rPr>
         <w:rFonts w:ascii="Times New Roman" w:hAnsi="Times New Roman" w:cs="Times New Roman" w:eastAsia="Times New Roman"/>
-        <w:color w:val="000000" w:themeColor="text1"/>
+        <w:color w:val="000000"/>
         <w:sz w:val="24"/>
         <w:szCs w:val="24"/>
       </w:rPr>
@@ -25306,7 +25787,7 @@
     </w:pPr>
     <w:rPr>
       <w:rFonts w:ascii="Times New Roman" w:hAnsi="Times New Roman" w:cs="Times New Roman" w:eastAsia="Times New Roman"/>
-      <w:color w:val="000000" w:themeColor="text1"/>
+      <w:color w:val="000000"/>
       <w:sz w:val="24"/>
       <w:szCs w:val="24"/>
     </w:rPr>
@@ -25337,6 +25818,7 @@
         <w:rFonts w:ascii="Times New Roman" w:hAnsi="Times New Roman" w:cs="Times New Roman" w:eastAsia="Times New Roman"/>
         <w:b/>
         <w:bCs/>
+        <w:color w:val="000000"/>
         <w:sz w:val="24"/>
         <w:szCs w:val="24"/>
       </w:rPr>
@@ -25358,7 +25840,7 @@
         <w:rFonts w:ascii="Times New Roman" w:hAnsi="Times New Roman" w:cs="Times New Roman" w:eastAsia="Times New Roman"/>
         <w:b/>
         <w:bCs/>
-        <w:color w:val="FFFFFF" w:themeColor="background1"/>
+        <w:color w:val="000000"/>
         <w:sz w:val="24"/>
         <w:szCs w:val="24"/>
       </w:rPr>
@@ -25373,7 +25855,7 @@
     <w:tblStylePr w:type="firstCol">
       <w:rPr>
         <w:rFonts w:ascii="Times New Roman" w:hAnsi="Times New Roman" w:cs="Times New Roman" w:eastAsia="Times New Roman"/>
-        <w:color w:val="FFFFFF" w:themeColor="background1"/>
+        <w:color w:val="000000"/>
         <w:sz w:val="24"/>
         <w:szCs w:val="24"/>
       </w:rPr>
@@ -25393,7 +25875,7 @@
     <w:tblStylePr w:type="lastCol">
       <w:rPr>
         <w:rFonts w:ascii="Times New Roman" w:hAnsi="Times New Roman" w:cs="Times New Roman" w:eastAsia="Times New Roman"/>
-        <w:color w:val="FFFFFF" w:themeColor="background1"/>
+        <w:color w:val="000000"/>
         <w:sz w:val="24"/>
         <w:szCs w:val="24"/>
       </w:rPr>
@@ -25433,7 +25915,7 @@
     </w:pPr>
     <w:rPr>
       <w:rFonts w:ascii="Times New Roman" w:hAnsi="Times New Roman" w:cs="Times New Roman" w:eastAsia="Times New Roman"/>
-      <w:color w:val="000000" w:themeColor="text1"/>
+      <w:color w:val="000000"/>
       <w:sz w:val="24"/>
       <w:szCs w:val="24"/>
     </w:rPr>
@@ -25464,6 +25946,7 @@
         <w:rFonts w:ascii="Times New Roman" w:hAnsi="Times New Roman" w:cs="Times New Roman" w:eastAsia="Times New Roman"/>
         <w:b/>
         <w:bCs/>
+        <w:color w:val="000000"/>
         <w:sz w:val="24"/>
         <w:szCs w:val="24"/>
       </w:rPr>
@@ -25485,7 +25968,7 @@
         <w:rFonts w:ascii="Times New Roman" w:hAnsi="Times New Roman" w:cs="Times New Roman" w:eastAsia="Times New Roman"/>
         <w:b/>
         <w:bCs/>
-        <w:color w:val="FFFFFF" w:themeColor="background1"/>
+        <w:color w:val="000000"/>
         <w:sz w:val="24"/>
         <w:szCs w:val="24"/>
       </w:rPr>
@@ -25500,7 +25983,7 @@
     <w:tblStylePr w:type="firstCol">
       <w:rPr>
         <w:rFonts w:ascii="Times New Roman" w:hAnsi="Times New Roman" w:cs="Times New Roman" w:eastAsia="Times New Roman"/>
-        <w:color w:val="FFFFFF" w:themeColor="background1"/>
+        <w:color w:val="000000"/>
         <w:sz w:val="24"/>
         <w:szCs w:val="24"/>
       </w:rPr>
@@ -25520,7 +26003,7 @@
     <w:tblStylePr w:type="lastCol">
       <w:rPr>
         <w:rFonts w:ascii="Times New Roman" w:hAnsi="Times New Roman" w:cs="Times New Roman" w:eastAsia="Times New Roman"/>
-        <w:color w:val="FFFFFF" w:themeColor="background1"/>
+        <w:color w:val="000000"/>
         <w:sz w:val="24"/>
         <w:szCs w:val="24"/>
       </w:rPr>
@@ -25552,7 +26035,7 @@
     <w:tblStylePr w:type="neCell">
       <w:rPr>
         <w:rFonts w:ascii="Times New Roman" w:hAnsi="Times New Roman" w:cs="Times New Roman" w:eastAsia="Times New Roman"/>
-        <w:color w:val="000000" w:themeColor="text1"/>
+        <w:color w:val="000000"/>
         <w:sz w:val="24"/>
         <w:szCs w:val="24"/>
       </w:rPr>
@@ -25560,7 +26043,7 @@
     <w:tblStylePr w:type="nwCell">
       <w:rPr>
         <w:rFonts w:ascii="Times New Roman" w:hAnsi="Times New Roman" w:cs="Times New Roman" w:eastAsia="Times New Roman"/>
-        <w:color w:val="000000" w:themeColor="text1"/>
+        <w:color w:val="000000"/>
         <w:sz w:val="24"/>
         <w:szCs w:val="24"/>
       </w:rPr>
@@ -25576,7 +26059,7 @@
     </w:pPr>
     <w:rPr>
       <w:rFonts w:ascii="Times New Roman" w:hAnsi="Times New Roman" w:cs="Times New Roman" w:eastAsia="Times New Roman"/>
-      <w:color w:val="000000" w:themeColor="text1"/>
+      <w:color w:val="000000"/>
       <w:sz w:val="24"/>
       <w:szCs w:val="24"/>
     </w:rPr>
@@ -25607,6 +26090,7 @@
         <w:rFonts w:ascii="Times New Roman" w:hAnsi="Times New Roman" w:cs="Times New Roman" w:eastAsia="Times New Roman"/>
         <w:b/>
         <w:bCs/>
+        <w:color w:val="000000"/>
         <w:sz w:val="24"/>
         <w:szCs w:val="24"/>
       </w:rPr>
@@ -25628,7 +26112,7 @@
         <w:rFonts w:ascii="Times New Roman" w:hAnsi="Times New Roman" w:cs="Times New Roman" w:eastAsia="Times New Roman"/>
         <w:b/>
         <w:bCs/>
-        <w:color w:val="FFFFFF" w:themeColor="background1"/>
+        <w:color w:val="000000"/>
         <w:sz w:val="24"/>
         <w:szCs w:val="24"/>
       </w:rPr>
@@ -25643,7 +26127,7 @@
     <w:tblStylePr w:type="firstCol">
       <w:rPr>
         <w:rFonts w:ascii="Times New Roman" w:hAnsi="Times New Roman" w:cs="Times New Roman" w:eastAsia="Times New Roman"/>
-        <w:color w:val="FFFFFF" w:themeColor="background1"/>
+        <w:color w:val="000000"/>
         <w:sz w:val="24"/>
         <w:szCs w:val="24"/>
       </w:rPr>
@@ -25663,7 +26147,7 @@
     <w:tblStylePr w:type="lastCol">
       <w:rPr>
         <w:rFonts w:ascii="Times New Roman" w:hAnsi="Times New Roman" w:cs="Times New Roman" w:eastAsia="Times New Roman"/>
-        <w:color w:val="FFFFFF" w:themeColor="background1"/>
+        <w:color w:val="000000"/>
         <w:sz w:val="24"/>
         <w:szCs w:val="24"/>
       </w:rPr>
@@ -25695,7 +26179,7 @@
     <w:tblStylePr w:type="neCell">
       <w:rPr>
         <w:rFonts w:ascii="Times New Roman" w:hAnsi="Times New Roman" w:cs="Times New Roman" w:eastAsia="Times New Roman"/>
-        <w:color w:val="000000" w:themeColor="text1"/>
+        <w:color w:val="000000"/>
         <w:sz w:val="24"/>
         <w:szCs w:val="24"/>
       </w:rPr>
@@ -25703,7 +26187,7 @@
     <w:tblStylePr w:type="nwCell">
       <w:rPr>
         <w:rFonts w:ascii="Times New Roman" w:hAnsi="Times New Roman" w:cs="Times New Roman" w:eastAsia="Times New Roman"/>
-        <w:color w:val="000000" w:themeColor="text1"/>
+        <w:color w:val="000000"/>
         <w:sz w:val="24"/>
         <w:szCs w:val="24"/>
       </w:rPr>
@@ -25719,7 +26203,7 @@
     </w:pPr>
     <w:rPr>
       <w:rFonts w:ascii="Times New Roman" w:hAnsi="Times New Roman" w:cs="Times New Roman" w:eastAsia="Times New Roman"/>
-      <w:color w:val="000000" w:themeColor="text1"/>
+      <w:color w:val="000000"/>
       <w:sz w:val="24"/>
       <w:szCs w:val="24"/>
     </w:rPr>
@@ -25750,6 +26234,7 @@
         <w:rFonts w:ascii="Times New Roman" w:hAnsi="Times New Roman" w:cs="Times New Roman" w:eastAsia="Times New Roman"/>
         <w:b/>
         <w:bCs/>
+        <w:color w:val="000000"/>
         <w:sz w:val="24"/>
         <w:szCs w:val="24"/>
       </w:rPr>
@@ -25771,7 +26256,7 @@
         <w:rFonts w:ascii="Times New Roman" w:hAnsi="Times New Roman" w:cs="Times New Roman" w:eastAsia="Times New Roman"/>
         <w:b/>
         <w:bCs/>
-        <w:color w:val="FFFFFF" w:themeColor="background1"/>
+        <w:color w:val="000000"/>
         <w:sz w:val="24"/>
         <w:szCs w:val="24"/>
       </w:rPr>
@@ -25786,7 +26271,7 @@
     <w:tblStylePr w:type="firstCol">
       <w:rPr>
         <w:rFonts w:ascii="Times New Roman" w:hAnsi="Times New Roman" w:cs="Times New Roman" w:eastAsia="Times New Roman"/>
-        <w:color w:val="FFFFFF" w:themeColor="background1"/>
+        <w:color w:val="000000"/>
         <w:sz w:val="24"/>
         <w:szCs w:val="24"/>
       </w:rPr>
@@ -25806,7 +26291,7 @@
     <w:tblStylePr w:type="lastCol">
       <w:rPr>
         <w:rFonts w:ascii="Times New Roman" w:hAnsi="Times New Roman" w:cs="Times New Roman" w:eastAsia="Times New Roman"/>
-        <w:color w:val="FFFFFF" w:themeColor="background1"/>
+        <w:color w:val="000000"/>
         <w:sz w:val="24"/>
         <w:szCs w:val="24"/>
       </w:rPr>
@@ -25838,7 +26323,7 @@
     <w:tblStylePr w:type="neCell">
       <w:rPr>
         <w:rFonts w:ascii="Times New Roman" w:hAnsi="Times New Roman" w:cs="Times New Roman" w:eastAsia="Times New Roman"/>
-        <w:color w:val="000000" w:themeColor="text1"/>
+        <w:color w:val="000000"/>
         <w:sz w:val="24"/>
         <w:szCs w:val="24"/>
       </w:rPr>
@@ -25846,7 +26331,7 @@
     <w:tblStylePr w:type="nwCell">
       <w:rPr>
         <w:rFonts w:ascii="Times New Roman" w:hAnsi="Times New Roman" w:cs="Times New Roman" w:eastAsia="Times New Roman"/>
-        <w:color w:val="000000" w:themeColor="text1"/>
+        <w:color w:val="000000"/>
         <w:sz w:val="24"/>
         <w:szCs w:val="24"/>
       </w:rPr>
@@ -25862,7 +26347,7 @@
     </w:pPr>
     <w:rPr>
       <w:rFonts w:ascii="Times New Roman" w:hAnsi="Times New Roman" w:cs="Times New Roman" w:eastAsia="Times New Roman"/>
-      <w:color w:val="000000" w:themeColor="text1"/>
+      <w:color w:val="000000"/>
       <w:sz w:val="24"/>
       <w:szCs w:val="24"/>
     </w:rPr>
@@ -25885,7 +26370,7 @@
         <w:rFonts w:ascii="Times New Roman" w:hAnsi="Times New Roman" w:cs="Times New Roman" w:eastAsia="Times New Roman"/>
         <w:b/>
         <w:bCs/>
-        <w:color w:val="FFFFFF" w:themeColor="background1"/>
+        <w:color w:val="000000"/>
         <w:sz w:val="24"/>
         <w:szCs w:val="24"/>
       </w:rPr>
@@ -25902,7 +26387,7 @@
         <w:rFonts w:ascii="Times New Roman" w:hAnsi="Times New Roman" w:cs="Times New Roman" w:eastAsia="Times New Roman"/>
         <w:b/>
         <w:bCs/>
-        <w:color w:val="9E3A38" w:themeColor="accent2" w:themeShade="CC"/>
+        <w:color w:val="000000"/>
         <w:sz w:val="24"/>
         <w:szCs w:val="24"/>
       </w:rPr>
@@ -25919,6 +26404,7 @@
         <w:rFonts w:ascii="Times New Roman" w:hAnsi="Times New Roman" w:cs="Times New Roman" w:eastAsia="Times New Roman"/>
         <w:b/>
         <w:bCs/>
+        <w:color w:val="000000"/>
         <w:sz w:val="24"/>
         <w:szCs w:val="24"/>
       </w:rPr>
@@ -25928,6 +26414,7 @@
         <w:rFonts w:ascii="Times New Roman" w:hAnsi="Times New Roman" w:cs="Times New Roman" w:eastAsia="Times New Roman"/>
         <w:b/>
         <w:bCs/>
+        <w:color w:val="000000"/>
         <w:sz w:val="24"/>
         <w:szCs w:val="24"/>
       </w:rPr>
@@ -25963,7 +26450,7 @@
     </w:pPr>
     <w:rPr>
       <w:rFonts w:ascii="Times New Roman" w:hAnsi="Times New Roman" w:cs="Times New Roman" w:eastAsia="Times New Roman"/>
-      <w:color w:val="000000" w:themeColor="text1"/>
+      <w:color w:val="000000"/>
       <w:sz w:val="24"/>
       <w:szCs w:val="24"/>
     </w:rPr>
@@ -25986,7 +26473,7 @@
         <w:rFonts w:ascii="Times New Roman" w:hAnsi="Times New Roman" w:cs="Times New Roman" w:eastAsia="Times New Roman"/>
         <w:b/>
         <w:bCs/>
-        <w:color w:val="FFFFFF" w:themeColor="background1"/>
+        <w:color w:val="000000"/>
         <w:sz w:val="24"/>
         <w:szCs w:val="24"/>
       </w:rPr>
@@ -26003,7 +26490,7 @@
         <w:rFonts w:ascii="Times New Roman" w:hAnsi="Times New Roman" w:cs="Times New Roman" w:eastAsia="Times New Roman"/>
         <w:b/>
         <w:bCs/>
-        <w:color w:val="9E3A38" w:themeColor="accent2" w:themeShade="CC"/>
+        <w:color w:val="000000"/>
         <w:sz w:val="24"/>
         <w:szCs w:val="24"/>
       </w:rPr>
@@ -26020,6 +26507,7 @@
         <w:rFonts w:ascii="Times New Roman" w:hAnsi="Times New Roman" w:cs="Times New Roman" w:eastAsia="Times New Roman"/>
         <w:b/>
         <w:bCs/>
+        <w:color w:val="000000"/>
         <w:sz w:val="24"/>
         <w:szCs w:val="24"/>
       </w:rPr>
@@ -26029,6 +26517,7 @@
         <w:rFonts w:ascii="Times New Roman" w:hAnsi="Times New Roman" w:cs="Times New Roman" w:eastAsia="Times New Roman"/>
         <w:b/>
         <w:bCs/>
+        <w:color w:val="000000"/>
         <w:sz w:val="24"/>
         <w:szCs w:val="24"/>
       </w:rPr>
@@ -26064,7 +26553,7 @@
     </w:pPr>
     <w:rPr>
       <w:rFonts w:ascii="Times New Roman" w:hAnsi="Times New Roman" w:cs="Times New Roman" w:eastAsia="Times New Roman"/>
-      <w:color w:val="000000" w:themeColor="text1"/>
+      <w:color w:val="000000"/>
       <w:sz w:val="24"/>
       <w:szCs w:val="24"/>
     </w:rPr>
@@ -26087,7 +26576,7 @@
         <w:rFonts w:ascii="Times New Roman" w:hAnsi="Times New Roman" w:cs="Times New Roman" w:eastAsia="Times New Roman"/>
         <w:b/>
         <w:bCs/>
-        <w:color w:val="FFFFFF" w:themeColor="background1"/>
+        <w:color w:val="000000"/>
         <w:sz w:val="24"/>
         <w:szCs w:val="24"/>
       </w:rPr>
@@ -26104,7 +26593,7 @@
         <w:rFonts w:ascii="Times New Roman" w:hAnsi="Times New Roman" w:cs="Times New Roman" w:eastAsia="Times New Roman"/>
         <w:b/>
         <w:bCs/>
-        <w:color w:val="9E3A38" w:themeColor="accent2" w:themeShade="CC"/>
+        <w:color w:val="000000"/>
         <w:sz w:val="24"/>
         <w:szCs w:val="24"/>
       </w:rPr>
@@ -26121,6 +26610,7 @@
         <w:rFonts w:ascii="Times New Roman" w:hAnsi="Times New Roman" w:cs="Times New Roman" w:eastAsia="Times New Roman"/>
         <w:b/>
         <w:bCs/>
+        <w:color w:val="000000"/>
         <w:sz w:val="24"/>
         <w:szCs w:val="24"/>
       </w:rPr>
@@ -26130,6 +26620,7 @@
         <w:rFonts w:ascii="Times New Roman" w:hAnsi="Times New Roman" w:cs="Times New Roman" w:eastAsia="Times New Roman"/>
         <w:b/>
         <w:bCs/>
+        <w:color w:val="000000"/>
         <w:sz w:val="24"/>
         <w:szCs w:val="24"/>
       </w:rPr>
@@ -26165,7 +26656,7 @@
     </w:pPr>
     <w:rPr>
       <w:rFonts w:ascii="Times New Roman" w:hAnsi="Times New Roman" w:cs="Times New Roman" w:eastAsia="Times New Roman"/>
-      <w:color w:val="000000" w:themeColor="text1"/>
+      <w:color w:val="000000"/>
       <w:sz w:val="24"/>
       <w:szCs w:val="24"/>
     </w:rPr>
@@ -26188,7 +26679,7 @@
         <w:rFonts w:ascii="Times New Roman" w:hAnsi="Times New Roman" w:cs="Times New Roman" w:eastAsia="Times New Roman"/>
         <w:b/>
         <w:bCs/>
-        <w:color w:val="FFFFFF" w:themeColor="background1"/>
+        <w:color w:val="000000"/>
         <w:sz w:val="24"/>
         <w:szCs w:val="24"/>
       </w:rPr>
@@ -26205,7 +26696,7 @@
         <w:rFonts w:ascii="Times New Roman" w:hAnsi="Times New Roman" w:cs="Times New Roman" w:eastAsia="Times New Roman"/>
         <w:b/>
         <w:bCs/>
-        <w:color w:val="664E82" w:themeColor="accent4" w:themeShade="CC"/>
+        <w:color w:val="000000"/>
         <w:sz w:val="24"/>
         <w:szCs w:val="24"/>
       </w:rPr>
@@ -26222,6 +26713,7 @@
         <w:rFonts w:ascii="Times New Roman" w:hAnsi="Times New Roman" w:cs="Times New Roman" w:eastAsia="Times New Roman"/>
         <w:b/>
         <w:bCs/>
+        <w:color w:val="000000"/>
         <w:sz w:val="24"/>
         <w:szCs w:val="24"/>
       </w:rPr>
@@ -26231,6 +26723,7 @@
         <w:rFonts w:ascii="Times New Roman" w:hAnsi="Times New Roman" w:cs="Times New Roman" w:eastAsia="Times New Roman"/>
         <w:b/>
         <w:bCs/>
+        <w:color w:val="000000"/>
         <w:sz w:val="24"/>
         <w:szCs w:val="24"/>
       </w:rPr>
@@ -26266,7 +26759,7 @@
     </w:pPr>
     <w:rPr>
       <w:rFonts w:ascii="Times New Roman" w:hAnsi="Times New Roman" w:cs="Times New Roman" w:eastAsia="Times New Roman"/>
-      <w:color w:val="000000" w:themeColor="text1"/>
+      <w:color w:val="000000"/>
       <w:sz w:val="24"/>
       <w:szCs w:val="24"/>
     </w:rPr>
@@ -26289,7 +26782,7 @@
         <w:rFonts w:ascii="Times New Roman" w:hAnsi="Times New Roman" w:cs="Times New Roman" w:eastAsia="Times New Roman"/>
         <w:b/>
         <w:bCs/>
-        <w:color w:val="FFFFFF" w:themeColor="background1"/>
+        <w:color w:val="000000"/>
         <w:sz w:val="24"/>
         <w:szCs w:val="24"/>
       </w:rPr>
@@ -26306,7 +26799,7 @@
         <w:rFonts w:ascii="Times New Roman" w:hAnsi="Times New Roman" w:cs="Times New Roman" w:eastAsia="Times New Roman"/>
         <w:b/>
         <w:bCs/>
-        <w:color w:val="7E9C40" w:themeColor="accent3" w:themeShade="CC"/>
+        <w:color w:val="000000"/>
         <w:sz w:val="24"/>
         <w:szCs w:val="24"/>
       </w:rPr>
@@ -26323,6 +26816,7 @@
         <w:rFonts w:ascii="Times New Roman" w:hAnsi="Times New Roman" w:cs="Times New Roman" w:eastAsia="Times New Roman"/>
         <w:b/>
         <w:bCs/>
+        <w:color w:val="000000"/>
         <w:sz w:val="24"/>
         <w:szCs w:val="24"/>
       </w:rPr>
@@ -26332,6 +26826,7 @@
         <w:rFonts w:ascii="Times New Roman" w:hAnsi="Times New Roman" w:cs="Times New Roman" w:eastAsia="Times New Roman"/>
         <w:b/>
         <w:bCs/>
+        <w:color w:val="000000"/>
         <w:sz w:val="24"/>
         <w:szCs w:val="24"/>
       </w:rPr>
@@ -26367,7 +26862,7 @@
     </w:pPr>
     <w:rPr>
       <w:rFonts w:ascii="Times New Roman" w:hAnsi="Times New Roman" w:cs="Times New Roman" w:eastAsia="Times New Roman"/>
-      <w:color w:val="000000" w:themeColor="text1"/>
+      <w:color w:val="000000"/>
       <w:sz w:val="24"/>
       <w:szCs w:val="24"/>
     </w:rPr>
@@ -26390,7 +26885,7 @@
         <w:rFonts w:ascii="Times New Roman" w:hAnsi="Times New Roman" w:cs="Times New Roman" w:eastAsia="Times New Roman"/>
         <w:b/>
         <w:bCs/>
-        <w:color w:val="FFFFFF" w:themeColor="background1"/>
+        <w:color w:val="000000"/>
         <w:sz w:val="24"/>
         <w:szCs w:val="24"/>
       </w:rPr>
@@ -26407,7 +26902,7 @@
         <w:rFonts w:ascii="Times New Roman" w:hAnsi="Times New Roman" w:cs="Times New Roman" w:eastAsia="Times New Roman"/>
         <w:b/>
         <w:bCs/>
-        <w:color w:val="F2730A" w:themeColor="accent6" w:themeShade="CC"/>
+        <w:color w:val="000000"/>
         <w:sz w:val="24"/>
         <w:szCs w:val="24"/>
       </w:rPr>
@@ -26424,6 +26919,7 @@
         <w:rFonts w:ascii="Times New Roman" w:hAnsi="Times New Roman" w:cs="Times New Roman" w:eastAsia="Times New Roman"/>
         <w:b/>
         <w:bCs/>
+        <w:color w:val="000000"/>
         <w:sz w:val="24"/>
         <w:szCs w:val="24"/>
       </w:rPr>
@@ -26433,6 +26929,7 @@
         <w:rFonts w:ascii="Times New Roman" w:hAnsi="Times New Roman" w:cs="Times New Roman" w:eastAsia="Times New Roman"/>
         <w:b/>
         <w:bCs/>
+        <w:color w:val="000000"/>
         <w:sz w:val="24"/>
         <w:szCs w:val="24"/>
       </w:rPr>
@@ -26468,7 +26965,7 @@
     </w:pPr>
     <w:rPr>
       <w:rFonts w:ascii="Times New Roman" w:hAnsi="Times New Roman" w:cs="Times New Roman" w:eastAsia="Times New Roman"/>
-      <w:color w:val="000000" w:themeColor="text1"/>
+      <w:color w:val="000000"/>
       <w:sz w:val="24"/>
       <w:szCs w:val="24"/>
     </w:rPr>
@@ -26491,7 +26988,7 @@
         <w:rFonts w:ascii="Times New Roman" w:hAnsi="Times New Roman" w:cs="Times New Roman" w:eastAsia="Times New Roman"/>
         <w:b/>
         <w:bCs/>
-        <w:color w:val="FFFFFF" w:themeColor="background1"/>
+        <w:color w:val="000000"/>
         <w:sz w:val="24"/>
         <w:szCs w:val="24"/>
       </w:rPr>
@@ -26508,7 +27005,7 @@
         <w:rFonts w:ascii="Times New Roman" w:hAnsi="Times New Roman" w:cs="Times New Roman" w:eastAsia="Times New Roman"/>
         <w:b/>
         <w:bCs/>
-        <w:color w:val="348DA5" w:themeColor="accent5" w:themeShade="CC"/>
+        <w:color w:val="000000"/>
         <w:sz w:val="24"/>
         <w:szCs w:val="24"/>
       </w:rPr>
@@ -26525,6 +27022,7 @@
         <w:rFonts w:ascii="Times New Roman" w:hAnsi="Times New Roman" w:cs="Times New Roman" w:eastAsia="Times New Roman"/>
         <w:b/>
         <w:bCs/>
+        <w:color w:val="000000"/>
         <w:sz w:val="24"/>
         <w:szCs w:val="24"/>
       </w:rPr>
@@ -26534,6 +27032,7 @@
         <w:rFonts w:ascii="Times New Roman" w:hAnsi="Times New Roman" w:cs="Times New Roman" w:eastAsia="Times New Roman"/>
         <w:b/>
         <w:bCs/>
+        <w:color w:val="000000"/>
         <w:sz w:val="24"/>
         <w:szCs w:val="24"/>
       </w:rPr>
@@ -26569,7 +27068,7 @@
     </w:pPr>
     <w:rPr>
       <w:rFonts w:ascii="Times New Roman" w:hAnsi="Times New Roman" w:cs="Times New Roman" w:eastAsia="Times New Roman"/>
-      <w:color w:val="000000" w:themeColor="text1"/>
+      <w:color w:val="000000"/>
       <w:sz w:val="24"/>
       <w:szCs w:val="24"/>
     </w:rPr>
@@ -26595,6 +27094,7 @@
         <w:rFonts w:ascii="Times New Roman" w:hAnsi="Times New Roman" w:cs="Times New Roman" w:eastAsia="Times New Roman"/>
         <w:b/>
         <w:bCs/>
+        <w:color w:val="000000"/>
         <w:sz w:val="24"/>
         <w:szCs w:val="24"/>
       </w:rPr>
@@ -26608,7 +27108,7 @@
         <w:rFonts w:ascii="Times New Roman" w:hAnsi="Times New Roman" w:cs="Times New Roman" w:eastAsia="Times New Roman"/>
         <w:b/>
         <w:bCs/>
-        <w:color w:val="000000" w:themeColor="text1"/>
+        <w:color w:val="000000"/>
         <w:sz w:val="24"/>
         <w:szCs w:val="24"/>
       </w:rPr>
@@ -26620,7 +27120,7 @@
     <w:tblStylePr w:type="firstCol">
       <w:rPr>
         <w:rFonts w:ascii="Times New Roman" w:hAnsi="Times New Roman" w:cs="Times New Roman" w:eastAsia="Times New Roman"/>
-        <w:color w:val="FFFFFF" w:themeColor="background1"/>
+        <w:color w:val="000000"/>
         <w:sz w:val="24"/>
         <w:szCs w:val="24"/>
       </w:rPr>
@@ -26632,7 +27132,7 @@
     <w:tblStylePr w:type="lastCol">
       <w:rPr>
         <w:rFonts w:ascii="Times New Roman" w:hAnsi="Times New Roman" w:cs="Times New Roman" w:eastAsia="Times New Roman"/>
-        <w:color w:val="FFFFFF" w:themeColor="background1"/>
+        <w:color w:val="000000"/>
         <w:sz w:val="24"/>
         <w:szCs w:val="24"/>
       </w:rPr>
@@ -26664,7 +27164,7 @@
     </w:pPr>
     <w:rPr>
       <w:rFonts w:ascii="Times New Roman" w:hAnsi="Times New Roman" w:cs="Times New Roman" w:eastAsia="Times New Roman"/>
-      <w:color w:val="000000" w:themeColor="text1"/>
+      <w:color w:val="000000"/>
       <w:sz w:val="24"/>
       <w:szCs w:val="24"/>
     </w:rPr>
@@ -26690,6 +27190,7 @@
         <w:rFonts w:ascii="Times New Roman" w:hAnsi="Times New Roman" w:cs="Times New Roman" w:eastAsia="Times New Roman"/>
         <w:b/>
         <w:bCs/>
+        <w:color w:val="000000"/>
         <w:sz w:val="24"/>
         <w:szCs w:val="24"/>
       </w:rPr>
@@ -26703,7 +27204,7 @@
         <w:rFonts w:ascii="Times New Roman" w:hAnsi="Times New Roman" w:cs="Times New Roman" w:eastAsia="Times New Roman"/>
         <w:b/>
         <w:bCs/>
-        <w:color w:val="000000" w:themeColor="text1"/>
+        <w:color w:val="000000"/>
         <w:sz w:val="24"/>
         <w:szCs w:val="24"/>
       </w:rPr>
@@ -26715,7 +27216,7 @@
     <w:tblStylePr w:type="firstCol">
       <w:rPr>
         <w:rFonts w:ascii="Times New Roman" w:hAnsi="Times New Roman" w:cs="Times New Roman" w:eastAsia="Times New Roman"/>
-        <w:color w:val="FFFFFF" w:themeColor="background1"/>
+        <w:color w:val="000000"/>
         <w:sz w:val="24"/>
         <w:szCs w:val="24"/>
       </w:rPr>
@@ -26727,7 +27228,7 @@
     <w:tblStylePr w:type="lastCol">
       <w:rPr>
         <w:rFonts w:ascii="Times New Roman" w:hAnsi="Times New Roman" w:cs="Times New Roman" w:eastAsia="Times New Roman"/>
-        <w:color w:val="FFFFFF" w:themeColor="background1"/>
+        <w:color w:val="000000"/>
         <w:sz w:val="24"/>
         <w:szCs w:val="24"/>
       </w:rPr>
@@ -26759,7 +27260,7 @@
     </w:pPr>
     <w:rPr>
       <w:rFonts w:ascii="Times New Roman" w:hAnsi="Times New Roman" w:cs="Times New Roman" w:eastAsia="Times New Roman"/>
-      <w:color w:val="000000" w:themeColor="text1"/>
+      <w:color w:val="000000"/>
       <w:sz w:val="24"/>
       <w:szCs w:val="24"/>
     </w:rPr>
@@ -26785,6 +27286,7 @@
         <w:rFonts w:ascii="Times New Roman" w:hAnsi="Times New Roman" w:cs="Times New Roman" w:eastAsia="Times New Roman"/>
         <w:b/>
         <w:bCs/>
+        <w:color w:val="000000"/>
         <w:sz w:val="24"/>
         <w:szCs w:val="24"/>
       </w:rPr>
@@ -26798,7 +27300,7 @@
         <w:rFonts w:ascii="Times New Roman" w:hAnsi="Times New Roman" w:cs="Times New Roman" w:eastAsia="Times New Roman"/>
         <w:b/>
         <w:bCs/>
-        <w:color w:val="000000" w:themeColor="text1"/>
+        <w:color w:val="000000"/>
         <w:sz w:val="24"/>
         <w:szCs w:val="24"/>
       </w:rPr>
@@ -26810,7 +27312,7 @@
     <w:tblStylePr w:type="firstCol">
       <w:rPr>
         <w:rFonts w:ascii="Times New Roman" w:hAnsi="Times New Roman" w:cs="Times New Roman" w:eastAsia="Times New Roman"/>
-        <w:color w:val="FFFFFF" w:themeColor="background1"/>
+        <w:color w:val="000000"/>
         <w:sz w:val="24"/>
         <w:szCs w:val="24"/>
       </w:rPr>
@@ -26822,7 +27324,7 @@
     <w:tblStylePr w:type="lastCol">
       <w:rPr>
         <w:rFonts w:ascii="Times New Roman" w:hAnsi="Times New Roman" w:cs="Times New Roman" w:eastAsia="Times New Roman"/>
-        <w:color w:val="FFFFFF" w:themeColor="background1"/>
+        <w:color w:val="000000"/>
         <w:sz w:val="24"/>
         <w:szCs w:val="24"/>
       </w:rPr>
@@ -26854,7 +27356,7 @@
     </w:pPr>
     <w:rPr>
       <w:rFonts w:ascii="Times New Roman" w:hAnsi="Times New Roman" w:cs="Times New Roman" w:eastAsia="Times New Roman"/>
-      <w:color w:val="000000" w:themeColor="text1"/>
+      <w:color w:val="000000"/>
       <w:sz w:val="24"/>
       <w:szCs w:val="24"/>
     </w:rPr>
@@ -26880,6 +27382,7 @@
         <w:rFonts w:ascii="Times New Roman" w:hAnsi="Times New Roman" w:cs="Times New Roman" w:eastAsia="Times New Roman"/>
         <w:b/>
         <w:bCs/>
+        <w:color w:val="000000"/>
         <w:sz w:val="24"/>
         <w:szCs w:val="24"/>
       </w:rPr>
@@ -26893,7 +27396,7 @@
         <w:rFonts w:ascii="Times New Roman" w:hAnsi="Times New Roman" w:cs="Times New Roman" w:eastAsia="Times New Roman"/>
         <w:b/>
         <w:bCs/>
-        <w:color w:val="000000" w:themeColor="text1"/>
+        <w:color w:val="000000"/>
         <w:sz w:val="24"/>
         <w:szCs w:val="24"/>
       </w:rPr>
@@ -26905,7 +27408,7 @@
     <w:tblStylePr w:type="firstCol">
       <w:rPr>
         <w:rFonts w:ascii="Times New Roman" w:hAnsi="Times New Roman" w:cs="Times New Roman" w:eastAsia="Times New Roman"/>
-        <w:color w:val="FFFFFF" w:themeColor="background1"/>
+        <w:color w:val="000000"/>
         <w:sz w:val="24"/>
         <w:szCs w:val="24"/>
       </w:rPr>
@@ -26917,7 +27420,7 @@
     <w:tblStylePr w:type="lastCol">
       <w:rPr>
         <w:rFonts w:ascii="Times New Roman" w:hAnsi="Times New Roman" w:cs="Times New Roman" w:eastAsia="Times New Roman"/>
-        <w:color w:val="FFFFFF" w:themeColor="background1"/>
+        <w:color w:val="000000"/>
         <w:sz w:val="24"/>
         <w:szCs w:val="24"/>
       </w:rPr>
@@ -26949,7 +27452,7 @@
     </w:pPr>
     <w:rPr>
       <w:rFonts w:ascii="Times New Roman" w:hAnsi="Times New Roman" w:cs="Times New Roman" w:eastAsia="Times New Roman"/>
-      <w:color w:val="000000" w:themeColor="text1"/>
+      <w:color w:val="000000"/>
       <w:sz w:val="24"/>
       <w:szCs w:val="24"/>
     </w:rPr>
@@ -26975,6 +27478,7 @@
         <w:rFonts w:ascii="Times New Roman" w:hAnsi="Times New Roman" w:cs="Times New Roman" w:eastAsia="Times New Roman"/>
         <w:b/>
         <w:bCs/>
+        <w:color w:val="000000"/>
         <w:sz w:val="24"/>
         <w:szCs w:val="24"/>
       </w:rPr>
@@ -26988,7 +27492,7 @@
         <w:rFonts w:ascii="Times New Roman" w:hAnsi="Times New Roman" w:cs="Times New Roman" w:eastAsia="Times New Roman"/>
         <w:b/>
         <w:bCs/>
-        <w:color w:val="000000" w:themeColor="text1"/>
+        <w:color w:val="000000"/>
         <w:sz w:val="24"/>
         <w:szCs w:val="24"/>
       </w:rPr>
@@ -27000,7 +27504,7 @@
     <w:tblStylePr w:type="firstCol">
       <w:rPr>
         <w:rFonts w:ascii="Times New Roman" w:hAnsi="Times New Roman" w:cs="Times New Roman" w:eastAsia="Times New Roman"/>
-        <w:color w:val="FFFFFF" w:themeColor="background1"/>
+        <w:color w:val="000000"/>
         <w:sz w:val="24"/>
         <w:szCs w:val="24"/>
       </w:rPr>
@@ -27012,7 +27516,7 @@
     <w:tblStylePr w:type="lastCol">
       <w:rPr>
         <w:rFonts w:ascii="Times New Roman" w:hAnsi="Times New Roman" w:cs="Times New Roman" w:eastAsia="Times New Roman"/>
-        <w:color w:val="FFFFFF" w:themeColor="background1"/>
+        <w:color w:val="000000"/>
         <w:sz w:val="24"/>
         <w:szCs w:val="24"/>
       </w:rPr>
@@ -27044,7 +27548,7 @@
     </w:pPr>
     <w:rPr>
       <w:rFonts w:ascii="Times New Roman" w:hAnsi="Times New Roman" w:cs="Times New Roman" w:eastAsia="Times New Roman"/>
-      <w:color w:val="000000" w:themeColor="text1"/>
+      <w:color w:val="000000"/>
       <w:sz w:val="24"/>
       <w:szCs w:val="24"/>
     </w:rPr>
@@ -27070,6 +27574,7 @@
         <w:rFonts w:ascii="Times New Roman" w:hAnsi="Times New Roman" w:cs="Times New Roman" w:eastAsia="Times New Roman"/>
         <w:b/>
         <w:bCs/>
+        <w:color w:val="000000"/>
         <w:sz w:val="24"/>
         <w:szCs w:val="24"/>
       </w:rPr>
@@ -27083,7 +27588,7 @@
         <w:rFonts w:ascii="Times New Roman" w:hAnsi="Times New Roman" w:cs="Times New Roman" w:eastAsia="Times New Roman"/>
         <w:b/>
         <w:bCs/>
-        <w:color w:val="000000" w:themeColor="text1"/>
+        <w:color w:val="000000"/>
         <w:sz w:val="24"/>
         <w:szCs w:val="24"/>
       </w:rPr>
@@ -27095,7 +27600,7 @@
     <w:tblStylePr w:type="firstCol">
       <w:rPr>
         <w:rFonts w:ascii="Times New Roman" w:hAnsi="Times New Roman" w:cs="Times New Roman" w:eastAsia="Times New Roman"/>
-        <w:color w:val="FFFFFF" w:themeColor="background1"/>
+        <w:color w:val="000000"/>
         <w:sz w:val="24"/>
         <w:szCs w:val="24"/>
       </w:rPr>
@@ -27107,7 +27612,7 @@
     <w:tblStylePr w:type="lastCol">
       <w:rPr>
         <w:rFonts w:ascii="Times New Roman" w:hAnsi="Times New Roman" w:cs="Times New Roman" w:eastAsia="Times New Roman"/>
-        <w:color w:val="FFFFFF" w:themeColor="background1"/>
+        <w:color w:val="000000"/>
         <w:sz w:val="24"/>
         <w:szCs w:val="24"/>
       </w:rPr>
@@ -27139,7 +27644,7 @@
     </w:pPr>
     <w:rPr>
       <w:rFonts w:ascii="Times New Roman" w:hAnsi="Times New Roman" w:cs="Times New Roman" w:eastAsia="Times New Roman"/>
-      <w:color w:val="000000" w:themeColor="text1"/>
+      <w:color w:val="000000"/>
       <w:sz w:val="24"/>
       <w:szCs w:val="24"/>
     </w:rPr>
@@ -27165,6 +27670,7 @@
         <w:rFonts w:ascii="Times New Roman" w:hAnsi="Times New Roman" w:cs="Times New Roman" w:eastAsia="Times New Roman"/>
         <w:b/>
         <w:bCs/>
+        <w:color w:val="000000"/>
         <w:sz w:val="24"/>
         <w:szCs w:val="24"/>
       </w:rPr>
@@ -27178,7 +27684,7 @@
         <w:rFonts w:ascii="Times New Roman" w:hAnsi="Times New Roman" w:cs="Times New Roman" w:eastAsia="Times New Roman"/>
         <w:b/>
         <w:bCs/>
-        <w:color w:val="000000" w:themeColor="text1"/>
+        <w:color w:val="000000"/>
         <w:sz w:val="24"/>
         <w:szCs w:val="24"/>
       </w:rPr>
@@ -27190,7 +27696,7 @@
     <w:tblStylePr w:type="firstCol">
       <w:rPr>
         <w:rFonts w:ascii="Times New Roman" w:hAnsi="Times New Roman" w:cs="Times New Roman" w:eastAsia="Times New Roman"/>
-        <w:color w:val="FFFFFF" w:themeColor="background1"/>
+        <w:color w:val="000000"/>
         <w:sz w:val="24"/>
         <w:szCs w:val="24"/>
       </w:rPr>
@@ -27202,7 +27708,7 @@
     <w:tblStylePr w:type="lastCol">
       <w:rPr>
         <w:rFonts w:ascii="Times New Roman" w:hAnsi="Times New Roman" w:cs="Times New Roman" w:eastAsia="Times New Roman"/>
-        <w:color w:val="FFFFFF" w:themeColor="background1"/>
+        <w:color w:val="000000"/>
         <w:sz w:val="24"/>
         <w:szCs w:val="24"/>
       </w:rPr>
